--- a/Requirements.docx
+++ b/Requirements.docx
@@ -2,7 +2,11 @@
 <file path=word/document.xml><?xml version="1.0" encoding="utf-8"?>
 <w:document xmlns:wpc="http://schemas.microsoft.com/office/word/2010/wordprocessingCanvas" xmlns:cx="http://schemas.microsoft.com/office/drawing/2014/chartex" xmlns:cx1="http://schemas.microsoft.com/office/drawing/2015/9/8/chartex" xmlns:cx2="http://schemas.microsoft.com/office/drawing/2015/10/21/chartex" xmlns:cx3="http://schemas.microsoft.com/office/drawing/2016/5/9/chartex" xmlns:cx4="http://schemas.microsoft.com/office/drawing/2016/5/10/chartex" xmlns:cx5="http://schemas.microsoft.com/office/drawing/2016/5/11/chartex" xmlns:cx6="http://schemas.microsoft.com/office/drawing/2016/5/12/chartex" xmlns:cx7="http://schemas.microsoft.com/office/drawing/2016/5/13/chartex" xmlns:cx8="http://schemas.microsoft.com/office/drawing/2016/5/14/chartex" xmlns:mc="http://schemas.openxmlformats.org/markup-compatibility/2006" xmlns:aink="http://schemas.microsoft.com/office/drawing/2016/ink" xmlns:am3d="http://schemas.microsoft.com/office/drawing/2017/model3d" xmlns:o="urn:schemas-microsoft-com:office:office" xmlns:oel="http://schemas.microsoft.com/office/2019/extlst" xmlns:r="http://schemas.openxmlformats.org/officeDocument/2006/relationships" xmlns:m="http://schemas.openxmlformats.org/officeDocument/2006/math" xmlns:v="urn:schemas-microsoft-com:vml" xmlns:wp14="http://schemas.microsoft.com/office/word/2010/wordprocessingDrawing" xmlns:wp="http://schemas.openxmlformats.org/drawingml/2006/wordprocessingDrawing" xmlns:w10="urn:schemas-microsoft-com:office:word" xmlns:w="http://schemas.openxmlformats.org/wordprocessingml/2006/main" xmlns:w14="http://schemas.microsoft.com/office/word/2010/wordml" xmlns:w15="http://schemas.microsoft.com/office/word/2012/wordml" xmlns:w16cex="http://schemas.microsoft.com/office/word/2018/wordml/cex" xmlns:w16cid="http://schemas.microsoft.com/office/word/2016/wordml/cid" xmlns:w16="http://schemas.microsoft.com/office/word/2018/wordml" xmlns:w16du="http://schemas.microsoft.com/office/word/2023/wordml/word16du" xmlns:w16sdtdh="http://schemas.microsoft.com/office/word/2020/wordml/sdtdatahash" xmlns:w16sdtfl="http://schemas.microsoft.com/office/word/2024/wordml/sdtformatlock" xmlns:w16se="http://schemas.microsoft.com/office/word/2015/wordml/symex" xmlns:wpg="http://schemas.microsoft.com/office/word/2010/wordprocessingGroup" xmlns:wpi="http://schemas.microsoft.com/office/word/2010/wordprocessingInk" xmlns:wne="http://schemas.microsoft.com/office/word/2006/wordml" xmlns:wps="http://schemas.microsoft.com/office/word/2010/wordprocessingShape" mc:Ignorable="w14 w15 w16se w16cid w16 w16cex w16sdtdh w16sdtfl w16du wp14">
   <w:body>
-    <w:p/>
+    <w:p>
+      <w:r>
+        <w:t>Functional Requirements</w:t>
+      </w:r>
+    </w:p>
     <w:tbl>
       <w:tblPr>
         <w:tblStyle w:val="TableGrid"/>
@@ -140,7 +144,11 @@
           <w:tcPr>
             <w:tcW w:w="1614" w:type="dxa"/>
           </w:tcPr>
-          <w:p/>
+          <w:p>
+            <w:r>
+              <w:t>BS</w:t>
+            </w:r>
+          </w:p>
         </w:tc>
         <w:tc>
           <w:tcPr>
@@ -339,6 +347,161 @@
       </w:tr>
     </w:tbl>
     <w:p/>
+    <w:p/>
+    <w:p/>
+    <w:p/>
+    <w:p/>
+    <w:p/>
+    <w:p/>
+    <w:p/>
+    <w:p/>
+    <w:p/>
+    <w:p/>
+    <w:p/>
+    <w:p/>
+    <w:p/>
+    <w:p/>
+    <w:p/>
+    <w:p/>
+    <w:p/>
+    <w:p>
+      <w:r>
+        <w:lastRenderedPageBreak/>
+        <w:t>Non-Functional</w:t>
+      </w:r>
+    </w:p>
+    <w:p>
+      <w:pPr>
+        <w:pStyle w:val="ListParagraph"/>
+        <w:numPr>
+          <w:ilvl w:val="0"/>
+          <w:numId w:val="1"/>
+        </w:numPr>
+      </w:pPr>
+      <w:r>
+        <w:t>Usability Requirements</w:t>
+      </w:r>
+    </w:p>
+    <w:p>
+      <w:pPr>
+        <w:ind w:left="2160"/>
+      </w:pPr>
+      <w:r>
+        <w:t>1.</w:t>
+      </w:r>
+    </w:p>
+    <w:p>
+      <w:pPr>
+        <w:pStyle w:val="ListParagraph"/>
+        <w:numPr>
+          <w:ilvl w:val="0"/>
+          <w:numId w:val="1"/>
+        </w:numPr>
+      </w:pPr>
+      <w:r>
+        <w:t>Performance Requirements</w:t>
+      </w:r>
+    </w:p>
+    <w:p>
+      <w:pPr>
+        <w:ind w:left="2160"/>
+      </w:pPr>
+      <w:r>
+        <w:t>1</w:t>
+      </w:r>
+      <w:r>
+        <w:t>.</w:t>
+      </w:r>
+    </w:p>
+    <w:p>
+      <w:pPr>
+        <w:pStyle w:val="ListParagraph"/>
+        <w:numPr>
+          <w:ilvl w:val="0"/>
+          <w:numId w:val="1"/>
+        </w:numPr>
+      </w:pPr>
+      <w:r>
+        <w:t>Availability</w:t>
+      </w:r>
+    </w:p>
+    <w:p>
+      <w:pPr>
+        <w:pStyle w:val="ListParagraph"/>
+        <w:ind w:left="2160"/>
+      </w:pPr>
+      <w:r>
+        <w:t>1</w:t>
+      </w:r>
+      <w:r>
+        <w:t>.</w:t>
+      </w:r>
+    </w:p>
+    <w:p>
+      <w:pPr>
+        <w:pStyle w:val="ListParagraph"/>
+        <w:numPr>
+          <w:ilvl w:val="0"/>
+          <w:numId w:val="1"/>
+        </w:numPr>
+      </w:pPr>
+      <w:r>
+        <w:t>Security</w:t>
+      </w:r>
+    </w:p>
+    <w:p>
+      <w:pPr>
+        <w:ind w:left="2160"/>
+      </w:pPr>
+      <w:r>
+        <w:t>1</w:t>
+      </w:r>
+      <w:r>
+        <w:t>.</w:t>
+      </w:r>
+    </w:p>
+    <w:p>
+      <w:pPr>
+        <w:pStyle w:val="ListParagraph"/>
+        <w:numPr>
+          <w:ilvl w:val="0"/>
+          <w:numId w:val="1"/>
+        </w:numPr>
+      </w:pPr>
+      <w:r>
+        <w:t>Organizational Requirements</w:t>
+      </w:r>
+    </w:p>
+    <w:p>
+      <w:pPr>
+        <w:pStyle w:val="ListParagraph"/>
+        <w:ind w:left="2160"/>
+      </w:pPr>
+      <w:r>
+        <w:t>1.</w:t>
+      </w:r>
+    </w:p>
+    <w:p>
+      <w:pPr>
+        <w:pStyle w:val="ListParagraph"/>
+        <w:numPr>
+          <w:ilvl w:val="0"/>
+          <w:numId w:val="1"/>
+        </w:numPr>
+      </w:pPr>
+      <w:r>
+        <w:t>External Requirements</w:t>
+      </w:r>
+    </w:p>
+    <w:p>
+      <w:pPr>
+        <w:pStyle w:val="ListParagraph"/>
+        <w:ind w:left="2160"/>
+      </w:pPr>
+      <w:r>
+        <w:t>1.</w:t>
+      </w:r>
+    </w:p>
     <w:sectPr>
       <w:pgSz w:w="12240" w:h="15840"/>
       <w:pgMar w:top="1440" w:right="1440" w:bottom="1440" w:left="1440" w:header="720" w:footer="720" w:gutter="0"/>
@@ -347,6 +510,127 @@
     </w:sectPr>
   </w:body>
 </w:document>
+</file>
+
+<file path=word/numbering.xml><?xml version="1.0" encoding="utf-8"?>
+<w:numbering xmlns:wpc="http://schemas.microsoft.com/office/word/2010/wordprocessingCanvas" xmlns:cx="http://schemas.microsoft.com/office/drawing/2014/chartex" xmlns:cx1="http://schemas.microsoft.com/office/drawing/2015/9/8/chartex" xmlns:cx2="http://schemas.microsoft.com/office/drawing/2015/10/21/chartex" xmlns:cx3="http://schemas.microsoft.com/office/drawing/2016/5/9/chartex" xmlns:cx4="http://schemas.microsoft.com/office/drawing/2016/5/10/chartex" xmlns:cx5="http://schemas.microsoft.com/office/drawing/2016/5/11/chartex" xmlns:cx6="http://schemas.microsoft.com/office/drawing/2016/5/12/chartex" xmlns:cx7="http://schemas.microsoft.com/office/drawing/2016/5/13/chartex" xmlns:cx8="http://schemas.microsoft.com/office/drawing/2016/5/14/chartex" xmlns:mc="http://schemas.openxmlformats.org/markup-compatibility/2006" xmlns:aink="http://schemas.microsoft.com/office/drawing/2016/ink" xmlns:am3d="http://schemas.microsoft.com/office/drawing/2017/model3d" xmlns:o="urn:schemas-microsoft-com:office:office" xmlns:oel="http://schemas.microsoft.com/office/2019/extlst" xmlns:r="http://schemas.openxmlformats.org/officeDocument/2006/relationships" xmlns:m="http://schemas.openxmlformats.org/officeDocument/2006/math" xmlns:v="urn:schemas-microsoft-com:vml" xmlns:wp14="http://schemas.microsoft.com/office/word/2010/wordprocessingDrawing" xmlns:wp="http://schemas.openxmlformats.org/drawingml/2006/wordprocessingDrawing" xmlns:w10="urn:schemas-microsoft-com:office:word" xmlns:w="http://schemas.openxmlformats.org/wordprocessingml/2006/main" xmlns:w14="http://schemas.microsoft.com/office/word/2010/wordml" xmlns:w15="http://schemas.microsoft.com/office/word/2012/wordml" xmlns:w16cex="http://schemas.microsoft.com/office/word/2018/wordml/cex" xmlns:w16cid="http://schemas.microsoft.com/office/word/2016/wordml/cid" xmlns:w16="http://schemas.microsoft.com/office/word/2018/wordml" xmlns:w16du="http://schemas.microsoft.com/office/word/2023/wordml/word16du" xmlns:w16sdtdh="http://schemas.microsoft.com/office/word/2020/wordml/sdtdatahash" xmlns:w16sdtfl="http://schemas.microsoft.com/office/word/2024/wordml/sdtformatlock" xmlns:w16se="http://schemas.microsoft.com/office/word/2015/wordml/symex" xmlns:wpg="http://schemas.microsoft.com/office/word/2010/wordprocessingGroup" xmlns:wpi="http://schemas.microsoft.com/office/word/2010/wordprocessingInk" xmlns:wne="http://schemas.microsoft.com/office/word/2006/wordml" xmlns:wps="http://schemas.microsoft.com/office/word/2010/wordprocessingShape" mc:Ignorable="w14 w15 w16se w16cid w16 w16cex w16sdtdh w16sdtfl w16du wp14">
+  <w:abstractNum w:abstractNumId="0" w15:restartNumberingAfterBreak="0">
+    <w:nsid w:val="26AF5227"/>
+    <w:multiLevelType w:val="hybridMultilevel"/>
+    <w:tmpl w:val="D09452FE"/>
+    <w:lvl w:ilvl="0" w:tplc="04090001">
+      <w:start w:val="1"/>
+      <w:numFmt w:val="bullet"/>
+      <w:lvlText w:val=""/>
+      <w:lvlJc w:val="left"/>
+      <w:pPr>
+        <w:ind w:left="1440" w:hanging="360"/>
+      </w:pPr>
+      <w:rPr>
+        <w:rFonts w:ascii="Symbol" w:hAnsi="Symbol" w:hint="default"/>
+      </w:rPr>
+    </w:lvl>
+    <w:lvl w:ilvl="1" w:tplc="04090003">
+      <w:start w:val="1"/>
+      <w:numFmt w:val="bullet"/>
+      <w:lvlText w:val="o"/>
+      <w:lvlJc w:val="left"/>
+      <w:pPr>
+        <w:ind w:left="2160" w:hanging="360"/>
+      </w:pPr>
+      <w:rPr>
+        <w:rFonts w:ascii="Courier New" w:hAnsi="Courier New" w:cs="Courier New" w:hint="default"/>
+      </w:rPr>
+    </w:lvl>
+    <w:lvl w:ilvl="2" w:tplc="04090005">
+      <w:start w:val="1"/>
+      <w:numFmt w:val="bullet"/>
+      <w:lvlText w:val=""/>
+      <w:lvlJc w:val="left"/>
+      <w:pPr>
+        <w:ind w:left="2880" w:hanging="360"/>
+      </w:pPr>
+      <w:rPr>
+        <w:rFonts w:ascii="Wingdings" w:hAnsi="Wingdings" w:hint="default"/>
+      </w:rPr>
+    </w:lvl>
+    <w:lvl w:ilvl="3" w:tplc="04090001" w:tentative="1">
+      <w:start w:val="1"/>
+      <w:numFmt w:val="bullet"/>
+      <w:lvlText w:val=""/>
+      <w:lvlJc w:val="left"/>
+      <w:pPr>
+        <w:ind w:left="3600" w:hanging="360"/>
+      </w:pPr>
+      <w:rPr>
+        <w:rFonts w:ascii="Symbol" w:hAnsi="Symbol" w:hint="default"/>
+      </w:rPr>
+    </w:lvl>
+    <w:lvl w:ilvl="4" w:tplc="04090003" w:tentative="1">
+      <w:start w:val="1"/>
+      <w:numFmt w:val="bullet"/>
+      <w:lvlText w:val="o"/>
+      <w:lvlJc w:val="left"/>
+      <w:pPr>
+        <w:ind w:left="4320" w:hanging="360"/>
+      </w:pPr>
+      <w:rPr>
+        <w:rFonts w:ascii="Courier New" w:hAnsi="Courier New" w:cs="Courier New" w:hint="default"/>
+      </w:rPr>
+    </w:lvl>
+    <w:lvl w:ilvl="5" w:tplc="04090005" w:tentative="1">
+      <w:start w:val="1"/>
+      <w:numFmt w:val="bullet"/>
+      <w:lvlText w:val=""/>
+      <w:lvlJc w:val="left"/>
+      <w:pPr>
+        <w:ind w:left="5040" w:hanging="360"/>
+      </w:pPr>
+      <w:rPr>
+        <w:rFonts w:ascii="Wingdings" w:hAnsi="Wingdings" w:hint="default"/>
+      </w:rPr>
+    </w:lvl>
+    <w:lvl w:ilvl="6" w:tplc="04090001" w:tentative="1">
+      <w:start w:val="1"/>
+      <w:numFmt w:val="bullet"/>
+      <w:lvlText w:val=""/>
+      <w:lvlJc w:val="left"/>
+      <w:pPr>
+        <w:ind w:left="5760" w:hanging="360"/>
+      </w:pPr>
+      <w:rPr>
+        <w:rFonts w:ascii="Symbol" w:hAnsi="Symbol" w:hint="default"/>
+      </w:rPr>
+    </w:lvl>
+    <w:lvl w:ilvl="7" w:tplc="04090003" w:tentative="1">
+      <w:start w:val="1"/>
+      <w:numFmt w:val="bullet"/>
+      <w:lvlText w:val="o"/>
+      <w:lvlJc w:val="left"/>
+      <w:pPr>
+        <w:ind w:left="6480" w:hanging="360"/>
+      </w:pPr>
+      <w:rPr>
+        <w:rFonts w:ascii="Courier New" w:hAnsi="Courier New" w:cs="Courier New" w:hint="default"/>
+      </w:rPr>
+    </w:lvl>
+    <w:lvl w:ilvl="8" w:tplc="04090005" w:tentative="1">
+      <w:start w:val="1"/>
+      <w:numFmt w:val="bullet"/>
+      <w:lvlText w:val=""/>
+      <w:lvlJc w:val="left"/>
+      <w:pPr>
+        <w:ind w:left="7200" w:hanging="360"/>
+      </w:pPr>
+      <w:rPr>
+        <w:rFonts w:ascii="Wingdings" w:hAnsi="Wingdings" w:hint="default"/>
+      </w:rPr>
+    </w:lvl>
+  </w:abstractNum>
+  <w:num w:numId="1" w16cid:durableId="514467242">
+    <w:abstractNumId w:val="0"/>
+  </w:num>
+</w:numbering>
 </file>
 
 <file path=word/styles.xml><?xml version="1.0" encoding="utf-8"?>
@@ -952,6 +1236,7 @@
   <w:style w:type="character" w:default="1" w:styleId="DefaultParagraphFont">
     <w:name w:val="Default Paragraph Font"/>
     <w:uiPriority w:val="1"/>
+    <w:semiHidden/>
     <w:unhideWhenUsed/>
   </w:style>
   <w:style w:type="table" w:default="1" w:styleId="TableNormal">

--- a/Requirements.docx
+++ b/Requirements.docx
@@ -98,11 +98,9 @@
             <w:pPr>
               <w:jc w:val="center"/>
             </w:pPr>
-            <w:proofErr w:type="spellStart"/>
             <w:r>
               <w:t>Rvwd</w:t>
             </w:r>
-            <w:proofErr w:type="spellEnd"/>
           </w:p>
         </w:tc>
         <w:tc>
@@ -365,9 +363,71 @@
     <w:p/>
     <w:p/>
     <w:p>
-      <w:r>
+      <w:pPr>
+        <w:rPr>
+          <w:b/>
+          <w:bCs/>
+        </w:rPr>
+      </w:pPr>
+      <w:r>
+        <w:rPr>
+          <w:b/>
+          <w:bCs/>
+        </w:rPr>
         <w:lastRenderedPageBreak/>
-        <w:t>Non-Functional</w:t>
+        <w:t>Non-Functional Requirements</w:t>
+      </w:r>
+    </w:p>
+    <w:p>
+      <w:pPr>
+        <w:rPr>
+          <w:b/>
+          <w:bCs/>
+        </w:rPr>
+      </w:pPr>
+      <w:r>
+        <w:rPr>
+          <w:b/>
+          <w:bCs/>
+        </w:rPr>
+        <w:t>• Usability Requirements</w:t>
+      </w:r>
+    </w:p>
+    <w:p>
+      <w:pPr>
+        <w:numPr>
+          <w:ilvl w:val="0"/>
+          <w:numId w:val="2"/>
+        </w:numPr>
+      </w:pPr>
+      <w:r>
+        <w:t>The system shall display account numbers in masked format (e.g., ****1234) to protect sensitive information while keeping it readable.</w:t>
+      </w:r>
+    </w:p>
+    <w:p>
+      <w:pPr>
+        <w:rPr>
+          <w:b/>
+          <w:bCs/>
+        </w:rPr>
+      </w:pPr>
+      <w:r>
+        <w:rPr>
+          <w:b/>
+          <w:bCs/>
+        </w:rPr>
+        <w:t>• Performance Requirements</w:t>
+      </w:r>
+    </w:p>
+    <w:p>
+      <w:pPr>
+        <w:numPr>
+          <w:ilvl w:val="0"/>
+          <w:numId w:val="3"/>
+        </w:numPr>
+      </w:pPr>
+      <w:r>
+        <w:t>Database queries shall be optimized to ensure fast response times even with millions of records.</w:t>
       </w:r>
     </w:p>
     <w:p>
@@ -375,19 +435,43 @@
         <w:pStyle w:val="ListParagraph"/>
         <w:numPr>
           <w:ilvl w:val="0"/>
-          <w:numId w:val="1"/>
+          <w:numId w:val="8"/>
         </w:numPr>
       </w:pPr>
       <w:r>
-        <w:t>Usability Requirements</w:t>
+        <w:t>The database architecture shall support horizontal and vertical scalability to handle growing transaction volumes.</w:t>
       </w:r>
     </w:p>
     <w:p>
       <w:pPr>
-        <w:ind w:left="2160"/>
-      </w:pPr>
-      <w:r>
-        <w:t>1.</w:t>
+        <w:rPr>
+          <w:b/>
+          <w:bCs/>
+        </w:rPr>
+      </w:pPr>
+      <w:r>
+        <w:rPr>
+          <w:b/>
+          <w:bCs/>
+        </w:rPr>
+        <w:t>• Availability</w:t>
+      </w:r>
+    </w:p>
+    <w:p>
+      <w:pPr>
+        <w:numPr>
+          <w:ilvl w:val="0"/>
+          <w:numId w:val="4"/>
+        </w:numPr>
+      </w:pPr>
+      <w:r>
+        <w:t xml:space="preserve">Real-time data replication shall be implemented to a secondary database for high availability and </w:t>
+      </w:r>
+      <w:r>
+        <w:t>failovers</w:t>
+      </w:r>
+      <w:r>
+        <w:t>.</w:t>
       </w:r>
     </w:p>
     <w:p>
@@ -395,113 +479,244 @@
         <w:pStyle w:val="ListParagraph"/>
         <w:numPr>
           <w:ilvl w:val="0"/>
-          <w:numId w:val="1"/>
+          <w:numId w:val="9"/>
         </w:numPr>
       </w:pPr>
       <w:r>
-        <w:t>Performance Requirements</w:t>
+        <w:t>Older records shall be automatically archived to secondary storage to maintain database performance without losing historical data.</w:t>
       </w:r>
     </w:p>
     <w:p>
       <w:pPr>
-        <w:ind w:left="2160"/>
-      </w:pPr>
-      <w:r>
-        <w:t>1</w:t>
-      </w:r>
-      <w:r>
-        <w:t>.</w:t>
+        <w:rPr>
+          <w:b/>
+          <w:bCs/>
+        </w:rPr>
+      </w:pPr>
+      <w:r>
+        <w:rPr>
+          <w:b/>
+          <w:bCs/>
+        </w:rPr>
+        <w:t>• Security</w:t>
       </w:r>
     </w:p>
     <w:p>
       <w:pPr>
-        <w:pStyle w:val="ListParagraph"/>
         <w:numPr>
           <w:ilvl w:val="0"/>
-          <w:numId w:val="1"/>
+          <w:numId w:val="5"/>
         </w:numPr>
       </w:pPr>
       <w:r>
-        <w:t>Availability</w:t>
+        <w:t>All stored banking data shall be encrypted using AES-256 encryption.</w:t>
       </w:r>
     </w:p>
     <w:p>
       <w:pPr>
-        <w:pStyle w:val="ListParagraph"/>
-        <w:ind w:left="2160"/>
-      </w:pPr>
-      <w:r>
-        <w:t>1</w:t>
-      </w:r>
-      <w:r>
-        <w:t>.</w:t>
+        <w:ind w:left="360"/>
+      </w:pPr>
+      <w:r>
+        <w:t xml:space="preserve">1. </w:t>
+      </w:r>
+      <w:r>
+        <w:t>All data transmitted between client and server shall be encrypted using TLS 1.3.</w:t>
       </w:r>
     </w:p>
     <w:p>
       <w:pPr>
-        <w:pStyle w:val="ListParagraph"/>
+        <w:ind w:left="360"/>
+      </w:pPr>
+      <w:r>
+        <w:t xml:space="preserve">1. </w:t>
+      </w:r>
+      <w:r>
+        <w:t>The entire database shall be encrypted at the file system level.</w:t>
+      </w:r>
+    </w:p>
+    <w:p>
+      <w:pPr>
+        <w:ind w:left="360"/>
+      </w:pPr>
+      <w:r>
+        <w:t xml:space="preserve">1. </w:t>
+      </w:r>
+      <w:r>
+        <w:t>Sensitive fields such as passwords, national IDs, and card numbers shall be tokenized or masked when displayed.</w:t>
+      </w:r>
+    </w:p>
+    <w:p>
+      <w:pPr>
+        <w:ind w:left="360"/>
+      </w:pPr>
+      <w:r>
+        <w:t xml:space="preserve">1. </w:t>
+      </w:r>
+      <w:r>
+        <w:t>Multi-factor authentication (MFA) shall be required for all users.</w:t>
+      </w:r>
+    </w:p>
+    <w:p>
+      <w:pPr>
+        <w:ind w:left="360"/>
+      </w:pPr>
+      <w:r>
+        <w:t xml:space="preserve">1. </w:t>
+      </w:r>
+      <w:r>
+        <w:t xml:space="preserve">Role-based access control (RBAC) </w:t>
+      </w:r>
+      <w:r>
+        <w:t>should</w:t>
+      </w:r>
+      <w:r>
+        <w:t xml:space="preserve"> be enforced to restrict access based on user roles.</w:t>
+      </w:r>
+    </w:p>
+    <w:p>
+      <w:pPr>
+        <w:ind w:left="360"/>
+      </w:pPr>
+      <w:r>
+        <w:t xml:space="preserve">1. </w:t>
+      </w:r>
+      <w:r>
+        <w:t>Secure token-based session management shall be implemented to prevent session hijacking.</w:t>
+      </w:r>
+    </w:p>
+    <w:p>
+      <w:pPr>
+        <w:ind w:left="360"/>
+      </w:pPr>
+      <w:r>
+        <w:t xml:space="preserve">1. </w:t>
+      </w:r>
+      <w:r>
+        <w:t>Administrator and Director accounts shall have additional protections including IP whitelisting and mandatory MFA for every login.</w:t>
+      </w:r>
+    </w:p>
+    <w:p>
+      <w:pPr>
+        <w:ind w:left="360"/>
+      </w:pPr>
+      <w:r>
+        <w:t xml:space="preserve">1. </w:t>
+      </w:r>
+      <w:r>
+        <w:t xml:space="preserve">User accounts shall be locked automatically after a defined number of failed </w:t>
+      </w:r>
+      <w:r>
+        <w:t>logins</w:t>
+      </w:r>
+      <w:r>
+        <w:t xml:space="preserve"> attempts to prevent brute-force attacks.</w:t>
+      </w:r>
+    </w:p>
+    <w:p>
+      <w:pPr>
+        <w:ind w:left="360"/>
+      </w:pPr>
+      <w:r>
+        <w:lastRenderedPageBreak/>
+        <w:t xml:space="preserve">1. </w:t>
+      </w:r>
+      <w:r>
+        <w:t xml:space="preserve">Intrusion detection and fraud detection mechanisms </w:t>
+      </w:r>
+      <w:r>
+        <w:t>should</w:t>
+      </w:r>
+      <w:r>
+        <w:t xml:space="preserve"> monitor and </w:t>
+      </w:r>
+      <w:r>
+        <w:t>alert</w:t>
+      </w:r>
+      <w:r>
+        <w:t xml:space="preserve"> suspicious activity.</w:t>
+      </w:r>
+    </w:p>
+    <w:p>
+      <w:pPr>
+        <w:ind w:left="360"/>
+      </w:pPr>
+      <w:r>
+        <w:t xml:space="preserve">1. </w:t>
+      </w:r>
+      <w:r>
+        <w:t>Regular security patching and third-party penetration testing shall be performed to address vulnerabilities.</w:t>
+      </w:r>
+    </w:p>
+    <w:p>
+      <w:pPr>
+        <w:ind w:left="360"/>
+      </w:pPr>
+      <w:r>
+        <w:t xml:space="preserve">1. </w:t>
+      </w:r>
+      <w:r>
+        <w:t>All user inputs shall be validated and sanitized to prevent SQL injection and XSS attacks.</w:t>
+      </w:r>
+    </w:p>
+    <w:p>
+      <w:pPr>
+        <w:rPr>
+          <w:b/>
+          <w:bCs/>
+        </w:rPr>
+      </w:pPr>
+      <w:r>
+        <w:rPr>
+          <w:b/>
+          <w:bCs/>
+        </w:rPr>
+        <w:t>• Organizational Requirements</w:t>
+      </w:r>
+    </w:p>
+    <w:p>
+      <w:pPr>
         <w:numPr>
           <w:ilvl w:val="0"/>
-          <w:numId w:val="1"/>
+          <w:numId w:val="6"/>
         </w:numPr>
       </w:pPr>
       <w:r>
-        <w:t>Security</w:t>
+        <w:t>The database shall follow ACID properties (Atomicity, Consistency, Isolation, Durability) to ensure transaction integrity.</w:t>
       </w:r>
     </w:p>
     <w:p>
       <w:pPr>
-        <w:ind w:left="2160"/>
-      </w:pPr>
-      <w:r>
-        <w:t>1</w:t>
-      </w:r>
-      <w:r>
-        <w:t>.</w:t>
+        <w:rPr>
+          <w:b/>
+          <w:bCs/>
+        </w:rPr>
+      </w:pPr>
+      <w:r>
+        <w:rPr>
+          <w:b/>
+          <w:bCs/>
+        </w:rPr>
+        <w:t>• External Requirements</w:t>
       </w:r>
     </w:p>
     <w:p>
       <w:pPr>
-        <w:pStyle w:val="ListParagraph"/>
         <w:numPr>
           <w:ilvl w:val="0"/>
-          <w:numId w:val="1"/>
+          <w:numId w:val="7"/>
         </w:numPr>
       </w:pPr>
       <w:r>
-        <w:t>Organizational Requirements</w:t>
+        <w:t xml:space="preserve">The system shall comply with </w:t>
+      </w:r>
+      <w:r>
+        <w:t>bank</w:t>
+      </w:r>
+      <w:r>
+        <w:t xml:space="preserve"> regulations regarding secure data storage, encryption, and audit logging.</w:t>
       </w:r>
     </w:p>
-    <w:p>
-      <w:pPr>
-        <w:pStyle w:val="ListParagraph"/>
-        <w:ind w:left="2160"/>
-      </w:pPr>
-      <w:r>
-        <w:t>1.</w:t>
-      </w:r>
-    </w:p>
-    <w:p>
-      <w:pPr>
-        <w:pStyle w:val="ListParagraph"/>
-        <w:numPr>
-          <w:ilvl w:val="0"/>
-          <w:numId w:val="1"/>
-        </w:numPr>
-      </w:pPr>
-      <w:r>
-        <w:t>External Requirements</w:t>
-      </w:r>
-    </w:p>
-    <w:p>
-      <w:pPr>
-        <w:pStyle w:val="ListParagraph"/>
-        <w:ind w:left="2160"/>
-      </w:pPr>
-      <w:r>
-        <w:t>1.</w:t>
-      </w:r>
-    </w:p>
+    <w:p/>
     <w:sectPr>
       <w:pgSz w:w="12240" w:h="15840"/>
       <w:pgMar w:top="1440" w:right="1440" w:bottom="1440" w:left="1440" w:header="720" w:footer="720" w:gutter="0"/>
@@ -512,9 +727,374 @@
 </w:document>
 </file>
 
+<file path=word/endnotes.xml><?xml version="1.0" encoding="utf-8"?>
+<w:endnotes xmlns:wpc="http://schemas.microsoft.com/office/word/2010/wordprocessingCanvas" xmlns:cx="http://schemas.microsoft.com/office/drawing/2014/chartex" xmlns:cx1="http://schemas.microsoft.com/office/drawing/2015/9/8/chartex" xmlns:cx2="http://schemas.microsoft.com/office/drawing/2015/10/21/chartex" xmlns:cx3="http://schemas.microsoft.com/office/drawing/2016/5/9/chartex" xmlns:cx4="http://schemas.microsoft.com/office/drawing/2016/5/10/chartex" xmlns:cx5="http://schemas.microsoft.com/office/drawing/2016/5/11/chartex" xmlns:cx6="http://schemas.microsoft.com/office/drawing/2016/5/12/chartex" xmlns:cx7="http://schemas.microsoft.com/office/drawing/2016/5/13/chartex" xmlns:cx8="http://schemas.microsoft.com/office/drawing/2016/5/14/chartex" xmlns:mc="http://schemas.openxmlformats.org/markup-compatibility/2006" xmlns:aink="http://schemas.microsoft.com/office/drawing/2016/ink" xmlns:am3d="http://schemas.microsoft.com/office/drawing/2017/model3d" xmlns:o="urn:schemas-microsoft-com:office:office" xmlns:oel="http://schemas.microsoft.com/office/2019/extlst" xmlns:r="http://schemas.openxmlformats.org/officeDocument/2006/relationships" xmlns:m="http://schemas.openxmlformats.org/officeDocument/2006/math" xmlns:v="urn:schemas-microsoft-com:vml" xmlns:wp14="http://schemas.microsoft.com/office/word/2010/wordprocessingDrawing" xmlns:wp="http://schemas.openxmlformats.org/drawingml/2006/wordprocessingDrawing" xmlns:w10="urn:schemas-microsoft-com:office:word" xmlns:w="http://schemas.openxmlformats.org/wordprocessingml/2006/main" xmlns:w14="http://schemas.microsoft.com/office/word/2010/wordml" xmlns:w15="http://schemas.microsoft.com/office/word/2012/wordml" xmlns:w16cex="http://schemas.microsoft.com/office/word/2018/wordml/cex" xmlns:w16cid="http://schemas.microsoft.com/office/word/2016/wordml/cid" xmlns:w16="http://schemas.microsoft.com/office/word/2018/wordml" xmlns:w16du="http://schemas.microsoft.com/office/word/2023/wordml/word16du" xmlns:w16sdtdh="http://schemas.microsoft.com/office/word/2020/wordml/sdtdatahash" xmlns:w16sdtfl="http://schemas.microsoft.com/office/word/2024/wordml/sdtformatlock" xmlns:w16se="http://schemas.microsoft.com/office/word/2015/wordml/symex" xmlns:wpg="http://schemas.microsoft.com/office/word/2010/wordprocessingGroup" xmlns:wpi="http://schemas.microsoft.com/office/word/2010/wordprocessingInk" xmlns:wne="http://schemas.microsoft.com/office/word/2006/wordml" xmlns:wps="http://schemas.microsoft.com/office/word/2010/wordprocessingShape" mc:Ignorable="w14 w15 w16se w16cid w16 w16cex w16sdtdh w16sdtfl w16du wp14">
+  <w:endnote w:type="separator" w:id="-1">
+    <w:p>
+      <w:pPr>
+        <w:spacing w:after="0" w:line="240" w:lineRule="auto"/>
+      </w:pPr>
+      <w:r>
+        <w:separator/>
+      </w:r>
+    </w:p>
+  </w:endnote>
+  <w:endnote w:type="continuationSeparator" w:id="0">
+    <w:p>
+      <w:pPr>
+        <w:spacing w:after="0" w:line="240" w:lineRule="auto"/>
+      </w:pPr>
+      <w:r>
+        <w:continuationSeparator/>
+      </w:r>
+    </w:p>
+  </w:endnote>
+</w:endnotes>
+</file>
+
+<file path=word/footnotes.xml><?xml version="1.0" encoding="utf-8"?>
+<w:footnotes xmlns:wpc="http://schemas.microsoft.com/office/word/2010/wordprocessingCanvas" xmlns:cx="http://schemas.microsoft.com/office/drawing/2014/chartex" xmlns:cx1="http://schemas.microsoft.com/office/drawing/2015/9/8/chartex" xmlns:cx2="http://schemas.microsoft.com/office/drawing/2015/10/21/chartex" xmlns:cx3="http://schemas.microsoft.com/office/drawing/2016/5/9/chartex" xmlns:cx4="http://schemas.microsoft.com/office/drawing/2016/5/10/chartex" xmlns:cx5="http://schemas.microsoft.com/office/drawing/2016/5/11/chartex" xmlns:cx6="http://schemas.microsoft.com/office/drawing/2016/5/12/chartex" xmlns:cx7="http://schemas.microsoft.com/office/drawing/2016/5/13/chartex" xmlns:cx8="http://schemas.microsoft.com/office/drawing/2016/5/14/chartex" xmlns:mc="http://schemas.openxmlformats.org/markup-compatibility/2006" xmlns:aink="http://schemas.microsoft.com/office/drawing/2016/ink" xmlns:am3d="http://schemas.microsoft.com/office/drawing/2017/model3d" xmlns:o="urn:schemas-microsoft-com:office:office" xmlns:oel="http://schemas.microsoft.com/office/2019/extlst" xmlns:r="http://schemas.openxmlformats.org/officeDocument/2006/relationships" xmlns:m="http://schemas.openxmlformats.org/officeDocument/2006/math" xmlns:v="urn:schemas-microsoft-com:vml" xmlns:wp14="http://schemas.microsoft.com/office/word/2010/wordprocessingDrawing" xmlns:wp="http://schemas.openxmlformats.org/drawingml/2006/wordprocessingDrawing" xmlns:w10="urn:schemas-microsoft-com:office:word" xmlns:w="http://schemas.openxmlformats.org/wordprocessingml/2006/main" xmlns:w14="http://schemas.microsoft.com/office/word/2010/wordml" xmlns:w15="http://schemas.microsoft.com/office/word/2012/wordml" xmlns:w16cex="http://schemas.microsoft.com/office/word/2018/wordml/cex" xmlns:w16cid="http://schemas.microsoft.com/office/word/2016/wordml/cid" xmlns:w16="http://schemas.microsoft.com/office/word/2018/wordml" xmlns:w16du="http://schemas.microsoft.com/office/word/2023/wordml/word16du" xmlns:w16sdtdh="http://schemas.microsoft.com/office/word/2020/wordml/sdtdatahash" xmlns:w16sdtfl="http://schemas.microsoft.com/office/word/2024/wordml/sdtformatlock" xmlns:w16se="http://schemas.microsoft.com/office/word/2015/wordml/symex" xmlns:wpg="http://schemas.microsoft.com/office/word/2010/wordprocessingGroup" xmlns:wpi="http://schemas.microsoft.com/office/word/2010/wordprocessingInk" xmlns:wne="http://schemas.microsoft.com/office/word/2006/wordml" xmlns:wps="http://schemas.microsoft.com/office/word/2010/wordprocessingShape" mc:Ignorable="w14 w15 w16se w16cid w16 w16cex w16sdtdh w16sdtfl w16du wp14">
+  <w:footnote w:type="separator" w:id="-1">
+    <w:p>
+      <w:pPr>
+        <w:spacing w:after="0" w:line="240" w:lineRule="auto"/>
+      </w:pPr>
+      <w:r>
+        <w:separator/>
+      </w:r>
+    </w:p>
+  </w:footnote>
+  <w:footnote w:type="continuationSeparator" w:id="0">
+    <w:p>
+      <w:pPr>
+        <w:spacing w:after="0" w:line="240" w:lineRule="auto"/>
+      </w:pPr>
+      <w:r>
+        <w:continuationSeparator/>
+      </w:r>
+    </w:p>
+  </w:footnote>
+</w:footnotes>
+</file>
+
 <file path=word/numbering.xml><?xml version="1.0" encoding="utf-8"?>
 <w:numbering xmlns:wpc="http://schemas.microsoft.com/office/word/2010/wordprocessingCanvas" xmlns:cx="http://schemas.microsoft.com/office/drawing/2014/chartex" xmlns:cx1="http://schemas.microsoft.com/office/drawing/2015/9/8/chartex" xmlns:cx2="http://schemas.microsoft.com/office/drawing/2015/10/21/chartex" xmlns:cx3="http://schemas.microsoft.com/office/drawing/2016/5/9/chartex" xmlns:cx4="http://schemas.microsoft.com/office/drawing/2016/5/10/chartex" xmlns:cx5="http://schemas.microsoft.com/office/drawing/2016/5/11/chartex" xmlns:cx6="http://schemas.microsoft.com/office/drawing/2016/5/12/chartex" xmlns:cx7="http://schemas.microsoft.com/office/drawing/2016/5/13/chartex" xmlns:cx8="http://schemas.microsoft.com/office/drawing/2016/5/14/chartex" xmlns:mc="http://schemas.openxmlformats.org/markup-compatibility/2006" xmlns:aink="http://schemas.microsoft.com/office/drawing/2016/ink" xmlns:am3d="http://schemas.microsoft.com/office/drawing/2017/model3d" xmlns:o="urn:schemas-microsoft-com:office:office" xmlns:oel="http://schemas.microsoft.com/office/2019/extlst" xmlns:r="http://schemas.openxmlformats.org/officeDocument/2006/relationships" xmlns:m="http://schemas.openxmlformats.org/officeDocument/2006/math" xmlns:v="urn:schemas-microsoft-com:vml" xmlns:wp14="http://schemas.microsoft.com/office/word/2010/wordprocessingDrawing" xmlns:wp="http://schemas.openxmlformats.org/drawingml/2006/wordprocessingDrawing" xmlns:w10="urn:schemas-microsoft-com:office:word" xmlns:w="http://schemas.openxmlformats.org/wordprocessingml/2006/main" xmlns:w14="http://schemas.microsoft.com/office/word/2010/wordml" xmlns:w15="http://schemas.microsoft.com/office/word/2012/wordml" xmlns:w16cex="http://schemas.microsoft.com/office/word/2018/wordml/cex" xmlns:w16cid="http://schemas.microsoft.com/office/word/2016/wordml/cid" xmlns:w16="http://schemas.microsoft.com/office/word/2018/wordml" xmlns:w16du="http://schemas.microsoft.com/office/word/2023/wordml/word16du" xmlns:w16sdtdh="http://schemas.microsoft.com/office/word/2020/wordml/sdtdatahash" xmlns:w16sdtfl="http://schemas.microsoft.com/office/word/2024/wordml/sdtformatlock" xmlns:w16se="http://schemas.microsoft.com/office/word/2015/wordml/symex" xmlns:wpg="http://schemas.microsoft.com/office/word/2010/wordprocessingGroup" xmlns:wpi="http://schemas.microsoft.com/office/word/2010/wordprocessingInk" xmlns:wne="http://schemas.microsoft.com/office/word/2006/wordml" xmlns:wps="http://schemas.microsoft.com/office/word/2010/wordprocessingShape" mc:Ignorable="w14 w15 w16se w16cid w16 w16cex w16sdtdh w16sdtfl w16du wp14">
   <w:abstractNum w:abstractNumId="0" w15:restartNumberingAfterBreak="0">
+    <w:nsid w:val="1A7D5229"/>
+    <w:multiLevelType w:val="hybridMultilevel"/>
+    <w:tmpl w:val="AAC03406"/>
+    <w:lvl w:ilvl="0" w:tplc="0409000F">
+      <w:start w:val="1"/>
+      <w:numFmt w:val="decimal"/>
+      <w:lvlText w:val="%1."/>
+      <w:lvlJc w:val="left"/>
+      <w:pPr>
+        <w:ind w:left="720" w:hanging="360"/>
+      </w:pPr>
+      <w:rPr>
+        <w:rFonts w:hint="default"/>
+      </w:rPr>
+    </w:lvl>
+    <w:lvl w:ilvl="1" w:tplc="04090019" w:tentative="1">
+      <w:start w:val="1"/>
+      <w:numFmt w:val="lowerLetter"/>
+      <w:lvlText w:val="%2."/>
+      <w:lvlJc w:val="left"/>
+      <w:pPr>
+        <w:ind w:left="1440" w:hanging="360"/>
+      </w:pPr>
+    </w:lvl>
+    <w:lvl w:ilvl="2" w:tplc="0409001B" w:tentative="1">
+      <w:start w:val="1"/>
+      <w:numFmt w:val="lowerRoman"/>
+      <w:lvlText w:val="%3."/>
+      <w:lvlJc w:val="right"/>
+      <w:pPr>
+        <w:ind w:left="2160" w:hanging="180"/>
+      </w:pPr>
+    </w:lvl>
+    <w:lvl w:ilvl="3" w:tplc="0409000F" w:tentative="1">
+      <w:start w:val="1"/>
+      <w:numFmt w:val="decimal"/>
+      <w:lvlText w:val="%4."/>
+      <w:lvlJc w:val="left"/>
+      <w:pPr>
+        <w:ind w:left="2880" w:hanging="360"/>
+      </w:pPr>
+    </w:lvl>
+    <w:lvl w:ilvl="4" w:tplc="04090019" w:tentative="1">
+      <w:start w:val="1"/>
+      <w:numFmt w:val="lowerLetter"/>
+      <w:lvlText w:val="%5."/>
+      <w:lvlJc w:val="left"/>
+      <w:pPr>
+        <w:ind w:left="3600" w:hanging="360"/>
+      </w:pPr>
+    </w:lvl>
+    <w:lvl w:ilvl="5" w:tplc="0409001B" w:tentative="1">
+      <w:start w:val="1"/>
+      <w:numFmt w:val="lowerRoman"/>
+      <w:lvlText w:val="%6."/>
+      <w:lvlJc w:val="right"/>
+      <w:pPr>
+        <w:ind w:left="4320" w:hanging="180"/>
+      </w:pPr>
+    </w:lvl>
+    <w:lvl w:ilvl="6" w:tplc="0409000F" w:tentative="1">
+      <w:start w:val="1"/>
+      <w:numFmt w:val="decimal"/>
+      <w:lvlText w:val="%7."/>
+      <w:lvlJc w:val="left"/>
+      <w:pPr>
+        <w:ind w:left="5040" w:hanging="360"/>
+      </w:pPr>
+    </w:lvl>
+    <w:lvl w:ilvl="7" w:tplc="04090019" w:tentative="1">
+      <w:start w:val="1"/>
+      <w:numFmt w:val="lowerLetter"/>
+      <w:lvlText w:val="%8."/>
+      <w:lvlJc w:val="left"/>
+      <w:pPr>
+        <w:ind w:left="5760" w:hanging="360"/>
+      </w:pPr>
+    </w:lvl>
+    <w:lvl w:ilvl="8" w:tplc="0409001B" w:tentative="1">
+      <w:start w:val="1"/>
+      <w:numFmt w:val="lowerRoman"/>
+      <w:lvlText w:val="%9."/>
+      <w:lvlJc w:val="right"/>
+      <w:pPr>
+        <w:ind w:left="6480" w:hanging="180"/>
+      </w:pPr>
+    </w:lvl>
+  </w:abstractNum>
+  <w:abstractNum w:abstractNumId="1" w15:restartNumberingAfterBreak="0">
+    <w:nsid w:val="1FDB3A60"/>
+    <w:multiLevelType w:val="multilevel"/>
+    <w:tmpl w:val="8E7816D0"/>
+    <w:lvl w:ilvl="0">
+      <w:start w:val="1"/>
+      <w:numFmt w:val="decimal"/>
+      <w:lvlText w:val="%1."/>
+      <w:lvlJc w:val="left"/>
+      <w:pPr>
+        <w:tabs>
+          <w:tab w:val="num" w:pos="720"/>
+        </w:tabs>
+        <w:ind w:left="720" w:hanging="360"/>
+      </w:pPr>
+    </w:lvl>
+    <w:lvl w:ilvl="1" w:tentative="1">
+      <w:start w:val="1"/>
+      <w:numFmt w:val="decimal"/>
+      <w:lvlText w:val="%2."/>
+      <w:lvlJc w:val="left"/>
+      <w:pPr>
+        <w:tabs>
+          <w:tab w:val="num" w:pos="1440"/>
+        </w:tabs>
+        <w:ind w:left="1440" w:hanging="360"/>
+      </w:pPr>
+    </w:lvl>
+    <w:lvl w:ilvl="2" w:tentative="1">
+      <w:start w:val="1"/>
+      <w:numFmt w:val="decimal"/>
+      <w:lvlText w:val="%3."/>
+      <w:lvlJc w:val="left"/>
+      <w:pPr>
+        <w:tabs>
+          <w:tab w:val="num" w:pos="2160"/>
+        </w:tabs>
+        <w:ind w:left="2160" w:hanging="360"/>
+      </w:pPr>
+    </w:lvl>
+    <w:lvl w:ilvl="3" w:tentative="1">
+      <w:start w:val="1"/>
+      <w:numFmt w:val="decimal"/>
+      <w:lvlText w:val="%4."/>
+      <w:lvlJc w:val="left"/>
+      <w:pPr>
+        <w:tabs>
+          <w:tab w:val="num" w:pos="2880"/>
+        </w:tabs>
+        <w:ind w:left="2880" w:hanging="360"/>
+      </w:pPr>
+    </w:lvl>
+    <w:lvl w:ilvl="4" w:tentative="1">
+      <w:start w:val="1"/>
+      <w:numFmt w:val="decimal"/>
+      <w:lvlText w:val="%5."/>
+      <w:lvlJc w:val="left"/>
+      <w:pPr>
+        <w:tabs>
+          <w:tab w:val="num" w:pos="3600"/>
+        </w:tabs>
+        <w:ind w:left="3600" w:hanging="360"/>
+      </w:pPr>
+    </w:lvl>
+    <w:lvl w:ilvl="5" w:tentative="1">
+      <w:start w:val="1"/>
+      <w:numFmt w:val="decimal"/>
+      <w:lvlText w:val="%6."/>
+      <w:lvlJc w:val="left"/>
+      <w:pPr>
+        <w:tabs>
+          <w:tab w:val="num" w:pos="4320"/>
+        </w:tabs>
+        <w:ind w:left="4320" w:hanging="360"/>
+      </w:pPr>
+    </w:lvl>
+    <w:lvl w:ilvl="6" w:tentative="1">
+      <w:start w:val="1"/>
+      <w:numFmt w:val="decimal"/>
+      <w:lvlText w:val="%7."/>
+      <w:lvlJc w:val="left"/>
+      <w:pPr>
+        <w:tabs>
+          <w:tab w:val="num" w:pos="5040"/>
+        </w:tabs>
+        <w:ind w:left="5040" w:hanging="360"/>
+      </w:pPr>
+    </w:lvl>
+    <w:lvl w:ilvl="7" w:tentative="1">
+      <w:start w:val="1"/>
+      <w:numFmt w:val="decimal"/>
+      <w:lvlText w:val="%8."/>
+      <w:lvlJc w:val="left"/>
+      <w:pPr>
+        <w:tabs>
+          <w:tab w:val="num" w:pos="5760"/>
+        </w:tabs>
+        <w:ind w:left="5760" w:hanging="360"/>
+      </w:pPr>
+    </w:lvl>
+    <w:lvl w:ilvl="8" w:tentative="1">
+      <w:start w:val="1"/>
+      <w:numFmt w:val="decimal"/>
+      <w:lvlText w:val="%9."/>
+      <w:lvlJc w:val="left"/>
+      <w:pPr>
+        <w:tabs>
+          <w:tab w:val="num" w:pos="6480"/>
+        </w:tabs>
+        <w:ind w:left="6480" w:hanging="360"/>
+      </w:pPr>
+    </w:lvl>
+  </w:abstractNum>
+  <w:abstractNum w:abstractNumId="2" w15:restartNumberingAfterBreak="0">
+    <w:nsid w:val="23F22D2B"/>
+    <w:multiLevelType w:val="multilevel"/>
+    <w:tmpl w:val="21FE69D8"/>
+    <w:lvl w:ilvl="0">
+      <w:start w:val="1"/>
+      <w:numFmt w:val="decimal"/>
+      <w:lvlText w:val="%1."/>
+      <w:lvlJc w:val="left"/>
+      <w:pPr>
+        <w:tabs>
+          <w:tab w:val="num" w:pos="720"/>
+        </w:tabs>
+        <w:ind w:left="720" w:hanging="360"/>
+      </w:pPr>
+    </w:lvl>
+    <w:lvl w:ilvl="1" w:tentative="1">
+      <w:start w:val="1"/>
+      <w:numFmt w:val="decimal"/>
+      <w:lvlText w:val="%2."/>
+      <w:lvlJc w:val="left"/>
+      <w:pPr>
+        <w:tabs>
+          <w:tab w:val="num" w:pos="1440"/>
+        </w:tabs>
+        <w:ind w:left="1440" w:hanging="360"/>
+      </w:pPr>
+    </w:lvl>
+    <w:lvl w:ilvl="2" w:tentative="1">
+      <w:start w:val="1"/>
+      <w:numFmt w:val="decimal"/>
+      <w:lvlText w:val="%3."/>
+      <w:lvlJc w:val="left"/>
+      <w:pPr>
+        <w:tabs>
+          <w:tab w:val="num" w:pos="2160"/>
+        </w:tabs>
+        <w:ind w:left="2160" w:hanging="360"/>
+      </w:pPr>
+    </w:lvl>
+    <w:lvl w:ilvl="3" w:tentative="1">
+      <w:start w:val="1"/>
+      <w:numFmt w:val="decimal"/>
+      <w:lvlText w:val="%4."/>
+      <w:lvlJc w:val="left"/>
+      <w:pPr>
+        <w:tabs>
+          <w:tab w:val="num" w:pos="2880"/>
+        </w:tabs>
+        <w:ind w:left="2880" w:hanging="360"/>
+      </w:pPr>
+    </w:lvl>
+    <w:lvl w:ilvl="4" w:tentative="1">
+      <w:start w:val="1"/>
+      <w:numFmt w:val="decimal"/>
+      <w:lvlText w:val="%5."/>
+      <w:lvlJc w:val="left"/>
+      <w:pPr>
+        <w:tabs>
+          <w:tab w:val="num" w:pos="3600"/>
+        </w:tabs>
+        <w:ind w:left="3600" w:hanging="360"/>
+      </w:pPr>
+    </w:lvl>
+    <w:lvl w:ilvl="5" w:tentative="1">
+      <w:start w:val="1"/>
+      <w:numFmt w:val="decimal"/>
+      <w:lvlText w:val="%6."/>
+      <w:lvlJc w:val="left"/>
+      <w:pPr>
+        <w:tabs>
+          <w:tab w:val="num" w:pos="4320"/>
+        </w:tabs>
+        <w:ind w:left="4320" w:hanging="360"/>
+      </w:pPr>
+    </w:lvl>
+    <w:lvl w:ilvl="6" w:tentative="1">
+      <w:start w:val="1"/>
+      <w:numFmt w:val="decimal"/>
+      <w:lvlText w:val="%7."/>
+      <w:lvlJc w:val="left"/>
+      <w:pPr>
+        <w:tabs>
+          <w:tab w:val="num" w:pos="5040"/>
+        </w:tabs>
+        <w:ind w:left="5040" w:hanging="360"/>
+      </w:pPr>
+    </w:lvl>
+    <w:lvl w:ilvl="7" w:tentative="1">
+      <w:start w:val="1"/>
+      <w:numFmt w:val="decimal"/>
+      <w:lvlText w:val="%8."/>
+      <w:lvlJc w:val="left"/>
+      <w:pPr>
+        <w:tabs>
+          <w:tab w:val="num" w:pos="5760"/>
+        </w:tabs>
+        <w:ind w:left="5760" w:hanging="360"/>
+      </w:pPr>
+    </w:lvl>
+    <w:lvl w:ilvl="8" w:tentative="1">
+      <w:start w:val="1"/>
+      <w:numFmt w:val="decimal"/>
+      <w:lvlText w:val="%9."/>
+      <w:lvlJc w:val="left"/>
+      <w:pPr>
+        <w:tabs>
+          <w:tab w:val="num" w:pos="6480"/>
+        </w:tabs>
+        <w:ind w:left="6480" w:hanging="360"/>
+      </w:pPr>
+    </w:lvl>
+  </w:abstractNum>
+  <w:abstractNum w:abstractNumId="3" w15:restartNumberingAfterBreak="0">
     <w:nsid w:val="26AF5227"/>
     <w:multiLevelType w:val="hybridMultilevel"/>
     <w:tmpl w:val="D09452FE"/>
@@ -627,8 +1207,573 @@
       </w:rPr>
     </w:lvl>
   </w:abstractNum>
+  <w:abstractNum w:abstractNumId="4" w15:restartNumberingAfterBreak="0">
+    <w:nsid w:val="379459BE"/>
+    <w:multiLevelType w:val="multilevel"/>
+    <w:tmpl w:val="3D70794E"/>
+    <w:lvl w:ilvl="0">
+      <w:start w:val="1"/>
+      <w:numFmt w:val="decimal"/>
+      <w:lvlText w:val="%1."/>
+      <w:lvlJc w:val="left"/>
+      <w:pPr>
+        <w:tabs>
+          <w:tab w:val="num" w:pos="720"/>
+        </w:tabs>
+        <w:ind w:left="720" w:hanging="360"/>
+      </w:pPr>
+    </w:lvl>
+    <w:lvl w:ilvl="1" w:tentative="1">
+      <w:start w:val="1"/>
+      <w:numFmt w:val="decimal"/>
+      <w:lvlText w:val="%2."/>
+      <w:lvlJc w:val="left"/>
+      <w:pPr>
+        <w:tabs>
+          <w:tab w:val="num" w:pos="1440"/>
+        </w:tabs>
+        <w:ind w:left="1440" w:hanging="360"/>
+      </w:pPr>
+    </w:lvl>
+    <w:lvl w:ilvl="2" w:tentative="1">
+      <w:start w:val="1"/>
+      <w:numFmt w:val="decimal"/>
+      <w:lvlText w:val="%3."/>
+      <w:lvlJc w:val="left"/>
+      <w:pPr>
+        <w:tabs>
+          <w:tab w:val="num" w:pos="2160"/>
+        </w:tabs>
+        <w:ind w:left="2160" w:hanging="360"/>
+      </w:pPr>
+    </w:lvl>
+    <w:lvl w:ilvl="3" w:tentative="1">
+      <w:start w:val="1"/>
+      <w:numFmt w:val="decimal"/>
+      <w:lvlText w:val="%4."/>
+      <w:lvlJc w:val="left"/>
+      <w:pPr>
+        <w:tabs>
+          <w:tab w:val="num" w:pos="2880"/>
+        </w:tabs>
+        <w:ind w:left="2880" w:hanging="360"/>
+      </w:pPr>
+    </w:lvl>
+    <w:lvl w:ilvl="4" w:tentative="1">
+      <w:start w:val="1"/>
+      <w:numFmt w:val="decimal"/>
+      <w:lvlText w:val="%5."/>
+      <w:lvlJc w:val="left"/>
+      <w:pPr>
+        <w:tabs>
+          <w:tab w:val="num" w:pos="3600"/>
+        </w:tabs>
+        <w:ind w:left="3600" w:hanging="360"/>
+      </w:pPr>
+    </w:lvl>
+    <w:lvl w:ilvl="5" w:tentative="1">
+      <w:start w:val="1"/>
+      <w:numFmt w:val="decimal"/>
+      <w:lvlText w:val="%6."/>
+      <w:lvlJc w:val="left"/>
+      <w:pPr>
+        <w:tabs>
+          <w:tab w:val="num" w:pos="4320"/>
+        </w:tabs>
+        <w:ind w:left="4320" w:hanging="360"/>
+      </w:pPr>
+    </w:lvl>
+    <w:lvl w:ilvl="6" w:tentative="1">
+      <w:start w:val="1"/>
+      <w:numFmt w:val="decimal"/>
+      <w:lvlText w:val="%7."/>
+      <w:lvlJc w:val="left"/>
+      <w:pPr>
+        <w:tabs>
+          <w:tab w:val="num" w:pos="5040"/>
+        </w:tabs>
+        <w:ind w:left="5040" w:hanging="360"/>
+      </w:pPr>
+    </w:lvl>
+    <w:lvl w:ilvl="7" w:tentative="1">
+      <w:start w:val="1"/>
+      <w:numFmt w:val="decimal"/>
+      <w:lvlText w:val="%8."/>
+      <w:lvlJc w:val="left"/>
+      <w:pPr>
+        <w:tabs>
+          <w:tab w:val="num" w:pos="5760"/>
+        </w:tabs>
+        <w:ind w:left="5760" w:hanging="360"/>
+      </w:pPr>
+    </w:lvl>
+    <w:lvl w:ilvl="8" w:tentative="1">
+      <w:start w:val="1"/>
+      <w:numFmt w:val="decimal"/>
+      <w:lvlText w:val="%9."/>
+      <w:lvlJc w:val="left"/>
+      <w:pPr>
+        <w:tabs>
+          <w:tab w:val="num" w:pos="6480"/>
+        </w:tabs>
+        <w:ind w:left="6480" w:hanging="360"/>
+      </w:pPr>
+    </w:lvl>
+  </w:abstractNum>
+  <w:abstractNum w:abstractNumId="5" w15:restartNumberingAfterBreak="0">
+    <w:nsid w:val="45E64B78"/>
+    <w:multiLevelType w:val="multilevel"/>
+    <w:tmpl w:val="E2021164"/>
+    <w:lvl w:ilvl="0">
+      <w:start w:val="1"/>
+      <w:numFmt w:val="decimal"/>
+      <w:lvlText w:val="%1."/>
+      <w:lvlJc w:val="left"/>
+      <w:pPr>
+        <w:tabs>
+          <w:tab w:val="num" w:pos="720"/>
+        </w:tabs>
+        <w:ind w:left="720" w:hanging="360"/>
+      </w:pPr>
+    </w:lvl>
+    <w:lvl w:ilvl="1" w:tentative="1">
+      <w:start w:val="1"/>
+      <w:numFmt w:val="decimal"/>
+      <w:lvlText w:val="%2."/>
+      <w:lvlJc w:val="left"/>
+      <w:pPr>
+        <w:tabs>
+          <w:tab w:val="num" w:pos="1440"/>
+        </w:tabs>
+        <w:ind w:left="1440" w:hanging="360"/>
+      </w:pPr>
+    </w:lvl>
+    <w:lvl w:ilvl="2" w:tentative="1">
+      <w:start w:val="1"/>
+      <w:numFmt w:val="decimal"/>
+      <w:lvlText w:val="%3."/>
+      <w:lvlJc w:val="left"/>
+      <w:pPr>
+        <w:tabs>
+          <w:tab w:val="num" w:pos="2160"/>
+        </w:tabs>
+        <w:ind w:left="2160" w:hanging="360"/>
+      </w:pPr>
+    </w:lvl>
+    <w:lvl w:ilvl="3" w:tentative="1">
+      <w:start w:val="1"/>
+      <w:numFmt w:val="decimal"/>
+      <w:lvlText w:val="%4."/>
+      <w:lvlJc w:val="left"/>
+      <w:pPr>
+        <w:tabs>
+          <w:tab w:val="num" w:pos="2880"/>
+        </w:tabs>
+        <w:ind w:left="2880" w:hanging="360"/>
+      </w:pPr>
+    </w:lvl>
+    <w:lvl w:ilvl="4" w:tentative="1">
+      <w:start w:val="1"/>
+      <w:numFmt w:val="decimal"/>
+      <w:lvlText w:val="%5."/>
+      <w:lvlJc w:val="left"/>
+      <w:pPr>
+        <w:tabs>
+          <w:tab w:val="num" w:pos="3600"/>
+        </w:tabs>
+        <w:ind w:left="3600" w:hanging="360"/>
+      </w:pPr>
+    </w:lvl>
+    <w:lvl w:ilvl="5" w:tentative="1">
+      <w:start w:val="1"/>
+      <w:numFmt w:val="decimal"/>
+      <w:lvlText w:val="%6."/>
+      <w:lvlJc w:val="left"/>
+      <w:pPr>
+        <w:tabs>
+          <w:tab w:val="num" w:pos="4320"/>
+        </w:tabs>
+        <w:ind w:left="4320" w:hanging="360"/>
+      </w:pPr>
+    </w:lvl>
+    <w:lvl w:ilvl="6" w:tentative="1">
+      <w:start w:val="1"/>
+      <w:numFmt w:val="decimal"/>
+      <w:lvlText w:val="%7."/>
+      <w:lvlJc w:val="left"/>
+      <w:pPr>
+        <w:tabs>
+          <w:tab w:val="num" w:pos="5040"/>
+        </w:tabs>
+        <w:ind w:left="5040" w:hanging="360"/>
+      </w:pPr>
+    </w:lvl>
+    <w:lvl w:ilvl="7" w:tentative="1">
+      <w:start w:val="1"/>
+      <w:numFmt w:val="decimal"/>
+      <w:lvlText w:val="%8."/>
+      <w:lvlJc w:val="left"/>
+      <w:pPr>
+        <w:tabs>
+          <w:tab w:val="num" w:pos="5760"/>
+        </w:tabs>
+        <w:ind w:left="5760" w:hanging="360"/>
+      </w:pPr>
+    </w:lvl>
+    <w:lvl w:ilvl="8" w:tentative="1">
+      <w:start w:val="1"/>
+      <w:numFmt w:val="decimal"/>
+      <w:lvlText w:val="%9."/>
+      <w:lvlJc w:val="left"/>
+      <w:pPr>
+        <w:tabs>
+          <w:tab w:val="num" w:pos="6480"/>
+        </w:tabs>
+        <w:ind w:left="6480" w:hanging="360"/>
+      </w:pPr>
+    </w:lvl>
+  </w:abstractNum>
+  <w:abstractNum w:abstractNumId="6" w15:restartNumberingAfterBreak="0">
+    <w:nsid w:val="4FAF4038"/>
+    <w:multiLevelType w:val="multilevel"/>
+    <w:tmpl w:val="AE686742"/>
+    <w:lvl w:ilvl="0">
+      <w:start w:val="1"/>
+      <w:numFmt w:val="decimal"/>
+      <w:lvlText w:val="%1."/>
+      <w:lvlJc w:val="left"/>
+      <w:pPr>
+        <w:tabs>
+          <w:tab w:val="num" w:pos="720"/>
+        </w:tabs>
+        <w:ind w:left="720" w:hanging="360"/>
+      </w:pPr>
+    </w:lvl>
+    <w:lvl w:ilvl="1" w:tentative="1">
+      <w:start w:val="1"/>
+      <w:numFmt w:val="decimal"/>
+      <w:lvlText w:val="%2."/>
+      <w:lvlJc w:val="left"/>
+      <w:pPr>
+        <w:tabs>
+          <w:tab w:val="num" w:pos="1440"/>
+        </w:tabs>
+        <w:ind w:left="1440" w:hanging="360"/>
+      </w:pPr>
+    </w:lvl>
+    <w:lvl w:ilvl="2" w:tentative="1">
+      <w:start w:val="1"/>
+      <w:numFmt w:val="decimal"/>
+      <w:lvlText w:val="%3."/>
+      <w:lvlJc w:val="left"/>
+      <w:pPr>
+        <w:tabs>
+          <w:tab w:val="num" w:pos="2160"/>
+        </w:tabs>
+        <w:ind w:left="2160" w:hanging="360"/>
+      </w:pPr>
+    </w:lvl>
+    <w:lvl w:ilvl="3" w:tentative="1">
+      <w:start w:val="1"/>
+      <w:numFmt w:val="decimal"/>
+      <w:lvlText w:val="%4."/>
+      <w:lvlJc w:val="left"/>
+      <w:pPr>
+        <w:tabs>
+          <w:tab w:val="num" w:pos="2880"/>
+        </w:tabs>
+        <w:ind w:left="2880" w:hanging="360"/>
+      </w:pPr>
+    </w:lvl>
+    <w:lvl w:ilvl="4" w:tentative="1">
+      <w:start w:val="1"/>
+      <w:numFmt w:val="decimal"/>
+      <w:lvlText w:val="%5."/>
+      <w:lvlJc w:val="left"/>
+      <w:pPr>
+        <w:tabs>
+          <w:tab w:val="num" w:pos="3600"/>
+        </w:tabs>
+        <w:ind w:left="3600" w:hanging="360"/>
+      </w:pPr>
+    </w:lvl>
+    <w:lvl w:ilvl="5" w:tentative="1">
+      <w:start w:val="1"/>
+      <w:numFmt w:val="decimal"/>
+      <w:lvlText w:val="%6."/>
+      <w:lvlJc w:val="left"/>
+      <w:pPr>
+        <w:tabs>
+          <w:tab w:val="num" w:pos="4320"/>
+        </w:tabs>
+        <w:ind w:left="4320" w:hanging="360"/>
+      </w:pPr>
+    </w:lvl>
+    <w:lvl w:ilvl="6" w:tentative="1">
+      <w:start w:val="1"/>
+      <w:numFmt w:val="decimal"/>
+      <w:lvlText w:val="%7."/>
+      <w:lvlJc w:val="left"/>
+      <w:pPr>
+        <w:tabs>
+          <w:tab w:val="num" w:pos="5040"/>
+        </w:tabs>
+        <w:ind w:left="5040" w:hanging="360"/>
+      </w:pPr>
+    </w:lvl>
+    <w:lvl w:ilvl="7" w:tentative="1">
+      <w:start w:val="1"/>
+      <w:numFmt w:val="decimal"/>
+      <w:lvlText w:val="%8."/>
+      <w:lvlJc w:val="left"/>
+      <w:pPr>
+        <w:tabs>
+          <w:tab w:val="num" w:pos="5760"/>
+        </w:tabs>
+        <w:ind w:left="5760" w:hanging="360"/>
+      </w:pPr>
+    </w:lvl>
+    <w:lvl w:ilvl="8" w:tentative="1">
+      <w:start w:val="1"/>
+      <w:numFmt w:val="decimal"/>
+      <w:lvlText w:val="%9."/>
+      <w:lvlJc w:val="left"/>
+      <w:pPr>
+        <w:tabs>
+          <w:tab w:val="num" w:pos="6480"/>
+        </w:tabs>
+        <w:ind w:left="6480" w:hanging="360"/>
+      </w:pPr>
+    </w:lvl>
+  </w:abstractNum>
+  <w:abstractNum w:abstractNumId="7" w15:restartNumberingAfterBreak="0">
+    <w:nsid w:val="63EC1E69"/>
+    <w:multiLevelType w:val="hybridMultilevel"/>
+    <w:tmpl w:val="749625FE"/>
+    <w:lvl w:ilvl="0" w:tplc="0409000F">
+      <w:start w:val="1"/>
+      <w:numFmt w:val="decimal"/>
+      <w:lvlText w:val="%1."/>
+      <w:lvlJc w:val="left"/>
+      <w:pPr>
+        <w:ind w:left="720" w:hanging="360"/>
+      </w:pPr>
+      <w:rPr>
+        <w:rFonts w:hint="default"/>
+      </w:rPr>
+    </w:lvl>
+    <w:lvl w:ilvl="1" w:tplc="04090019" w:tentative="1">
+      <w:start w:val="1"/>
+      <w:numFmt w:val="lowerLetter"/>
+      <w:lvlText w:val="%2."/>
+      <w:lvlJc w:val="left"/>
+      <w:pPr>
+        <w:ind w:left="1440" w:hanging="360"/>
+      </w:pPr>
+    </w:lvl>
+    <w:lvl w:ilvl="2" w:tplc="0409001B" w:tentative="1">
+      <w:start w:val="1"/>
+      <w:numFmt w:val="lowerRoman"/>
+      <w:lvlText w:val="%3."/>
+      <w:lvlJc w:val="right"/>
+      <w:pPr>
+        <w:ind w:left="2160" w:hanging="180"/>
+      </w:pPr>
+    </w:lvl>
+    <w:lvl w:ilvl="3" w:tplc="0409000F" w:tentative="1">
+      <w:start w:val="1"/>
+      <w:numFmt w:val="decimal"/>
+      <w:lvlText w:val="%4."/>
+      <w:lvlJc w:val="left"/>
+      <w:pPr>
+        <w:ind w:left="2880" w:hanging="360"/>
+      </w:pPr>
+    </w:lvl>
+    <w:lvl w:ilvl="4" w:tplc="04090019" w:tentative="1">
+      <w:start w:val="1"/>
+      <w:numFmt w:val="lowerLetter"/>
+      <w:lvlText w:val="%5."/>
+      <w:lvlJc w:val="left"/>
+      <w:pPr>
+        <w:ind w:left="3600" w:hanging="360"/>
+      </w:pPr>
+    </w:lvl>
+    <w:lvl w:ilvl="5" w:tplc="0409001B" w:tentative="1">
+      <w:start w:val="1"/>
+      <w:numFmt w:val="lowerRoman"/>
+      <w:lvlText w:val="%6."/>
+      <w:lvlJc w:val="right"/>
+      <w:pPr>
+        <w:ind w:left="4320" w:hanging="180"/>
+      </w:pPr>
+    </w:lvl>
+    <w:lvl w:ilvl="6" w:tplc="0409000F" w:tentative="1">
+      <w:start w:val="1"/>
+      <w:numFmt w:val="decimal"/>
+      <w:lvlText w:val="%7."/>
+      <w:lvlJc w:val="left"/>
+      <w:pPr>
+        <w:ind w:left="5040" w:hanging="360"/>
+      </w:pPr>
+    </w:lvl>
+    <w:lvl w:ilvl="7" w:tplc="04090019" w:tentative="1">
+      <w:start w:val="1"/>
+      <w:numFmt w:val="lowerLetter"/>
+      <w:lvlText w:val="%8."/>
+      <w:lvlJc w:val="left"/>
+      <w:pPr>
+        <w:ind w:left="5760" w:hanging="360"/>
+      </w:pPr>
+    </w:lvl>
+    <w:lvl w:ilvl="8" w:tplc="0409001B" w:tentative="1">
+      <w:start w:val="1"/>
+      <w:numFmt w:val="lowerRoman"/>
+      <w:lvlText w:val="%9."/>
+      <w:lvlJc w:val="right"/>
+      <w:pPr>
+        <w:ind w:left="6480" w:hanging="180"/>
+      </w:pPr>
+    </w:lvl>
+  </w:abstractNum>
+  <w:abstractNum w:abstractNumId="8" w15:restartNumberingAfterBreak="0">
+    <w:nsid w:val="67863FA6"/>
+    <w:multiLevelType w:val="multilevel"/>
+    <w:tmpl w:val="088AF486"/>
+    <w:lvl w:ilvl="0">
+      <w:start w:val="1"/>
+      <w:numFmt w:val="decimal"/>
+      <w:lvlText w:val="%1."/>
+      <w:lvlJc w:val="left"/>
+      <w:pPr>
+        <w:tabs>
+          <w:tab w:val="num" w:pos="720"/>
+        </w:tabs>
+        <w:ind w:left="720" w:hanging="360"/>
+      </w:pPr>
+    </w:lvl>
+    <w:lvl w:ilvl="1" w:tentative="1">
+      <w:start w:val="1"/>
+      <w:numFmt w:val="decimal"/>
+      <w:lvlText w:val="%2."/>
+      <w:lvlJc w:val="left"/>
+      <w:pPr>
+        <w:tabs>
+          <w:tab w:val="num" w:pos="1440"/>
+        </w:tabs>
+        <w:ind w:left="1440" w:hanging="360"/>
+      </w:pPr>
+    </w:lvl>
+    <w:lvl w:ilvl="2" w:tentative="1">
+      <w:start w:val="1"/>
+      <w:numFmt w:val="decimal"/>
+      <w:lvlText w:val="%3."/>
+      <w:lvlJc w:val="left"/>
+      <w:pPr>
+        <w:tabs>
+          <w:tab w:val="num" w:pos="2160"/>
+        </w:tabs>
+        <w:ind w:left="2160" w:hanging="360"/>
+      </w:pPr>
+    </w:lvl>
+    <w:lvl w:ilvl="3" w:tentative="1">
+      <w:start w:val="1"/>
+      <w:numFmt w:val="decimal"/>
+      <w:lvlText w:val="%4."/>
+      <w:lvlJc w:val="left"/>
+      <w:pPr>
+        <w:tabs>
+          <w:tab w:val="num" w:pos="2880"/>
+        </w:tabs>
+        <w:ind w:left="2880" w:hanging="360"/>
+      </w:pPr>
+    </w:lvl>
+    <w:lvl w:ilvl="4" w:tentative="1">
+      <w:start w:val="1"/>
+      <w:numFmt w:val="decimal"/>
+      <w:lvlText w:val="%5."/>
+      <w:lvlJc w:val="left"/>
+      <w:pPr>
+        <w:tabs>
+          <w:tab w:val="num" w:pos="3600"/>
+        </w:tabs>
+        <w:ind w:left="3600" w:hanging="360"/>
+      </w:pPr>
+    </w:lvl>
+    <w:lvl w:ilvl="5" w:tentative="1">
+      <w:start w:val="1"/>
+      <w:numFmt w:val="decimal"/>
+      <w:lvlText w:val="%6."/>
+      <w:lvlJc w:val="left"/>
+      <w:pPr>
+        <w:tabs>
+          <w:tab w:val="num" w:pos="4320"/>
+        </w:tabs>
+        <w:ind w:left="4320" w:hanging="360"/>
+      </w:pPr>
+    </w:lvl>
+    <w:lvl w:ilvl="6" w:tentative="1">
+      <w:start w:val="1"/>
+      <w:numFmt w:val="decimal"/>
+      <w:lvlText w:val="%7."/>
+      <w:lvlJc w:val="left"/>
+      <w:pPr>
+        <w:tabs>
+          <w:tab w:val="num" w:pos="5040"/>
+        </w:tabs>
+        <w:ind w:left="5040" w:hanging="360"/>
+      </w:pPr>
+    </w:lvl>
+    <w:lvl w:ilvl="7" w:tentative="1">
+      <w:start w:val="1"/>
+      <w:numFmt w:val="decimal"/>
+      <w:lvlText w:val="%8."/>
+      <w:lvlJc w:val="left"/>
+      <w:pPr>
+        <w:tabs>
+          <w:tab w:val="num" w:pos="5760"/>
+        </w:tabs>
+        <w:ind w:left="5760" w:hanging="360"/>
+      </w:pPr>
+    </w:lvl>
+    <w:lvl w:ilvl="8" w:tentative="1">
+      <w:start w:val="1"/>
+      <w:numFmt w:val="decimal"/>
+      <w:lvlText w:val="%9."/>
+      <w:lvlJc w:val="left"/>
+      <w:pPr>
+        <w:tabs>
+          <w:tab w:val="num" w:pos="6480"/>
+        </w:tabs>
+        <w:ind w:left="6480" w:hanging="360"/>
+      </w:pPr>
+    </w:lvl>
+  </w:abstractNum>
   <w:num w:numId="1" w16cid:durableId="514467242">
+    <w:abstractNumId w:val="3"/>
+  </w:num>
+  <w:num w:numId="2" w16cid:durableId="1343244982">
+    <w:abstractNumId w:val="1"/>
+  </w:num>
+  <w:num w:numId="3" w16cid:durableId="1027371591">
+    <w:abstractNumId w:val="8"/>
+  </w:num>
+  <w:num w:numId="4" w16cid:durableId="1770077925">
+    <w:abstractNumId w:val="6"/>
+  </w:num>
+  <w:num w:numId="5" w16cid:durableId="1948123530">
+    <w:abstractNumId w:val="2"/>
+  </w:num>
+  <w:num w:numId="6" w16cid:durableId="1440488480">
+    <w:abstractNumId w:val="5"/>
+  </w:num>
+  <w:num w:numId="7" w16cid:durableId="134379237">
+    <w:abstractNumId w:val="4"/>
+  </w:num>
+  <w:num w:numId="8" w16cid:durableId="956372324">
     <w:abstractNumId w:val="0"/>
+  </w:num>
+  <w:num w:numId="9" w16cid:durableId="813377089">
+    <w:abstractNumId w:val="7"/>
   </w:num>
 </w:numbering>
 </file>
@@ -1236,7 +2381,6 @@
   <w:style w:type="character" w:default="1" w:styleId="DefaultParagraphFont">
     <w:name w:val="Default Paragraph Font"/>
     <w:uiPriority w:val="1"/>
-    <w:semiHidden/>
     <w:unhideWhenUsed/>
   </w:style>
   <w:style w:type="table" w:default="1" w:styleId="TableNormal">
@@ -1568,6 +2712,50 @@
         <w:insideV w:val="single" w:sz="4" w:space="0" w:color="auto"/>
       </w:tblBorders>
     </w:tblPr>
+  </w:style>
+  <w:style w:type="paragraph" w:styleId="Header">
+    <w:name w:val="header"/>
+    <w:basedOn w:val="Normal"/>
+    <w:link w:val="HeaderChar"/>
+    <w:uiPriority w:val="99"/>
+    <w:unhideWhenUsed/>
+    <w:rsid w:val="009F6F1B"/>
+    <w:pPr>
+      <w:tabs>
+        <w:tab w:val="center" w:pos="4680"/>
+        <w:tab w:val="right" w:pos="9360"/>
+      </w:tabs>
+      <w:spacing w:after="0" w:line="240" w:lineRule="auto"/>
+    </w:pPr>
+  </w:style>
+  <w:style w:type="character" w:customStyle="1" w:styleId="HeaderChar">
+    <w:name w:val="Header Char"/>
+    <w:basedOn w:val="DefaultParagraphFont"/>
+    <w:link w:val="Header"/>
+    <w:uiPriority w:val="99"/>
+    <w:rsid w:val="009F6F1B"/>
+  </w:style>
+  <w:style w:type="paragraph" w:styleId="Footer">
+    <w:name w:val="footer"/>
+    <w:basedOn w:val="Normal"/>
+    <w:link w:val="FooterChar"/>
+    <w:uiPriority w:val="99"/>
+    <w:unhideWhenUsed/>
+    <w:rsid w:val="009F6F1B"/>
+    <w:pPr>
+      <w:tabs>
+        <w:tab w:val="center" w:pos="4680"/>
+        <w:tab w:val="right" w:pos="9360"/>
+      </w:tabs>
+      <w:spacing w:after="0" w:line="240" w:lineRule="auto"/>
+    </w:pPr>
+  </w:style>
+  <w:style w:type="character" w:customStyle="1" w:styleId="FooterChar">
+    <w:name w:val="Footer Char"/>
+    <w:basedOn w:val="DefaultParagraphFont"/>
+    <w:link w:val="Footer"/>
+    <w:uiPriority w:val="99"/>
+    <w:rsid w:val="009F6F1B"/>
   </w:style>
 </w:styles>
 </file>

--- a/Requirements.docx
+++ b/Requirements.docx
@@ -1,6 +1,6 @@
 
 <file path=word/document.xml><?xml version="1.0" encoding="utf-8"?>
-<w:document xmlns:wpc="http://schemas.microsoft.com/office/word/2010/wordprocessingCanvas" xmlns:cx="http://schemas.microsoft.com/office/drawing/2014/chartex" xmlns:cx1="http://schemas.microsoft.com/office/drawing/2015/9/8/chartex" xmlns:cx2="http://schemas.microsoft.com/office/drawing/2015/10/21/chartex" xmlns:cx3="http://schemas.microsoft.com/office/drawing/2016/5/9/chartex" xmlns:cx4="http://schemas.microsoft.com/office/drawing/2016/5/10/chartex" xmlns:cx5="http://schemas.microsoft.com/office/drawing/2016/5/11/chartex" xmlns:cx6="http://schemas.microsoft.com/office/drawing/2016/5/12/chartex" xmlns:cx7="http://schemas.microsoft.com/office/drawing/2016/5/13/chartex" xmlns:cx8="http://schemas.microsoft.com/office/drawing/2016/5/14/chartex" xmlns:mc="http://schemas.openxmlformats.org/markup-compatibility/2006" xmlns:aink="http://schemas.microsoft.com/office/drawing/2016/ink" xmlns:am3d="http://schemas.microsoft.com/office/drawing/2017/model3d" xmlns:o="urn:schemas-microsoft-com:office:office" xmlns:oel="http://schemas.microsoft.com/office/2019/extlst" xmlns:r="http://schemas.openxmlformats.org/officeDocument/2006/relationships" xmlns:m="http://schemas.openxmlformats.org/officeDocument/2006/math" xmlns:v="urn:schemas-microsoft-com:vml" xmlns:wp14="http://schemas.microsoft.com/office/word/2010/wordprocessingDrawing" xmlns:wp="http://schemas.openxmlformats.org/drawingml/2006/wordprocessingDrawing" xmlns:w10="urn:schemas-microsoft-com:office:word" xmlns:w="http://schemas.openxmlformats.org/wordprocessingml/2006/main" xmlns:w14="http://schemas.microsoft.com/office/word/2010/wordml" xmlns:w15="http://schemas.microsoft.com/office/word/2012/wordml" xmlns:w16cex="http://schemas.microsoft.com/office/word/2018/wordml/cex" xmlns:w16cid="http://schemas.microsoft.com/office/word/2016/wordml/cid" xmlns:w16="http://schemas.microsoft.com/office/word/2018/wordml" xmlns:w16du="http://schemas.microsoft.com/office/word/2023/wordml/word16du" xmlns:w16sdtdh="http://schemas.microsoft.com/office/word/2020/wordml/sdtdatahash" xmlns:w16sdtfl="http://schemas.microsoft.com/office/word/2024/wordml/sdtformatlock" xmlns:w16se="http://schemas.microsoft.com/office/word/2015/wordml/symex" xmlns:wpg="http://schemas.microsoft.com/office/word/2010/wordprocessingGroup" xmlns:wpi="http://schemas.microsoft.com/office/word/2010/wordprocessingInk" xmlns:wne="http://schemas.microsoft.com/office/word/2006/wordml" xmlns:wps="http://schemas.microsoft.com/office/word/2010/wordprocessingShape" mc:Ignorable="w14 w15 w16se w16cid w16 w16cex w16sdtdh w16sdtfl w16du wp14">
+<w:document xmlns:wpc="http://schemas.microsoft.com/office/word/2010/wordprocessingCanvas" xmlns:mc="http://schemas.openxmlformats.org/markup-compatibility/2006" xmlns:o="urn:schemas-microsoft-com:office:office" xmlns:r="http://schemas.openxmlformats.org/officeDocument/2006/relationships" xmlns:m="http://schemas.openxmlformats.org/officeDocument/2006/math" xmlns:v="urn:schemas-microsoft-com:vml" xmlns:wp14="http://schemas.microsoft.com/office/word/2010/wordprocessingDrawing" xmlns:wp="http://schemas.openxmlformats.org/drawingml/2006/wordprocessingDrawing" xmlns:w="http://schemas.openxmlformats.org/wordprocessingml/2006/main" xmlns:w14="http://schemas.microsoft.com/office/word/2010/wordml" xmlns:w10="urn:schemas-microsoft-com:office:word" xmlns:w15="http://schemas.microsoft.com/office/word/2012/wordml" xmlns:wpg="http://schemas.microsoft.com/office/word/2010/wordprocessingGroup" xmlns:wpi="http://schemas.microsoft.com/office/word/2010/wordprocessingInk" xmlns:wne="http://schemas.microsoft.com/office/word/2006/wordml" xmlns:wps="http://schemas.microsoft.com/office/word/2010/wordprocessingShape" xmlns:wpsCustomData="http://www.wps.cn/officeDocument/2013/wpsCustomData" mc:Ignorable="w14 w15 wp14">
   <w:body>
     <w:p>
       <w:r>
@@ -9,21 +9,36 @@
     </w:p>
     <w:tbl>
       <w:tblPr>
-        <w:tblStyle w:val="TableGrid"/>
+        <w:tblStyle w:val="17"/>
         <w:tblW w:w="9997" w:type="dxa"/>
-        <w:tblLook w:val="04A0" w:firstRow="1" w:lastRow="0" w:firstColumn="1" w:lastColumn="0" w:noHBand="0" w:noVBand="1"/>
+        <w:tblInd w:w="0" w:type="dxa"/>
+        <w:tblBorders>
+          <w:top w:val="single" w:color="auto" w:sz="4" w:space="0"/>
+          <w:left w:val="single" w:color="auto" w:sz="4" w:space="0"/>
+          <w:bottom w:val="single" w:color="auto" w:sz="4" w:space="0"/>
+          <w:right w:val="single" w:color="auto" w:sz="4" w:space="0"/>
+          <w:insideH w:val="single" w:color="auto" w:sz="4" w:space="0"/>
+          <w:insideV w:val="single" w:color="auto" w:sz="4" w:space="0"/>
+        </w:tblBorders>
+        <w:tblLayout w:type="autofit"/>
+        <w:tblCellMar>
+          <w:top w:w="0" w:type="dxa"/>
+          <w:left w:w="108" w:type="dxa"/>
+          <w:bottom w:w="0" w:type="dxa"/>
+          <w:right w:w="108" w:type="dxa"/>
+        </w:tblCellMar>
       </w:tblPr>
       <w:tblGrid>
-        <w:gridCol w:w="1614"/>
-        <w:gridCol w:w="1840"/>
-        <w:gridCol w:w="1651"/>
-        <w:gridCol w:w="1630"/>
-        <w:gridCol w:w="1618"/>
-        <w:gridCol w:w="1644"/>
+        <w:gridCol w:w="1526"/>
+        <w:gridCol w:w="1817"/>
+        <w:gridCol w:w="1995"/>
+        <w:gridCol w:w="1546"/>
+        <w:gridCol w:w="1517"/>
+        <w:gridCol w:w="1596"/>
       </w:tblGrid>
       <w:tr>
         <w:trPr>
-          <w:trHeight w:val="1196"/>
+          <w:trHeight w:val="1196" w:hRule="atLeast"/>
         </w:trPr>
         <w:tc>
           <w:tcPr>
@@ -32,6 +47,7 @@
           </w:tcPr>
           <w:p>
             <w:pPr>
+              <w:spacing w:after="0" w:line="240" w:lineRule="auto"/>
               <w:jc w:val="center"/>
             </w:pPr>
             <w:r>
@@ -46,6 +62,7 @@
           </w:tcPr>
           <w:p>
             <w:pPr>
+              <w:spacing w:after="0" w:line="240" w:lineRule="auto"/>
               <w:jc w:val="center"/>
             </w:pPr>
             <w:r>
@@ -60,6 +77,7 @@
           </w:tcPr>
           <w:p>
             <w:pPr>
+              <w:spacing w:after="0" w:line="240" w:lineRule="auto"/>
               <w:jc w:val="center"/>
             </w:pPr>
             <w:r>
@@ -74,6 +92,7 @@
           </w:tcPr>
           <w:p>
             <w:pPr>
+              <w:spacing w:after="0" w:line="240" w:lineRule="auto"/>
               <w:jc w:val="center"/>
             </w:pPr>
             <w:r>
@@ -88,6 +107,7 @@
           </w:tcPr>
           <w:p>
             <w:pPr>
+              <w:spacing w:after="0" w:line="240" w:lineRule="auto"/>
               <w:jc w:val="center"/>
             </w:pPr>
             <w:r>
@@ -96,6 +116,7 @@
           </w:p>
           <w:p>
             <w:pPr>
+              <w:spacing w:after="0" w:line="240" w:lineRule="auto"/>
               <w:jc w:val="center"/>
             </w:pPr>
             <w:r>
@@ -110,6 +131,7 @@
           </w:tcPr>
           <w:p>
             <w:pPr>
+              <w:spacing w:after="0" w:line="240" w:lineRule="auto"/>
               <w:jc w:val="center"/>
             </w:pPr>
             <w:r>
@@ -118,6 +140,7 @@
           </w:p>
           <w:p>
             <w:pPr>
+              <w:spacing w:after="0" w:line="240" w:lineRule="auto"/>
               <w:jc w:val="center"/>
             </w:pPr>
             <w:r>
@@ -126,6 +149,7 @@
           </w:p>
           <w:p>
             <w:pPr>
+              <w:spacing w:after="0" w:line="240" w:lineRule="auto"/>
               <w:jc w:val="center"/>
             </w:pPr>
             <w:r>
@@ -136,211 +160,1098 @@
       </w:tr>
       <w:tr>
         <w:trPr>
-          <w:trHeight w:val="453"/>
+          <w:trHeight w:val="453" w:hRule="atLeast"/>
         </w:trPr>
         <w:tc>
           <w:tcPr>
             <w:tcW w:w="1614" w:type="dxa"/>
           </w:tcPr>
           <w:p>
+            <w:pPr>
+              <w:spacing w:after="0" w:line="240" w:lineRule="auto"/>
+              <w:rPr>
+                <w:rFonts w:hint="default"/>
+                <w:lang w:val="en-US"/>
+              </w:rPr>
+            </w:pPr>
             <w:r>
               <w:t>BS</w:t>
             </w:r>
+            <w:r>
+              <w:rPr>
+                <w:rFonts w:hint="default"/>
+                <w:lang w:val="en-US"/>
+              </w:rPr>
+              <w:t>2_1</w:t>
+            </w:r>
           </w:p>
         </w:tc>
         <w:tc>
           <w:tcPr>
             <w:tcW w:w="1840" w:type="dxa"/>
           </w:tcPr>
-          <w:p/>
+          <w:p>
+            <w:pPr>
+              <w:spacing w:after="0" w:line="240" w:lineRule="auto"/>
+              <w:rPr>
+                <w:rFonts w:hint="default"/>
+                <w:lang w:val="en-US"/>
+              </w:rPr>
+            </w:pPr>
+            <w:r>
+              <w:rPr>
+                <w:rFonts w:hint="default" w:eastAsia="SimSun" w:cs="SimSun" w:asciiTheme="minorAscii" w:hAnsiTheme="minorAscii"/>
+                <w:b w:val="0"/>
+                <w:bCs w:val="0"/>
+                <w:kern w:val="0"/>
+                <w:sz w:val="24"/>
+                <w:szCs w:val="24"/>
+                <w:lang w:val="en-US" w:eastAsia="zh-CN" w:bidi="ar"/>
+                <w14:ligatures w14:val="standardContextual"/>
+              </w:rPr>
+              <w:t>Facilities Manager shall monitor restricted area access via biometric scanners.</w:t>
+            </w:r>
+          </w:p>
         </w:tc>
         <w:tc>
           <w:tcPr>
             <w:tcW w:w="1651" w:type="dxa"/>
           </w:tcPr>
-          <w:p/>
+          <w:p>
+            <w:pPr>
+              <w:spacing w:after="0" w:line="240" w:lineRule="auto"/>
+            </w:pPr>
+            <w:r>
+              <w:rPr>
+                <w:rFonts w:hint="default" w:eastAsia="SimSun" w:cs="SimSun" w:asciiTheme="minorAscii" w:hAnsiTheme="minorAscii"/>
+                <w:b w:val="0"/>
+                <w:bCs w:val="0"/>
+                <w:kern w:val="0"/>
+                <w:sz w:val="24"/>
+                <w:szCs w:val="24"/>
+                <w:lang w:val="en-US" w:eastAsia="zh-CN" w:bidi="ar"/>
+                <w14:ligatures w14:val="standardContextual"/>
+              </w:rPr>
+              <w:t>Covers vaults and server rooms.</w:t>
+            </w:r>
+          </w:p>
         </w:tc>
         <w:tc>
           <w:tcPr>
             <w:tcW w:w="1630" w:type="dxa"/>
           </w:tcPr>
-          <w:p/>
+          <w:p>
+            <w:pPr>
+              <w:spacing w:after="0" w:line="240" w:lineRule="auto"/>
+              <w:rPr>
+                <w:rFonts w:hint="default"/>
+                <w:lang w:val="en-US"/>
+              </w:rPr>
+            </w:pPr>
+            <w:r>
+              <w:rPr>
+                <w:rFonts w:hint="default"/>
+                <w:lang w:val="en-US"/>
+              </w:rPr>
+              <w:t>1</w:t>
+            </w:r>
+          </w:p>
         </w:tc>
         <w:tc>
           <w:tcPr>
             <w:tcW w:w="1618" w:type="dxa"/>
           </w:tcPr>
-          <w:p/>
+          <w:p>
+            <w:pPr>
+              <w:spacing w:after="0" w:line="240" w:lineRule="auto"/>
+            </w:pPr>
+          </w:p>
         </w:tc>
         <w:tc>
           <w:tcPr>
             <w:tcW w:w="1644" w:type="dxa"/>
           </w:tcPr>
-          <w:p/>
+          <w:p>
+            <w:pPr>
+              <w:spacing w:after="0" w:line="240" w:lineRule="auto"/>
+            </w:pPr>
+          </w:p>
         </w:tc>
       </w:tr>
       <w:tr>
         <w:trPr>
-          <w:trHeight w:val="472"/>
+          <w:trHeight w:val="472" w:hRule="atLeast"/>
         </w:trPr>
         <w:tc>
           <w:tcPr>
             <w:tcW w:w="1614" w:type="dxa"/>
           </w:tcPr>
-          <w:p/>
+          <w:p>
+            <w:pPr>
+              <w:spacing w:after="0" w:line="240" w:lineRule="auto"/>
+            </w:pPr>
+            <w:r>
+              <w:t>BS</w:t>
+            </w:r>
+            <w:r>
+              <w:rPr>
+                <w:rFonts w:hint="default"/>
+                <w:lang w:val="en-US"/>
+              </w:rPr>
+              <w:t>2_1</w:t>
+            </w:r>
+          </w:p>
         </w:tc>
         <w:tc>
           <w:tcPr>
             <w:tcW w:w="1840" w:type="dxa"/>
           </w:tcPr>
-          <w:p/>
+          <w:p>
+            <w:pPr>
+              <w:keepNext w:val="0"/>
+              <w:keepLines w:val="0"/>
+              <w:widowControl/>
+              <w:suppressLineNumbers w:val="0"/>
+              <w:jc w:val="left"/>
+              <w:rPr>
+                <w:rFonts w:hint="default" w:asciiTheme="minorAscii" w:hAnsiTheme="minorAscii"/>
+                <w:b w:val="0"/>
+                <w:bCs w:val="0"/>
+              </w:rPr>
+            </w:pPr>
+            <w:r>
+              <w:rPr>
+                <w:rFonts w:hint="default" w:eastAsia="SimSun" w:cs="SimSun" w:asciiTheme="minorAscii" w:hAnsiTheme="minorAscii"/>
+                <w:b w:val="0"/>
+                <w:bCs w:val="0"/>
+                <w:kern w:val="0"/>
+                <w:sz w:val="24"/>
+                <w:szCs w:val="24"/>
+                <w:lang w:val="en-US" w:eastAsia="zh-CN" w:bidi="ar"/>
+                <w14:ligatures w14:val="standardContextual"/>
+              </w:rPr>
+              <w:t>Facilities &amp; Support Staff (Security) shall submit digital incident reports for suspicious activity.</w:t>
+            </w:r>
+          </w:p>
+          <w:p>
+            <w:pPr>
+              <w:spacing w:after="0" w:line="240" w:lineRule="auto"/>
+            </w:pPr>
+          </w:p>
         </w:tc>
         <w:tc>
           <w:tcPr>
             <w:tcW w:w="1651" w:type="dxa"/>
           </w:tcPr>
-          <w:p/>
+          <w:p>
+            <w:pPr>
+              <w:keepNext w:val="0"/>
+              <w:keepLines w:val="0"/>
+              <w:widowControl/>
+              <w:suppressLineNumbers w:val="0"/>
+              <w:jc w:val="left"/>
+              <w:rPr>
+                <w:rFonts w:hint="default" w:asciiTheme="minorAscii" w:hAnsiTheme="minorAscii"/>
+                <w:b w:val="0"/>
+                <w:bCs w:val="0"/>
+              </w:rPr>
+            </w:pPr>
+            <w:r>
+              <w:rPr>
+                <w:rFonts w:hint="default" w:eastAsia="SimSun" w:cs="SimSun" w:asciiTheme="minorAscii" w:hAnsiTheme="minorAscii"/>
+                <w:b w:val="0"/>
+                <w:bCs w:val="0"/>
+                <w:kern w:val="0"/>
+                <w:sz w:val="24"/>
+                <w:szCs w:val="24"/>
+                <w:lang w:val="en-US" w:eastAsia="zh-CN" w:bidi="ar"/>
+                <w14:ligatures w14:val="standardContextual"/>
+              </w:rPr>
+              <w:t>Escalated to Branch Manager.</w:t>
+            </w:r>
+          </w:p>
+          <w:p>
+            <w:pPr>
+              <w:spacing w:after="0" w:line="240" w:lineRule="auto"/>
+            </w:pPr>
+          </w:p>
         </w:tc>
         <w:tc>
           <w:tcPr>
             <w:tcW w:w="1630" w:type="dxa"/>
           </w:tcPr>
-          <w:p/>
+          <w:p>
+            <w:pPr>
+              <w:spacing w:after="0" w:line="240" w:lineRule="auto"/>
+              <w:rPr>
+                <w:rFonts w:hint="default"/>
+                <w:lang w:val="en-US"/>
+              </w:rPr>
+            </w:pPr>
+            <w:r>
+              <w:rPr>
+                <w:rFonts w:hint="default"/>
+                <w:lang w:val="en-US"/>
+              </w:rPr>
+              <w:t>2</w:t>
+            </w:r>
+          </w:p>
         </w:tc>
         <w:tc>
           <w:tcPr>
             <w:tcW w:w="1618" w:type="dxa"/>
           </w:tcPr>
-          <w:p/>
+          <w:p>
+            <w:pPr>
+              <w:spacing w:after="0" w:line="240" w:lineRule="auto"/>
+            </w:pPr>
+          </w:p>
         </w:tc>
         <w:tc>
           <w:tcPr>
             <w:tcW w:w="1644" w:type="dxa"/>
           </w:tcPr>
-          <w:p/>
+          <w:p>
+            <w:pPr>
+              <w:spacing w:after="0" w:line="240" w:lineRule="auto"/>
+            </w:pPr>
+          </w:p>
         </w:tc>
       </w:tr>
       <w:tr>
         <w:trPr>
-          <w:trHeight w:val="453"/>
+          <w:trHeight w:val="453" w:hRule="atLeast"/>
         </w:trPr>
         <w:tc>
           <w:tcPr>
             <w:tcW w:w="1614" w:type="dxa"/>
           </w:tcPr>
-          <w:p/>
+          <w:p>
+            <w:pPr>
+              <w:spacing w:after="0" w:line="240" w:lineRule="auto"/>
+            </w:pPr>
+            <w:r>
+              <w:t>BS</w:t>
+            </w:r>
+            <w:r>
+              <w:rPr>
+                <w:rFonts w:hint="default"/>
+                <w:lang w:val="en-US"/>
+              </w:rPr>
+              <w:t>2_1</w:t>
+            </w:r>
+          </w:p>
         </w:tc>
         <w:tc>
           <w:tcPr>
             <w:tcW w:w="1840" w:type="dxa"/>
-          </w:tcPr>
-          <w:p/>
+            <w:shd w:val="clear"/>
+            <w:vAlign w:val="top"/>
+          </w:tcPr>
+          <w:p>
+            <w:pPr>
+              <w:pStyle w:val="15"/>
+              <w:keepNext w:val="0"/>
+              <w:keepLines w:val="0"/>
+              <w:widowControl/>
+              <w:suppressLineNumbers w:val="0"/>
+              <w:rPr>
+                <w:rFonts w:hint="default" w:asciiTheme="minorAscii" w:hAnsiTheme="minorAscii"/>
+                <w:b w:val="0"/>
+                <w:bCs w:val="0"/>
+              </w:rPr>
+            </w:pPr>
+            <w:r>
+              <w:rPr>
+                <w:rFonts w:hint="default" w:asciiTheme="minorAscii" w:hAnsiTheme="minorAscii"/>
+                <w:b w:val="0"/>
+                <w:bCs w:val="0"/>
+              </w:rPr>
+              <w:t>Facilities Manager shall trigger emergency lockdown procedures during threats.</w:t>
+            </w:r>
+          </w:p>
+          <w:p>
+            <w:pPr>
+              <w:spacing w:after="0" w:line="240" w:lineRule="auto"/>
+              <w:rPr>
+                <w:rFonts w:hint="default" w:asciiTheme="minorAscii" w:hAnsiTheme="minorAscii" w:eastAsiaTheme="minorHAnsi" w:cstheme="minorBidi"/>
+                <w:b w:val="0"/>
+                <w:bCs w:val="0"/>
+                <w:kern w:val="2"/>
+                <w:sz w:val="24"/>
+                <w:szCs w:val="24"/>
+                <w:lang w:val="en-US" w:eastAsia="en-US" w:bidi="ar-SA"/>
+                <w14:ligatures w14:val="standardContextual"/>
+              </w:rPr>
+            </w:pPr>
+          </w:p>
         </w:tc>
         <w:tc>
           <w:tcPr>
             <w:tcW w:w="1651" w:type="dxa"/>
           </w:tcPr>
-          <w:p/>
+          <w:p>
+            <w:pPr>
+              <w:spacing w:after="0" w:line="240" w:lineRule="auto"/>
+            </w:pPr>
+            <w:r>
+              <w:rPr>
+                <w:rFonts w:hint="default" w:eastAsia="SimSun" w:cs="SimSun" w:asciiTheme="minorAscii" w:hAnsiTheme="minorAscii"/>
+                <w:b w:val="0"/>
+                <w:bCs w:val="0"/>
+                <w:kern w:val="0"/>
+                <w:sz w:val="24"/>
+                <w:szCs w:val="24"/>
+                <w:lang w:val="en-US" w:eastAsia="zh-CN" w:bidi="ar"/>
+                <w14:ligatures w14:val="standardContextual"/>
+              </w:rPr>
+              <w:t>Electronically locks all doors.</w:t>
+            </w:r>
+          </w:p>
         </w:tc>
         <w:tc>
           <w:tcPr>
             <w:tcW w:w="1630" w:type="dxa"/>
           </w:tcPr>
-          <w:p/>
+          <w:p>
+            <w:pPr>
+              <w:spacing w:after="0" w:line="240" w:lineRule="auto"/>
+              <w:rPr>
+                <w:rFonts w:hint="default"/>
+                <w:lang w:val="en-US"/>
+              </w:rPr>
+            </w:pPr>
+            <w:r>
+              <w:rPr>
+                <w:rFonts w:hint="default"/>
+                <w:lang w:val="en-US"/>
+              </w:rPr>
+              <w:t>1</w:t>
+            </w:r>
+          </w:p>
         </w:tc>
         <w:tc>
           <w:tcPr>
             <w:tcW w:w="1618" w:type="dxa"/>
           </w:tcPr>
-          <w:p/>
+          <w:p>
+            <w:pPr>
+              <w:spacing w:after="0" w:line="240" w:lineRule="auto"/>
+            </w:pPr>
+          </w:p>
         </w:tc>
         <w:tc>
           <w:tcPr>
             <w:tcW w:w="1644" w:type="dxa"/>
           </w:tcPr>
-          <w:p/>
+          <w:p>
+            <w:pPr>
+              <w:spacing w:after="0" w:line="240" w:lineRule="auto"/>
+            </w:pPr>
+          </w:p>
         </w:tc>
       </w:tr>
       <w:tr>
         <w:trPr>
-          <w:trHeight w:val="453"/>
+          <w:trHeight w:val="453" w:hRule="atLeast"/>
         </w:trPr>
         <w:tc>
           <w:tcPr>
             <w:tcW w:w="1614" w:type="dxa"/>
           </w:tcPr>
-          <w:p/>
+          <w:p>
+            <w:pPr>
+              <w:spacing w:after="0" w:line="240" w:lineRule="auto"/>
+            </w:pPr>
+            <w:r>
+              <w:t>BS</w:t>
+            </w:r>
+            <w:r>
+              <w:rPr>
+                <w:rFonts w:hint="default"/>
+                <w:lang w:val="en-US"/>
+              </w:rPr>
+              <w:t>2_1</w:t>
+            </w:r>
+          </w:p>
         </w:tc>
         <w:tc>
           <w:tcPr>
             <w:tcW w:w="1840" w:type="dxa"/>
           </w:tcPr>
-          <w:p/>
+          <w:p>
+            <w:pPr>
+              <w:keepNext w:val="0"/>
+              <w:keepLines w:val="0"/>
+              <w:widowControl/>
+              <w:suppressLineNumbers w:val="0"/>
+              <w:jc w:val="left"/>
+              <w:rPr>
+                <w:rFonts w:hint="default" w:asciiTheme="minorAscii" w:hAnsiTheme="minorAscii"/>
+                <w:b w:val="0"/>
+                <w:bCs w:val="0"/>
+              </w:rPr>
+            </w:pPr>
+            <w:r>
+              <w:rPr>
+                <w:rFonts w:hint="default" w:eastAsia="SimSun" w:cs="SimSun" w:asciiTheme="minorAscii" w:hAnsiTheme="minorAscii"/>
+                <w:b w:val="0"/>
+                <w:bCs w:val="0"/>
+                <w:kern w:val="0"/>
+                <w:sz w:val="24"/>
+                <w:szCs w:val="24"/>
+                <w:lang w:val="en-US" w:eastAsia="zh-CN" w:bidi="ar"/>
+                <w14:ligatures w14:val="standardContextual"/>
+              </w:rPr>
+              <w:t>Facilities &amp; Support Staff (Guard) shall complete digital patrol logs during rounds.</w:t>
+            </w:r>
+          </w:p>
+          <w:p>
+            <w:pPr>
+              <w:spacing w:after="0" w:line="240" w:lineRule="auto"/>
+            </w:pPr>
+          </w:p>
         </w:tc>
         <w:tc>
           <w:tcPr>
             <w:tcW w:w="1651" w:type="dxa"/>
           </w:tcPr>
-          <w:p/>
+          <w:p>
+            <w:pPr>
+              <w:keepNext w:val="0"/>
+              <w:keepLines w:val="0"/>
+              <w:widowControl/>
+              <w:suppressLineNumbers w:val="0"/>
+              <w:jc w:val="left"/>
+              <w:rPr>
+                <w:rFonts w:hint="default" w:asciiTheme="minorAscii" w:hAnsiTheme="minorAscii"/>
+                <w:b w:val="0"/>
+                <w:bCs w:val="0"/>
+              </w:rPr>
+            </w:pPr>
+            <w:r>
+              <w:rPr>
+                <w:rFonts w:hint="default" w:eastAsia="SimSun" w:cs="SimSun" w:asciiTheme="minorAscii" w:hAnsiTheme="minorAscii"/>
+                <w:b w:val="0"/>
+                <w:bCs w:val="0"/>
+                <w:kern w:val="0"/>
+                <w:sz w:val="24"/>
+                <w:szCs w:val="24"/>
+                <w:lang w:val="en-US" w:eastAsia="zh-CN" w:bidi="ar"/>
+                <w14:ligatures w14:val="standardContextual"/>
+              </w:rPr>
+              <w:t>Confirms area checks.</w:t>
+            </w:r>
+          </w:p>
+          <w:p>
+            <w:pPr>
+              <w:spacing w:after="0" w:line="240" w:lineRule="auto"/>
+            </w:pPr>
+          </w:p>
         </w:tc>
         <w:tc>
           <w:tcPr>
             <w:tcW w:w="1630" w:type="dxa"/>
           </w:tcPr>
-          <w:p/>
+          <w:p>
+            <w:pPr>
+              <w:spacing w:after="0" w:line="240" w:lineRule="auto"/>
+              <w:rPr>
+                <w:rFonts w:hint="default"/>
+                <w:lang w:val="en-US"/>
+              </w:rPr>
+            </w:pPr>
+            <w:r>
+              <w:rPr>
+                <w:rFonts w:hint="default"/>
+                <w:lang w:val="en-US"/>
+              </w:rPr>
+              <w:t>2</w:t>
+            </w:r>
+          </w:p>
         </w:tc>
         <w:tc>
           <w:tcPr>
             <w:tcW w:w="1618" w:type="dxa"/>
           </w:tcPr>
-          <w:p/>
+          <w:p>
+            <w:pPr>
+              <w:spacing w:after="0" w:line="240" w:lineRule="auto"/>
+            </w:pPr>
+          </w:p>
         </w:tc>
         <w:tc>
           <w:tcPr>
             <w:tcW w:w="1644" w:type="dxa"/>
           </w:tcPr>
-          <w:p/>
+          <w:p>
+            <w:pPr>
+              <w:spacing w:after="0" w:line="240" w:lineRule="auto"/>
+            </w:pPr>
+          </w:p>
         </w:tc>
       </w:tr>
       <w:tr>
         <w:trPr>
-          <w:trHeight w:val="453"/>
+          <w:trHeight w:val="453" w:hRule="atLeast"/>
         </w:trPr>
         <w:tc>
           <w:tcPr>
             <w:tcW w:w="1614" w:type="dxa"/>
           </w:tcPr>
-          <w:p/>
+          <w:p>
+            <w:pPr>
+              <w:spacing w:after="0" w:line="240" w:lineRule="auto"/>
+            </w:pPr>
+            <w:r>
+              <w:t>BS</w:t>
+            </w:r>
+            <w:r>
+              <w:rPr>
+                <w:rFonts w:hint="default"/>
+                <w:lang w:val="en-US"/>
+              </w:rPr>
+              <w:t>2_1</w:t>
+            </w:r>
+          </w:p>
         </w:tc>
         <w:tc>
           <w:tcPr>
             <w:tcW w:w="1840" w:type="dxa"/>
           </w:tcPr>
-          <w:p/>
+          <w:p>
+            <w:pPr>
+              <w:keepNext w:val="0"/>
+              <w:keepLines w:val="0"/>
+              <w:widowControl/>
+              <w:suppressLineNumbers w:val="0"/>
+              <w:jc w:val="left"/>
+              <w:rPr>
+                <w:rFonts w:hint="default" w:asciiTheme="minorAscii" w:hAnsiTheme="minorAscii"/>
+                <w:b w:val="0"/>
+                <w:bCs w:val="0"/>
+              </w:rPr>
+            </w:pPr>
+            <w:r>
+              <w:rPr>
+                <w:rFonts w:hint="default" w:eastAsia="SimSun" w:cs="SimSun" w:asciiTheme="minorAscii" w:hAnsiTheme="minorAscii"/>
+                <w:b w:val="0"/>
+                <w:bCs w:val="0"/>
+                <w:kern w:val="0"/>
+                <w:sz w:val="24"/>
+                <w:szCs w:val="24"/>
+                <w:lang w:val="en-US" w:eastAsia="zh-CN" w:bidi="ar"/>
+                <w14:ligatures w14:val="standardContextual"/>
+              </w:rPr>
+              <w:t>Bank Director shall evaluate branch performance metrics across all locations.</w:t>
+            </w:r>
+          </w:p>
+          <w:p>
+            <w:pPr>
+              <w:spacing w:after="0" w:line="240" w:lineRule="auto"/>
+            </w:pPr>
+          </w:p>
         </w:tc>
         <w:tc>
           <w:tcPr>
             <w:tcW w:w="1651" w:type="dxa"/>
           </w:tcPr>
-          <w:p/>
+          <w:p>
+            <w:pPr>
+              <w:keepNext w:val="0"/>
+              <w:keepLines w:val="0"/>
+              <w:widowControl/>
+              <w:suppressLineNumbers w:val="0"/>
+              <w:jc w:val="left"/>
+              <w:rPr>
+                <w:rFonts w:hint="default" w:asciiTheme="minorAscii" w:hAnsiTheme="minorAscii"/>
+                <w:b w:val="0"/>
+                <w:bCs w:val="0"/>
+              </w:rPr>
+            </w:pPr>
+            <w:r>
+              <w:rPr>
+                <w:rFonts w:hint="default" w:eastAsia="SimSun" w:cs="SimSun" w:asciiTheme="minorAscii" w:hAnsiTheme="minorAscii"/>
+                <w:b w:val="0"/>
+                <w:bCs w:val="0"/>
+                <w:kern w:val="0"/>
+                <w:sz w:val="24"/>
+                <w:szCs w:val="24"/>
+                <w:lang w:val="en-US" w:eastAsia="zh-CN" w:bidi="ar"/>
+                <w14:ligatures w14:val="standardContextual"/>
+              </w:rPr>
+              <w:t>Comparison of revenue/volume.</w:t>
+            </w:r>
+          </w:p>
+          <w:p>
+            <w:pPr>
+              <w:spacing w:after="0" w:line="240" w:lineRule="auto"/>
+            </w:pPr>
+          </w:p>
         </w:tc>
         <w:tc>
           <w:tcPr>
             <w:tcW w:w="1630" w:type="dxa"/>
           </w:tcPr>
-          <w:p/>
+          <w:p>
+            <w:pPr>
+              <w:spacing w:after="0" w:line="240" w:lineRule="auto"/>
+              <w:rPr>
+                <w:rFonts w:hint="default"/>
+                <w:lang w:val="en-US"/>
+              </w:rPr>
+            </w:pPr>
+            <w:r>
+              <w:rPr>
+                <w:rFonts w:hint="default"/>
+                <w:lang w:val="en-US"/>
+              </w:rPr>
+              <w:t>2</w:t>
+            </w:r>
+          </w:p>
         </w:tc>
         <w:tc>
           <w:tcPr>
             <w:tcW w:w="1618" w:type="dxa"/>
           </w:tcPr>
-          <w:p/>
+          <w:p>
+            <w:pPr>
+              <w:spacing w:after="0" w:line="240" w:lineRule="auto"/>
+            </w:pPr>
+          </w:p>
         </w:tc>
         <w:tc>
           <w:tcPr>
             <w:tcW w:w="1644" w:type="dxa"/>
           </w:tcPr>
-          <w:p/>
+          <w:p>
+            <w:pPr>
+              <w:spacing w:after="0" w:line="240" w:lineRule="auto"/>
+            </w:pPr>
+          </w:p>
+        </w:tc>
+      </w:tr>
+      <w:tr>
+        <w:trPr>
+          <w:trHeight w:val="453" w:hRule="atLeast"/>
+        </w:trPr>
+        <w:tc>
+          <w:tcPr>
+            <w:tcW w:w="1614" w:type="dxa"/>
+          </w:tcPr>
+          <w:p>
+            <w:pPr>
+              <w:spacing w:after="0" w:line="240" w:lineRule="auto"/>
+            </w:pPr>
+            <w:r>
+              <w:t>BS</w:t>
+            </w:r>
+            <w:r>
+              <w:rPr>
+                <w:rFonts w:hint="default"/>
+                <w:lang w:val="en-US"/>
+              </w:rPr>
+              <w:t>2_1</w:t>
+            </w:r>
+          </w:p>
+        </w:tc>
+        <w:tc>
+          <w:tcPr>
+            <w:tcW w:w="1840" w:type="dxa"/>
+          </w:tcPr>
+          <w:p>
+            <w:pPr>
+              <w:keepNext w:val="0"/>
+              <w:keepLines w:val="0"/>
+              <w:widowControl/>
+              <w:suppressLineNumbers w:val="0"/>
+              <w:jc w:val="left"/>
+              <w:rPr>
+                <w:rFonts w:hint="default" w:asciiTheme="minorAscii" w:hAnsiTheme="minorAscii"/>
+                <w:b w:val="0"/>
+                <w:bCs w:val="0"/>
+              </w:rPr>
+            </w:pPr>
+            <w:r>
+              <w:rPr>
+                <w:rFonts w:hint="default" w:eastAsia="SimSun" w:cs="SimSun" w:asciiTheme="minorAscii" w:hAnsiTheme="minorAscii"/>
+                <w:b w:val="0"/>
+                <w:bCs w:val="0"/>
+                <w:kern w:val="0"/>
+                <w:sz w:val="24"/>
+                <w:szCs w:val="24"/>
+                <w:lang w:val="en-US" w:eastAsia="zh-CN" w:bidi="ar"/>
+                <w14:ligatures w14:val="standardContextual"/>
+              </w:rPr>
+              <w:t>Facilities Manager shall track ATM cash levels via automated alerts.</w:t>
+            </w:r>
+          </w:p>
+          <w:p>
+            <w:pPr>
+              <w:spacing w:after="0" w:line="240" w:lineRule="auto"/>
+            </w:pPr>
+          </w:p>
+        </w:tc>
+        <w:tc>
+          <w:tcPr>
+            <w:tcW w:w="1651" w:type="dxa"/>
+          </w:tcPr>
+          <w:p>
+            <w:pPr>
+              <w:keepNext w:val="0"/>
+              <w:keepLines w:val="0"/>
+              <w:widowControl/>
+              <w:suppressLineNumbers w:val="0"/>
+              <w:jc w:val="left"/>
+              <w:rPr>
+                <w:rFonts w:hint="default" w:asciiTheme="minorAscii" w:hAnsiTheme="minorAscii"/>
+                <w:b w:val="0"/>
+                <w:bCs w:val="0"/>
+              </w:rPr>
+            </w:pPr>
+            <w:r>
+              <w:rPr>
+                <w:rFonts w:hint="default" w:eastAsia="SimSun" w:cs="SimSun" w:asciiTheme="minorAscii" w:hAnsiTheme="minorAscii"/>
+                <w:b w:val="0"/>
+                <w:bCs w:val="0"/>
+                <w:kern w:val="0"/>
+                <w:sz w:val="24"/>
+                <w:szCs w:val="24"/>
+                <w:lang w:val="en-US" w:eastAsia="zh-CN" w:bidi="ar"/>
+                <w14:ligatures w14:val="standardContextual"/>
+              </w:rPr>
+              <w:t>Triggered at thresholds.</w:t>
+            </w:r>
+          </w:p>
+          <w:p>
+            <w:pPr>
+              <w:spacing w:after="0" w:line="240" w:lineRule="auto"/>
+            </w:pPr>
+          </w:p>
+        </w:tc>
+        <w:tc>
+          <w:tcPr>
+            <w:tcW w:w="1630" w:type="dxa"/>
+          </w:tcPr>
+          <w:p>
+            <w:pPr>
+              <w:spacing w:after="0" w:line="240" w:lineRule="auto"/>
+              <w:rPr>
+                <w:rFonts w:hint="default"/>
+                <w:lang w:val="en-US"/>
+              </w:rPr>
+            </w:pPr>
+            <w:r>
+              <w:rPr>
+                <w:rFonts w:hint="default"/>
+                <w:lang w:val="en-US"/>
+              </w:rPr>
+              <w:t>2</w:t>
+            </w:r>
+          </w:p>
+        </w:tc>
+        <w:tc>
+          <w:tcPr>
+            <w:tcW w:w="1618" w:type="dxa"/>
+          </w:tcPr>
+          <w:p>
+            <w:pPr>
+              <w:spacing w:after="0" w:line="240" w:lineRule="auto"/>
+            </w:pPr>
+          </w:p>
+        </w:tc>
+        <w:tc>
+          <w:tcPr>
+            <w:tcW w:w="1644" w:type="dxa"/>
+          </w:tcPr>
+          <w:p>
+            <w:pPr>
+              <w:spacing w:after="0" w:line="240" w:lineRule="auto"/>
+            </w:pPr>
+          </w:p>
+        </w:tc>
+      </w:tr>
+      <w:tr>
+        <w:trPr>
+          <w:trHeight w:val="453" w:hRule="atLeast"/>
+        </w:trPr>
+        <w:tc>
+          <w:tcPr>
+            <w:tcW w:w="1614" w:type="dxa"/>
+          </w:tcPr>
+          <w:p>
+            <w:pPr>
+              <w:spacing w:after="0" w:line="240" w:lineRule="auto"/>
+            </w:pPr>
+            <w:r>
+              <w:t>BS</w:t>
+            </w:r>
+            <w:r>
+              <w:rPr>
+                <w:rFonts w:hint="default"/>
+                <w:lang w:val="en-US"/>
+              </w:rPr>
+              <w:t>2_1</w:t>
+            </w:r>
+          </w:p>
+        </w:tc>
+        <w:tc>
+          <w:tcPr>
+            <w:tcW w:w="1840" w:type="dxa"/>
+          </w:tcPr>
+          <w:p>
+            <w:pPr>
+              <w:keepNext w:val="0"/>
+              <w:keepLines w:val="0"/>
+              <w:widowControl/>
+              <w:suppressLineNumbers w:val="0"/>
+              <w:jc w:val="left"/>
+              <w:rPr>
+                <w:rFonts w:hint="default" w:asciiTheme="minorAscii" w:hAnsiTheme="minorAscii"/>
+                <w:b w:val="0"/>
+                <w:bCs w:val="0"/>
+              </w:rPr>
+            </w:pPr>
+            <w:r>
+              <w:rPr>
+                <w:rFonts w:hint="default" w:eastAsia="SimSun" w:cs="SimSun" w:asciiTheme="minorAscii" w:hAnsiTheme="minorAscii"/>
+                <w:b w:val="0"/>
+                <w:bCs w:val="0"/>
+                <w:kern w:val="0"/>
+                <w:sz w:val="24"/>
+                <w:szCs w:val="24"/>
+                <w:lang w:val="en-US" w:eastAsia="zh-CN" w:bidi="ar"/>
+                <w14:ligatures w14:val="standardContextual"/>
+              </w:rPr>
+              <w:t>Administrator shall perform ATM transaction reconciliation against core data.</w:t>
+            </w:r>
+          </w:p>
+          <w:p>
+            <w:pPr>
+              <w:spacing w:after="0" w:line="240" w:lineRule="auto"/>
+            </w:pPr>
+          </w:p>
+        </w:tc>
+        <w:tc>
+          <w:tcPr>
+            <w:tcW w:w="1651" w:type="dxa"/>
+          </w:tcPr>
+          <w:p>
+            <w:pPr>
+              <w:spacing w:after="0" w:line="240" w:lineRule="auto"/>
+            </w:pPr>
+            <w:r>
+              <w:rPr>
+                <w:rFonts w:hint="default" w:eastAsia="SimSun" w:cs="SimSun" w:asciiTheme="minorAscii" w:hAnsiTheme="minorAscii"/>
+                <w:b w:val="0"/>
+                <w:bCs w:val="0"/>
+                <w:kern w:val="0"/>
+                <w:sz w:val="24"/>
+                <w:szCs w:val="24"/>
+                <w:lang w:val="en-US" w:eastAsia="zh-CN" w:bidi="ar"/>
+                <w14:ligatures w14:val="standardContextual"/>
+              </w:rPr>
+              <w:t>To investigate discrepancies.</w:t>
+            </w:r>
+          </w:p>
+        </w:tc>
+        <w:tc>
+          <w:tcPr>
+            <w:tcW w:w="1630" w:type="dxa"/>
+          </w:tcPr>
+          <w:p>
+            <w:pPr>
+              <w:spacing w:after="0" w:line="240" w:lineRule="auto"/>
+              <w:rPr>
+                <w:rFonts w:hint="default"/>
+                <w:lang w:val="en-US"/>
+              </w:rPr>
+            </w:pPr>
+            <w:r>
+              <w:rPr>
+                <w:rFonts w:hint="default"/>
+                <w:lang w:val="en-US"/>
+              </w:rPr>
+              <w:t>1</w:t>
+            </w:r>
+          </w:p>
+        </w:tc>
+        <w:tc>
+          <w:tcPr>
+            <w:tcW w:w="1618" w:type="dxa"/>
+          </w:tcPr>
+          <w:p>
+            <w:pPr>
+              <w:spacing w:after="0" w:line="240" w:lineRule="auto"/>
+            </w:pPr>
+          </w:p>
+        </w:tc>
+        <w:tc>
+          <w:tcPr>
+            <w:tcW w:w="1644" w:type="dxa"/>
+          </w:tcPr>
+          <w:p>
+            <w:pPr>
+              <w:spacing w:after="0" w:line="240" w:lineRule="auto"/>
+            </w:pPr>
+          </w:p>
+        </w:tc>
+      </w:tr>
+      <w:tr>
+        <w:trPr>
+          <w:trHeight w:val="453" w:hRule="atLeast"/>
+        </w:trPr>
+        <w:tc>
+          <w:tcPr>
+            <w:tcW w:w="1614" w:type="dxa"/>
+          </w:tcPr>
+          <w:p>
+            <w:pPr>
+              <w:spacing w:after="0" w:line="240" w:lineRule="auto"/>
+            </w:pPr>
+            <w:r>
+              <w:t>BS</w:t>
+            </w:r>
+            <w:r>
+              <w:rPr>
+                <w:rFonts w:hint="default"/>
+                <w:lang w:val="en-US"/>
+              </w:rPr>
+              <w:t>2_1</w:t>
+            </w:r>
+            <w:bookmarkStart w:id="0" w:name="_GoBack"/>
+            <w:bookmarkEnd w:id="0"/>
+          </w:p>
+        </w:tc>
+        <w:tc>
+          <w:tcPr>
+            <w:tcW w:w="1840" w:type="dxa"/>
+          </w:tcPr>
+          <w:p>
+            <w:pPr>
+              <w:keepNext w:val="0"/>
+              <w:keepLines w:val="0"/>
+              <w:widowControl/>
+              <w:suppressLineNumbers w:val="0"/>
+              <w:jc w:val="left"/>
+              <w:rPr>
+                <w:rFonts w:hint="default" w:asciiTheme="minorAscii" w:hAnsiTheme="minorAscii"/>
+                <w:b w:val="0"/>
+                <w:bCs w:val="0"/>
+              </w:rPr>
+            </w:pPr>
+            <w:r>
+              <w:rPr>
+                <w:rFonts w:hint="default" w:eastAsia="SimSun" w:cs="SimSun" w:asciiTheme="minorAscii" w:hAnsiTheme="minorAscii"/>
+                <w:b w:val="0"/>
+                <w:bCs w:val="0"/>
+                <w:kern w:val="0"/>
+                <w:sz w:val="24"/>
+                <w:szCs w:val="24"/>
+                <w:lang w:val="en-US" w:eastAsia="zh-CN" w:bidi="ar"/>
+                <w14:ligatures w14:val="standardContextual"/>
+              </w:rPr>
+              <w:t>Facilities Manager triggers emergency lockdown procedures for all controlled doors.</w:t>
+            </w:r>
+          </w:p>
+          <w:p>
+            <w:pPr>
+              <w:spacing w:after="0" w:line="240" w:lineRule="auto"/>
+              <w:rPr>
+                <w:rFonts w:hint="default" w:asciiTheme="minorAscii" w:hAnsiTheme="minorAscii"/>
+                <w:b w:val="0"/>
+                <w:bCs w:val="0"/>
+              </w:rPr>
+            </w:pPr>
+          </w:p>
+        </w:tc>
+        <w:tc>
+          <w:tcPr>
+            <w:tcW w:w="1651" w:type="dxa"/>
+          </w:tcPr>
+          <w:p>
+            <w:pPr>
+              <w:keepNext w:val="0"/>
+              <w:keepLines w:val="0"/>
+              <w:widowControl/>
+              <w:suppressLineNumbers w:val="0"/>
+              <w:jc w:val="left"/>
+              <w:rPr>
+                <w:rFonts w:hint="default" w:asciiTheme="minorAscii" w:hAnsiTheme="minorAscii"/>
+                <w:b w:val="0"/>
+                <w:bCs w:val="0"/>
+              </w:rPr>
+            </w:pPr>
+            <w:r>
+              <w:rPr>
+                <w:rFonts w:hint="default" w:eastAsia="SimSun" w:cs="SimSun" w:asciiTheme="minorAscii" w:hAnsiTheme="minorAscii"/>
+                <w:b w:val="0"/>
+                <w:bCs w:val="0"/>
+                <w:kern w:val="0"/>
+                <w:sz w:val="24"/>
+                <w:szCs w:val="24"/>
+                <w:lang w:val="en-US" w:eastAsia="zh-CN" w:bidi="ar"/>
+                <w14:ligatures w14:val="standardContextual"/>
+              </w:rPr>
+              <w:t>Used during immediate threats.</w:t>
+            </w:r>
+          </w:p>
+          <w:p>
+            <w:pPr>
+              <w:spacing w:after="0" w:line="240" w:lineRule="auto"/>
+              <w:rPr>
+                <w:rFonts w:hint="default" w:eastAsia="SimSun" w:cs="SimSun" w:asciiTheme="minorAscii" w:hAnsiTheme="minorAscii"/>
+                <w:b w:val="0"/>
+                <w:bCs w:val="0"/>
+                <w:kern w:val="0"/>
+                <w:sz w:val="24"/>
+                <w:szCs w:val="24"/>
+                <w:lang w:val="en-US" w:eastAsia="zh-CN" w:bidi="ar"/>
+                <w14:ligatures w14:val="standardContextual"/>
+              </w:rPr>
+            </w:pPr>
+          </w:p>
+        </w:tc>
+        <w:tc>
+          <w:tcPr>
+            <w:tcW w:w="1630" w:type="dxa"/>
+          </w:tcPr>
+          <w:p>
+            <w:pPr>
+              <w:spacing w:after="0" w:line="240" w:lineRule="auto"/>
+              <w:rPr>
+                <w:rFonts w:hint="default"/>
+                <w:lang w:val="en-US"/>
+              </w:rPr>
+            </w:pPr>
+            <w:r>
+              <w:rPr>
+                <w:rFonts w:hint="default"/>
+                <w:lang w:val="en-US"/>
+              </w:rPr>
+              <w:t>1</w:t>
+            </w:r>
+          </w:p>
+        </w:tc>
+        <w:tc>
+          <w:tcPr>
+            <w:tcW w:w="1618" w:type="dxa"/>
+          </w:tcPr>
+          <w:p>
+            <w:pPr>
+              <w:spacing w:after="0" w:line="240" w:lineRule="auto"/>
+            </w:pPr>
+          </w:p>
+        </w:tc>
+        <w:tc>
+          <w:tcPr>
+            <w:tcW w:w="1644" w:type="dxa"/>
+          </w:tcPr>
+          <w:p>
+            <w:pPr>
+              <w:spacing w:after="0" w:line="240" w:lineRule="auto"/>
+            </w:pPr>
+          </w:p>
         </w:tc>
       </w:tr>
     </w:tbl>
@@ -374,7 +1285,6 @@
           <w:b/>
           <w:bCs/>
         </w:rPr>
-        <w:lastRenderedPageBreak/>
         <w:t>Non-Functional Requirements</w:t>
       </w:r>
     </w:p>
@@ -397,7 +1307,7 @@
       <w:pPr>
         <w:numPr>
           <w:ilvl w:val="0"/>
-          <w:numId w:val="2"/>
+          <w:numId w:val="1"/>
         </w:numPr>
       </w:pPr>
       <w:r>
@@ -423,7 +1333,7 @@
       <w:pPr>
         <w:numPr>
           <w:ilvl w:val="0"/>
-          <w:numId w:val="3"/>
+          <w:numId w:val="2"/>
         </w:numPr>
       </w:pPr>
       <w:r>
@@ -432,10 +1342,10 @@
     </w:p>
     <w:p>
       <w:pPr>
-        <w:pStyle w:val="ListParagraph"/>
+        <w:pStyle w:val="32"/>
         <w:numPr>
           <w:ilvl w:val="0"/>
-          <w:numId w:val="8"/>
+          <w:numId w:val="3"/>
         </w:numPr>
       </w:pPr>
       <w:r>
@@ -465,21 +1375,15 @@
         </w:numPr>
       </w:pPr>
       <w:r>
-        <w:t xml:space="preserve">Real-time data replication shall be implemented to a secondary database for high availability and </w:t>
-      </w:r>
-      <w:r>
-        <w:t>failovers</w:t>
-      </w:r>
-      <w:r>
-        <w:t>.</w:t>
+        <w:t>Real-time data replication shall be implemented to a secondary database for high availability and failovers.</w:t>
       </w:r>
     </w:p>
     <w:p>
       <w:pPr>
-        <w:pStyle w:val="ListParagraph"/>
+        <w:pStyle w:val="32"/>
         <w:numPr>
           <w:ilvl w:val="0"/>
-          <w:numId w:val="9"/>
+          <w:numId w:val="5"/>
         </w:numPr>
       </w:pPr>
       <w:r>
@@ -505,7 +1409,7 @@
       <w:pPr>
         <w:numPr>
           <w:ilvl w:val="0"/>
-          <w:numId w:val="5"/>
+          <w:numId w:val="6"/>
         </w:numPr>
       </w:pPr>
       <w:r>
@@ -517,10 +1421,7 @@
         <w:ind w:left="360"/>
       </w:pPr>
       <w:r>
-        <w:t xml:space="preserve">1. </w:t>
-      </w:r>
-      <w:r>
-        <w:t>All data transmitted between client and server shall be encrypted using TLS 1.3.</w:t>
+        <w:t>1. All data transmitted between client and server shall be encrypted using TLS 1.3.</w:t>
       </w:r>
     </w:p>
     <w:p>
@@ -528,10 +1429,7 @@
         <w:ind w:left="360"/>
       </w:pPr>
       <w:r>
-        <w:t xml:space="preserve">1. </w:t>
-      </w:r>
-      <w:r>
-        <w:t>The entire database shall be encrypted at the file system level.</w:t>
+        <w:t>1. The entire database shall be encrypted at the file system level.</w:t>
       </w:r>
     </w:p>
     <w:p>
@@ -539,10 +1437,7 @@
         <w:ind w:left="360"/>
       </w:pPr>
       <w:r>
-        <w:t xml:space="preserve">1. </w:t>
-      </w:r>
-      <w:r>
-        <w:t>Sensitive fields such as passwords, national IDs, and card numbers shall be tokenized or masked when displayed.</w:t>
+        <w:t>1. Sensitive fields such as passwords, national IDs, and card numbers shall be tokenized or masked when displayed.</w:t>
       </w:r>
     </w:p>
     <w:p>
@@ -550,10 +1445,7 @@
         <w:ind w:left="360"/>
       </w:pPr>
       <w:r>
-        <w:t xml:space="preserve">1. </w:t>
-      </w:r>
-      <w:r>
-        <w:t>Multi-factor authentication (MFA) shall be required for all users.</w:t>
+        <w:t>1. Multi-factor authentication (MFA) shall be required for all users.</w:t>
       </w:r>
     </w:p>
     <w:p>
@@ -561,16 +1453,7 @@
         <w:ind w:left="360"/>
       </w:pPr>
       <w:r>
-        <w:t xml:space="preserve">1. </w:t>
-      </w:r>
-      <w:r>
-        <w:t xml:space="preserve">Role-based access control (RBAC) </w:t>
-      </w:r>
-      <w:r>
-        <w:t>should</w:t>
-      </w:r>
-      <w:r>
-        <w:t xml:space="preserve"> be enforced to restrict access based on user roles.</w:t>
+        <w:t>1. Role-based access control (RBAC) should be enforced to restrict access based on user roles.</w:t>
       </w:r>
     </w:p>
     <w:p>
@@ -578,10 +1461,7 @@
         <w:ind w:left="360"/>
       </w:pPr>
       <w:r>
-        <w:t xml:space="preserve">1. </w:t>
-      </w:r>
-      <w:r>
-        <w:t>Secure token-based session management shall be implemented to prevent session hijacking.</w:t>
+        <w:t>1. Secure token-based session management shall be implemented to prevent session hijacking.</w:t>
       </w:r>
     </w:p>
     <w:p>
@@ -589,10 +1469,7 @@
         <w:ind w:left="360"/>
       </w:pPr>
       <w:r>
-        <w:t xml:space="preserve">1. </w:t>
-      </w:r>
-      <w:r>
-        <w:t>Administrator and Director accounts shall have additional protections including IP whitelisting and mandatory MFA for every login.</w:t>
+        <w:t>1. Administrator and Director accounts shall have additional protections including IP whitelisting and mandatory MFA for every login.</w:t>
       </w:r>
     </w:p>
     <w:p>
@@ -600,16 +1477,7 @@
         <w:ind w:left="360"/>
       </w:pPr>
       <w:r>
-        <w:t xml:space="preserve">1. </w:t>
-      </w:r>
-      <w:r>
-        <w:t xml:space="preserve">User accounts shall be locked automatically after a defined number of failed </w:t>
-      </w:r>
-      <w:r>
-        <w:t>logins</w:t>
-      </w:r>
-      <w:r>
-        <w:t xml:space="preserve"> attempts to prevent brute-force attacks.</w:t>
+        <w:t>1. User accounts shall be locked automatically after a defined number of failed logins attempts to prevent brute-force attacks.</w:t>
       </w:r>
     </w:p>
     <w:p>
@@ -617,23 +1485,7 @@
         <w:ind w:left="360"/>
       </w:pPr>
       <w:r>
-        <w:lastRenderedPageBreak/>
-        <w:t xml:space="preserve">1. </w:t>
-      </w:r>
-      <w:r>
-        <w:t xml:space="preserve">Intrusion detection and fraud detection mechanisms </w:t>
-      </w:r>
-      <w:r>
-        <w:t>should</w:t>
-      </w:r>
-      <w:r>
-        <w:t xml:space="preserve"> monitor and </w:t>
-      </w:r>
-      <w:r>
-        <w:t>alert</w:t>
-      </w:r>
-      <w:r>
-        <w:t xml:space="preserve"> suspicious activity.</w:t>
+        <w:t>1. Intrusion detection and fraud detection mechanisms should monitor and alert suspicious activity.</w:t>
       </w:r>
     </w:p>
     <w:p>
@@ -641,10 +1493,7 @@
         <w:ind w:left="360"/>
       </w:pPr>
       <w:r>
-        <w:t xml:space="preserve">1. </w:t>
-      </w:r>
-      <w:r>
-        <w:t>Regular security patching and third-party penetration testing shall be performed to address vulnerabilities.</w:t>
+        <w:t>1. Regular security patching and third-party penetration testing shall be performed to address vulnerabilities.</w:t>
       </w:r>
     </w:p>
     <w:p>
@@ -652,10 +1501,7 @@
         <w:ind w:left="360"/>
       </w:pPr>
       <w:r>
-        <w:t xml:space="preserve">1. </w:t>
-      </w:r>
-      <w:r>
-        <w:t>All user inputs shall be validated and sanitized to prevent SQL injection and XSS attacks.</w:t>
+        <w:t>1. All user inputs shall be validated and sanitized to prevent SQL injection and XSS attacks.</w:t>
       </w:r>
     </w:p>
     <w:p>
@@ -677,7 +1523,7 @@
       <w:pPr>
         <w:numPr>
           <w:ilvl w:val="0"/>
-          <w:numId w:val="6"/>
+          <w:numId w:val="7"/>
         </w:numPr>
       </w:pPr>
       <w:r>
@@ -703,46 +1549,40 @@
       <w:pPr>
         <w:numPr>
           <w:ilvl w:val="0"/>
-          <w:numId w:val="7"/>
+          <w:numId w:val="8"/>
         </w:numPr>
       </w:pPr>
       <w:r>
-        <w:t xml:space="preserve">The system shall comply with </w:t>
-      </w:r>
-      <w:r>
-        <w:t>bank</w:t>
-      </w:r>
-      <w:r>
-        <w:t xml:space="preserve"> regulations regarding secure data storage, encryption, and audit logging.</w:t>
+        <w:t>The system shall comply with bank regulations regarding secure data storage, encryption, and audit logging.</w:t>
       </w:r>
     </w:p>
     <w:p/>
     <w:sectPr>
       <w:pgSz w:w="12240" w:h="15840"/>
       <w:pgMar w:top="1440" w:right="1440" w:bottom="1440" w:left="1440" w:header="720" w:footer="720" w:gutter="0"/>
-      <w:cols w:space="720"/>
-      <w:docGrid w:linePitch="360"/>
+      <w:cols w:space="720" w:num="1"/>
+      <w:docGrid w:linePitch="360" w:charSpace="0"/>
     </w:sectPr>
   </w:body>
 </w:document>
 </file>
 
 <file path=word/endnotes.xml><?xml version="1.0" encoding="utf-8"?>
-<w:endnotes xmlns:wpc="http://schemas.microsoft.com/office/word/2010/wordprocessingCanvas" xmlns:cx="http://schemas.microsoft.com/office/drawing/2014/chartex" xmlns:cx1="http://schemas.microsoft.com/office/drawing/2015/9/8/chartex" xmlns:cx2="http://schemas.microsoft.com/office/drawing/2015/10/21/chartex" xmlns:cx3="http://schemas.microsoft.com/office/drawing/2016/5/9/chartex" xmlns:cx4="http://schemas.microsoft.com/office/drawing/2016/5/10/chartex" xmlns:cx5="http://schemas.microsoft.com/office/drawing/2016/5/11/chartex" xmlns:cx6="http://schemas.microsoft.com/office/drawing/2016/5/12/chartex" xmlns:cx7="http://schemas.microsoft.com/office/drawing/2016/5/13/chartex" xmlns:cx8="http://schemas.microsoft.com/office/drawing/2016/5/14/chartex" xmlns:mc="http://schemas.openxmlformats.org/markup-compatibility/2006" xmlns:aink="http://schemas.microsoft.com/office/drawing/2016/ink" xmlns:am3d="http://schemas.microsoft.com/office/drawing/2017/model3d" xmlns:o="urn:schemas-microsoft-com:office:office" xmlns:oel="http://schemas.microsoft.com/office/2019/extlst" xmlns:r="http://schemas.openxmlformats.org/officeDocument/2006/relationships" xmlns:m="http://schemas.openxmlformats.org/officeDocument/2006/math" xmlns:v="urn:schemas-microsoft-com:vml" xmlns:wp14="http://schemas.microsoft.com/office/word/2010/wordprocessingDrawing" xmlns:wp="http://schemas.openxmlformats.org/drawingml/2006/wordprocessingDrawing" xmlns:w10="urn:schemas-microsoft-com:office:word" xmlns:w="http://schemas.openxmlformats.org/wordprocessingml/2006/main" xmlns:w14="http://schemas.microsoft.com/office/word/2010/wordml" xmlns:w15="http://schemas.microsoft.com/office/word/2012/wordml" xmlns:w16cex="http://schemas.microsoft.com/office/word/2018/wordml/cex" xmlns:w16cid="http://schemas.microsoft.com/office/word/2016/wordml/cid" xmlns:w16="http://schemas.microsoft.com/office/word/2018/wordml" xmlns:w16du="http://schemas.microsoft.com/office/word/2023/wordml/word16du" xmlns:w16sdtdh="http://schemas.microsoft.com/office/word/2020/wordml/sdtdatahash" xmlns:w16sdtfl="http://schemas.microsoft.com/office/word/2024/wordml/sdtformatlock" xmlns:w16se="http://schemas.microsoft.com/office/word/2015/wordml/symex" xmlns:wpg="http://schemas.microsoft.com/office/word/2010/wordprocessingGroup" xmlns:wpi="http://schemas.microsoft.com/office/word/2010/wordprocessingInk" xmlns:wne="http://schemas.microsoft.com/office/word/2006/wordml" xmlns:wps="http://schemas.microsoft.com/office/word/2010/wordprocessingShape" mc:Ignorable="w14 w15 w16se w16cid w16 w16cex w16sdtdh w16sdtfl w16du wp14">
-  <w:endnote w:type="separator" w:id="-1">
+<w:endnotes xmlns:wpc="http://schemas.microsoft.com/office/word/2010/wordprocessingCanvas" xmlns:mc="http://schemas.openxmlformats.org/markup-compatibility/2006" xmlns:o="urn:schemas-microsoft-com:office:office" xmlns:r="http://schemas.openxmlformats.org/officeDocument/2006/relationships" xmlns:m="http://schemas.openxmlformats.org/officeDocument/2006/math" xmlns:v="urn:schemas-microsoft-com:vml" xmlns:wp14="http://schemas.microsoft.com/office/word/2010/wordprocessingDrawing" xmlns:wp="http://schemas.openxmlformats.org/drawingml/2006/wordprocessingDrawing" xmlns:w="http://schemas.openxmlformats.org/wordprocessingml/2006/main" xmlns:w14="http://schemas.microsoft.com/office/word/2010/wordml" xmlns:w15="http://schemas.microsoft.com/office/word/2012/wordml" xmlns:w10="urn:schemas-microsoft-com:office:word" xmlns:wpg="http://schemas.microsoft.com/office/word/2010/wordprocessingGroup" xmlns:wpi="http://schemas.microsoft.com/office/word/2010/wordprocessingInk" xmlns:wne="http://schemas.microsoft.com/office/word/2006/wordml" xmlns:wps="http://schemas.microsoft.com/office/word/2010/wordprocessingShape" xmlns:wpsCustomData="http://www.wps.cn/officeDocument/2013/wpsCustomData" mc:Ignorable="w14 w15 wp14">
+  <w:endnote w:type="separator" w:id="0">
     <w:p>
       <w:pPr>
-        <w:spacing w:after="0" w:line="240" w:lineRule="auto"/>
+        <w:spacing w:line="240" w:lineRule="auto"/>
       </w:pPr>
       <w:r>
         <w:separator/>
       </w:r>
     </w:p>
   </w:endnote>
-  <w:endnote w:type="continuationSeparator" w:id="0">
+  <w:endnote w:type="continuationSeparator" w:id="1">
     <w:p>
       <w:pPr>
-        <w:spacing w:after="0" w:line="240" w:lineRule="auto"/>
+        <w:spacing w:line="240" w:lineRule="auto"/>
       </w:pPr>
       <w:r>
         <w:continuationSeparator/>
@@ -753,21 +1593,21 @@
 </file>
 
 <file path=word/footnotes.xml><?xml version="1.0" encoding="utf-8"?>
-<w:footnotes xmlns:wpc="http://schemas.microsoft.com/office/word/2010/wordprocessingCanvas" xmlns:cx="http://schemas.microsoft.com/office/drawing/2014/chartex" xmlns:cx1="http://schemas.microsoft.com/office/drawing/2015/9/8/chartex" xmlns:cx2="http://schemas.microsoft.com/office/drawing/2015/10/21/chartex" xmlns:cx3="http://schemas.microsoft.com/office/drawing/2016/5/9/chartex" xmlns:cx4="http://schemas.microsoft.com/office/drawing/2016/5/10/chartex" xmlns:cx5="http://schemas.microsoft.com/office/drawing/2016/5/11/chartex" xmlns:cx6="http://schemas.microsoft.com/office/drawing/2016/5/12/chartex" xmlns:cx7="http://schemas.microsoft.com/office/drawing/2016/5/13/chartex" xmlns:cx8="http://schemas.microsoft.com/office/drawing/2016/5/14/chartex" xmlns:mc="http://schemas.openxmlformats.org/markup-compatibility/2006" xmlns:aink="http://schemas.microsoft.com/office/drawing/2016/ink" xmlns:am3d="http://schemas.microsoft.com/office/drawing/2017/model3d" xmlns:o="urn:schemas-microsoft-com:office:office" xmlns:oel="http://schemas.microsoft.com/office/2019/extlst" xmlns:r="http://schemas.openxmlformats.org/officeDocument/2006/relationships" xmlns:m="http://schemas.openxmlformats.org/officeDocument/2006/math" xmlns:v="urn:schemas-microsoft-com:vml" xmlns:wp14="http://schemas.microsoft.com/office/word/2010/wordprocessingDrawing" xmlns:wp="http://schemas.openxmlformats.org/drawingml/2006/wordprocessingDrawing" xmlns:w10="urn:schemas-microsoft-com:office:word" xmlns:w="http://schemas.openxmlformats.org/wordprocessingml/2006/main" xmlns:w14="http://schemas.microsoft.com/office/word/2010/wordml" xmlns:w15="http://schemas.microsoft.com/office/word/2012/wordml" xmlns:w16cex="http://schemas.microsoft.com/office/word/2018/wordml/cex" xmlns:w16cid="http://schemas.microsoft.com/office/word/2016/wordml/cid" xmlns:w16="http://schemas.microsoft.com/office/word/2018/wordml" xmlns:w16du="http://schemas.microsoft.com/office/word/2023/wordml/word16du" xmlns:w16sdtdh="http://schemas.microsoft.com/office/word/2020/wordml/sdtdatahash" xmlns:w16sdtfl="http://schemas.microsoft.com/office/word/2024/wordml/sdtformatlock" xmlns:w16se="http://schemas.microsoft.com/office/word/2015/wordml/symex" xmlns:wpg="http://schemas.microsoft.com/office/word/2010/wordprocessingGroup" xmlns:wpi="http://schemas.microsoft.com/office/word/2010/wordprocessingInk" xmlns:wne="http://schemas.microsoft.com/office/word/2006/wordml" xmlns:wps="http://schemas.microsoft.com/office/word/2010/wordprocessingShape" mc:Ignorable="w14 w15 w16se w16cid w16 w16cex w16sdtdh w16sdtfl w16du wp14">
-  <w:footnote w:type="separator" w:id="-1">
+<w:footnotes xmlns:wpc="http://schemas.microsoft.com/office/word/2010/wordprocessingCanvas" xmlns:mc="http://schemas.openxmlformats.org/markup-compatibility/2006" xmlns:o="urn:schemas-microsoft-com:office:office" xmlns:r="http://schemas.openxmlformats.org/officeDocument/2006/relationships" xmlns:m="http://schemas.openxmlformats.org/officeDocument/2006/math" xmlns:v="urn:schemas-microsoft-com:vml" xmlns:wp14="http://schemas.microsoft.com/office/word/2010/wordprocessingDrawing" xmlns:wp="http://schemas.openxmlformats.org/drawingml/2006/wordprocessingDrawing" xmlns:w="http://schemas.openxmlformats.org/wordprocessingml/2006/main" xmlns:w14="http://schemas.microsoft.com/office/word/2010/wordml" xmlns:w15="http://schemas.microsoft.com/office/word/2012/wordml" xmlns:w10="urn:schemas-microsoft-com:office:word" xmlns:wpg="http://schemas.microsoft.com/office/word/2010/wordprocessingGroup" xmlns:wpi="http://schemas.microsoft.com/office/word/2010/wordprocessingInk" xmlns:wne="http://schemas.microsoft.com/office/word/2006/wordml" xmlns:wps="http://schemas.microsoft.com/office/word/2010/wordprocessingShape" xmlns:wpsCustomData="http://www.wps.cn/officeDocument/2013/wpsCustomData" mc:Ignorable="w14 w15 wp14">
+  <w:footnote w:type="separator" w:id="0">
     <w:p>
       <w:pPr>
-        <w:spacing w:after="0" w:line="240" w:lineRule="auto"/>
+        <w:spacing w:before="0" w:after="0" w:line="278" w:lineRule="auto"/>
       </w:pPr>
       <w:r>
         <w:separator/>
       </w:r>
     </w:p>
   </w:footnote>
-  <w:footnote w:type="continuationSeparator" w:id="0">
+  <w:footnote w:type="continuationSeparator" w:id="1">
     <w:p>
       <w:pPr>
-        <w:spacing w:after="0" w:line="240" w:lineRule="auto"/>
+        <w:spacing w:before="0" w:after="0" w:line="278" w:lineRule="auto"/>
       </w:pPr>
       <w:r>
         <w:continuationSeparator/>
@@ -778,12 +1618,12 @@
 </file>
 
 <file path=word/numbering.xml><?xml version="1.0" encoding="utf-8"?>
-<w:numbering xmlns:wpc="http://schemas.microsoft.com/office/word/2010/wordprocessingCanvas" xmlns:cx="http://schemas.microsoft.com/office/drawing/2014/chartex" xmlns:cx1="http://schemas.microsoft.com/office/drawing/2015/9/8/chartex" xmlns:cx2="http://schemas.microsoft.com/office/drawing/2015/10/21/chartex" xmlns:cx3="http://schemas.microsoft.com/office/drawing/2016/5/9/chartex" xmlns:cx4="http://schemas.microsoft.com/office/drawing/2016/5/10/chartex" xmlns:cx5="http://schemas.microsoft.com/office/drawing/2016/5/11/chartex" xmlns:cx6="http://schemas.microsoft.com/office/drawing/2016/5/12/chartex" xmlns:cx7="http://schemas.microsoft.com/office/drawing/2016/5/13/chartex" xmlns:cx8="http://schemas.microsoft.com/office/drawing/2016/5/14/chartex" xmlns:mc="http://schemas.openxmlformats.org/markup-compatibility/2006" xmlns:aink="http://schemas.microsoft.com/office/drawing/2016/ink" xmlns:am3d="http://schemas.microsoft.com/office/drawing/2017/model3d" xmlns:o="urn:schemas-microsoft-com:office:office" xmlns:oel="http://schemas.microsoft.com/office/2019/extlst" xmlns:r="http://schemas.openxmlformats.org/officeDocument/2006/relationships" xmlns:m="http://schemas.openxmlformats.org/officeDocument/2006/math" xmlns:v="urn:schemas-microsoft-com:vml" xmlns:wp14="http://schemas.microsoft.com/office/word/2010/wordprocessingDrawing" xmlns:wp="http://schemas.openxmlformats.org/drawingml/2006/wordprocessingDrawing" xmlns:w10="urn:schemas-microsoft-com:office:word" xmlns:w="http://schemas.openxmlformats.org/wordprocessingml/2006/main" xmlns:w14="http://schemas.microsoft.com/office/word/2010/wordml" xmlns:w15="http://schemas.microsoft.com/office/word/2012/wordml" xmlns:w16cex="http://schemas.microsoft.com/office/word/2018/wordml/cex" xmlns:w16cid="http://schemas.microsoft.com/office/word/2016/wordml/cid" xmlns:w16="http://schemas.microsoft.com/office/word/2018/wordml" xmlns:w16du="http://schemas.microsoft.com/office/word/2023/wordml/word16du" xmlns:w16sdtdh="http://schemas.microsoft.com/office/word/2020/wordml/sdtdatahash" xmlns:w16sdtfl="http://schemas.microsoft.com/office/word/2024/wordml/sdtformatlock" xmlns:w16se="http://schemas.microsoft.com/office/word/2015/wordml/symex" xmlns:wpg="http://schemas.microsoft.com/office/word/2010/wordprocessingGroup" xmlns:wpi="http://schemas.microsoft.com/office/word/2010/wordprocessingInk" xmlns:wne="http://schemas.microsoft.com/office/word/2006/wordml" xmlns:wps="http://schemas.microsoft.com/office/word/2010/wordprocessingShape" mc:Ignorable="w14 w15 w16se w16cid w16 w16cex w16sdtdh w16sdtfl w16du wp14">
-  <w:abstractNum w:abstractNumId="0" w15:restartNumberingAfterBreak="0">
+<w:numbering xmlns:wpc="http://schemas.microsoft.com/office/word/2010/wordprocessingCanvas" xmlns:mc="http://schemas.openxmlformats.org/markup-compatibility/2006" xmlns:o="urn:schemas-microsoft-com:office:office" xmlns:r="http://schemas.openxmlformats.org/officeDocument/2006/relationships" xmlns:m="http://schemas.openxmlformats.org/officeDocument/2006/math" xmlns:v="urn:schemas-microsoft-com:vml" xmlns:wp14="http://schemas.microsoft.com/office/word/2010/wordprocessingDrawing" xmlns:wp="http://schemas.openxmlformats.org/drawingml/2006/wordprocessingDrawing" xmlns:w10="urn:schemas-microsoft-com:office:word" xmlns:w="http://schemas.openxmlformats.org/wordprocessingml/2006/main" xmlns:w14="http://schemas.microsoft.com/office/word/2010/wordml" xmlns:wpg="http://schemas.microsoft.com/office/word/2010/wordprocessingGroup" xmlns:wpi="http://schemas.microsoft.com/office/word/2010/wordprocessingInk" xmlns:wne="http://schemas.microsoft.com/office/word/2006/wordml" xmlns:wps="http://schemas.microsoft.com/office/word/2010/wordprocessingShape" xmlns:wpsCustomData="http://www.wps.cn/officeDocument/2013/wpsCustomData" mc:Ignorable="w14 wp14">
+  <w:abstractNum w:abstractNumId="0">
     <w:nsid w:val="1A7D5229"/>
-    <w:multiLevelType w:val="hybridMultilevel"/>
-    <w:tmpl w:val="AAC03406"/>
-    <w:lvl w:ilvl="0" w:tplc="0409000F">
+    <w:multiLevelType w:val="multilevel"/>
+    <w:tmpl w:val="1A7D5229"/>
+    <w:lvl w:ilvl="0" w:tentative="0">
       <w:start w:val="1"/>
       <w:numFmt w:val="decimal"/>
       <w:lvlText w:val="%1."/>
@@ -795,7 +1635,7 @@
         <w:rFonts w:hint="default"/>
       </w:rPr>
     </w:lvl>
-    <w:lvl w:ilvl="1" w:tplc="04090019" w:tentative="1">
+    <w:lvl w:ilvl="1" w:tentative="0">
       <w:start w:val="1"/>
       <w:numFmt w:val="lowerLetter"/>
       <w:lvlText w:val="%2."/>
@@ -804,7 +1644,7 @@
         <w:ind w:left="1440" w:hanging="360"/>
       </w:pPr>
     </w:lvl>
-    <w:lvl w:ilvl="2" w:tplc="0409001B" w:tentative="1">
+    <w:lvl w:ilvl="2" w:tentative="0">
       <w:start w:val="1"/>
       <w:numFmt w:val="lowerRoman"/>
       <w:lvlText w:val="%3."/>
@@ -813,7 +1653,7 @@
         <w:ind w:left="2160" w:hanging="180"/>
       </w:pPr>
     </w:lvl>
-    <w:lvl w:ilvl="3" w:tplc="0409000F" w:tentative="1">
+    <w:lvl w:ilvl="3" w:tentative="0">
       <w:start w:val="1"/>
       <w:numFmt w:val="decimal"/>
       <w:lvlText w:val="%4."/>
@@ -822,7 +1662,7 @@
         <w:ind w:left="2880" w:hanging="360"/>
       </w:pPr>
     </w:lvl>
-    <w:lvl w:ilvl="4" w:tplc="04090019" w:tentative="1">
+    <w:lvl w:ilvl="4" w:tentative="0">
       <w:start w:val="1"/>
       <w:numFmt w:val="lowerLetter"/>
       <w:lvlText w:val="%5."/>
@@ -831,7 +1671,7 @@
         <w:ind w:left="3600" w:hanging="360"/>
       </w:pPr>
     </w:lvl>
-    <w:lvl w:ilvl="5" w:tplc="0409001B" w:tentative="1">
+    <w:lvl w:ilvl="5" w:tentative="0">
       <w:start w:val="1"/>
       <w:numFmt w:val="lowerRoman"/>
       <w:lvlText w:val="%6."/>
@@ -840,7 +1680,7 @@
         <w:ind w:left="4320" w:hanging="180"/>
       </w:pPr>
     </w:lvl>
-    <w:lvl w:ilvl="6" w:tplc="0409000F" w:tentative="1">
+    <w:lvl w:ilvl="6" w:tentative="0">
       <w:start w:val="1"/>
       <w:numFmt w:val="decimal"/>
       <w:lvlText w:val="%7."/>
@@ -849,7 +1689,7 @@
         <w:ind w:left="5040" w:hanging="360"/>
       </w:pPr>
     </w:lvl>
-    <w:lvl w:ilvl="7" w:tplc="04090019" w:tentative="1">
+    <w:lvl w:ilvl="7" w:tentative="0">
       <w:start w:val="1"/>
       <w:numFmt w:val="lowerLetter"/>
       <w:lvlText w:val="%8."/>
@@ -858,7 +1698,7 @@
         <w:ind w:left="5760" w:hanging="360"/>
       </w:pPr>
     </w:lvl>
-    <w:lvl w:ilvl="8" w:tplc="0409001B" w:tentative="1">
+    <w:lvl w:ilvl="8" w:tentative="0">
       <w:start w:val="1"/>
       <w:numFmt w:val="lowerRoman"/>
       <w:lvlText w:val="%9."/>
@@ -868,689 +1708,576 @@
       </w:pPr>
     </w:lvl>
   </w:abstractNum>
-  <w:abstractNum w:abstractNumId="1" w15:restartNumberingAfterBreak="0">
+  <w:abstractNum w:abstractNumId="1">
     <w:nsid w:val="1FDB3A60"/>
     <w:multiLevelType w:val="multilevel"/>
-    <w:tmpl w:val="8E7816D0"/>
-    <w:lvl w:ilvl="0">
+    <w:tmpl w:val="1FDB3A60"/>
+    <w:lvl w:ilvl="0" w:tentative="0">
       <w:start w:val="1"/>
       <w:numFmt w:val="decimal"/>
       <w:lvlText w:val="%1."/>
       <w:lvlJc w:val="left"/>
       <w:pPr>
         <w:tabs>
-          <w:tab w:val="num" w:pos="720"/>
+          <w:tab w:val="left" w:pos="720"/>
         </w:tabs>
         <w:ind w:left="720" w:hanging="360"/>
       </w:pPr>
     </w:lvl>
-    <w:lvl w:ilvl="1" w:tentative="1">
+    <w:lvl w:ilvl="1" w:tentative="0">
       <w:start w:val="1"/>
       <w:numFmt w:val="decimal"/>
       <w:lvlText w:val="%2."/>
       <w:lvlJc w:val="left"/>
       <w:pPr>
         <w:tabs>
-          <w:tab w:val="num" w:pos="1440"/>
+          <w:tab w:val="left" w:pos="1440"/>
         </w:tabs>
         <w:ind w:left="1440" w:hanging="360"/>
       </w:pPr>
     </w:lvl>
-    <w:lvl w:ilvl="2" w:tentative="1">
+    <w:lvl w:ilvl="2" w:tentative="0">
       <w:start w:val="1"/>
       <w:numFmt w:val="decimal"/>
       <w:lvlText w:val="%3."/>
       <w:lvlJc w:val="left"/>
       <w:pPr>
         <w:tabs>
-          <w:tab w:val="num" w:pos="2160"/>
+          <w:tab w:val="left" w:pos="2160"/>
         </w:tabs>
         <w:ind w:left="2160" w:hanging="360"/>
       </w:pPr>
     </w:lvl>
-    <w:lvl w:ilvl="3" w:tentative="1">
+    <w:lvl w:ilvl="3" w:tentative="0">
       <w:start w:val="1"/>
       <w:numFmt w:val="decimal"/>
       <w:lvlText w:val="%4."/>
       <w:lvlJc w:val="left"/>
       <w:pPr>
         <w:tabs>
-          <w:tab w:val="num" w:pos="2880"/>
+          <w:tab w:val="left" w:pos="2880"/>
         </w:tabs>
         <w:ind w:left="2880" w:hanging="360"/>
       </w:pPr>
     </w:lvl>
-    <w:lvl w:ilvl="4" w:tentative="1">
+    <w:lvl w:ilvl="4" w:tentative="0">
       <w:start w:val="1"/>
       <w:numFmt w:val="decimal"/>
       <w:lvlText w:val="%5."/>
       <w:lvlJc w:val="left"/>
       <w:pPr>
         <w:tabs>
-          <w:tab w:val="num" w:pos="3600"/>
+          <w:tab w:val="left" w:pos="3600"/>
         </w:tabs>
         <w:ind w:left="3600" w:hanging="360"/>
       </w:pPr>
     </w:lvl>
-    <w:lvl w:ilvl="5" w:tentative="1">
+    <w:lvl w:ilvl="5" w:tentative="0">
       <w:start w:val="1"/>
       <w:numFmt w:val="decimal"/>
       <w:lvlText w:val="%6."/>
       <w:lvlJc w:val="left"/>
       <w:pPr>
         <w:tabs>
-          <w:tab w:val="num" w:pos="4320"/>
+          <w:tab w:val="left" w:pos="4320"/>
         </w:tabs>
         <w:ind w:left="4320" w:hanging="360"/>
       </w:pPr>
     </w:lvl>
-    <w:lvl w:ilvl="6" w:tentative="1">
+    <w:lvl w:ilvl="6" w:tentative="0">
       <w:start w:val="1"/>
       <w:numFmt w:val="decimal"/>
       <w:lvlText w:val="%7."/>
       <w:lvlJc w:val="left"/>
       <w:pPr>
         <w:tabs>
-          <w:tab w:val="num" w:pos="5040"/>
+          <w:tab w:val="left" w:pos="5040"/>
         </w:tabs>
         <w:ind w:left="5040" w:hanging="360"/>
       </w:pPr>
     </w:lvl>
-    <w:lvl w:ilvl="7" w:tentative="1">
+    <w:lvl w:ilvl="7" w:tentative="0">
       <w:start w:val="1"/>
       <w:numFmt w:val="decimal"/>
       <w:lvlText w:val="%8."/>
       <w:lvlJc w:val="left"/>
       <w:pPr>
         <w:tabs>
-          <w:tab w:val="num" w:pos="5760"/>
+          <w:tab w:val="left" w:pos="5760"/>
         </w:tabs>
         <w:ind w:left="5760" w:hanging="360"/>
       </w:pPr>
     </w:lvl>
-    <w:lvl w:ilvl="8" w:tentative="1">
+    <w:lvl w:ilvl="8" w:tentative="0">
       <w:start w:val="1"/>
       <w:numFmt w:val="decimal"/>
       <w:lvlText w:val="%9."/>
       <w:lvlJc w:val="left"/>
       <w:pPr>
         <w:tabs>
-          <w:tab w:val="num" w:pos="6480"/>
+          <w:tab w:val="left" w:pos="6480"/>
         </w:tabs>
         <w:ind w:left="6480" w:hanging="360"/>
       </w:pPr>
     </w:lvl>
   </w:abstractNum>
-  <w:abstractNum w:abstractNumId="2" w15:restartNumberingAfterBreak="0">
+  <w:abstractNum w:abstractNumId="2">
     <w:nsid w:val="23F22D2B"/>
     <w:multiLevelType w:val="multilevel"/>
-    <w:tmpl w:val="21FE69D8"/>
-    <w:lvl w:ilvl="0">
+    <w:tmpl w:val="23F22D2B"/>
+    <w:lvl w:ilvl="0" w:tentative="0">
       <w:start w:val="1"/>
       <w:numFmt w:val="decimal"/>
       <w:lvlText w:val="%1."/>
       <w:lvlJc w:val="left"/>
       <w:pPr>
         <w:tabs>
-          <w:tab w:val="num" w:pos="720"/>
+          <w:tab w:val="left" w:pos="720"/>
         </w:tabs>
         <w:ind w:left="720" w:hanging="360"/>
       </w:pPr>
     </w:lvl>
-    <w:lvl w:ilvl="1" w:tentative="1">
+    <w:lvl w:ilvl="1" w:tentative="0">
       <w:start w:val="1"/>
       <w:numFmt w:val="decimal"/>
       <w:lvlText w:val="%2."/>
       <w:lvlJc w:val="left"/>
       <w:pPr>
         <w:tabs>
-          <w:tab w:val="num" w:pos="1440"/>
+          <w:tab w:val="left" w:pos="1440"/>
         </w:tabs>
         <w:ind w:left="1440" w:hanging="360"/>
       </w:pPr>
     </w:lvl>
-    <w:lvl w:ilvl="2" w:tentative="1">
+    <w:lvl w:ilvl="2" w:tentative="0">
       <w:start w:val="1"/>
       <w:numFmt w:val="decimal"/>
       <w:lvlText w:val="%3."/>
       <w:lvlJc w:val="left"/>
       <w:pPr>
         <w:tabs>
-          <w:tab w:val="num" w:pos="2160"/>
+          <w:tab w:val="left" w:pos="2160"/>
         </w:tabs>
         <w:ind w:left="2160" w:hanging="360"/>
       </w:pPr>
     </w:lvl>
-    <w:lvl w:ilvl="3" w:tentative="1">
+    <w:lvl w:ilvl="3" w:tentative="0">
       <w:start w:val="1"/>
       <w:numFmt w:val="decimal"/>
       <w:lvlText w:val="%4."/>
       <w:lvlJc w:val="left"/>
       <w:pPr>
         <w:tabs>
-          <w:tab w:val="num" w:pos="2880"/>
+          <w:tab w:val="left" w:pos="2880"/>
         </w:tabs>
         <w:ind w:left="2880" w:hanging="360"/>
       </w:pPr>
     </w:lvl>
-    <w:lvl w:ilvl="4" w:tentative="1">
+    <w:lvl w:ilvl="4" w:tentative="0">
       <w:start w:val="1"/>
       <w:numFmt w:val="decimal"/>
       <w:lvlText w:val="%5."/>
       <w:lvlJc w:val="left"/>
       <w:pPr>
         <w:tabs>
-          <w:tab w:val="num" w:pos="3600"/>
+          <w:tab w:val="left" w:pos="3600"/>
         </w:tabs>
         <w:ind w:left="3600" w:hanging="360"/>
       </w:pPr>
     </w:lvl>
-    <w:lvl w:ilvl="5" w:tentative="1">
+    <w:lvl w:ilvl="5" w:tentative="0">
       <w:start w:val="1"/>
       <w:numFmt w:val="decimal"/>
       <w:lvlText w:val="%6."/>
       <w:lvlJc w:val="left"/>
       <w:pPr>
         <w:tabs>
-          <w:tab w:val="num" w:pos="4320"/>
+          <w:tab w:val="left" w:pos="4320"/>
         </w:tabs>
         <w:ind w:left="4320" w:hanging="360"/>
       </w:pPr>
     </w:lvl>
-    <w:lvl w:ilvl="6" w:tentative="1">
+    <w:lvl w:ilvl="6" w:tentative="0">
       <w:start w:val="1"/>
       <w:numFmt w:val="decimal"/>
       <w:lvlText w:val="%7."/>
       <w:lvlJc w:val="left"/>
       <w:pPr>
         <w:tabs>
-          <w:tab w:val="num" w:pos="5040"/>
+          <w:tab w:val="left" w:pos="5040"/>
         </w:tabs>
         <w:ind w:left="5040" w:hanging="360"/>
       </w:pPr>
     </w:lvl>
-    <w:lvl w:ilvl="7" w:tentative="1">
+    <w:lvl w:ilvl="7" w:tentative="0">
       <w:start w:val="1"/>
       <w:numFmt w:val="decimal"/>
       <w:lvlText w:val="%8."/>
       <w:lvlJc w:val="left"/>
       <w:pPr>
         <w:tabs>
-          <w:tab w:val="num" w:pos="5760"/>
+          <w:tab w:val="left" w:pos="5760"/>
         </w:tabs>
         <w:ind w:left="5760" w:hanging="360"/>
       </w:pPr>
     </w:lvl>
-    <w:lvl w:ilvl="8" w:tentative="1">
+    <w:lvl w:ilvl="8" w:tentative="0">
       <w:start w:val="1"/>
       <w:numFmt w:val="decimal"/>
       <w:lvlText w:val="%9."/>
       <w:lvlJc w:val="left"/>
       <w:pPr>
         <w:tabs>
-          <w:tab w:val="num" w:pos="6480"/>
+          <w:tab w:val="left" w:pos="6480"/>
         </w:tabs>
         <w:ind w:left="6480" w:hanging="360"/>
       </w:pPr>
     </w:lvl>
   </w:abstractNum>
-  <w:abstractNum w:abstractNumId="3" w15:restartNumberingAfterBreak="0">
-    <w:nsid w:val="26AF5227"/>
-    <w:multiLevelType w:val="hybridMultilevel"/>
-    <w:tmpl w:val="D09452FE"/>
-    <w:lvl w:ilvl="0" w:tplc="04090001">
-      <w:start w:val="1"/>
-      <w:numFmt w:val="bullet"/>
-      <w:lvlText w:val=""/>
-      <w:lvlJc w:val="left"/>
-      <w:pPr>
-        <w:ind w:left="1440" w:hanging="360"/>
-      </w:pPr>
-      <w:rPr>
-        <w:rFonts w:ascii="Symbol" w:hAnsi="Symbol" w:hint="default"/>
-      </w:rPr>
-    </w:lvl>
-    <w:lvl w:ilvl="1" w:tplc="04090003">
-      <w:start w:val="1"/>
-      <w:numFmt w:val="bullet"/>
-      <w:lvlText w:val="o"/>
-      <w:lvlJc w:val="left"/>
-      <w:pPr>
-        <w:ind w:left="2160" w:hanging="360"/>
-      </w:pPr>
-      <w:rPr>
-        <w:rFonts w:ascii="Courier New" w:hAnsi="Courier New" w:cs="Courier New" w:hint="default"/>
-      </w:rPr>
-    </w:lvl>
-    <w:lvl w:ilvl="2" w:tplc="04090005">
-      <w:start w:val="1"/>
-      <w:numFmt w:val="bullet"/>
-      <w:lvlText w:val=""/>
-      <w:lvlJc w:val="left"/>
-      <w:pPr>
-        <w:ind w:left="2880" w:hanging="360"/>
-      </w:pPr>
-      <w:rPr>
-        <w:rFonts w:ascii="Wingdings" w:hAnsi="Wingdings" w:hint="default"/>
-      </w:rPr>
-    </w:lvl>
-    <w:lvl w:ilvl="3" w:tplc="04090001" w:tentative="1">
-      <w:start w:val="1"/>
-      <w:numFmt w:val="bullet"/>
-      <w:lvlText w:val=""/>
-      <w:lvlJc w:val="left"/>
-      <w:pPr>
-        <w:ind w:left="3600" w:hanging="360"/>
-      </w:pPr>
-      <w:rPr>
-        <w:rFonts w:ascii="Symbol" w:hAnsi="Symbol" w:hint="default"/>
-      </w:rPr>
-    </w:lvl>
-    <w:lvl w:ilvl="4" w:tplc="04090003" w:tentative="1">
-      <w:start w:val="1"/>
-      <w:numFmt w:val="bullet"/>
-      <w:lvlText w:val="o"/>
-      <w:lvlJc w:val="left"/>
-      <w:pPr>
-        <w:ind w:left="4320" w:hanging="360"/>
-      </w:pPr>
-      <w:rPr>
-        <w:rFonts w:ascii="Courier New" w:hAnsi="Courier New" w:cs="Courier New" w:hint="default"/>
-      </w:rPr>
-    </w:lvl>
-    <w:lvl w:ilvl="5" w:tplc="04090005" w:tentative="1">
-      <w:start w:val="1"/>
-      <w:numFmt w:val="bullet"/>
-      <w:lvlText w:val=""/>
-      <w:lvlJc w:val="left"/>
-      <w:pPr>
-        <w:ind w:left="5040" w:hanging="360"/>
-      </w:pPr>
-      <w:rPr>
-        <w:rFonts w:ascii="Wingdings" w:hAnsi="Wingdings" w:hint="default"/>
-      </w:rPr>
-    </w:lvl>
-    <w:lvl w:ilvl="6" w:tplc="04090001" w:tentative="1">
-      <w:start w:val="1"/>
-      <w:numFmt w:val="bullet"/>
-      <w:lvlText w:val=""/>
-      <w:lvlJc w:val="left"/>
-      <w:pPr>
-        <w:ind w:left="5760" w:hanging="360"/>
-      </w:pPr>
-      <w:rPr>
-        <w:rFonts w:ascii="Symbol" w:hAnsi="Symbol" w:hint="default"/>
-      </w:rPr>
-    </w:lvl>
-    <w:lvl w:ilvl="7" w:tplc="04090003" w:tentative="1">
-      <w:start w:val="1"/>
-      <w:numFmt w:val="bullet"/>
-      <w:lvlText w:val="o"/>
-      <w:lvlJc w:val="left"/>
-      <w:pPr>
-        <w:ind w:left="6480" w:hanging="360"/>
-      </w:pPr>
-      <w:rPr>
-        <w:rFonts w:ascii="Courier New" w:hAnsi="Courier New" w:cs="Courier New" w:hint="default"/>
-      </w:rPr>
-    </w:lvl>
-    <w:lvl w:ilvl="8" w:tplc="04090005" w:tentative="1">
-      <w:start w:val="1"/>
-      <w:numFmt w:val="bullet"/>
-      <w:lvlText w:val=""/>
-      <w:lvlJc w:val="left"/>
-      <w:pPr>
-        <w:ind w:left="7200" w:hanging="360"/>
-      </w:pPr>
-      <w:rPr>
-        <w:rFonts w:ascii="Wingdings" w:hAnsi="Wingdings" w:hint="default"/>
-      </w:rPr>
-    </w:lvl>
-  </w:abstractNum>
-  <w:abstractNum w:abstractNumId="4" w15:restartNumberingAfterBreak="0">
+  <w:abstractNum w:abstractNumId="3">
     <w:nsid w:val="379459BE"/>
     <w:multiLevelType w:val="multilevel"/>
-    <w:tmpl w:val="3D70794E"/>
-    <w:lvl w:ilvl="0">
+    <w:tmpl w:val="379459BE"/>
+    <w:lvl w:ilvl="0" w:tentative="0">
       <w:start w:val="1"/>
       <w:numFmt w:val="decimal"/>
       <w:lvlText w:val="%1."/>
       <w:lvlJc w:val="left"/>
       <w:pPr>
         <w:tabs>
-          <w:tab w:val="num" w:pos="720"/>
+          <w:tab w:val="left" w:pos="720"/>
         </w:tabs>
         <w:ind w:left="720" w:hanging="360"/>
       </w:pPr>
     </w:lvl>
-    <w:lvl w:ilvl="1" w:tentative="1">
+    <w:lvl w:ilvl="1" w:tentative="0">
       <w:start w:val="1"/>
       <w:numFmt w:val="decimal"/>
       <w:lvlText w:val="%2."/>
       <w:lvlJc w:val="left"/>
       <w:pPr>
         <w:tabs>
-          <w:tab w:val="num" w:pos="1440"/>
+          <w:tab w:val="left" w:pos="1440"/>
         </w:tabs>
         <w:ind w:left="1440" w:hanging="360"/>
       </w:pPr>
     </w:lvl>
-    <w:lvl w:ilvl="2" w:tentative="1">
+    <w:lvl w:ilvl="2" w:tentative="0">
       <w:start w:val="1"/>
       <w:numFmt w:val="decimal"/>
       <w:lvlText w:val="%3."/>
       <w:lvlJc w:val="left"/>
       <w:pPr>
         <w:tabs>
-          <w:tab w:val="num" w:pos="2160"/>
+          <w:tab w:val="left" w:pos="2160"/>
         </w:tabs>
         <w:ind w:left="2160" w:hanging="360"/>
       </w:pPr>
     </w:lvl>
-    <w:lvl w:ilvl="3" w:tentative="1">
+    <w:lvl w:ilvl="3" w:tentative="0">
       <w:start w:val="1"/>
       <w:numFmt w:val="decimal"/>
       <w:lvlText w:val="%4."/>
       <w:lvlJc w:val="left"/>
       <w:pPr>
         <w:tabs>
-          <w:tab w:val="num" w:pos="2880"/>
+          <w:tab w:val="left" w:pos="2880"/>
         </w:tabs>
         <w:ind w:left="2880" w:hanging="360"/>
       </w:pPr>
     </w:lvl>
-    <w:lvl w:ilvl="4" w:tentative="1">
+    <w:lvl w:ilvl="4" w:tentative="0">
       <w:start w:val="1"/>
       <w:numFmt w:val="decimal"/>
       <w:lvlText w:val="%5."/>
       <w:lvlJc w:val="left"/>
       <w:pPr>
         <w:tabs>
-          <w:tab w:val="num" w:pos="3600"/>
+          <w:tab w:val="left" w:pos="3600"/>
         </w:tabs>
         <w:ind w:left="3600" w:hanging="360"/>
       </w:pPr>
     </w:lvl>
-    <w:lvl w:ilvl="5" w:tentative="1">
+    <w:lvl w:ilvl="5" w:tentative="0">
       <w:start w:val="1"/>
       <w:numFmt w:val="decimal"/>
       <w:lvlText w:val="%6."/>
       <w:lvlJc w:val="left"/>
       <w:pPr>
         <w:tabs>
-          <w:tab w:val="num" w:pos="4320"/>
+          <w:tab w:val="left" w:pos="4320"/>
         </w:tabs>
         <w:ind w:left="4320" w:hanging="360"/>
       </w:pPr>
     </w:lvl>
-    <w:lvl w:ilvl="6" w:tentative="1">
+    <w:lvl w:ilvl="6" w:tentative="0">
       <w:start w:val="1"/>
       <w:numFmt w:val="decimal"/>
       <w:lvlText w:val="%7."/>
       <w:lvlJc w:val="left"/>
       <w:pPr>
         <w:tabs>
-          <w:tab w:val="num" w:pos="5040"/>
+          <w:tab w:val="left" w:pos="5040"/>
         </w:tabs>
         <w:ind w:left="5040" w:hanging="360"/>
       </w:pPr>
     </w:lvl>
-    <w:lvl w:ilvl="7" w:tentative="1">
+    <w:lvl w:ilvl="7" w:tentative="0">
       <w:start w:val="1"/>
       <w:numFmt w:val="decimal"/>
       <w:lvlText w:val="%8."/>
       <w:lvlJc w:val="left"/>
       <w:pPr>
         <w:tabs>
-          <w:tab w:val="num" w:pos="5760"/>
+          <w:tab w:val="left" w:pos="5760"/>
         </w:tabs>
         <w:ind w:left="5760" w:hanging="360"/>
       </w:pPr>
     </w:lvl>
-    <w:lvl w:ilvl="8" w:tentative="1">
+    <w:lvl w:ilvl="8" w:tentative="0">
       <w:start w:val="1"/>
       <w:numFmt w:val="decimal"/>
       <w:lvlText w:val="%9."/>
       <w:lvlJc w:val="left"/>
       <w:pPr>
         <w:tabs>
-          <w:tab w:val="num" w:pos="6480"/>
+          <w:tab w:val="left" w:pos="6480"/>
         </w:tabs>
         <w:ind w:left="6480" w:hanging="360"/>
       </w:pPr>
     </w:lvl>
   </w:abstractNum>
-  <w:abstractNum w:abstractNumId="5" w15:restartNumberingAfterBreak="0">
+  <w:abstractNum w:abstractNumId="4">
     <w:nsid w:val="45E64B78"/>
     <w:multiLevelType w:val="multilevel"/>
-    <w:tmpl w:val="E2021164"/>
-    <w:lvl w:ilvl="0">
+    <w:tmpl w:val="45E64B78"/>
+    <w:lvl w:ilvl="0" w:tentative="0">
       <w:start w:val="1"/>
       <w:numFmt w:val="decimal"/>
       <w:lvlText w:val="%1."/>
       <w:lvlJc w:val="left"/>
       <w:pPr>
         <w:tabs>
-          <w:tab w:val="num" w:pos="720"/>
+          <w:tab w:val="left" w:pos="720"/>
         </w:tabs>
         <w:ind w:left="720" w:hanging="360"/>
       </w:pPr>
     </w:lvl>
-    <w:lvl w:ilvl="1" w:tentative="1">
+    <w:lvl w:ilvl="1" w:tentative="0">
       <w:start w:val="1"/>
       <w:numFmt w:val="decimal"/>
       <w:lvlText w:val="%2."/>
       <w:lvlJc w:val="left"/>
       <w:pPr>
         <w:tabs>
-          <w:tab w:val="num" w:pos="1440"/>
+          <w:tab w:val="left" w:pos="1440"/>
         </w:tabs>
         <w:ind w:left="1440" w:hanging="360"/>
       </w:pPr>
     </w:lvl>
-    <w:lvl w:ilvl="2" w:tentative="1">
+    <w:lvl w:ilvl="2" w:tentative="0">
       <w:start w:val="1"/>
       <w:numFmt w:val="decimal"/>
       <w:lvlText w:val="%3."/>
       <w:lvlJc w:val="left"/>
       <w:pPr>
         <w:tabs>
-          <w:tab w:val="num" w:pos="2160"/>
+          <w:tab w:val="left" w:pos="2160"/>
         </w:tabs>
         <w:ind w:left="2160" w:hanging="360"/>
       </w:pPr>
     </w:lvl>
-    <w:lvl w:ilvl="3" w:tentative="1">
+    <w:lvl w:ilvl="3" w:tentative="0">
       <w:start w:val="1"/>
       <w:numFmt w:val="decimal"/>
       <w:lvlText w:val="%4."/>
       <w:lvlJc w:val="left"/>
       <w:pPr>
         <w:tabs>
-          <w:tab w:val="num" w:pos="2880"/>
+          <w:tab w:val="left" w:pos="2880"/>
         </w:tabs>
         <w:ind w:left="2880" w:hanging="360"/>
       </w:pPr>
     </w:lvl>
-    <w:lvl w:ilvl="4" w:tentative="1">
+    <w:lvl w:ilvl="4" w:tentative="0">
       <w:start w:val="1"/>
       <w:numFmt w:val="decimal"/>
       <w:lvlText w:val="%5."/>
       <w:lvlJc w:val="left"/>
       <w:pPr>
         <w:tabs>
-          <w:tab w:val="num" w:pos="3600"/>
+          <w:tab w:val="left" w:pos="3600"/>
         </w:tabs>
         <w:ind w:left="3600" w:hanging="360"/>
       </w:pPr>
     </w:lvl>
-    <w:lvl w:ilvl="5" w:tentative="1">
+    <w:lvl w:ilvl="5" w:tentative="0">
       <w:start w:val="1"/>
       <w:numFmt w:val="decimal"/>
       <w:lvlText w:val="%6."/>
       <w:lvlJc w:val="left"/>
       <w:pPr>
         <w:tabs>
-          <w:tab w:val="num" w:pos="4320"/>
+          <w:tab w:val="left" w:pos="4320"/>
         </w:tabs>
         <w:ind w:left="4320" w:hanging="360"/>
       </w:pPr>
     </w:lvl>
-    <w:lvl w:ilvl="6" w:tentative="1">
+    <w:lvl w:ilvl="6" w:tentative="0">
       <w:start w:val="1"/>
       <w:numFmt w:val="decimal"/>
       <w:lvlText w:val="%7."/>
       <w:lvlJc w:val="left"/>
       <w:pPr>
         <w:tabs>
-          <w:tab w:val="num" w:pos="5040"/>
+          <w:tab w:val="left" w:pos="5040"/>
         </w:tabs>
         <w:ind w:left="5040" w:hanging="360"/>
       </w:pPr>
     </w:lvl>
-    <w:lvl w:ilvl="7" w:tentative="1">
+    <w:lvl w:ilvl="7" w:tentative="0">
       <w:start w:val="1"/>
       <w:numFmt w:val="decimal"/>
       <w:lvlText w:val="%8."/>
       <w:lvlJc w:val="left"/>
       <w:pPr>
         <w:tabs>
-          <w:tab w:val="num" w:pos="5760"/>
+          <w:tab w:val="left" w:pos="5760"/>
         </w:tabs>
         <w:ind w:left="5760" w:hanging="360"/>
       </w:pPr>
     </w:lvl>
-    <w:lvl w:ilvl="8" w:tentative="1">
+    <w:lvl w:ilvl="8" w:tentative="0">
       <w:start w:val="1"/>
       <w:numFmt w:val="decimal"/>
       <w:lvlText w:val="%9."/>
       <w:lvlJc w:val="left"/>
       <w:pPr>
         <w:tabs>
-          <w:tab w:val="num" w:pos="6480"/>
+          <w:tab w:val="left" w:pos="6480"/>
         </w:tabs>
         <w:ind w:left="6480" w:hanging="360"/>
       </w:pPr>
     </w:lvl>
   </w:abstractNum>
-  <w:abstractNum w:abstractNumId="6" w15:restartNumberingAfterBreak="0">
+  <w:abstractNum w:abstractNumId="5">
     <w:nsid w:val="4FAF4038"/>
     <w:multiLevelType w:val="multilevel"/>
-    <w:tmpl w:val="AE686742"/>
-    <w:lvl w:ilvl="0">
+    <w:tmpl w:val="4FAF4038"/>
+    <w:lvl w:ilvl="0" w:tentative="0">
       <w:start w:val="1"/>
       <w:numFmt w:val="decimal"/>
       <w:lvlText w:val="%1."/>
       <w:lvlJc w:val="left"/>
       <w:pPr>
         <w:tabs>
-          <w:tab w:val="num" w:pos="720"/>
+          <w:tab w:val="left" w:pos="720"/>
         </w:tabs>
         <w:ind w:left="720" w:hanging="360"/>
       </w:pPr>
     </w:lvl>
-    <w:lvl w:ilvl="1" w:tentative="1">
+    <w:lvl w:ilvl="1" w:tentative="0">
       <w:start w:val="1"/>
       <w:numFmt w:val="decimal"/>
       <w:lvlText w:val="%2."/>
       <w:lvlJc w:val="left"/>
       <w:pPr>
         <w:tabs>
-          <w:tab w:val="num" w:pos="1440"/>
+          <w:tab w:val="left" w:pos="1440"/>
         </w:tabs>
         <w:ind w:left="1440" w:hanging="360"/>
       </w:pPr>
     </w:lvl>
-    <w:lvl w:ilvl="2" w:tentative="1">
+    <w:lvl w:ilvl="2" w:tentative="0">
       <w:start w:val="1"/>
       <w:numFmt w:val="decimal"/>
       <w:lvlText w:val="%3."/>
       <w:lvlJc w:val="left"/>
       <w:pPr>
         <w:tabs>
-          <w:tab w:val="num" w:pos="2160"/>
+          <w:tab w:val="left" w:pos="2160"/>
         </w:tabs>
         <w:ind w:left="2160" w:hanging="360"/>
       </w:pPr>
     </w:lvl>
-    <w:lvl w:ilvl="3" w:tentative="1">
+    <w:lvl w:ilvl="3" w:tentative="0">
       <w:start w:val="1"/>
       <w:numFmt w:val="decimal"/>
       <w:lvlText w:val="%4."/>
       <w:lvlJc w:val="left"/>
       <w:pPr>
         <w:tabs>
-          <w:tab w:val="num" w:pos="2880"/>
+          <w:tab w:val="left" w:pos="2880"/>
         </w:tabs>
         <w:ind w:left="2880" w:hanging="360"/>
       </w:pPr>
     </w:lvl>
-    <w:lvl w:ilvl="4" w:tentative="1">
+    <w:lvl w:ilvl="4" w:tentative="0">
       <w:start w:val="1"/>
       <w:numFmt w:val="decimal"/>
       <w:lvlText w:val="%5."/>
       <w:lvlJc w:val="left"/>
       <w:pPr>
         <w:tabs>
-          <w:tab w:val="num" w:pos="3600"/>
+          <w:tab w:val="left" w:pos="3600"/>
         </w:tabs>
         <w:ind w:left="3600" w:hanging="360"/>
       </w:pPr>
     </w:lvl>
-    <w:lvl w:ilvl="5" w:tentative="1">
+    <w:lvl w:ilvl="5" w:tentative="0">
       <w:start w:val="1"/>
       <w:numFmt w:val="decimal"/>
       <w:lvlText w:val="%6."/>
       <w:lvlJc w:val="left"/>
       <w:pPr>
         <w:tabs>
-          <w:tab w:val="num" w:pos="4320"/>
+          <w:tab w:val="left" w:pos="4320"/>
         </w:tabs>
         <w:ind w:left="4320" w:hanging="360"/>
       </w:pPr>
     </w:lvl>
-    <w:lvl w:ilvl="6" w:tentative="1">
+    <w:lvl w:ilvl="6" w:tentative="0">
       <w:start w:val="1"/>
       <w:numFmt w:val="decimal"/>
       <w:lvlText w:val="%7."/>
       <w:lvlJc w:val="left"/>
       <w:pPr>
         <w:tabs>
-          <w:tab w:val="num" w:pos="5040"/>
+          <w:tab w:val="left" w:pos="5040"/>
         </w:tabs>
         <w:ind w:left="5040" w:hanging="360"/>
       </w:pPr>
     </w:lvl>
-    <w:lvl w:ilvl="7" w:tentative="1">
+    <w:lvl w:ilvl="7" w:tentative="0">
       <w:start w:val="1"/>
       <w:numFmt w:val="decimal"/>
       <w:lvlText w:val="%8."/>
       <w:lvlJc w:val="left"/>
       <w:pPr>
         <w:tabs>
-          <w:tab w:val="num" w:pos="5760"/>
+          <w:tab w:val="left" w:pos="5760"/>
         </w:tabs>
         <w:ind w:left="5760" w:hanging="360"/>
       </w:pPr>
     </w:lvl>
-    <w:lvl w:ilvl="8" w:tentative="1">
+    <w:lvl w:ilvl="8" w:tentative="0">
       <w:start w:val="1"/>
       <w:numFmt w:val="decimal"/>
       <w:lvlText w:val="%9."/>
       <w:lvlJc w:val="left"/>
       <w:pPr>
         <w:tabs>
-          <w:tab w:val="num" w:pos="6480"/>
+          <w:tab w:val="left" w:pos="6480"/>
         </w:tabs>
         <w:ind w:left="6480" w:hanging="360"/>
       </w:pPr>
     </w:lvl>
   </w:abstractNum>
-  <w:abstractNum w:abstractNumId="7" w15:restartNumberingAfterBreak="0">
+  <w:abstractNum w:abstractNumId="6">
     <w:nsid w:val="63EC1E69"/>
-    <w:multiLevelType w:val="hybridMultilevel"/>
-    <w:tmpl w:val="749625FE"/>
-    <w:lvl w:ilvl="0" w:tplc="0409000F">
+    <w:multiLevelType w:val="multilevel"/>
+    <w:tmpl w:val="63EC1E69"/>
+    <w:lvl w:ilvl="0" w:tentative="0">
       <w:start w:val="1"/>
       <w:numFmt w:val="decimal"/>
       <w:lvlText w:val="%1."/>
@@ -1562,7 +2289,7 @@
         <w:rFonts w:hint="default"/>
       </w:rPr>
     </w:lvl>
-    <w:lvl w:ilvl="1" w:tplc="04090019" w:tentative="1">
+    <w:lvl w:ilvl="1" w:tentative="0">
       <w:start w:val="1"/>
       <w:numFmt w:val="lowerLetter"/>
       <w:lvlText w:val="%2."/>
@@ -1571,7 +2298,7 @@
         <w:ind w:left="1440" w:hanging="360"/>
       </w:pPr>
     </w:lvl>
-    <w:lvl w:ilvl="2" w:tplc="0409001B" w:tentative="1">
+    <w:lvl w:ilvl="2" w:tentative="0">
       <w:start w:val="1"/>
       <w:numFmt w:val="lowerRoman"/>
       <w:lvlText w:val="%3."/>
@@ -1580,7 +2307,7 @@
         <w:ind w:left="2160" w:hanging="180"/>
       </w:pPr>
     </w:lvl>
-    <w:lvl w:ilvl="3" w:tplc="0409000F" w:tentative="1">
+    <w:lvl w:ilvl="3" w:tentative="0">
       <w:start w:val="1"/>
       <w:numFmt w:val="decimal"/>
       <w:lvlText w:val="%4."/>
@@ -1589,7 +2316,7 @@
         <w:ind w:left="2880" w:hanging="360"/>
       </w:pPr>
     </w:lvl>
-    <w:lvl w:ilvl="4" w:tplc="04090019" w:tentative="1">
+    <w:lvl w:ilvl="4" w:tentative="0">
       <w:start w:val="1"/>
       <w:numFmt w:val="lowerLetter"/>
       <w:lvlText w:val="%5."/>
@@ -1598,7 +2325,7 @@
         <w:ind w:left="3600" w:hanging="360"/>
       </w:pPr>
     </w:lvl>
-    <w:lvl w:ilvl="5" w:tplc="0409001B" w:tentative="1">
+    <w:lvl w:ilvl="5" w:tentative="0">
       <w:start w:val="1"/>
       <w:numFmt w:val="lowerRoman"/>
       <w:lvlText w:val="%6."/>
@@ -1607,7 +2334,7 @@
         <w:ind w:left="4320" w:hanging="180"/>
       </w:pPr>
     </w:lvl>
-    <w:lvl w:ilvl="6" w:tplc="0409000F" w:tentative="1">
+    <w:lvl w:ilvl="6" w:tentative="0">
       <w:start w:val="1"/>
       <w:numFmt w:val="decimal"/>
       <w:lvlText w:val="%7."/>
@@ -1616,7 +2343,7 @@
         <w:ind w:left="5040" w:hanging="360"/>
       </w:pPr>
     </w:lvl>
-    <w:lvl w:ilvl="7" w:tplc="04090019" w:tentative="1">
+    <w:lvl w:ilvl="7" w:tentative="0">
       <w:start w:val="1"/>
       <w:numFmt w:val="lowerLetter"/>
       <w:lvlText w:val="%8."/>
@@ -1625,7 +2352,7 @@
         <w:ind w:left="5760" w:hanging="360"/>
       </w:pPr>
     </w:lvl>
-    <w:lvl w:ilvl="8" w:tplc="0409001B" w:tentative="1">
+    <w:lvl w:ilvl="8" w:tentative="0">
       <w:start w:val="1"/>
       <w:numFmt w:val="lowerRoman"/>
       <w:lvlText w:val="%9."/>
@@ -1635,558 +2362,432 @@
       </w:pPr>
     </w:lvl>
   </w:abstractNum>
-  <w:abstractNum w:abstractNumId="8" w15:restartNumberingAfterBreak="0">
+  <w:abstractNum w:abstractNumId="7">
     <w:nsid w:val="67863FA6"/>
     <w:multiLevelType w:val="multilevel"/>
-    <w:tmpl w:val="088AF486"/>
-    <w:lvl w:ilvl="0">
+    <w:tmpl w:val="67863FA6"/>
+    <w:lvl w:ilvl="0" w:tentative="0">
       <w:start w:val="1"/>
       <w:numFmt w:val="decimal"/>
       <w:lvlText w:val="%1."/>
       <w:lvlJc w:val="left"/>
       <w:pPr>
         <w:tabs>
-          <w:tab w:val="num" w:pos="720"/>
+          <w:tab w:val="left" w:pos="720"/>
         </w:tabs>
         <w:ind w:left="720" w:hanging="360"/>
       </w:pPr>
     </w:lvl>
-    <w:lvl w:ilvl="1" w:tentative="1">
+    <w:lvl w:ilvl="1" w:tentative="0">
       <w:start w:val="1"/>
       <w:numFmt w:val="decimal"/>
       <w:lvlText w:val="%2."/>
       <w:lvlJc w:val="left"/>
       <w:pPr>
         <w:tabs>
-          <w:tab w:val="num" w:pos="1440"/>
+          <w:tab w:val="left" w:pos="1440"/>
         </w:tabs>
         <w:ind w:left="1440" w:hanging="360"/>
       </w:pPr>
     </w:lvl>
-    <w:lvl w:ilvl="2" w:tentative="1">
+    <w:lvl w:ilvl="2" w:tentative="0">
       <w:start w:val="1"/>
       <w:numFmt w:val="decimal"/>
       <w:lvlText w:val="%3."/>
       <w:lvlJc w:val="left"/>
       <w:pPr>
         <w:tabs>
-          <w:tab w:val="num" w:pos="2160"/>
+          <w:tab w:val="left" w:pos="2160"/>
         </w:tabs>
         <w:ind w:left="2160" w:hanging="360"/>
       </w:pPr>
     </w:lvl>
-    <w:lvl w:ilvl="3" w:tentative="1">
+    <w:lvl w:ilvl="3" w:tentative="0">
       <w:start w:val="1"/>
       <w:numFmt w:val="decimal"/>
       <w:lvlText w:val="%4."/>
       <w:lvlJc w:val="left"/>
       <w:pPr>
         <w:tabs>
-          <w:tab w:val="num" w:pos="2880"/>
+          <w:tab w:val="left" w:pos="2880"/>
         </w:tabs>
         <w:ind w:left="2880" w:hanging="360"/>
       </w:pPr>
     </w:lvl>
-    <w:lvl w:ilvl="4" w:tentative="1">
+    <w:lvl w:ilvl="4" w:tentative="0">
       <w:start w:val="1"/>
       <w:numFmt w:val="decimal"/>
       <w:lvlText w:val="%5."/>
       <w:lvlJc w:val="left"/>
       <w:pPr>
         <w:tabs>
-          <w:tab w:val="num" w:pos="3600"/>
+          <w:tab w:val="left" w:pos="3600"/>
         </w:tabs>
         <w:ind w:left="3600" w:hanging="360"/>
       </w:pPr>
     </w:lvl>
-    <w:lvl w:ilvl="5" w:tentative="1">
+    <w:lvl w:ilvl="5" w:tentative="0">
       <w:start w:val="1"/>
       <w:numFmt w:val="decimal"/>
       <w:lvlText w:val="%6."/>
       <w:lvlJc w:val="left"/>
       <w:pPr>
         <w:tabs>
-          <w:tab w:val="num" w:pos="4320"/>
+          <w:tab w:val="left" w:pos="4320"/>
         </w:tabs>
         <w:ind w:left="4320" w:hanging="360"/>
       </w:pPr>
     </w:lvl>
-    <w:lvl w:ilvl="6" w:tentative="1">
+    <w:lvl w:ilvl="6" w:tentative="0">
       <w:start w:val="1"/>
       <w:numFmt w:val="decimal"/>
       <w:lvlText w:val="%7."/>
       <w:lvlJc w:val="left"/>
       <w:pPr>
         <w:tabs>
-          <w:tab w:val="num" w:pos="5040"/>
+          <w:tab w:val="left" w:pos="5040"/>
         </w:tabs>
         <w:ind w:left="5040" w:hanging="360"/>
       </w:pPr>
     </w:lvl>
-    <w:lvl w:ilvl="7" w:tentative="1">
+    <w:lvl w:ilvl="7" w:tentative="0">
       <w:start w:val="1"/>
       <w:numFmt w:val="decimal"/>
       <w:lvlText w:val="%8."/>
       <w:lvlJc w:val="left"/>
       <w:pPr>
         <w:tabs>
-          <w:tab w:val="num" w:pos="5760"/>
+          <w:tab w:val="left" w:pos="5760"/>
         </w:tabs>
         <w:ind w:left="5760" w:hanging="360"/>
       </w:pPr>
     </w:lvl>
-    <w:lvl w:ilvl="8" w:tentative="1">
+    <w:lvl w:ilvl="8" w:tentative="0">
       <w:start w:val="1"/>
       <w:numFmt w:val="decimal"/>
       <w:lvlText w:val="%9."/>
       <w:lvlJc w:val="left"/>
       <w:pPr>
         <w:tabs>
-          <w:tab w:val="num" w:pos="6480"/>
+          <w:tab w:val="left" w:pos="6480"/>
         </w:tabs>
         <w:ind w:left="6480" w:hanging="360"/>
       </w:pPr>
     </w:lvl>
   </w:abstractNum>
-  <w:num w:numId="1" w16cid:durableId="514467242">
-    <w:abstractNumId w:val="3"/>
-  </w:num>
-  <w:num w:numId="2" w16cid:durableId="1343244982">
+  <w:num w:numId="1">
     <w:abstractNumId w:val="1"/>
   </w:num>
-  <w:num w:numId="3" w16cid:durableId="1027371591">
-    <w:abstractNumId w:val="8"/>
+  <w:num w:numId="2">
+    <w:abstractNumId w:val="7"/>
   </w:num>
-  <w:num w:numId="4" w16cid:durableId="1770077925">
+  <w:num w:numId="3">
+    <w:abstractNumId w:val="0"/>
+  </w:num>
+  <w:num w:numId="4">
+    <w:abstractNumId w:val="5"/>
+  </w:num>
+  <w:num w:numId="5">
     <w:abstractNumId w:val="6"/>
   </w:num>
-  <w:num w:numId="5" w16cid:durableId="1948123530">
+  <w:num w:numId="6">
     <w:abstractNumId w:val="2"/>
   </w:num>
-  <w:num w:numId="6" w16cid:durableId="1440488480">
-    <w:abstractNumId w:val="5"/>
-  </w:num>
-  <w:num w:numId="7" w16cid:durableId="134379237">
+  <w:num w:numId="7">
     <w:abstractNumId w:val="4"/>
   </w:num>
-  <w:num w:numId="8" w16cid:durableId="956372324">
-    <w:abstractNumId w:val="0"/>
-  </w:num>
-  <w:num w:numId="9" w16cid:durableId="813377089">
-    <w:abstractNumId w:val="7"/>
+  <w:num w:numId="8">
+    <w:abstractNumId w:val="3"/>
   </w:num>
 </w:numbering>
 </file>
 
 <file path=word/styles.xml><?xml version="1.0" encoding="utf-8"?>
-<w:styles xmlns:mc="http://schemas.openxmlformats.org/markup-compatibility/2006" xmlns:r="http://schemas.openxmlformats.org/officeDocument/2006/relationships" xmlns:w="http://schemas.openxmlformats.org/wordprocessingml/2006/main" xmlns:w14="http://schemas.microsoft.com/office/word/2010/wordml" xmlns:w15="http://schemas.microsoft.com/office/word/2012/wordml" xmlns:w16cex="http://schemas.microsoft.com/office/word/2018/wordml/cex" xmlns:w16cid="http://schemas.microsoft.com/office/word/2016/wordml/cid" xmlns:w16="http://schemas.microsoft.com/office/word/2018/wordml" xmlns:w16du="http://schemas.microsoft.com/office/word/2023/wordml/word16du" xmlns:w16sdtdh="http://schemas.microsoft.com/office/word/2020/wordml/sdtdatahash" xmlns:w16sdtfl="http://schemas.microsoft.com/office/word/2024/wordml/sdtformatlock" xmlns:w16se="http://schemas.microsoft.com/office/word/2015/wordml/symex" mc:Ignorable="w14 w15 w16se w16cid w16 w16cex w16sdtdh w16sdtfl w16du">
+<w:styles xmlns:mc="http://schemas.openxmlformats.org/markup-compatibility/2006" xmlns:o="urn:schemas-microsoft-com:office:office" xmlns:r="http://schemas.openxmlformats.org/officeDocument/2006/relationships" xmlns:m="http://schemas.openxmlformats.org/officeDocument/2006/math" xmlns:v="urn:schemas-microsoft-com:vml" xmlns:w="http://schemas.openxmlformats.org/wordprocessingml/2006/main" xmlns:w14="http://schemas.microsoft.com/office/word/2010/wordml" xmlns:w10="urn:schemas-microsoft-com:office:word" xmlns:sl="http://schemas.openxmlformats.org/schemaLibrary/2006/main" xmlns:wpsCustomData="http://www.wps.cn/officeDocument/2013/wpsCustomData" mc:Ignorable="w14">
   <w:docDefaults>
     <w:rPrDefault>
       <w:rPr>
-        <w:rFonts w:asciiTheme="minorHAnsi" w:eastAsiaTheme="minorHAnsi" w:hAnsiTheme="minorHAnsi" w:cstheme="minorBidi"/>
-        <w:kern w:val="2"/>
-        <w:sz w:val="24"/>
-        <w:szCs w:val="24"/>
-        <w:lang w:val="en-US" w:eastAsia="en-US" w:bidi="ar-SA"/>
-        <w14:ligatures w14:val="standardContextual"/>
+        <w:rFonts w:ascii="Times New Roman" w:hAnsi="Times New Roman" w:eastAsia="SimSun" w:cs="Times New Roman"/>
       </w:rPr>
     </w:rPrDefault>
-    <w:pPrDefault>
-      <w:pPr>
-        <w:spacing w:after="160" w:line="278" w:lineRule="auto"/>
-      </w:pPr>
-    </w:pPrDefault>
+    <w:pPrDefault/>
   </w:docDefaults>
-  <w:latentStyles w:defLockedState="0" w:defUIPriority="99" w:defSemiHidden="0" w:defUnhideWhenUsed="0" w:defQFormat="0" w:count="376">
-    <w:lsdException w:name="Normal" w:uiPriority="0" w:qFormat="1"/>
-    <w:lsdException w:name="heading 1" w:uiPriority="9" w:qFormat="1"/>
-    <w:lsdException w:name="heading 2" w:semiHidden="1" w:uiPriority="9" w:unhideWhenUsed="1" w:qFormat="1"/>
-    <w:lsdException w:name="heading 3" w:semiHidden="1" w:uiPriority="9" w:unhideWhenUsed="1" w:qFormat="1"/>
-    <w:lsdException w:name="heading 4" w:semiHidden="1" w:uiPriority="9" w:unhideWhenUsed="1" w:qFormat="1"/>
-    <w:lsdException w:name="heading 5" w:semiHidden="1" w:uiPriority="9" w:unhideWhenUsed="1" w:qFormat="1"/>
-    <w:lsdException w:name="heading 6" w:semiHidden="1" w:uiPriority="9" w:unhideWhenUsed="1" w:qFormat="1"/>
-    <w:lsdException w:name="heading 7" w:semiHidden="1" w:uiPriority="9" w:unhideWhenUsed="1" w:qFormat="1"/>
-    <w:lsdException w:name="heading 8" w:semiHidden="1" w:uiPriority="9" w:unhideWhenUsed="1" w:qFormat="1"/>
-    <w:lsdException w:name="heading 9" w:semiHidden="1" w:uiPriority="9" w:unhideWhenUsed="1" w:qFormat="1"/>
-    <w:lsdException w:name="index 1" w:semiHidden="1" w:unhideWhenUsed="1"/>
-    <w:lsdException w:name="index 2" w:semiHidden="1" w:unhideWhenUsed="1"/>
-    <w:lsdException w:name="index 3" w:semiHidden="1" w:unhideWhenUsed="1"/>
-    <w:lsdException w:name="index 4" w:semiHidden="1" w:unhideWhenUsed="1"/>
-    <w:lsdException w:name="index 5" w:semiHidden="1" w:unhideWhenUsed="1"/>
-    <w:lsdException w:name="index 6" w:semiHidden="1" w:unhideWhenUsed="1"/>
-    <w:lsdException w:name="index 7" w:semiHidden="1" w:unhideWhenUsed="1"/>
-    <w:lsdException w:name="index 8" w:semiHidden="1" w:unhideWhenUsed="1"/>
-    <w:lsdException w:name="index 9" w:semiHidden="1" w:unhideWhenUsed="1"/>
-    <w:lsdException w:name="toc 1" w:semiHidden="1" w:uiPriority="39" w:unhideWhenUsed="1"/>
-    <w:lsdException w:name="toc 2" w:semiHidden="1" w:uiPriority="39" w:unhideWhenUsed="1"/>
-    <w:lsdException w:name="toc 3" w:semiHidden="1" w:uiPriority="39" w:unhideWhenUsed="1"/>
-    <w:lsdException w:name="toc 4" w:semiHidden="1" w:uiPriority="39" w:unhideWhenUsed="1"/>
-    <w:lsdException w:name="toc 5" w:semiHidden="1" w:uiPriority="39" w:unhideWhenUsed="1"/>
-    <w:lsdException w:name="toc 6" w:semiHidden="1" w:uiPriority="39" w:unhideWhenUsed="1"/>
-    <w:lsdException w:name="toc 7" w:semiHidden="1" w:uiPriority="39" w:unhideWhenUsed="1"/>
-    <w:lsdException w:name="toc 8" w:semiHidden="1" w:uiPriority="39" w:unhideWhenUsed="1"/>
-    <w:lsdException w:name="toc 9" w:semiHidden="1" w:uiPriority="39" w:unhideWhenUsed="1"/>
-    <w:lsdException w:name="Normal Indent" w:semiHidden="1" w:unhideWhenUsed="1"/>
-    <w:lsdException w:name="footnote text" w:semiHidden="1" w:unhideWhenUsed="1"/>
-    <w:lsdException w:name="annotation text" w:semiHidden="1" w:unhideWhenUsed="1"/>
-    <w:lsdException w:name="header" w:semiHidden="1" w:unhideWhenUsed="1"/>
-    <w:lsdException w:name="footer" w:semiHidden="1" w:unhideWhenUsed="1"/>
-    <w:lsdException w:name="index heading" w:semiHidden="1" w:unhideWhenUsed="1"/>
-    <w:lsdException w:name="caption" w:semiHidden="1" w:uiPriority="35" w:unhideWhenUsed="1" w:qFormat="1"/>
-    <w:lsdException w:name="table of figures" w:semiHidden="1" w:unhideWhenUsed="1"/>
-    <w:lsdException w:name="envelope address" w:semiHidden="1" w:unhideWhenUsed="1"/>
-    <w:lsdException w:name="envelope return" w:semiHidden="1" w:unhideWhenUsed="1"/>
-    <w:lsdException w:name="footnote reference" w:semiHidden="1" w:unhideWhenUsed="1"/>
-    <w:lsdException w:name="annotation reference" w:semiHidden="1" w:unhideWhenUsed="1"/>
-    <w:lsdException w:name="line number" w:semiHidden="1" w:unhideWhenUsed="1"/>
-    <w:lsdException w:name="page number" w:semiHidden="1" w:unhideWhenUsed="1"/>
-    <w:lsdException w:name="endnote reference" w:semiHidden="1" w:unhideWhenUsed="1"/>
-    <w:lsdException w:name="endnote text" w:semiHidden="1" w:unhideWhenUsed="1"/>
-    <w:lsdException w:name="table of authorities" w:semiHidden="1" w:unhideWhenUsed="1"/>
-    <w:lsdException w:name="macro" w:semiHidden="1" w:unhideWhenUsed="1"/>
-    <w:lsdException w:name="toa heading" w:semiHidden="1" w:unhideWhenUsed="1"/>
-    <w:lsdException w:name="List" w:semiHidden="1" w:unhideWhenUsed="1"/>
-    <w:lsdException w:name="List Bullet" w:semiHidden="1" w:unhideWhenUsed="1"/>
-    <w:lsdException w:name="List Number" w:semiHidden="1" w:unhideWhenUsed="1"/>
-    <w:lsdException w:name="List 2" w:semiHidden="1" w:unhideWhenUsed="1"/>
-    <w:lsdException w:name="List 3" w:semiHidden="1" w:unhideWhenUsed="1"/>
-    <w:lsdException w:name="List 4" w:semiHidden="1" w:unhideWhenUsed="1"/>
-    <w:lsdException w:name="List 5" w:semiHidden="1" w:unhideWhenUsed="1"/>
-    <w:lsdException w:name="List Bullet 2" w:semiHidden="1" w:unhideWhenUsed="1"/>
-    <w:lsdException w:name="List Bullet 3" w:semiHidden="1" w:unhideWhenUsed="1"/>
-    <w:lsdException w:name="List Bullet 4" w:semiHidden="1" w:unhideWhenUsed="1"/>
-    <w:lsdException w:name="List Bullet 5" w:semiHidden="1" w:unhideWhenUsed="1"/>
-    <w:lsdException w:name="List Number 2" w:semiHidden="1" w:unhideWhenUsed="1"/>
-    <w:lsdException w:name="List Number 3" w:semiHidden="1" w:unhideWhenUsed="1"/>
-    <w:lsdException w:name="List Number 4" w:semiHidden="1" w:unhideWhenUsed="1"/>
-    <w:lsdException w:name="List Number 5" w:semiHidden="1" w:unhideWhenUsed="1"/>
-    <w:lsdException w:name="Title" w:uiPriority="10" w:qFormat="1"/>
-    <w:lsdException w:name="Closing" w:semiHidden="1" w:unhideWhenUsed="1"/>
-    <w:lsdException w:name="Signature" w:semiHidden="1" w:unhideWhenUsed="1"/>
-    <w:lsdException w:name="Default Paragraph Font" w:semiHidden="1" w:uiPriority="1" w:unhideWhenUsed="1"/>
-    <w:lsdException w:name="Body Text" w:semiHidden="1" w:unhideWhenUsed="1"/>
-    <w:lsdException w:name="Body Text Indent" w:semiHidden="1" w:unhideWhenUsed="1"/>
-    <w:lsdException w:name="List Continue" w:semiHidden="1" w:unhideWhenUsed="1"/>
-    <w:lsdException w:name="List Continue 2" w:semiHidden="1" w:unhideWhenUsed="1"/>
-    <w:lsdException w:name="List Continue 3" w:semiHidden="1" w:unhideWhenUsed="1"/>
-    <w:lsdException w:name="List Continue 4" w:semiHidden="1" w:unhideWhenUsed="1"/>
-    <w:lsdException w:name="List Continue 5" w:semiHidden="1" w:unhideWhenUsed="1"/>
-    <w:lsdException w:name="Message Header" w:semiHidden="1" w:unhideWhenUsed="1"/>
-    <w:lsdException w:name="Subtitle" w:uiPriority="11" w:qFormat="1"/>
-    <w:lsdException w:name="Salutation" w:semiHidden="1" w:unhideWhenUsed="1"/>
-    <w:lsdException w:name="Date" w:semiHidden="1" w:unhideWhenUsed="1"/>
-    <w:lsdException w:name="Body Text First Indent" w:semiHidden="1" w:unhideWhenUsed="1"/>
-    <w:lsdException w:name="Body Text First Indent 2" w:semiHidden="1" w:unhideWhenUsed="1"/>
-    <w:lsdException w:name="Note Heading" w:semiHidden="1" w:unhideWhenUsed="1"/>
-    <w:lsdException w:name="Body Text 2" w:semiHidden="1" w:unhideWhenUsed="1"/>
-    <w:lsdException w:name="Body Text 3" w:semiHidden="1" w:unhideWhenUsed="1"/>
-    <w:lsdException w:name="Body Text Indent 2" w:semiHidden="1" w:unhideWhenUsed="1"/>
-    <w:lsdException w:name="Body Text Indent 3" w:semiHidden="1" w:unhideWhenUsed="1"/>
-    <w:lsdException w:name="Block Text" w:semiHidden="1" w:unhideWhenUsed="1"/>
-    <w:lsdException w:name="Hyperlink" w:semiHidden="1" w:unhideWhenUsed="1"/>
-    <w:lsdException w:name="FollowedHyperlink" w:semiHidden="1" w:unhideWhenUsed="1"/>
-    <w:lsdException w:name="Strong" w:uiPriority="22" w:qFormat="1"/>
-    <w:lsdException w:name="Emphasis" w:uiPriority="20" w:qFormat="1"/>
-    <w:lsdException w:name="Document Map" w:semiHidden="1" w:unhideWhenUsed="1"/>
-    <w:lsdException w:name="Plain Text" w:semiHidden="1" w:unhideWhenUsed="1"/>
-    <w:lsdException w:name="E-mail Signature" w:semiHidden="1" w:unhideWhenUsed="1"/>
-    <w:lsdException w:name="HTML Top of Form" w:semiHidden="1" w:unhideWhenUsed="1"/>
-    <w:lsdException w:name="HTML Bottom of Form" w:semiHidden="1" w:unhideWhenUsed="1"/>
-    <w:lsdException w:name="Normal (Web)" w:semiHidden="1" w:unhideWhenUsed="1"/>
-    <w:lsdException w:name="HTML Acronym" w:semiHidden="1" w:unhideWhenUsed="1"/>
-    <w:lsdException w:name="HTML Address" w:semiHidden="1" w:unhideWhenUsed="1"/>
-    <w:lsdException w:name="HTML Cite" w:semiHidden="1" w:unhideWhenUsed="1"/>
-    <w:lsdException w:name="HTML Code" w:semiHidden="1" w:unhideWhenUsed="1"/>
-    <w:lsdException w:name="HTML Definition" w:semiHidden="1" w:unhideWhenUsed="1"/>
-    <w:lsdException w:name="HTML Keyboard" w:semiHidden="1" w:unhideWhenUsed="1"/>
-    <w:lsdException w:name="HTML Preformatted" w:semiHidden="1" w:unhideWhenUsed="1"/>
-    <w:lsdException w:name="HTML Sample" w:semiHidden="1" w:unhideWhenUsed="1"/>
-    <w:lsdException w:name="HTML Typewriter" w:semiHidden="1" w:unhideWhenUsed="1"/>
-    <w:lsdException w:name="HTML Variable" w:semiHidden="1" w:unhideWhenUsed="1"/>
-    <w:lsdException w:name="Normal Table" w:semiHidden="1" w:unhideWhenUsed="1"/>
-    <w:lsdException w:name="annotation subject" w:semiHidden="1" w:unhideWhenUsed="1"/>
-    <w:lsdException w:name="No List" w:semiHidden="1" w:unhideWhenUsed="1"/>
-    <w:lsdException w:name="Outline List 1" w:semiHidden="1" w:unhideWhenUsed="1"/>
-    <w:lsdException w:name="Outline List 2" w:semiHidden="1" w:unhideWhenUsed="1"/>
-    <w:lsdException w:name="Outline List 3" w:semiHidden="1" w:unhideWhenUsed="1"/>
-    <w:lsdException w:name="Table Simple 1" w:semiHidden="1" w:unhideWhenUsed="1"/>
-    <w:lsdException w:name="Table Simple 2" w:semiHidden="1" w:unhideWhenUsed="1"/>
-    <w:lsdException w:name="Table Simple 3" w:semiHidden="1" w:unhideWhenUsed="1"/>
-    <w:lsdException w:name="Table Classic 1" w:semiHidden="1" w:unhideWhenUsed="1"/>
-    <w:lsdException w:name="Table Classic 2" w:semiHidden="1" w:unhideWhenUsed="1"/>
-    <w:lsdException w:name="Table Classic 3" w:semiHidden="1" w:unhideWhenUsed="1"/>
-    <w:lsdException w:name="Table Classic 4" w:semiHidden="1" w:unhideWhenUsed="1"/>
-    <w:lsdException w:name="Table Colorful 1" w:semiHidden="1" w:unhideWhenUsed="1"/>
-    <w:lsdException w:name="Table Colorful 2" w:semiHidden="1" w:unhideWhenUsed="1"/>
-    <w:lsdException w:name="Table Colorful 3" w:semiHidden="1" w:unhideWhenUsed="1"/>
-    <w:lsdException w:name="Table Columns 1" w:semiHidden="1" w:unhideWhenUsed="1"/>
-    <w:lsdException w:name="Table Columns 2" w:semiHidden="1" w:unhideWhenUsed="1"/>
-    <w:lsdException w:name="Table Columns 3" w:semiHidden="1" w:unhideWhenUsed="1"/>
-    <w:lsdException w:name="Table Columns 4" w:semiHidden="1" w:unhideWhenUsed="1"/>
-    <w:lsdException w:name="Table Columns 5" w:semiHidden="1" w:unhideWhenUsed="1"/>
-    <w:lsdException w:name="Table Grid 1" w:semiHidden="1" w:unhideWhenUsed="1"/>
-    <w:lsdException w:name="Table Grid 2" w:semiHidden="1" w:unhideWhenUsed="1"/>
-    <w:lsdException w:name="Table Grid 3" w:semiHidden="1" w:unhideWhenUsed="1"/>
-    <w:lsdException w:name="Table Grid 4" w:semiHidden="1" w:unhideWhenUsed="1"/>
-    <w:lsdException w:name="Table Grid 5" w:semiHidden="1" w:unhideWhenUsed="1"/>
-    <w:lsdException w:name="Table Grid 6" w:semiHidden="1" w:unhideWhenUsed="1"/>
-    <w:lsdException w:name="Table Grid 7" w:semiHidden="1" w:unhideWhenUsed="1"/>
-    <w:lsdException w:name="Table Grid 8" w:semiHidden="1" w:unhideWhenUsed="1"/>
-    <w:lsdException w:name="Table List 1" w:semiHidden="1" w:unhideWhenUsed="1"/>
-    <w:lsdException w:name="Table List 2" w:semiHidden="1" w:unhideWhenUsed="1"/>
-    <w:lsdException w:name="Table List 3" w:semiHidden="1" w:unhideWhenUsed="1"/>
-    <w:lsdException w:name="Table List 4" w:semiHidden="1" w:unhideWhenUsed="1"/>
-    <w:lsdException w:name="Table List 5" w:semiHidden="1" w:unhideWhenUsed="1"/>
-    <w:lsdException w:name="Table List 6" w:semiHidden="1" w:unhideWhenUsed="1"/>
-    <w:lsdException w:name="Table List 7" w:semiHidden="1" w:unhideWhenUsed="1"/>
-    <w:lsdException w:name="Table List 8" w:semiHidden="1" w:unhideWhenUsed="1"/>
-    <w:lsdException w:name="Table 3D effects 1" w:semiHidden="1" w:unhideWhenUsed="1"/>
-    <w:lsdException w:name="Table 3D effects 2" w:semiHidden="1" w:unhideWhenUsed="1"/>
-    <w:lsdException w:name="Table 3D effects 3" w:semiHidden="1" w:unhideWhenUsed="1"/>
-    <w:lsdException w:name="Table Contemporary" w:semiHidden="1" w:unhideWhenUsed="1"/>
-    <w:lsdException w:name="Table Elegant" w:semiHidden="1" w:unhideWhenUsed="1"/>
-    <w:lsdException w:name="Table Professional" w:semiHidden="1" w:unhideWhenUsed="1"/>
-    <w:lsdException w:name="Table Subtle 1" w:semiHidden="1" w:unhideWhenUsed="1"/>
-    <w:lsdException w:name="Table Subtle 2" w:semiHidden="1" w:unhideWhenUsed="1"/>
-    <w:lsdException w:name="Table Web 1" w:semiHidden="1" w:unhideWhenUsed="1"/>
-    <w:lsdException w:name="Table Web 2" w:semiHidden="1" w:unhideWhenUsed="1"/>
-    <w:lsdException w:name="Table Web 3" w:semiHidden="1" w:unhideWhenUsed="1"/>
-    <w:lsdException w:name="Balloon Text" w:semiHidden="1" w:unhideWhenUsed="1"/>
-    <w:lsdException w:name="Table Grid" w:uiPriority="39"/>
-    <w:lsdException w:name="Table Theme" w:semiHidden="1" w:unhideWhenUsed="1"/>
-    <w:lsdException w:name="Placeholder Text" w:semiHidden="1"/>
-    <w:lsdException w:name="No Spacing" w:uiPriority="1" w:qFormat="1"/>
-    <w:lsdException w:name="Light Shading" w:uiPriority="60"/>
-    <w:lsdException w:name="Light List" w:uiPriority="61"/>
-    <w:lsdException w:name="Light Grid" w:uiPriority="62"/>
-    <w:lsdException w:name="Medium Shading 1" w:uiPriority="63"/>
-    <w:lsdException w:name="Medium Shading 2" w:uiPriority="64"/>
-    <w:lsdException w:name="Medium List 1" w:uiPriority="65"/>
-    <w:lsdException w:name="Medium List 2" w:uiPriority="66"/>
-    <w:lsdException w:name="Medium Grid 1" w:uiPriority="67"/>
-    <w:lsdException w:name="Medium Grid 2" w:uiPriority="68"/>
-    <w:lsdException w:name="Medium Grid 3" w:uiPriority="69"/>
-    <w:lsdException w:name="Dark List" w:uiPriority="70"/>
-    <w:lsdException w:name="Colorful Shading" w:uiPriority="71"/>
-    <w:lsdException w:name="Colorful List" w:uiPriority="72"/>
-    <w:lsdException w:name="Colorful Grid" w:uiPriority="73"/>
-    <w:lsdException w:name="Light Shading Accent 1" w:uiPriority="60"/>
-    <w:lsdException w:name="Light List Accent 1" w:uiPriority="61"/>
-    <w:lsdException w:name="Light Grid Accent 1" w:uiPriority="62"/>
-    <w:lsdException w:name="Medium Shading 1 Accent 1" w:uiPriority="63"/>
-    <w:lsdException w:name="Medium Shading 2 Accent 1" w:uiPriority="64"/>
-    <w:lsdException w:name="Medium List 1 Accent 1" w:uiPriority="65"/>
-    <w:lsdException w:name="Revision" w:semiHidden="1"/>
-    <w:lsdException w:name="List Paragraph" w:uiPriority="34" w:qFormat="1"/>
-    <w:lsdException w:name="Quote" w:uiPriority="29" w:qFormat="1"/>
-    <w:lsdException w:name="Intense Quote" w:uiPriority="30" w:qFormat="1"/>
-    <w:lsdException w:name="Medium List 2 Accent 1" w:uiPriority="66"/>
-    <w:lsdException w:name="Medium Grid 1 Accent 1" w:uiPriority="67"/>
-    <w:lsdException w:name="Medium Grid 2 Accent 1" w:uiPriority="68"/>
-    <w:lsdException w:name="Medium Grid 3 Accent 1" w:uiPriority="69"/>
-    <w:lsdException w:name="Dark List Accent 1" w:uiPriority="70"/>
-    <w:lsdException w:name="Colorful Shading Accent 1" w:uiPriority="71"/>
-    <w:lsdException w:name="Colorful List Accent 1" w:uiPriority="72"/>
-    <w:lsdException w:name="Colorful Grid Accent 1" w:uiPriority="73"/>
-    <w:lsdException w:name="Light Shading Accent 2" w:uiPriority="60"/>
-    <w:lsdException w:name="Light List Accent 2" w:uiPriority="61"/>
-    <w:lsdException w:name="Light Grid Accent 2" w:uiPriority="62"/>
-    <w:lsdException w:name="Medium Shading 1 Accent 2" w:uiPriority="63"/>
-    <w:lsdException w:name="Medium Shading 2 Accent 2" w:uiPriority="64"/>
-    <w:lsdException w:name="Medium List 1 Accent 2" w:uiPriority="65"/>
-    <w:lsdException w:name="Medium List 2 Accent 2" w:uiPriority="66"/>
-    <w:lsdException w:name="Medium Grid 1 Accent 2" w:uiPriority="67"/>
-    <w:lsdException w:name="Medium Grid 2 Accent 2" w:uiPriority="68"/>
-    <w:lsdException w:name="Medium Grid 3 Accent 2" w:uiPriority="69"/>
-    <w:lsdException w:name="Dark List Accent 2" w:uiPriority="70"/>
-    <w:lsdException w:name="Colorful Shading Accent 2" w:uiPriority="71"/>
-    <w:lsdException w:name="Colorful List Accent 2" w:uiPriority="72"/>
-    <w:lsdException w:name="Colorful Grid Accent 2" w:uiPriority="73"/>
-    <w:lsdException w:name="Light Shading Accent 3" w:uiPriority="60"/>
-    <w:lsdException w:name="Light List Accent 3" w:uiPriority="61"/>
-    <w:lsdException w:name="Light Grid Accent 3" w:uiPriority="62"/>
-    <w:lsdException w:name="Medium Shading 1 Accent 3" w:uiPriority="63"/>
-    <w:lsdException w:name="Medium Shading 2 Accent 3" w:uiPriority="64"/>
-    <w:lsdException w:name="Medium List 1 Accent 3" w:uiPriority="65"/>
-    <w:lsdException w:name="Medium List 2 Accent 3" w:uiPriority="66"/>
-    <w:lsdException w:name="Medium Grid 1 Accent 3" w:uiPriority="67"/>
-    <w:lsdException w:name="Medium Grid 2 Accent 3" w:uiPriority="68"/>
-    <w:lsdException w:name="Medium Grid 3 Accent 3" w:uiPriority="69"/>
-    <w:lsdException w:name="Dark List Accent 3" w:uiPriority="70"/>
-    <w:lsdException w:name="Colorful Shading Accent 3" w:uiPriority="71"/>
-    <w:lsdException w:name="Colorful List Accent 3" w:uiPriority="72"/>
-    <w:lsdException w:name="Colorful Grid Accent 3" w:uiPriority="73"/>
-    <w:lsdException w:name="Light Shading Accent 4" w:uiPriority="60"/>
-    <w:lsdException w:name="Light List Accent 4" w:uiPriority="61"/>
-    <w:lsdException w:name="Light Grid Accent 4" w:uiPriority="62"/>
-    <w:lsdException w:name="Medium Shading 1 Accent 4" w:uiPriority="63"/>
-    <w:lsdException w:name="Medium Shading 2 Accent 4" w:uiPriority="64"/>
-    <w:lsdException w:name="Medium List 1 Accent 4" w:uiPriority="65"/>
-    <w:lsdException w:name="Medium List 2 Accent 4" w:uiPriority="66"/>
-    <w:lsdException w:name="Medium Grid 1 Accent 4" w:uiPriority="67"/>
-    <w:lsdException w:name="Medium Grid 2 Accent 4" w:uiPriority="68"/>
-    <w:lsdException w:name="Medium Grid 3 Accent 4" w:uiPriority="69"/>
-    <w:lsdException w:name="Dark List Accent 4" w:uiPriority="70"/>
-    <w:lsdException w:name="Colorful Shading Accent 4" w:uiPriority="71"/>
-    <w:lsdException w:name="Colorful List Accent 4" w:uiPriority="72"/>
-    <w:lsdException w:name="Colorful Grid Accent 4" w:uiPriority="73"/>
-    <w:lsdException w:name="Light Shading Accent 5" w:uiPriority="60"/>
-    <w:lsdException w:name="Light List Accent 5" w:uiPriority="61"/>
-    <w:lsdException w:name="Light Grid Accent 5" w:uiPriority="62"/>
-    <w:lsdException w:name="Medium Shading 1 Accent 5" w:uiPriority="63"/>
-    <w:lsdException w:name="Medium Shading 2 Accent 5" w:uiPriority="64"/>
-    <w:lsdException w:name="Medium List 1 Accent 5" w:uiPriority="65"/>
-    <w:lsdException w:name="Medium List 2 Accent 5" w:uiPriority="66"/>
-    <w:lsdException w:name="Medium Grid 1 Accent 5" w:uiPriority="67"/>
-    <w:lsdException w:name="Medium Grid 2 Accent 5" w:uiPriority="68"/>
-    <w:lsdException w:name="Medium Grid 3 Accent 5" w:uiPriority="69"/>
-    <w:lsdException w:name="Dark List Accent 5" w:uiPriority="70"/>
-    <w:lsdException w:name="Colorful Shading Accent 5" w:uiPriority="71"/>
-    <w:lsdException w:name="Colorful List Accent 5" w:uiPriority="72"/>
-    <w:lsdException w:name="Colorful Grid Accent 5" w:uiPriority="73"/>
-    <w:lsdException w:name="Light Shading Accent 6" w:uiPriority="60"/>
-    <w:lsdException w:name="Light List Accent 6" w:uiPriority="61"/>
-    <w:lsdException w:name="Light Grid Accent 6" w:uiPriority="62"/>
-    <w:lsdException w:name="Medium Shading 1 Accent 6" w:uiPriority="63"/>
-    <w:lsdException w:name="Medium Shading 2 Accent 6" w:uiPriority="64"/>
-    <w:lsdException w:name="Medium List 1 Accent 6" w:uiPriority="65"/>
-    <w:lsdException w:name="Medium List 2 Accent 6" w:uiPriority="66"/>
-    <w:lsdException w:name="Medium Grid 1 Accent 6" w:uiPriority="67"/>
-    <w:lsdException w:name="Medium Grid 2 Accent 6" w:uiPriority="68"/>
-    <w:lsdException w:name="Medium Grid 3 Accent 6" w:uiPriority="69"/>
-    <w:lsdException w:name="Dark List Accent 6" w:uiPriority="70"/>
-    <w:lsdException w:name="Colorful Shading Accent 6" w:uiPriority="71"/>
-    <w:lsdException w:name="Colorful List Accent 6" w:uiPriority="72"/>
-    <w:lsdException w:name="Colorful Grid Accent 6" w:uiPriority="73"/>
-    <w:lsdException w:name="Subtle Emphasis" w:uiPriority="19" w:qFormat="1"/>
-    <w:lsdException w:name="Intense Emphasis" w:uiPriority="21" w:qFormat="1"/>
-    <w:lsdException w:name="Subtle Reference" w:uiPriority="31" w:qFormat="1"/>
-    <w:lsdException w:name="Intense Reference" w:uiPriority="32" w:qFormat="1"/>
-    <w:lsdException w:name="Book Title" w:uiPriority="33" w:qFormat="1"/>
-    <w:lsdException w:name="Bibliography" w:semiHidden="1" w:uiPriority="37" w:unhideWhenUsed="1"/>
-    <w:lsdException w:name="TOC Heading" w:semiHidden="1" w:uiPriority="39" w:unhideWhenUsed="1" w:qFormat="1"/>
-    <w:lsdException w:name="Plain Table 1" w:uiPriority="41"/>
-    <w:lsdException w:name="Plain Table 2" w:uiPriority="42"/>
-    <w:lsdException w:name="Plain Table 3" w:uiPriority="43"/>
-    <w:lsdException w:name="Plain Table 4" w:uiPriority="44"/>
-    <w:lsdException w:name="Plain Table 5" w:uiPriority="45"/>
-    <w:lsdException w:name="Grid Table Light" w:uiPriority="40"/>
-    <w:lsdException w:name="Grid Table 1 Light" w:uiPriority="46"/>
-    <w:lsdException w:name="Grid Table 2" w:uiPriority="47"/>
-    <w:lsdException w:name="Grid Table 3" w:uiPriority="48"/>
-    <w:lsdException w:name="Grid Table 4" w:uiPriority="49"/>
-    <w:lsdException w:name="Grid Table 5 Dark" w:uiPriority="50"/>
-    <w:lsdException w:name="Grid Table 6 Colorful" w:uiPriority="51"/>
-    <w:lsdException w:name="Grid Table 7 Colorful" w:uiPriority="52"/>
-    <w:lsdException w:name="Grid Table 1 Light Accent 1" w:uiPriority="46"/>
-    <w:lsdException w:name="Grid Table 2 Accent 1" w:uiPriority="47"/>
-    <w:lsdException w:name="Grid Table 3 Accent 1" w:uiPriority="48"/>
-    <w:lsdException w:name="Grid Table 4 Accent 1" w:uiPriority="49"/>
-    <w:lsdException w:name="Grid Table 5 Dark Accent 1" w:uiPriority="50"/>
-    <w:lsdException w:name="Grid Table 6 Colorful Accent 1" w:uiPriority="51"/>
-    <w:lsdException w:name="Grid Table 7 Colorful Accent 1" w:uiPriority="52"/>
-    <w:lsdException w:name="Grid Table 1 Light Accent 2" w:uiPriority="46"/>
-    <w:lsdException w:name="Grid Table 2 Accent 2" w:uiPriority="47"/>
-    <w:lsdException w:name="Grid Table 3 Accent 2" w:uiPriority="48"/>
-    <w:lsdException w:name="Grid Table 4 Accent 2" w:uiPriority="49"/>
-    <w:lsdException w:name="Grid Table 5 Dark Accent 2" w:uiPriority="50"/>
-    <w:lsdException w:name="Grid Table 6 Colorful Accent 2" w:uiPriority="51"/>
-    <w:lsdException w:name="Grid Table 7 Colorful Accent 2" w:uiPriority="52"/>
-    <w:lsdException w:name="Grid Table 1 Light Accent 3" w:uiPriority="46"/>
-    <w:lsdException w:name="Grid Table 2 Accent 3" w:uiPriority="47"/>
-    <w:lsdException w:name="Grid Table 3 Accent 3" w:uiPriority="48"/>
-    <w:lsdException w:name="Grid Table 4 Accent 3" w:uiPriority="49"/>
-    <w:lsdException w:name="Grid Table 5 Dark Accent 3" w:uiPriority="50"/>
-    <w:lsdException w:name="Grid Table 6 Colorful Accent 3" w:uiPriority="51"/>
-    <w:lsdException w:name="Grid Table 7 Colorful Accent 3" w:uiPriority="52"/>
-    <w:lsdException w:name="Grid Table 1 Light Accent 4" w:uiPriority="46"/>
-    <w:lsdException w:name="Grid Table 2 Accent 4" w:uiPriority="47"/>
-    <w:lsdException w:name="Grid Table 3 Accent 4" w:uiPriority="48"/>
-    <w:lsdException w:name="Grid Table 4 Accent 4" w:uiPriority="49"/>
-    <w:lsdException w:name="Grid Table 5 Dark Accent 4" w:uiPriority="50"/>
-    <w:lsdException w:name="Grid Table 6 Colorful Accent 4" w:uiPriority="51"/>
-    <w:lsdException w:name="Grid Table 7 Colorful Accent 4" w:uiPriority="52"/>
-    <w:lsdException w:name="Grid Table 1 Light Accent 5" w:uiPriority="46"/>
-    <w:lsdException w:name="Grid Table 2 Accent 5" w:uiPriority="47"/>
-    <w:lsdException w:name="Grid Table 3 Accent 5" w:uiPriority="48"/>
-    <w:lsdException w:name="Grid Table 4 Accent 5" w:uiPriority="49"/>
-    <w:lsdException w:name="Grid Table 5 Dark Accent 5" w:uiPriority="50"/>
-    <w:lsdException w:name="Grid Table 6 Colorful Accent 5" w:uiPriority="51"/>
-    <w:lsdException w:name="Grid Table 7 Colorful Accent 5" w:uiPriority="52"/>
-    <w:lsdException w:name="Grid Table 1 Light Accent 6" w:uiPriority="46"/>
-    <w:lsdException w:name="Grid Table 2 Accent 6" w:uiPriority="47"/>
-    <w:lsdException w:name="Grid Table 3 Accent 6" w:uiPriority="48"/>
-    <w:lsdException w:name="Grid Table 4 Accent 6" w:uiPriority="49"/>
-    <w:lsdException w:name="Grid Table 5 Dark Accent 6" w:uiPriority="50"/>
-    <w:lsdException w:name="Grid Table 6 Colorful Accent 6" w:uiPriority="51"/>
-    <w:lsdException w:name="Grid Table 7 Colorful Accent 6" w:uiPriority="52"/>
-    <w:lsdException w:name="List Table 1 Light" w:uiPriority="46"/>
-    <w:lsdException w:name="List Table 2" w:uiPriority="47"/>
-    <w:lsdException w:name="List Table 3" w:uiPriority="48"/>
-    <w:lsdException w:name="List Table 4" w:uiPriority="49"/>
-    <w:lsdException w:name="List Table 5 Dark" w:uiPriority="50"/>
-    <w:lsdException w:name="List Table 6 Colorful" w:uiPriority="51"/>
-    <w:lsdException w:name="List Table 7 Colorful" w:uiPriority="52"/>
-    <w:lsdException w:name="List Table 1 Light Accent 1" w:uiPriority="46"/>
-    <w:lsdException w:name="List Table 2 Accent 1" w:uiPriority="47"/>
-    <w:lsdException w:name="List Table 3 Accent 1" w:uiPriority="48"/>
-    <w:lsdException w:name="List Table 4 Accent 1" w:uiPriority="49"/>
-    <w:lsdException w:name="List Table 5 Dark Accent 1" w:uiPriority="50"/>
-    <w:lsdException w:name="List Table 6 Colorful Accent 1" w:uiPriority="51"/>
-    <w:lsdException w:name="List Table 7 Colorful Accent 1" w:uiPriority="52"/>
-    <w:lsdException w:name="List Table 1 Light Accent 2" w:uiPriority="46"/>
-    <w:lsdException w:name="List Table 2 Accent 2" w:uiPriority="47"/>
-    <w:lsdException w:name="List Table 3 Accent 2" w:uiPriority="48"/>
-    <w:lsdException w:name="List Table 4 Accent 2" w:uiPriority="49"/>
-    <w:lsdException w:name="List Table 5 Dark Accent 2" w:uiPriority="50"/>
-    <w:lsdException w:name="List Table 6 Colorful Accent 2" w:uiPriority="51"/>
-    <w:lsdException w:name="List Table 7 Colorful Accent 2" w:uiPriority="52"/>
-    <w:lsdException w:name="List Table 1 Light Accent 3" w:uiPriority="46"/>
-    <w:lsdException w:name="List Table 2 Accent 3" w:uiPriority="47"/>
-    <w:lsdException w:name="List Table 3 Accent 3" w:uiPriority="48"/>
-    <w:lsdException w:name="List Table 4 Accent 3" w:uiPriority="49"/>
-    <w:lsdException w:name="List Table 5 Dark Accent 3" w:uiPriority="50"/>
-    <w:lsdException w:name="List Table 6 Colorful Accent 3" w:uiPriority="51"/>
-    <w:lsdException w:name="List Table 7 Colorful Accent 3" w:uiPriority="52"/>
-    <w:lsdException w:name="List Table 1 Light Accent 4" w:uiPriority="46"/>
-    <w:lsdException w:name="List Table 2 Accent 4" w:uiPriority="47"/>
-    <w:lsdException w:name="List Table 3 Accent 4" w:uiPriority="48"/>
-    <w:lsdException w:name="List Table 4 Accent 4" w:uiPriority="49"/>
-    <w:lsdException w:name="List Table 5 Dark Accent 4" w:uiPriority="50"/>
-    <w:lsdException w:name="List Table 6 Colorful Accent 4" w:uiPriority="51"/>
-    <w:lsdException w:name="List Table 7 Colorful Accent 4" w:uiPriority="52"/>
-    <w:lsdException w:name="List Table 1 Light Accent 5" w:uiPriority="46"/>
-    <w:lsdException w:name="List Table 2 Accent 5" w:uiPriority="47"/>
-    <w:lsdException w:name="List Table 3 Accent 5" w:uiPriority="48"/>
-    <w:lsdException w:name="List Table 4 Accent 5" w:uiPriority="49"/>
-    <w:lsdException w:name="List Table 5 Dark Accent 5" w:uiPriority="50"/>
-    <w:lsdException w:name="List Table 6 Colorful Accent 5" w:uiPriority="51"/>
-    <w:lsdException w:name="List Table 7 Colorful Accent 5" w:uiPriority="52"/>
-    <w:lsdException w:name="List Table 1 Light Accent 6" w:uiPriority="46"/>
-    <w:lsdException w:name="List Table 2 Accent 6" w:uiPriority="47"/>
-    <w:lsdException w:name="List Table 3 Accent 6" w:uiPriority="48"/>
-    <w:lsdException w:name="List Table 4 Accent 6" w:uiPriority="49"/>
-    <w:lsdException w:name="List Table 5 Dark Accent 6" w:uiPriority="50"/>
-    <w:lsdException w:name="List Table 6 Colorful Accent 6" w:uiPriority="51"/>
-    <w:lsdException w:name="List Table 7 Colorful Accent 6" w:uiPriority="52"/>
-    <w:lsdException w:name="Mention" w:semiHidden="1" w:unhideWhenUsed="1"/>
-    <w:lsdException w:name="Smart Hyperlink" w:semiHidden="1" w:unhideWhenUsed="1"/>
-    <w:lsdException w:name="Hashtag" w:semiHidden="1" w:unhideWhenUsed="1"/>
-    <w:lsdException w:name="Unresolved Mention" w:semiHidden="1" w:unhideWhenUsed="1"/>
-    <w:lsdException w:name="Smart Link" w:semiHidden="1" w:unhideWhenUsed="1"/>
+  <w:latentStyles w:count="260" w:defQFormat="0" w:defUnhideWhenUsed="1" w:defSemiHidden="1" w:defUIPriority="99" w:defLockedState="0">
+    <w:lsdException w:qFormat="1" w:unhideWhenUsed="0" w:uiPriority="0" w:semiHidden="0" w:name="Normal"/>
+    <w:lsdException w:qFormat="1" w:unhideWhenUsed="0" w:uiPriority="9" w:semiHidden="0" w:name="heading 1"/>
+    <w:lsdException w:qFormat="1" w:uiPriority="9" w:name="heading 2"/>
+    <w:lsdException w:qFormat="1" w:uiPriority="9" w:name="heading 3"/>
+    <w:lsdException w:qFormat="1" w:uiPriority="9" w:name="heading 4"/>
+    <w:lsdException w:qFormat="1" w:uiPriority="9" w:name="heading 5"/>
+    <w:lsdException w:qFormat="1" w:uiPriority="9" w:name="heading 6"/>
+    <w:lsdException w:qFormat="1" w:uiPriority="9" w:name="heading 7"/>
+    <w:lsdException w:qFormat="1" w:uiPriority="9" w:name="heading 8"/>
+    <w:lsdException w:qFormat="1" w:uiPriority="9" w:name="heading 9"/>
+    <w:lsdException w:uiPriority="99" w:name="index 1"/>
+    <w:lsdException w:uiPriority="99" w:name="index 2"/>
+    <w:lsdException w:uiPriority="99" w:name="index 3"/>
+    <w:lsdException w:uiPriority="99" w:name="index 4"/>
+    <w:lsdException w:uiPriority="99" w:name="index 5"/>
+    <w:lsdException w:uiPriority="99" w:name="index 6"/>
+    <w:lsdException w:uiPriority="99" w:name="index 7"/>
+    <w:lsdException w:uiPriority="99" w:name="index 8"/>
+    <w:lsdException w:uiPriority="99" w:name="index 9"/>
+    <w:lsdException w:uiPriority="39" w:name="toc 1"/>
+    <w:lsdException w:uiPriority="39" w:name="toc 2"/>
+    <w:lsdException w:uiPriority="39" w:name="toc 3"/>
+    <w:lsdException w:uiPriority="39" w:name="toc 4"/>
+    <w:lsdException w:uiPriority="39" w:name="toc 5"/>
+    <w:lsdException w:uiPriority="39" w:name="toc 6"/>
+    <w:lsdException w:uiPriority="39" w:name="toc 7"/>
+    <w:lsdException w:uiPriority="39" w:name="toc 8"/>
+    <w:lsdException w:uiPriority="39" w:name="toc 9"/>
+    <w:lsdException w:uiPriority="99" w:name="Normal Indent"/>
+    <w:lsdException w:uiPriority="99" w:name="footnote text"/>
+    <w:lsdException w:uiPriority="99" w:name="annotation text"/>
+    <w:lsdException w:uiPriority="99" w:semiHidden="0" w:name="header"/>
+    <w:lsdException w:uiPriority="99" w:semiHidden="0" w:name="footer"/>
+    <w:lsdException w:uiPriority="99" w:name="index heading"/>
+    <w:lsdException w:qFormat="1" w:uiPriority="35" w:name="caption"/>
+    <w:lsdException w:uiPriority="99" w:name="table of figures"/>
+    <w:lsdException w:uiPriority="99" w:name="envelope address"/>
+    <w:lsdException w:uiPriority="99" w:name="envelope return"/>
+    <w:lsdException w:uiPriority="99" w:name="footnote reference"/>
+    <w:lsdException w:uiPriority="99" w:name="annotation reference"/>
+    <w:lsdException w:uiPriority="99" w:name="line number"/>
+    <w:lsdException w:uiPriority="99" w:name="page number"/>
+    <w:lsdException w:uiPriority="99" w:name="endnote reference"/>
+    <w:lsdException w:uiPriority="99" w:name="endnote text"/>
+    <w:lsdException w:uiPriority="99" w:name="table of authorities"/>
+    <w:lsdException w:uiPriority="99" w:name="macro"/>
+    <w:lsdException w:uiPriority="99" w:name="toa heading"/>
+    <w:lsdException w:uiPriority="99" w:name="List"/>
+    <w:lsdException w:uiPriority="99" w:name="List Bullet"/>
+    <w:lsdException w:uiPriority="99" w:name="List Number"/>
+    <w:lsdException w:uiPriority="99" w:name="List 2"/>
+    <w:lsdException w:uiPriority="99" w:name="List 3"/>
+    <w:lsdException w:uiPriority="99" w:name="List 4"/>
+    <w:lsdException w:uiPriority="99" w:name="List 5"/>
+    <w:lsdException w:uiPriority="99" w:name="List Bullet 2"/>
+    <w:lsdException w:uiPriority="99" w:name="List Bullet 3"/>
+    <w:lsdException w:uiPriority="99" w:name="List Bullet 4"/>
+    <w:lsdException w:uiPriority="99" w:name="List Bullet 5"/>
+    <w:lsdException w:uiPriority="99" w:name="List Number 2"/>
+    <w:lsdException w:uiPriority="99" w:name="List Number 3"/>
+    <w:lsdException w:uiPriority="99" w:name="List Number 4"/>
+    <w:lsdException w:uiPriority="99" w:name="List Number 5"/>
+    <w:lsdException w:qFormat="1" w:unhideWhenUsed="0" w:uiPriority="10" w:semiHidden="0" w:name="Title"/>
+    <w:lsdException w:uiPriority="99" w:name="Closing"/>
+    <w:lsdException w:uiPriority="99" w:name="Signature"/>
+    <w:lsdException w:uiPriority="1" w:semiHidden="0" w:name="Default Paragraph Font"/>
+    <w:lsdException w:uiPriority="99" w:name="Body Text"/>
+    <w:lsdException w:uiPriority="99" w:name="Body Text Indent"/>
+    <w:lsdException w:uiPriority="99" w:name="List Continue"/>
+    <w:lsdException w:uiPriority="99" w:name="List Continue 2"/>
+    <w:lsdException w:uiPriority="99" w:name="List Continue 3"/>
+    <w:lsdException w:uiPriority="99" w:name="List Continue 4"/>
+    <w:lsdException w:uiPriority="99" w:name="List Continue 5"/>
+    <w:lsdException w:uiPriority="99" w:name="Message Header"/>
+    <w:lsdException w:qFormat="1" w:unhideWhenUsed="0" w:uiPriority="11" w:semiHidden="0" w:name="Subtitle"/>
+    <w:lsdException w:uiPriority="99" w:name="Salutation"/>
+    <w:lsdException w:uiPriority="99" w:name="Date"/>
+    <w:lsdException w:uiPriority="99" w:name="Body Text First Indent"/>
+    <w:lsdException w:uiPriority="99" w:name="Body Text First Indent 2"/>
+    <w:lsdException w:uiPriority="99" w:name="Note Heading"/>
+    <w:lsdException w:uiPriority="99" w:name="Body Text 2"/>
+    <w:lsdException w:uiPriority="99" w:name="Body Text 3"/>
+    <w:lsdException w:uiPriority="99" w:name="Body Text Indent 2"/>
+    <w:lsdException w:uiPriority="99" w:name="Body Text Indent 3"/>
+    <w:lsdException w:uiPriority="99" w:name="Block Text"/>
+    <w:lsdException w:uiPriority="99" w:name="Hyperlink"/>
+    <w:lsdException w:uiPriority="99" w:name="FollowedHyperlink"/>
+    <w:lsdException w:qFormat="1" w:unhideWhenUsed="0" w:uiPriority="22" w:semiHidden="0" w:name="Strong"/>
+    <w:lsdException w:qFormat="1" w:unhideWhenUsed="0" w:uiPriority="20" w:semiHidden="0" w:name="Emphasis"/>
+    <w:lsdException w:uiPriority="99" w:name="Document Map"/>
+    <w:lsdException w:uiPriority="99" w:name="Plain Text"/>
+    <w:lsdException w:uiPriority="99" w:name="E-mail Signature"/>
+    <w:lsdException w:uiPriority="99" w:name="Normal (Web)"/>
+    <w:lsdException w:uiPriority="99" w:name="HTML Acronym"/>
+    <w:lsdException w:uiPriority="99" w:name="HTML Address"/>
+    <w:lsdException w:uiPriority="99" w:name="HTML Cite"/>
+    <w:lsdException w:uiPriority="99" w:name="HTML Code"/>
+    <w:lsdException w:uiPriority="99" w:name="HTML Definition"/>
+    <w:lsdException w:uiPriority="99" w:name="HTML Keyboard"/>
+    <w:lsdException w:uiPriority="99" w:name="HTML Preformatted"/>
+    <w:lsdException w:uiPriority="99" w:name="HTML Sample"/>
+    <w:lsdException w:uiPriority="99" w:name="HTML Typewriter"/>
+    <w:lsdException w:uiPriority="99" w:name="HTML Variable"/>
+    <w:lsdException w:uiPriority="99" w:name="Normal Table"/>
+    <w:lsdException w:uiPriority="99" w:name="annotation subject"/>
+    <w:lsdException w:uiPriority="99" w:name="Table Simple 1"/>
+    <w:lsdException w:uiPriority="99" w:name="Table Simple 2"/>
+    <w:lsdException w:uiPriority="99" w:name="Table Simple 3"/>
+    <w:lsdException w:uiPriority="99" w:name="Table Classic 1"/>
+    <w:lsdException w:uiPriority="99" w:name="Table Classic 2"/>
+    <w:lsdException w:uiPriority="99" w:name="Table Classic 3"/>
+    <w:lsdException w:uiPriority="99" w:name="Table Classic 4"/>
+    <w:lsdException w:uiPriority="99" w:name="Table Colorful 1"/>
+    <w:lsdException w:uiPriority="99" w:name="Table Colorful 2"/>
+    <w:lsdException w:uiPriority="99" w:name="Table Colorful 3"/>
+    <w:lsdException w:uiPriority="99" w:name="Table Columns 1"/>
+    <w:lsdException w:uiPriority="99" w:name="Table Columns 2"/>
+    <w:lsdException w:uiPriority="99" w:name="Table Columns 3"/>
+    <w:lsdException w:uiPriority="99" w:name="Table Columns 4"/>
+    <w:lsdException w:uiPriority="99" w:name="Table Columns 5"/>
+    <w:lsdException w:uiPriority="99" w:name="Table Grid 1"/>
+    <w:lsdException w:uiPriority="99" w:name="Table Grid 2"/>
+    <w:lsdException w:uiPriority="99" w:name="Table Grid 3"/>
+    <w:lsdException w:uiPriority="99" w:name="Table Grid 4"/>
+    <w:lsdException w:uiPriority="99" w:name="Table Grid 5"/>
+    <w:lsdException w:uiPriority="99" w:name="Table Grid 6"/>
+    <w:lsdException w:uiPriority="99" w:name="Table Grid 7"/>
+    <w:lsdException w:uiPriority="99" w:name="Table Grid 8"/>
+    <w:lsdException w:uiPriority="99" w:name="Table List 1"/>
+    <w:lsdException w:uiPriority="99" w:name="Table List 2"/>
+    <w:lsdException w:uiPriority="99" w:name="Table List 3"/>
+    <w:lsdException w:uiPriority="99" w:name="Table List 4"/>
+    <w:lsdException w:uiPriority="99" w:name="Table List 5"/>
+    <w:lsdException w:uiPriority="99" w:name="Table List 6"/>
+    <w:lsdException w:uiPriority="99" w:name="Table List 7"/>
+    <w:lsdException w:uiPriority="99" w:name="Table List 8"/>
+    <w:lsdException w:uiPriority="99" w:name="Table 3D effects 1"/>
+    <w:lsdException w:uiPriority="99" w:name="Table 3D effects 2"/>
+    <w:lsdException w:uiPriority="99" w:name="Table 3D effects 3"/>
+    <w:lsdException w:uiPriority="99" w:name="Table Contemporary"/>
+    <w:lsdException w:uiPriority="99" w:name="Table Elegant"/>
+    <w:lsdException w:uiPriority="99" w:name="Table Professional"/>
+    <w:lsdException w:uiPriority="99" w:name="Table Subtle 1"/>
+    <w:lsdException w:uiPriority="99" w:name="Table Subtle 2"/>
+    <w:lsdException w:uiPriority="99" w:name="Table Web 1"/>
+    <w:lsdException w:uiPriority="99" w:name="Table Web 2"/>
+    <w:lsdException w:uiPriority="99" w:name="Table Web 3"/>
+    <w:lsdException w:uiPriority="99" w:name="Balloon Text"/>
+    <w:lsdException w:unhideWhenUsed="0" w:uiPriority="39" w:semiHidden="0" w:name="Table Grid"/>
+    <w:lsdException w:uiPriority="99" w:name="Table Theme"/>
+    <w:lsdException w:unhideWhenUsed="0" w:uiPriority="60" w:semiHidden="0" w:name="Light Shading"/>
+    <w:lsdException w:unhideWhenUsed="0" w:uiPriority="61" w:semiHidden="0" w:name="Light List"/>
+    <w:lsdException w:unhideWhenUsed="0" w:uiPriority="62" w:semiHidden="0" w:name="Light Grid"/>
+    <w:lsdException w:unhideWhenUsed="0" w:uiPriority="63" w:semiHidden="0" w:name="Medium Shading 1"/>
+    <w:lsdException w:unhideWhenUsed="0" w:uiPriority="64" w:semiHidden="0" w:name="Medium Shading 2"/>
+    <w:lsdException w:unhideWhenUsed="0" w:uiPriority="65" w:semiHidden="0" w:name="Medium List 1"/>
+    <w:lsdException w:unhideWhenUsed="0" w:uiPriority="66" w:semiHidden="0" w:name="Medium List 2"/>
+    <w:lsdException w:unhideWhenUsed="0" w:uiPriority="67" w:semiHidden="0" w:name="Medium Grid 1"/>
+    <w:lsdException w:unhideWhenUsed="0" w:uiPriority="68" w:semiHidden="0" w:name="Medium Grid 2"/>
+    <w:lsdException w:unhideWhenUsed="0" w:uiPriority="69" w:semiHidden="0" w:name="Medium Grid 3"/>
+    <w:lsdException w:unhideWhenUsed="0" w:uiPriority="70" w:semiHidden="0" w:name="Dark List"/>
+    <w:lsdException w:unhideWhenUsed="0" w:uiPriority="71" w:semiHidden="0" w:name="Colorful Shading"/>
+    <w:lsdException w:unhideWhenUsed="0" w:uiPriority="72" w:semiHidden="0" w:name="Colorful List"/>
+    <w:lsdException w:unhideWhenUsed="0" w:uiPriority="73" w:semiHidden="0" w:name="Colorful Grid"/>
+    <w:lsdException w:unhideWhenUsed="0" w:uiPriority="60" w:semiHidden="0" w:name="Light Shading Accent 1"/>
+    <w:lsdException w:unhideWhenUsed="0" w:uiPriority="61" w:semiHidden="0" w:name="Light List Accent 1"/>
+    <w:lsdException w:unhideWhenUsed="0" w:uiPriority="62" w:semiHidden="0" w:name="Light Grid Accent 1"/>
+    <w:lsdException w:unhideWhenUsed="0" w:uiPriority="63" w:semiHidden="0" w:name="Medium Shading 1 Accent 1"/>
+    <w:lsdException w:unhideWhenUsed="0" w:uiPriority="64" w:semiHidden="0" w:name="Medium Shading 2 Accent 1"/>
+    <w:lsdException w:unhideWhenUsed="0" w:uiPriority="65" w:semiHidden="0" w:name="Medium List 1 Accent 1"/>
+    <w:lsdException w:qFormat="1" w:unhideWhenUsed="0" w:uiPriority="34" w:semiHidden="0" w:name="List Paragraph"/>
+    <w:lsdException w:qFormat="1" w:unhideWhenUsed="0" w:uiPriority="29" w:semiHidden="0" w:name="Quote"/>
+    <w:lsdException w:qFormat="1" w:unhideWhenUsed="0" w:uiPriority="30" w:semiHidden="0" w:name="Intense Quote"/>
+    <w:lsdException w:unhideWhenUsed="0" w:uiPriority="66" w:semiHidden="0" w:name="Medium List 2 Accent 1"/>
+    <w:lsdException w:unhideWhenUsed="0" w:uiPriority="67" w:semiHidden="0" w:name="Medium Grid 1 Accent 1"/>
+    <w:lsdException w:unhideWhenUsed="0" w:uiPriority="68" w:semiHidden="0" w:name="Medium Grid 2 Accent 1"/>
+    <w:lsdException w:unhideWhenUsed="0" w:uiPriority="69" w:semiHidden="0" w:name="Medium Grid 3 Accent 1"/>
+    <w:lsdException w:unhideWhenUsed="0" w:uiPriority="70" w:semiHidden="0" w:name="Dark List Accent 1"/>
+    <w:lsdException w:unhideWhenUsed="0" w:uiPriority="71" w:semiHidden="0" w:name="Colorful Shading Accent 1"/>
+    <w:lsdException w:unhideWhenUsed="0" w:uiPriority="72" w:semiHidden="0" w:name="Colorful List Accent 1"/>
+    <w:lsdException w:unhideWhenUsed="0" w:uiPriority="73" w:semiHidden="0" w:name="Colorful Grid Accent 1"/>
+    <w:lsdException w:unhideWhenUsed="0" w:uiPriority="60" w:semiHidden="0" w:name="Light Shading Accent 2"/>
+    <w:lsdException w:unhideWhenUsed="0" w:uiPriority="61" w:semiHidden="0" w:name="Light List Accent 2"/>
+    <w:lsdException w:unhideWhenUsed="0" w:uiPriority="62" w:semiHidden="0" w:name="Light Grid Accent 2"/>
+    <w:lsdException w:unhideWhenUsed="0" w:uiPriority="63" w:semiHidden="0" w:name="Medium Shading 1 Accent 2"/>
+    <w:lsdException w:unhideWhenUsed="0" w:uiPriority="64" w:semiHidden="0" w:name="Medium Shading 2 Accent 2"/>
+    <w:lsdException w:unhideWhenUsed="0" w:uiPriority="65" w:semiHidden="0" w:name="Medium List 1 Accent 2"/>
+    <w:lsdException w:unhideWhenUsed="0" w:uiPriority="66" w:semiHidden="0" w:name="Medium List 2 Accent 2"/>
+    <w:lsdException w:unhideWhenUsed="0" w:uiPriority="67" w:semiHidden="0" w:name="Medium Grid 1 Accent 2"/>
+    <w:lsdException w:unhideWhenUsed="0" w:uiPriority="68" w:semiHidden="0" w:name="Medium Grid 2 Accent 2"/>
+    <w:lsdException w:unhideWhenUsed="0" w:uiPriority="69" w:semiHidden="0" w:name="Medium Grid 3 Accent 2"/>
+    <w:lsdException w:unhideWhenUsed="0" w:uiPriority="70" w:semiHidden="0" w:name="Dark List Accent 2"/>
+    <w:lsdException w:unhideWhenUsed="0" w:uiPriority="71" w:semiHidden="0" w:name="Colorful Shading Accent 2"/>
+    <w:lsdException w:unhideWhenUsed="0" w:uiPriority="72" w:semiHidden="0" w:name="Colorful List Accent 2"/>
+    <w:lsdException w:unhideWhenUsed="0" w:uiPriority="73" w:semiHidden="0" w:name="Colorful Grid Accent 2"/>
+    <w:lsdException w:unhideWhenUsed="0" w:uiPriority="60" w:semiHidden="0" w:name="Light Shading Accent 3"/>
+    <w:lsdException w:unhideWhenUsed="0" w:uiPriority="61" w:semiHidden="0" w:name="Light List Accent 3"/>
+    <w:lsdException w:unhideWhenUsed="0" w:uiPriority="62" w:semiHidden="0" w:name="Light Grid Accent 3"/>
+    <w:lsdException w:unhideWhenUsed="0" w:uiPriority="63" w:semiHidden="0" w:name="Medium Shading 1 Accent 3"/>
+    <w:lsdException w:unhideWhenUsed="0" w:uiPriority="64" w:semiHidden="0" w:name="Medium Shading 2 Accent 3"/>
+    <w:lsdException w:unhideWhenUsed="0" w:uiPriority="65" w:semiHidden="0" w:name="Medium List 1 Accent 3"/>
+    <w:lsdException w:unhideWhenUsed="0" w:uiPriority="66" w:semiHidden="0" w:name="Medium List 2 Accent 3"/>
+    <w:lsdException w:unhideWhenUsed="0" w:uiPriority="67" w:semiHidden="0" w:name="Medium Grid 1 Accent 3"/>
+    <w:lsdException w:unhideWhenUsed="0" w:uiPriority="68" w:semiHidden="0" w:name="Medium Grid 2 Accent 3"/>
+    <w:lsdException w:unhideWhenUsed="0" w:uiPriority="69" w:semiHidden="0" w:name="Medium Grid 3 Accent 3"/>
+    <w:lsdException w:unhideWhenUsed="0" w:uiPriority="70" w:semiHidden="0" w:name="Dark List Accent 3"/>
+    <w:lsdException w:unhideWhenUsed="0" w:uiPriority="71" w:semiHidden="0" w:name="Colorful Shading Accent 3"/>
+    <w:lsdException w:unhideWhenUsed="0" w:uiPriority="72" w:semiHidden="0" w:name="Colorful List Accent 3"/>
+    <w:lsdException w:unhideWhenUsed="0" w:uiPriority="73" w:semiHidden="0" w:name="Colorful Grid Accent 3"/>
+    <w:lsdException w:unhideWhenUsed="0" w:uiPriority="60" w:semiHidden="0" w:name="Light Shading Accent 4"/>
+    <w:lsdException w:unhideWhenUsed="0" w:uiPriority="61" w:semiHidden="0" w:name="Light List Accent 4"/>
+    <w:lsdException w:unhideWhenUsed="0" w:uiPriority="62" w:semiHidden="0" w:name="Light Grid Accent 4"/>
+    <w:lsdException w:unhideWhenUsed="0" w:uiPriority="63" w:semiHidden="0" w:name="Medium Shading 1 Accent 4"/>
+    <w:lsdException w:unhideWhenUsed="0" w:uiPriority="64" w:semiHidden="0" w:name="Medium Shading 2 Accent 4"/>
+    <w:lsdException w:unhideWhenUsed="0" w:uiPriority="65" w:semiHidden="0" w:name="Medium List 1 Accent 4"/>
+    <w:lsdException w:unhideWhenUsed="0" w:uiPriority="66" w:semiHidden="0" w:name="Medium List 2 Accent 4"/>
+    <w:lsdException w:unhideWhenUsed="0" w:uiPriority="67" w:semiHidden="0" w:name="Medium Grid 1 Accent 4"/>
+    <w:lsdException w:unhideWhenUsed="0" w:uiPriority="68" w:semiHidden="0" w:name="Medium Grid 2 Accent 4"/>
+    <w:lsdException w:unhideWhenUsed="0" w:uiPriority="69" w:semiHidden="0" w:name="Medium Grid 3 Accent 4"/>
+    <w:lsdException w:unhideWhenUsed="0" w:uiPriority="70" w:semiHidden="0" w:name="Dark List Accent 4"/>
+    <w:lsdException w:unhideWhenUsed="0" w:uiPriority="71" w:semiHidden="0" w:name="Colorful Shading Accent 4"/>
+    <w:lsdException w:unhideWhenUsed="0" w:uiPriority="72" w:semiHidden="0" w:name="Colorful List Accent 4"/>
+    <w:lsdException w:unhideWhenUsed="0" w:uiPriority="73" w:semiHidden="0" w:name="Colorful Grid Accent 4"/>
+    <w:lsdException w:unhideWhenUsed="0" w:uiPriority="60" w:semiHidden="0" w:name="Light Shading Accent 5"/>
+    <w:lsdException w:unhideWhenUsed="0" w:uiPriority="61" w:semiHidden="0" w:name="Light List Accent 5"/>
+    <w:lsdException w:unhideWhenUsed="0" w:uiPriority="62" w:semiHidden="0" w:name="Light Grid Accent 5"/>
+    <w:lsdException w:unhideWhenUsed="0" w:uiPriority="63" w:semiHidden="0" w:name="Medium Shading 1 Accent 5"/>
+    <w:lsdException w:unhideWhenUsed="0" w:uiPriority="64" w:semiHidden="0" w:name="Medium Shading 2 Accent 5"/>
+    <w:lsdException w:unhideWhenUsed="0" w:uiPriority="65" w:semiHidden="0" w:name="Medium List 1 Accent 5"/>
+    <w:lsdException w:unhideWhenUsed="0" w:uiPriority="66" w:semiHidden="0" w:name="Medium List 2 Accent 5"/>
+    <w:lsdException w:unhideWhenUsed="0" w:uiPriority="67" w:semiHidden="0" w:name="Medium Grid 1 Accent 5"/>
+    <w:lsdException w:unhideWhenUsed="0" w:uiPriority="68" w:semiHidden="0" w:name="Medium Grid 2 Accent 5"/>
+    <w:lsdException w:unhideWhenUsed="0" w:uiPriority="69" w:semiHidden="0" w:name="Medium Grid 3 Accent 5"/>
+    <w:lsdException w:unhideWhenUsed="0" w:uiPriority="70" w:semiHidden="0" w:name="Dark List Accent 5"/>
+    <w:lsdException w:unhideWhenUsed="0" w:uiPriority="71" w:semiHidden="0" w:name="Colorful Shading Accent 5"/>
+    <w:lsdException w:unhideWhenUsed="0" w:uiPriority="72" w:semiHidden="0" w:name="Colorful List Accent 5"/>
+    <w:lsdException w:unhideWhenUsed="0" w:uiPriority="73" w:semiHidden="0" w:name="Colorful Grid Accent 5"/>
+    <w:lsdException w:unhideWhenUsed="0" w:uiPriority="60" w:semiHidden="0" w:name="Light Shading Accent 6"/>
+    <w:lsdException w:unhideWhenUsed="0" w:uiPriority="61" w:semiHidden="0" w:name="Light List Accent 6"/>
+    <w:lsdException w:unhideWhenUsed="0" w:uiPriority="62" w:semiHidden="0" w:name="Light Grid Accent 6"/>
+    <w:lsdException w:unhideWhenUsed="0" w:uiPriority="63" w:semiHidden="0" w:name="Medium Shading 1 Accent 6"/>
+    <w:lsdException w:unhideWhenUsed="0" w:uiPriority="64" w:semiHidden="0" w:name="Medium Shading 2 Accent 6"/>
+    <w:lsdException w:unhideWhenUsed="0" w:uiPriority="65" w:semiHidden="0" w:name="Medium List 1 Accent 6"/>
+    <w:lsdException w:unhideWhenUsed="0" w:uiPriority="66" w:semiHidden="0" w:name="Medium List 2 Accent 6"/>
+    <w:lsdException w:unhideWhenUsed="0" w:uiPriority="67" w:semiHidden="0" w:name="Medium Grid 1 Accent 6"/>
+    <w:lsdException w:unhideWhenUsed="0" w:uiPriority="68" w:semiHidden="0" w:name="Medium Grid 2 Accent 6"/>
+    <w:lsdException w:unhideWhenUsed="0" w:uiPriority="69" w:semiHidden="0" w:name="Medium Grid 3 Accent 6"/>
+    <w:lsdException w:unhideWhenUsed="0" w:uiPriority="70" w:semiHidden="0" w:name="Dark List Accent 6"/>
+    <w:lsdException w:unhideWhenUsed="0" w:uiPriority="71" w:semiHidden="0" w:name="Colorful Shading Accent 6"/>
+    <w:lsdException w:unhideWhenUsed="0" w:uiPriority="72" w:semiHidden="0" w:name="Colorful List Accent 6"/>
+    <w:lsdException w:unhideWhenUsed="0" w:uiPriority="73" w:semiHidden="0" w:name="Colorful Grid Accent 6"/>
   </w:latentStyles>
-  <w:style w:type="paragraph" w:default="1" w:styleId="Normal">
+  <w:style w:type="paragraph" w:default="1" w:styleId="1">
     <w:name w:val="Normal"/>
     <w:qFormat/>
-  </w:style>
-  <w:style w:type="paragraph" w:styleId="Heading1">
+    <w:uiPriority w:val="0"/>
+    <w:pPr>
+      <w:spacing w:after="160" w:line="278" w:lineRule="auto"/>
+    </w:pPr>
+    <w:rPr>
+      <w:rFonts w:asciiTheme="minorHAnsi" w:hAnsiTheme="minorHAnsi" w:eastAsiaTheme="minorHAnsi" w:cstheme="minorBidi"/>
+      <w:kern w:val="2"/>
+      <w:sz w:val="24"/>
+      <w:szCs w:val="24"/>
+      <w:lang w:val="en-US" w:eastAsia="en-US" w:bidi="ar-SA"/>
+      <w14:ligatures w14:val="standardContextual"/>
+    </w:rPr>
+  </w:style>
+  <w:style w:type="paragraph" w:styleId="2">
     <w:name w:val="heading 1"/>
-    <w:basedOn w:val="Normal"/>
-    <w:next w:val="Normal"/>
-    <w:link w:val="Heading1Char"/>
+    <w:basedOn w:val="1"/>
+    <w:next w:val="1"/>
+    <w:link w:val="19"/>
+    <w:qFormat/>
     <w:uiPriority w:val="9"/>
-    <w:qFormat/>
-    <w:rsid w:val="00456960"/>
     <w:pPr>
       <w:keepNext/>
       <w:keepLines/>
@@ -2194,22 +2795,21 @@
       <w:outlineLvl w:val="0"/>
     </w:pPr>
     <w:rPr>
-      <w:rFonts w:asciiTheme="majorHAnsi" w:eastAsiaTheme="majorEastAsia" w:hAnsiTheme="majorHAnsi" w:cstheme="majorBidi"/>
-      <w:color w:val="2F5496" w:themeColor="accent1" w:themeShade="BF"/>
+      <w:rFonts w:asciiTheme="majorHAnsi" w:hAnsiTheme="majorHAnsi" w:eastAsiaTheme="majorEastAsia" w:cstheme="majorBidi"/>
+      <w:color w:val="2F5597" w:themeColor="accent1" w:themeShade="BF"/>
       <w:sz w:val="40"/>
       <w:szCs w:val="40"/>
     </w:rPr>
   </w:style>
-  <w:style w:type="paragraph" w:styleId="Heading2">
+  <w:style w:type="paragraph" w:styleId="3">
     <w:name w:val="heading 2"/>
-    <w:basedOn w:val="Normal"/>
-    <w:next w:val="Normal"/>
-    <w:link w:val="Heading2Char"/>
-    <w:uiPriority w:val="9"/>
+    <w:basedOn w:val="1"/>
+    <w:next w:val="1"/>
+    <w:link w:val="20"/>
     <w:semiHidden/>
     <w:unhideWhenUsed/>
     <w:qFormat/>
-    <w:rsid w:val="00456960"/>
+    <w:uiPriority w:val="9"/>
     <w:pPr>
       <w:keepNext/>
       <w:keepLines/>
@@ -2217,22 +2817,21 @@
       <w:outlineLvl w:val="1"/>
     </w:pPr>
     <w:rPr>
-      <w:rFonts w:asciiTheme="majorHAnsi" w:eastAsiaTheme="majorEastAsia" w:hAnsiTheme="majorHAnsi" w:cstheme="majorBidi"/>
-      <w:color w:val="2F5496" w:themeColor="accent1" w:themeShade="BF"/>
+      <w:rFonts w:asciiTheme="majorHAnsi" w:hAnsiTheme="majorHAnsi" w:eastAsiaTheme="majorEastAsia" w:cstheme="majorBidi"/>
+      <w:color w:val="2F5597" w:themeColor="accent1" w:themeShade="BF"/>
       <w:sz w:val="32"/>
       <w:szCs w:val="32"/>
     </w:rPr>
   </w:style>
-  <w:style w:type="paragraph" w:styleId="Heading3">
+  <w:style w:type="paragraph" w:styleId="4">
     <w:name w:val="heading 3"/>
-    <w:basedOn w:val="Normal"/>
-    <w:next w:val="Normal"/>
-    <w:link w:val="Heading3Char"/>
-    <w:uiPriority w:val="9"/>
+    <w:basedOn w:val="1"/>
+    <w:next w:val="1"/>
+    <w:link w:val="21"/>
     <w:semiHidden/>
     <w:unhideWhenUsed/>
     <w:qFormat/>
-    <w:rsid w:val="00456960"/>
+    <w:uiPriority w:val="9"/>
     <w:pPr>
       <w:keepNext/>
       <w:keepLines/>
@@ -2241,21 +2840,20 @@
     </w:pPr>
     <w:rPr>
       <w:rFonts w:eastAsiaTheme="majorEastAsia" w:cstheme="majorBidi"/>
-      <w:color w:val="2F5496" w:themeColor="accent1" w:themeShade="BF"/>
+      <w:color w:val="2F5597" w:themeColor="accent1" w:themeShade="BF"/>
       <w:sz w:val="28"/>
       <w:szCs w:val="28"/>
     </w:rPr>
   </w:style>
-  <w:style w:type="paragraph" w:styleId="Heading4">
+  <w:style w:type="paragraph" w:styleId="5">
     <w:name w:val="heading 4"/>
-    <w:basedOn w:val="Normal"/>
-    <w:next w:val="Normal"/>
-    <w:link w:val="Heading4Char"/>
-    <w:uiPriority w:val="9"/>
+    <w:basedOn w:val="1"/>
+    <w:next w:val="1"/>
+    <w:link w:val="22"/>
     <w:semiHidden/>
     <w:unhideWhenUsed/>
     <w:qFormat/>
-    <w:rsid w:val="00456960"/>
+    <w:uiPriority w:val="9"/>
     <w:pPr>
       <w:keepNext/>
       <w:keepLines/>
@@ -2266,19 +2864,18 @@
       <w:rFonts w:eastAsiaTheme="majorEastAsia" w:cstheme="majorBidi"/>
       <w:i/>
       <w:iCs/>
-      <w:color w:val="2F5496" w:themeColor="accent1" w:themeShade="BF"/>
+      <w:color w:val="2F5597" w:themeColor="accent1" w:themeShade="BF"/>
     </w:rPr>
   </w:style>
-  <w:style w:type="paragraph" w:styleId="Heading5">
+  <w:style w:type="paragraph" w:styleId="6">
     <w:name w:val="heading 5"/>
-    <w:basedOn w:val="Normal"/>
-    <w:next w:val="Normal"/>
-    <w:link w:val="Heading5Char"/>
-    <w:uiPriority w:val="9"/>
+    <w:basedOn w:val="1"/>
+    <w:next w:val="1"/>
+    <w:link w:val="23"/>
     <w:semiHidden/>
     <w:unhideWhenUsed/>
     <w:qFormat/>
-    <w:rsid w:val="00456960"/>
+    <w:uiPriority w:val="9"/>
     <w:pPr>
       <w:keepNext/>
       <w:keepLines/>
@@ -2287,19 +2884,18 @@
     </w:pPr>
     <w:rPr>
       <w:rFonts w:eastAsiaTheme="majorEastAsia" w:cstheme="majorBidi"/>
-      <w:color w:val="2F5496" w:themeColor="accent1" w:themeShade="BF"/>
+      <w:color w:val="2F5597" w:themeColor="accent1" w:themeShade="BF"/>
     </w:rPr>
   </w:style>
-  <w:style w:type="paragraph" w:styleId="Heading6">
+  <w:style w:type="paragraph" w:styleId="7">
     <w:name w:val="heading 6"/>
-    <w:basedOn w:val="Normal"/>
-    <w:next w:val="Normal"/>
-    <w:link w:val="Heading6Char"/>
-    <w:uiPriority w:val="9"/>
+    <w:basedOn w:val="1"/>
+    <w:next w:val="1"/>
+    <w:link w:val="24"/>
     <w:semiHidden/>
     <w:unhideWhenUsed/>
     <w:qFormat/>
-    <w:rsid w:val="00456960"/>
+    <w:uiPriority w:val="9"/>
     <w:pPr>
       <w:keepNext/>
       <w:keepLines/>
@@ -2311,18 +2907,25 @@
       <w:i/>
       <w:iCs/>
       <w:color w:val="595959" w:themeColor="text1" w:themeTint="A6"/>
+      <w14:textFill>
+        <w14:solidFill>
+          <w14:schemeClr w14:val="tx1">
+            <w14:lumMod w14:val="65000"/>
+            <w14:lumOff w14:val="35000"/>
+          </w14:schemeClr>
+        </w14:solidFill>
+      </w14:textFill>
     </w:rPr>
   </w:style>
-  <w:style w:type="paragraph" w:styleId="Heading7">
+  <w:style w:type="paragraph" w:styleId="8">
     <w:name w:val="heading 7"/>
-    <w:basedOn w:val="Normal"/>
-    <w:next w:val="Normal"/>
-    <w:link w:val="Heading7Char"/>
-    <w:uiPriority w:val="9"/>
+    <w:basedOn w:val="1"/>
+    <w:next w:val="1"/>
+    <w:link w:val="25"/>
     <w:semiHidden/>
     <w:unhideWhenUsed/>
     <w:qFormat/>
-    <w:rsid w:val="00456960"/>
+    <w:uiPriority w:val="9"/>
     <w:pPr>
       <w:keepNext/>
       <w:keepLines/>
@@ -2332,18 +2935,25 @@
     <w:rPr>
       <w:rFonts w:eastAsiaTheme="majorEastAsia" w:cstheme="majorBidi"/>
       <w:color w:val="595959" w:themeColor="text1" w:themeTint="A6"/>
+      <w14:textFill>
+        <w14:solidFill>
+          <w14:schemeClr w14:val="tx1">
+            <w14:lumMod w14:val="65000"/>
+            <w14:lumOff w14:val="35000"/>
+          </w14:schemeClr>
+        </w14:solidFill>
+      </w14:textFill>
     </w:rPr>
   </w:style>
-  <w:style w:type="paragraph" w:styleId="Heading8">
+  <w:style w:type="paragraph" w:styleId="9">
     <w:name w:val="heading 8"/>
-    <w:basedOn w:val="Normal"/>
-    <w:next w:val="Normal"/>
-    <w:link w:val="Heading8Char"/>
-    <w:uiPriority w:val="9"/>
+    <w:basedOn w:val="1"/>
+    <w:next w:val="1"/>
+    <w:link w:val="26"/>
     <w:semiHidden/>
     <w:unhideWhenUsed/>
     <w:qFormat/>
-    <w:rsid w:val="00456960"/>
+    <w:uiPriority w:val="9"/>
     <w:pPr>
       <w:keepNext/>
       <w:keepLines/>
@@ -2354,19 +2964,26 @@
       <w:rFonts w:eastAsiaTheme="majorEastAsia" w:cstheme="majorBidi"/>
       <w:i/>
       <w:iCs/>
-      <w:color w:val="272727" w:themeColor="text1" w:themeTint="D8"/>
+      <w:color w:val="262626" w:themeColor="text1" w:themeTint="D9"/>
+      <w14:textFill>
+        <w14:solidFill>
+          <w14:schemeClr w14:val="tx1">
+            <w14:lumMod w14:val="85000"/>
+            <w14:lumOff w14:val="15000"/>
+          </w14:schemeClr>
+        </w14:solidFill>
+      </w14:textFill>
     </w:rPr>
   </w:style>
-  <w:style w:type="paragraph" w:styleId="Heading9">
+  <w:style w:type="paragraph" w:styleId="10">
     <w:name w:val="heading 9"/>
-    <w:basedOn w:val="Normal"/>
-    <w:next w:val="Normal"/>
-    <w:link w:val="Heading9Char"/>
-    <w:uiPriority w:val="9"/>
+    <w:basedOn w:val="1"/>
+    <w:next w:val="1"/>
+    <w:link w:val="27"/>
     <w:semiHidden/>
     <w:unhideWhenUsed/>
     <w:qFormat/>
-    <w:rsid w:val="00456960"/>
+    <w:uiPriority w:val="9"/>
     <w:pPr>
       <w:keepNext/>
       <w:keepLines/>
@@ -2375,21 +2992,28 @@
     </w:pPr>
     <w:rPr>
       <w:rFonts w:eastAsiaTheme="majorEastAsia" w:cstheme="majorBidi"/>
-      <w:color w:val="272727" w:themeColor="text1" w:themeTint="D8"/>
+      <w:color w:val="262626" w:themeColor="text1" w:themeTint="D9"/>
+      <w14:textFill>
+        <w14:solidFill>
+          <w14:schemeClr w14:val="tx1">
+            <w14:lumMod w14:val="85000"/>
+            <w14:lumOff w14:val="15000"/>
+          </w14:schemeClr>
+        </w14:solidFill>
+      </w14:textFill>
     </w:rPr>
   </w:style>
-  <w:style w:type="character" w:default="1" w:styleId="DefaultParagraphFont">
+  <w:style w:type="character" w:default="1" w:styleId="11">
     <w:name w:val="Default Paragraph Font"/>
+    <w:unhideWhenUsed/>
     <w:uiPriority w:val="1"/>
-    <w:unhideWhenUsed/>
-  </w:style>
-  <w:style w:type="table" w:default="1" w:styleId="TableNormal">
+  </w:style>
+  <w:style w:type="table" w:default="1" w:styleId="12">
     <w:name w:val="Normal Table"/>
-    <w:uiPriority w:val="99"/>
     <w:semiHidden/>
     <w:unhideWhenUsed/>
+    <w:uiPriority w:val="99"/>
     <w:tblPr>
-      <w:tblInd w:w="0" w:type="dxa"/>
       <w:tblCellMar>
         <w:top w:w="0" w:type="dxa"/>
         <w:left w:w="108" w:type="dxa"/>
@@ -2398,208 +3022,295 @@
       </w:tblCellMar>
     </w:tblPr>
   </w:style>
-  <w:style w:type="numbering" w:default="1" w:styleId="NoList">
-    <w:name w:val="No List"/>
+  <w:style w:type="paragraph" w:styleId="13">
+    <w:name w:val="footer"/>
+    <w:basedOn w:val="1"/>
+    <w:link w:val="38"/>
+    <w:unhideWhenUsed/>
     <w:uiPriority w:val="99"/>
+    <w:pPr>
+      <w:tabs>
+        <w:tab w:val="center" w:pos="4680"/>
+        <w:tab w:val="right" w:pos="9360"/>
+      </w:tabs>
+      <w:spacing w:after="0" w:line="240" w:lineRule="auto"/>
+    </w:pPr>
+  </w:style>
+  <w:style w:type="paragraph" w:styleId="14">
+    <w:name w:val="header"/>
+    <w:basedOn w:val="1"/>
+    <w:link w:val="37"/>
+    <w:unhideWhenUsed/>
+    <w:uiPriority w:val="99"/>
+    <w:pPr>
+      <w:tabs>
+        <w:tab w:val="center" w:pos="4680"/>
+        <w:tab w:val="right" w:pos="9360"/>
+      </w:tabs>
+      <w:spacing w:after="0" w:line="240" w:lineRule="auto"/>
+    </w:pPr>
+  </w:style>
+  <w:style w:type="paragraph" w:styleId="15">
+    <w:name w:val="Normal (Web)"/>
     <w:semiHidden/>
     <w:unhideWhenUsed/>
-  </w:style>
-  <w:style w:type="character" w:customStyle="1" w:styleId="Heading1Char">
-    <w:name w:val="Heading 1 Char"/>
-    <w:basedOn w:val="DefaultParagraphFont"/>
-    <w:link w:val="Heading1"/>
-    <w:uiPriority w:val="9"/>
-    <w:rsid w:val="00456960"/>
-    <w:rPr>
-      <w:rFonts w:asciiTheme="majorHAnsi" w:eastAsiaTheme="majorEastAsia" w:hAnsiTheme="majorHAnsi" w:cstheme="majorBidi"/>
-      <w:color w:val="2F5496" w:themeColor="accent1" w:themeShade="BF"/>
-      <w:sz w:val="40"/>
-      <w:szCs w:val="40"/>
-    </w:rPr>
-  </w:style>
-  <w:style w:type="character" w:customStyle="1" w:styleId="Heading2Char">
-    <w:name w:val="Heading 2 Char"/>
-    <w:basedOn w:val="DefaultParagraphFont"/>
-    <w:link w:val="Heading2"/>
-    <w:uiPriority w:val="9"/>
-    <w:semiHidden/>
-    <w:rsid w:val="00456960"/>
-    <w:rPr>
-      <w:rFonts w:asciiTheme="majorHAnsi" w:eastAsiaTheme="majorEastAsia" w:hAnsiTheme="majorHAnsi" w:cstheme="majorBidi"/>
-      <w:color w:val="2F5496" w:themeColor="accent1" w:themeShade="BF"/>
-      <w:sz w:val="32"/>
-      <w:szCs w:val="32"/>
-    </w:rPr>
-  </w:style>
-  <w:style w:type="character" w:customStyle="1" w:styleId="Heading3Char">
-    <w:name w:val="Heading 3 Char"/>
-    <w:basedOn w:val="DefaultParagraphFont"/>
-    <w:link w:val="Heading3"/>
-    <w:uiPriority w:val="9"/>
-    <w:semiHidden/>
-    <w:rsid w:val="00456960"/>
-    <w:rPr>
-      <w:rFonts w:eastAsiaTheme="majorEastAsia" w:cstheme="majorBidi"/>
-      <w:color w:val="2F5496" w:themeColor="accent1" w:themeShade="BF"/>
-      <w:sz w:val="28"/>
-      <w:szCs w:val="28"/>
-    </w:rPr>
-  </w:style>
-  <w:style w:type="character" w:customStyle="1" w:styleId="Heading4Char">
-    <w:name w:val="Heading 4 Char"/>
-    <w:basedOn w:val="DefaultParagraphFont"/>
-    <w:link w:val="Heading4"/>
-    <w:uiPriority w:val="9"/>
-    <w:semiHidden/>
-    <w:rsid w:val="00456960"/>
-    <w:rPr>
-      <w:rFonts w:eastAsiaTheme="majorEastAsia" w:cstheme="majorBidi"/>
-      <w:i/>
-      <w:iCs/>
-      <w:color w:val="2F5496" w:themeColor="accent1" w:themeShade="BF"/>
-    </w:rPr>
-  </w:style>
-  <w:style w:type="character" w:customStyle="1" w:styleId="Heading5Char">
-    <w:name w:val="Heading 5 Char"/>
-    <w:basedOn w:val="DefaultParagraphFont"/>
-    <w:link w:val="Heading5"/>
-    <w:uiPriority w:val="9"/>
-    <w:semiHidden/>
-    <w:rsid w:val="00456960"/>
-    <w:rPr>
-      <w:rFonts w:eastAsiaTheme="majorEastAsia" w:cstheme="majorBidi"/>
-      <w:color w:val="2F5496" w:themeColor="accent1" w:themeShade="BF"/>
-    </w:rPr>
-  </w:style>
-  <w:style w:type="character" w:customStyle="1" w:styleId="Heading6Char">
-    <w:name w:val="Heading 6 Char"/>
-    <w:basedOn w:val="DefaultParagraphFont"/>
-    <w:link w:val="Heading6"/>
-    <w:uiPriority w:val="9"/>
-    <w:semiHidden/>
-    <w:rsid w:val="00456960"/>
-    <w:rPr>
-      <w:rFonts w:eastAsiaTheme="majorEastAsia" w:cstheme="majorBidi"/>
-      <w:i/>
-      <w:iCs/>
-      <w:color w:val="595959" w:themeColor="text1" w:themeTint="A6"/>
-    </w:rPr>
-  </w:style>
-  <w:style w:type="character" w:customStyle="1" w:styleId="Heading7Char">
-    <w:name w:val="Heading 7 Char"/>
-    <w:basedOn w:val="DefaultParagraphFont"/>
-    <w:link w:val="Heading7"/>
-    <w:uiPriority w:val="9"/>
-    <w:semiHidden/>
-    <w:rsid w:val="00456960"/>
-    <w:rPr>
-      <w:rFonts w:eastAsiaTheme="majorEastAsia" w:cstheme="majorBidi"/>
-      <w:color w:val="595959" w:themeColor="text1" w:themeTint="A6"/>
-    </w:rPr>
-  </w:style>
-  <w:style w:type="character" w:customStyle="1" w:styleId="Heading8Char">
-    <w:name w:val="Heading 8 Char"/>
-    <w:basedOn w:val="DefaultParagraphFont"/>
-    <w:link w:val="Heading8"/>
-    <w:uiPriority w:val="9"/>
-    <w:semiHidden/>
-    <w:rsid w:val="00456960"/>
-    <w:rPr>
-      <w:rFonts w:eastAsiaTheme="majorEastAsia" w:cstheme="majorBidi"/>
-      <w:i/>
-      <w:iCs/>
-      <w:color w:val="272727" w:themeColor="text1" w:themeTint="D8"/>
-    </w:rPr>
-  </w:style>
-  <w:style w:type="character" w:customStyle="1" w:styleId="Heading9Char">
-    <w:name w:val="Heading 9 Char"/>
-    <w:basedOn w:val="DefaultParagraphFont"/>
-    <w:link w:val="Heading9"/>
-    <w:uiPriority w:val="9"/>
-    <w:semiHidden/>
-    <w:rsid w:val="00456960"/>
-    <w:rPr>
-      <w:rFonts w:eastAsiaTheme="majorEastAsia" w:cstheme="majorBidi"/>
-      <w:color w:val="272727" w:themeColor="text1" w:themeTint="D8"/>
-    </w:rPr>
-  </w:style>
-  <w:style w:type="paragraph" w:styleId="Title">
-    <w:name w:val="Title"/>
-    <w:basedOn w:val="Normal"/>
-    <w:next w:val="Normal"/>
-    <w:link w:val="TitleChar"/>
-    <w:uiPriority w:val="10"/>
-    <w:qFormat/>
-    <w:rsid w:val="00456960"/>
+    <w:uiPriority w:val="99"/>
     <w:pPr>
-      <w:spacing w:after="80" w:line="240" w:lineRule="auto"/>
-      <w:contextualSpacing/>
+      <w:spacing w:before="0" w:beforeAutospacing="1" w:after="0" w:afterAutospacing="1"/>
+      <w:ind w:left="0" w:right="0"/>
+      <w:jc w:val="left"/>
     </w:pPr>
     <w:rPr>
-      <w:rFonts w:asciiTheme="majorHAnsi" w:eastAsiaTheme="majorEastAsia" w:hAnsiTheme="majorHAnsi" w:cstheme="majorBidi"/>
-      <w:spacing w:val="-10"/>
-      <w:kern w:val="28"/>
-      <w:sz w:val="56"/>
-      <w:szCs w:val="56"/>
+      <w:rFonts w:ascii="Times New Roman" w:hAnsi="Times New Roman" w:eastAsia="SimSun" w:cs="Times New Roman"/>
+      <w:kern w:val="0"/>
+      <w:sz w:val="24"/>
+      <w:szCs w:val="24"/>
+      <w:lang w:val="en-US" w:eastAsia="zh-CN" w:bidi="ar"/>
     </w:rPr>
   </w:style>
-  <w:style w:type="character" w:customStyle="1" w:styleId="TitleChar">
-    <w:name w:val="Title Char"/>
-    <w:basedOn w:val="DefaultParagraphFont"/>
-    <w:link w:val="Title"/>
-    <w:uiPriority w:val="10"/>
-    <w:rsid w:val="00456960"/>
-    <w:rPr>
-      <w:rFonts w:asciiTheme="majorHAnsi" w:eastAsiaTheme="majorEastAsia" w:hAnsiTheme="majorHAnsi" w:cstheme="majorBidi"/>
-      <w:spacing w:val="-10"/>
-      <w:kern w:val="28"/>
-      <w:sz w:val="56"/>
-      <w:szCs w:val="56"/>
-    </w:rPr>
-  </w:style>
-  <w:style w:type="paragraph" w:styleId="Subtitle">
+  <w:style w:type="paragraph" w:styleId="16">
     <w:name w:val="Subtitle"/>
-    <w:basedOn w:val="Normal"/>
-    <w:next w:val="Normal"/>
-    <w:link w:val="SubtitleChar"/>
+    <w:basedOn w:val="1"/>
+    <w:next w:val="1"/>
+    <w:link w:val="29"/>
+    <w:qFormat/>
     <w:uiPriority w:val="11"/>
-    <w:qFormat/>
-    <w:rsid w:val="00456960"/>
-    <w:pPr>
-      <w:numPr>
-        <w:ilvl w:val="1"/>
-      </w:numPr>
-    </w:pPr>
     <w:rPr>
       <w:rFonts w:eastAsiaTheme="majorEastAsia" w:cstheme="majorBidi"/>
       <w:color w:val="595959" w:themeColor="text1" w:themeTint="A6"/>
       <w:spacing w:val="15"/>
       <w:sz w:val="28"/>
       <w:szCs w:val="28"/>
+      <w14:textFill>
+        <w14:solidFill>
+          <w14:schemeClr w14:val="tx1">
+            <w14:lumMod w14:val="65000"/>
+            <w14:lumOff w14:val="35000"/>
+          </w14:schemeClr>
+        </w14:solidFill>
+      </w14:textFill>
     </w:rPr>
   </w:style>
-  <w:style w:type="character" w:customStyle="1" w:styleId="SubtitleChar">
+  <w:style w:type="table" w:styleId="17">
+    <w:name w:val="Table Grid"/>
+    <w:basedOn w:val="12"/>
+    <w:uiPriority w:val="39"/>
+    <w:pPr>
+      <w:spacing w:after="0" w:line="240" w:lineRule="auto"/>
+    </w:pPr>
+    <w:tblPr>
+      <w:tblBorders>
+        <w:top w:val="single" w:color="auto" w:sz="4" w:space="0"/>
+        <w:left w:val="single" w:color="auto" w:sz="4" w:space="0"/>
+        <w:bottom w:val="single" w:color="auto" w:sz="4" w:space="0"/>
+        <w:right w:val="single" w:color="auto" w:sz="4" w:space="0"/>
+        <w:insideH w:val="single" w:color="auto" w:sz="4" w:space="0"/>
+        <w:insideV w:val="single" w:color="auto" w:sz="4" w:space="0"/>
+      </w:tblBorders>
+    </w:tblPr>
+  </w:style>
+  <w:style w:type="paragraph" w:styleId="18">
+    <w:name w:val="Title"/>
+    <w:basedOn w:val="1"/>
+    <w:next w:val="1"/>
+    <w:link w:val="28"/>
+    <w:qFormat/>
+    <w:uiPriority w:val="10"/>
+    <w:pPr>
+      <w:spacing w:after="80" w:line="240" w:lineRule="auto"/>
+      <w:contextualSpacing/>
+    </w:pPr>
+    <w:rPr>
+      <w:rFonts w:asciiTheme="majorHAnsi" w:hAnsiTheme="majorHAnsi" w:eastAsiaTheme="majorEastAsia" w:cstheme="majorBidi"/>
+      <w:spacing w:val="-10"/>
+      <w:kern w:val="28"/>
+      <w:sz w:val="56"/>
+      <w:szCs w:val="56"/>
+    </w:rPr>
+  </w:style>
+  <w:style w:type="character" w:customStyle="1" w:styleId="19">
+    <w:name w:val="Heading 1 Char"/>
+    <w:basedOn w:val="11"/>
+    <w:link w:val="2"/>
+    <w:uiPriority w:val="9"/>
+    <w:rPr>
+      <w:rFonts w:asciiTheme="majorHAnsi" w:hAnsiTheme="majorHAnsi" w:eastAsiaTheme="majorEastAsia" w:cstheme="majorBidi"/>
+      <w:color w:val="2F5597" w:themeColor="accent1" w:themeShade="BF"/>
+      <w:sz w:val="40"/>
+      <w:szCs w:val="40"/>
+    </w:rPr>
+  </w:style>
+  <w:style w:type="character" w:customStyle="1" w:styleId="20">
+    <w:name w:val="Heading 2 Char"/>
+    <w:basedOn w:val="11"/>
+    <w:link w:val="3"/>
+    <w:semiHidden/>
+    <w:uiPriority w:val="9"/>
+    <w:rPr>
+      <w:rFonts w:asciiTheme="majorHAnsi" w:hAnsiTheme="majorHAnsi" w:eastAsiaTheme="majorEastAsia" w:cstheme="majorBidi"/>
+      <w:color w:val="2F5597" w:themeColor="accent1" w:themeShade="BF"/>
+      <w:sz w:val="32"/>
+      <w:szCs w:val="32"/>
+    </w:rPr>
+  </w:style>
+  <w:style w:type="character" w:customStyle="1" w:styleId="21">
+    <w:name w:val="Heading 3 Char"/>
+    <w:basedOn w:val="11"/>
+    <w:link w:val="4"/>
+    <w:semiHidden/>
+    <w:uiPriority w:val="9"/>
+    <w:rPr>
+      <w:rFonts w:eastAsiaTheme="majorEastAsia" w:cstheme="majorBidi"/>
+      <w:color w:val="2F5597" w:themeColor="accent1" w:themeShade="BF"/>
+      <w:sz w:val="28"/>
+      <w:szCs w:val="28"/>
+    </w:rPr>
+  </w:style>
+  <w:style w:type="character" w:customStyle="1" w:styleId="22">
+    <w:name w:val="Heading 4 Char"/>
+    <w:basedOn w:val="11"/>
+    <w:link w:val="5"/>
+    <w:semiHidden/>
+    <w:uiPriority w:val="9"/>
+    <w:rPr>
+      <w:rFonts w:eastAsiaTheme="majorEastAsia" w:cstheme="majorBidi"/>
+      <w:i/>
+      <w:iCs/>
+      <w:color w:val="2F5597" w:themeColor="accent1" w:themeShade="BF"/>
+    </w:rPr>
+  </w:style>
+  <w:style w:type="character" w:customStyle="1" w:styleId="23">
+    <w:name w:val="Heading 5 Char"/>
+    <w:basedOn w:val="11"/>
+    <w:link w:val="6"/>
+    <w:semiHidden/>
+    <w:uiPriority w:val="9"/>
+    <w:rPr>
+      <w:rFonts w:eastAsiaTheme="majorEastAsia" w:cstheme="majorBidi"/>
+      <w:color w:val="2F5597" w:themeColor="accent1" w:themeShade="BF"/>
+    </w:rPr>
+  </w:style>
+  <w:style w:type="character" w:customStyle="1" w:styleId="24">
+    <w:name w:val="Heading 6 Char"/>
+    <w:basedOn w:val="11"/>
+    <w:link w:val="7"/>
+    <w:semiHidden/>
+    <w:uiPriority w:val="9"/>
+    <w:rPr>
+      <w:rFonts w:eastAsiaTheme="majorEastAsia" w:cstheme="majorBidi"/>
+      <w:i/>
+      <w:iCs/>
+      <w:color w:val="595959" w:themeColor="text1" w:themeTint="A6"/>
+      <w14:textFill>
+        <w14:solidFill>
+          <w14:schemeClr w14:val="tx1">
+            <w14:lumMod w14:val="65000"/>
+            <w14:lumOff w14:val="35000"/>
+          </w14:schemeClr>
+        </w14:solidFill>
+      </w14:textFill>
+    </w:rPr>
+  </w:style>
+  <w:style w:type="character" w:customStyle="1" w:styleId="25">
+    <w:name w:val="Heading 7 Char"/>
+    <w:basedOn w:val="11"/>
+    <w:link w:val="8"/>
+    <w:semiHidden/>
+    <w:uiPriority w:val="9"/>
+    <w:rPr>
+      <w:rFonts w:eastAsiaTheme="majorEastAsia" w:cstheme="majorBidi"/>
+      <w:color w:val="595959" w:themeColor="text1" w:themeTint="A6"/>
+      <w14:textFill>
+        <w14:solidFill>
+          <w14:schemeClr w14:val="tx1">
+            <w14:lumMod w14:val="65000"/>
+            <w14:lumOff w14:val="35000"/>
+          </w14:schemeClr>
+        </w14:solidFill>
+      </w14:textFill>
+    </w:rPr>
+  </w:style>
+  <w:style w:type="character" w:customStyle="1" w:styleId="26">
+    <w:name w:val="Heading 8 Char"/>
+    <w:basedOn w:val="11"/>
+    <w:link w:val="9"/>
+    <w:semiHidden/>
+    <w:uiPriority w:val="9"/>
+    <w:rPr>
+      <w:rFonts w:eastAsiaTheme="majorEastAsia" w:cstheme="majorBidi"/>
+      <w:i/>
+      <w:iCs/>
+      <w:color w:val="262626" w:themeColor="text1" w:themeTint="D9"/>
+      <w14:textFill>
+        <w14:solidFill>
+          <w14:schemeClr w14:val="tx1">
+            <w14:lumMod w14:val="85000"/>
+            <w14:lumOff w14:val="15000"/>
+          </w14:schemeClr>
+        </w14:solidFill>
+      </w14:textFill>
+    </w:rPr>
+  </w:style>
+  <w:style w:type="character" w:customStyle="1" w:styleId="27">
+    <w:name w:val="Heading 9 Char"/>
+    <w:basedOn w:val="11"/>
+    <w:link w:val="10"/>
+    <w:semiHidden/>
+    <w:uiPriority w:val="9"/>
+    <w:rPr>
+      <w:rFonts w:eastAsiaTheme="majorEastAsia" w:cstheme="majorBidi"/>
+      <w:color w:val="262626" w:themeColor="text1" w:themeTint="D9"/>
+      <w14:textFill>
+        <w14:solidFill>
+          <w14:schemeClr w14:val="tx1">
+            <w14:lumMod w14:val="85000"/>
+            <w14:lumOff w14:val="15000"/>
+          </w14:schemeClr>
+        </w14:solidFill>
+      </w14:textFill>
+    </w:rPr>
+  </w:style>
+  <w:style w:type="character" w:customStyle="1" w:styleId="28">
+    <w:name w:val="Title Char"/>
+    <w:basedOn w:val="11"/>
+    <w:link w:val="18"/>
+    <w:uiPriority w:val="10"/>
+    <w:rPr>
+      <w:rFonts w:asciiTheme="majorHAnsi" w:hAnsiTheme="majorHAnsi" w:eastAsiaTheme="majorEastAsia" w:cstheme="majorBidi"/>
+      <w:spacing w:val="-10"/>
+      <w:kern w:val="28"/>
+      <w:sz w:val="56"/>
+      <w:szCs w:val="56"/>
+    </w:rPr>
+  </w:style>
+  <w:style w:type="character" w:customStyle="1" w:styleId="29">
     <w:name w:val="Subtitle Char"/>
-    <w:basedOn w:val="DefaultParagraphFont"/>
-    <w:link w:val="Subtitle"/>
+    <w:basedOn w:val="11"/>
+    <w:link w:val="16"/>
     <w:uiPriority w:val="11"/>
-    <w:rsid w:val="00456960"/>
     <w:rPr>
       <w:rFonts w:eastAsiaTheme="majorEastAsia" w:cstheme="majorBidi"/>
       <w:color w:val="595959" w:themeColor="text1" w:themeTint="A6"/>
       <w:spacing w:val="15"/>
       <w:sz w:val="28"/>
       <w:szCs w:val="28"/>
+      <w14:textFill>
+        <w14:solidFill>
+          <w14:schemeClr w14:val="tx1">
+            <w14:lumMod w14:val="65000"/>
+            <w14:lumOff w14:val="35000"/>
+          </w14:schemeClr>
+        </w14:solidFill>
+      </w14:textFill>
     </w:rPr>
   </w:style>
-  <w:style w:type="paragraph" w:styleId="Quote">
+  <w:style w:type="paragraph" w:styleId="30">
     <w:name w:val="Quote"/>
-    <w:basedOn w:val="Normal"/>
-    <w:next w:val="Normal"/>
-    <w:link w:val="QuoteChar"/>
+    <w:basedOn w:val="1"/>
+    <w:next w:val="1"/>
+    <w:link w:val="31"/>
+    <w:qFormat/>
     <w:uiPriority w:val="29"/>
-    <w:qFormat/>
-    <w:rsid w:val="00456960"/>
     <w:pPr>
       <w:spacing w:before="160"/>
       <w:jc w:val="center"/>
@@ -2608,55 +3319,67 @@
       <w:i/>
       <w:iCs/>
       <w:color w:val="404040" w:themeColor="text1" w:themeTint="BF"/>
+      <w14:textFill>
+        <w14:solidFill>
+          <w14:schemeClr w14:val="tx1">
+            <w14:lumMod w14:val="75000"/>
+            <w14:lumOff w14:val="25000"/>
+          </w14:schemeClr>
+        </w14:solidFill>
+      </w14:textFill>
     </w:rPr>
   </w:style>
-  <w:style w:type="character" w:customStyle="1" w:styleId="QuoteChar">
+  <w:style w:type="character" w:customStyle="1" w:styleId="31">
     <w:name w:val="Quote Char"/>
-    <w:basedOn w:val="DefaultParagraphFont"/>
-    <w:link w:val="Quote"/>
+    <w:basedOn w:val="11"/>
+    <w:link w:val="30"/>
     <w:uiPriority w:val="29"/>
-    <w:rsid w:val="00456960"/>
     <w:rPr>
       <w:i/>
       <w:iCs/>
       <w:color w:val="404040" w:themeColor="text1" w:themeTint="BF"/>
+      <w14:textFill>
+        <w14:solidFill>
+          <w14:schemeClr w14:val="tx1">
+            <w14:lumMod w14:val="75000"/>
+            <w14:lumOff w14:val="25000"/>
+          </w14:schemeClr>
+        </w14:solidFill>
+      </w14:textFill>
     </w:rPr>
   </w:style>
-  <w:style w:type="paragraph" w:styleId="ListParagraph">
+  <w:style w:type="paragraph" w:styleId="32">
     <w:name w:val="List Paragraph"/>
-    <w:basedOn w:val="Normal"/>
+    <w:basedOn w:val="1"/>
+    <w:qFormat/>
     <w:uiPriority w:val="34"/>
-    <w:qFormat/>
-    <w:rsid w:val="00456960"/>
     <w:pPr>
       <w:ind w:left="720"/>
       <w:contextualSpacing/>
     </w:pPr>
   </w:style>
-  <w:style w:type="character" w:styleId="IntenseEmphasis">
+  <w:style w:type="character" w:customStyle="1" w:styleId="33">
     <w:name w:val="Intense Emphasis"/>
-    <w:basedOn w:val="DefaultParagraphFont"/>
+    <w:basedOn w:val="11"/>
+    <w:qFormat/>
     <w:uiPriority w:val="21"/>
-    <w:qFormat/>
-    <w:rsid w:val="00456960"/>
     <w:rPr>
       <w:i/>
       <w:iCs/>
-      <w:color w:val="2F5496" w:themeColor="accent1" w:themeShade="BF"/>
+      <w:color w:val="2F5597" w:themeColor="accent1" w:themeShade="BF"/>
     </w:rPr>
   </w:style>
-  <w:style w:type="paragraph" w:styleId="IntenseQuote">
+  <w:style w:type="paragraph" w:styleId="34">
     <w:name w:val="Intense Quote"/>
-    <w:basedOn w:val="Normal"/>
-    <w:next w:val="Normal"/>
-    <w:link w:val="IntenseQuoteChar"/>
+    <w:basedOn w:val="1"/>
+    <w:next w:val="1"/>
+    <w:link w:val="35"/>
+    <w:qFormat/>
     <w:uiPriority w:val="30"/>
-    <w:qFormat/>
-    <w:rsid w:val="00456960"/>
     <w:pPr>
       <w:pBdr>
-        <w:top w:val="single" w:sz="4" w:space="10" w:color="2F5496" w:themeColor="accent1" w:themeShade="BF"/>
-        <w:bottom w:val="single" w:sz="4" w:space="10" w:color="2F5496" w:themeColor="accent1" w:themeShade="BF"/>
+        <w:top w:val="single" w:color="2F5496" w:themeColor="accent1" w:themeShade="BF" w:sz="4" w:space="10"/>
+        <w:bottom w:val="single" w:color="2F5496" w:themeColor="accent1" w:themeShade="BF" w:sz="4" w:space="10"/>
       </w:pBdr>
       <w:spacing w:before="360" w:after="360"/>
       <w:ind w:left="864" w:right="864"/>
@@ -2665,97 +3388,44 @@
     <w:rPr>
       <w:i/>
       <w:iCs/>
-      <w:color w:val="2F5496" w:themeColor="accent1" w:themeShade="BF"/>
+      <w:color w:val="2F5597" w:themeColor="accent1" w:themeShade="BF"/>
     </w:rPr>
   </w:style>
-  <w:style w:type="character" w:customStyle="1" w:styleId="IntenseQuoteChar">
+  <w:style w:type="character" w:customStyle="1" w:styleId="35">
     <w:name w:val="Intense Quote Char"/>
-    <w:basedOn w:val="DefaultParagraphFont"/>
-    <w:link w:val="IntenseQuote"/>
+    <w:basedOn w:val="11"/>
+    <w:link w:val="34"/>
     <w:uiPriority w:val="30"/>
-    <w:rsid w:val="00456960"/>
     <w:rPr>
       <w:i/>
       <w:iCs/>
-      <w:color w:val="2F5496" w:themeColor="accent1" w:themeShade="BF"/>
+      <w:color w:val="2F5597" w:themeColor="accent1" w:themeShade="BF"/>
     </w:rPr>
   </w:style>
-  <w:style w:type="character" w:styleId="IntenseReference">
+  <w:style w:type="character" w:customStyle="1" w:styleId="36">
     <w:name w:val="Intense Reference"/>
-    <w:basedOn w:val="DefaultParagraphFont"/>
+    <w:basedOn w:val="11"/>
+    <w:qFormat/>
     <w:uiPriority w:val="32"/>
-    <w:qFormat/>
-    <w:rsid w:val="00456960"/>
     <w:rPr>
       <w:b/>
       <w:bCs/>
       <w:smallCaps/>
-      <w:color w:val="2F5496" w:themeColor="accent1" w:themeShade="BF"/>
+      <w:color w:val="2F5597" w:themeColor="accent1" w:themeShade="BF"/>
       <w:spacing w:val="5"/>
     </w:rPr>
   </w:style>
-  <w:style w:type="table" w:styleId="TableGrid">
-    <w:name w:val="Table Grid"/>
-    <w:basedOn w:val="TableNormal"/>
-    <w:uiPriority w:val="39"/>
-    <w:rsid w:val="005C6607"/>
-    <w:pPr>
-      <w:spacing w:after="0" w:line="240" w:lineRule="auto"/>
-    </w:pPr>
-    <w:tblPr>
-      <w:tblBorders>
-        <w:top w:val="single" w:sz="4" w:space="0" w:color="auto"/>
-        <w:left w:val="single" w:sz="4" w:space="0" w:color="auto"/>
-        <w:bottom w:val="single" w:sz="4" w:space="0" w:color="auto"/>
-        <w:right w:val="single" w:sz="4" w:space="0" w:color="auto"/>
-        <w:insideH w:val="single" w:sz="4" w:space="0" w:color="auto"/>
-        <w:insideV w:val="single" w:sz="4" w:space="0" w:color="auto"/>
-      </w:tblBorders>
-    </w:tblPr>
-  </w:style>
-  <w:style w:type="paragraph" w:styleId="Header">
-    <w:name w:val="header"/>
-    <w:basedOn w:val="Normal"/>
-    <w:link w:val="HeaderChar"/>
+  <w:style w:type="character" w:customStyle="1" w:styleId="37">
+    <w:name w:val="Header Char"/>
+    <w:basedOn w:val="11"/>
+    <w:link w:val="14"/>
     <w:uiPriority w:val="99"/>
-    <w:unhideWhenUsed/>
-    <w:rsid w:val="009F6F1B"/>
-    <w:pPr>
-      <w:tabs>
-        <w:tab w:val="center" w:pos="4680"/>
-        <w:tab w:val="right" w:pos="9360"/>
-      </w:tabs>
-      <w:spacing w:after="0" w:line="240" w:lineRule="auto"/>
-    </w:pPr>
-  </w:style>
-  <w:style w:type="character" w:customStyle="1" w:styleId="HeaderChar">
-    <w:name w:val="Header Char"/>
-    <w:basedOn w:val="DefaultParagraphFont"/>
-    <w:link w:val="Header"/>
+  </w:style>
+  <w:style w:type="character" w:customStyle="1" w:styleId="38">
+    <w:name w:val="Footer Char"/>
+    <w:basedOn w:val="11"/>
+    <w:link w:val="13"/>
     <w:uiPriority w:val="99"/>
-    <w:rsid w:val="009F6F1B"/>
-  </w:style>
-  <w:style w:type="paragraph" w:styleId="Footer">
-    <w:name w:val="footer"/>
-    <w:basedOn w:val="Normal"/>
-    <w:link w:val="FooterChar"/>
-    <w:uiPriority w:val="99"/>
-    <w:unhideWhenUsed/>
-    <w:rsid w:val="009F6F1B"/>
-    <w:pPr>
-      <w:tabs>
-        <w:tab w:val="center" w:pos="4680"/>
-        <w:tab w:val="right" w:pos="9360"/>
-      </w:tabs>
-      <w:spacing w:after="0" w:line="240" w:lineRule="auto"/>
-    </w:pPr>
-  </w:style>
-  <w:style w:type="character" w:customStyle="1" w:styleId="FooterChar">
-    <w:name w:val="Footer Char"/>
-    <w:basedOn w:val="DefaultParagraphFont"/>
-    <w:link w:val="Footer"/>
-    <w:uiPriority w:val="99"/>
-    <w:rsid w:val="009F6F1B"/>
   </w:style>
 </w:styles>
 </file>
@@ -2803,7 +3473,7 @@
     </a:clrScheme>
     <a:fontScheme name="Office">
       <a:majorFont>
-        <a:latin typeface="Calibri Light" panose="020F0302020204030204"/>
+        <a:latin typeface="Calibri Light"/>
         <a:ea typeface=""/>
         <a:cs typeface=""/>
         <a:font script="Jpan" typeface="游ゴシック Light"/>
@@ -2836,26 +3506,9 @@
         <a:font script="Viet" typeface="Times New Roman"/>
         <a:font script="Uigh" typeface="Microsoft Uighur"/>
         <a:font script="Geor" typeface="Sylfaen"/>
-        <a:font script="Armn" typeface="Arial"/>
-        <a:font script="Bugi" typeface="Leelawadee UI"/>
-        <a:font script="Bopo" typeface="Microsoft JhengHei"/>
-        <a:font script="Java" typeface="Javanese Text"/>
-        <a:font script="Lisu" typeface="Segoe UI"/>
-        <a:font script="Mymr" typeface="Myanmar Text"/>
-        <a:font script="Nkoo" typeface="Ebrima"/>
-        <a:font script="Olck" typeface="Nirmala UI"/>
-        <a:font script="Osma" typeface="Ebrima"/>
-        <a:font script="Phag" typeface="Phagspa"/>
-        <a:font script="Syrn" typeface="Estrangelo Edessa"/>
-        <a:font script="Syrj" typeface="Estrangelo Edessa"/>
-        <a:font script="Syre" typeface="Estrangelo Edessa"/>
-        <a:font script="Sora" typeface="Nirmala UI"/>
-        <a:font script="Tale" typeface="Microsoft Tai Le"/>
-        <a:font script="Talu" typeface="Microsoft New Tai Lue"/>
-        <a:font script="Tfng" typeface="Ebrima"/>
       </a:majorFont>
       <a:minorFont>
-        <a:latin typeface="Calibri" panose="020F0502020204030204"/>
+        <a:latin typeface="Calibri"/>
         <a:ea typeface=""/>
         <a:cs typeface=""/>
         <a:font script="Jpan" typeface="游ゴシック"/>
@@ -2888,23 +3541,6 @@
         <a:font script="Viet" typeface="Arial"/>
         <a:font script="Uigh" typeface="Microsoft Uighur"/>
         <a:font script="Geor" typeface="Sylfaen"/>
-        <a:font script="Armn" typeface="Arial"/>
-        <a:font script="Bugi" typeface="Leelawadee UI"/>
-        <a:font script="Bopo" typeface="Microsoft JhengHei"/>
-        <a:font script="Java" typeface="Javanese Text"/>
-        <a:font script="Lisu" typeface="Segoe UI"/>
-        <a:font script="Mymr" typeface="Myanmar Text"/>
-        <a:font script="Nkoo" typeface="Ebrima"/>
-        <a:font script="Olck" typeface="Nirmala UI"/>
-        <a:font script="Osma" typeface="Ebrima"/>
-        <a:font script="Phag" typeface="Phagspa"/>
-        <a:font script="Syrn" typeface="Estrangelo Edessa"/>
-        <a:font script="Syrj" typeface="Estrangelo Edessa"/>
-        <a:font script="Syre" typeface="Estrangelo Edessa"/>
-        <a:font script="Sora" typeface="Nirmala UI"/>
-        <a:font script="Tale" typeface="Microsoft Tai Le"/>
-        <a:font script="Talu" typeface="Microsoft New Tai Lue"/>
-        <a:font script="Tfng" typeface="Ebrima"/>
       </a:minorFont>
     </a:fontScheme>
     <a:fmtScheme name="Office">
@@ -3046,11 +3682,5 @@
     </a:fmtScheme>
   </a:themeElements>
   <a:objectDefaults/>
-  <a:extraClrSchemeLst/>
-  <a:extLst>
-    <a:ext uri="{05A4C25C-085E-4340-85A3-A5531E510DB2}">
-      <thm15:themeFamily xmlns:thm15="http://schemas.microsoft.com/office/thememl/2012/main" name="Office Theme" id="{62F939B6-93AF-4DB8-9C6B-D6C7DFDC589F}" vid="{4A3C46E8-61CC-4603-A589-7422A47A8E4A}"/>
-    </a:ext>
-  </a:extLst>
 </a:theme>
 </file>
--- a/Requirements.docx
+++ b/Requirements.docx
@@ -1,6 +1,6 @@
 
 <file path=word/document.xml><?xml version="1.0" encoding="utf-8"?>
-<w:document xmlns:wpc="http://schemas.microsoft.com/office/word/2010/wordprocessingCanvas" xmlns:mc="http://schemas.openxmlformats.org/markup-compatibility/2006" xmlns:o="urn:schemas-microsoft-com:office:office" xmlns:r="http://schemas.openxmlformats.org/officeDocument/2006/relationships" xmlns:m="http://schemas.openxmlformats.org/officeDocument/2006/math" xmlns:v="urn:schemas-microsoft-com:vml" xmlns:wp14="http://schemas.microsoft.com/office/word/2010/wordprocessingDrawing" xmlns:wp="http://schemas.openxmlformats.org/drawingml/2006/wordprocessingDrawing" xmlns:w="http://schemas.openxmlformats.org/wordprocessingml/2006/main" xmlns:w14="http://schemas.microsoft.com/office/word/2010/wordml" xmlns:w10="urn:schemas-microsoft-com:office:word" xmlns:w15="http://schemas.microsoft.com/office/word/2012/wordml" xmlns:wpg="http://schemas.microsoft.com/office/word/2010/wordprocessingGroup" xmlns:wpi="http://schemas.microsoft.com/office/word/2010/wordprocessingInk" xmlns:wne="http://schemas.microsoft.com/office/word/2006/wordml" xmlns:wps="http://schemas.microsoft.com/office/word/2010/wordprocessingShape" xmlns:wpsCustomData="http://www.wps.cn/officeDocument/2013/wpsCustomData" mc:Ignorable="w14 w15 wp14">
+<w:document xmlns:wpc="http://schemas.microsoft.com/office/word/2010/wordprocessingCanvas" xmlns:cx="http://schemas.microsoft.com/office/drawing/2014/chartex" xmlns:cx1="http://schemas.microsoft.com/office/drawing/2015/9/8/chartex" xmlns:cx2="http://schemas.microsoft.com/office/drawing/2015/10/21/chartex" xmlns:cx3="http://schemas.microsoft.com/office/drawing/2016/5/9/chartex" xmlns:cx4="http://schemas.microsoft.com/office/drawing/2016/5/10/chartex" xmlns:cx5="http://schemas.microsoft.com/office/drawing/2016/5/11/chartex" xmlns:cx6="http://schemas.microsoft.com/office/drawing/2016/5/12/chartex" xmlns:cx7="http://schemas.microsoft.com/office/drawing/2016/5/13/chartex" xmlns:cx8="http://schemas.microsoft.com/office/drawing/2016/5/14/chartex" xmlns:mc="http://schemas.openxmlformats.org/markup-compatibility/2006" xmlns:aink="http://schemas.microsoft.com/office/drawing/2016/ink" xmlns:am3d="http://schemas.microsoft.com/office/drawing/2017/model3d" xmlns:o="urn:schemas-microsoft-com:office:office" xmlns:oel="http://schemas.microsoft.com/office/2019/extlst" xmlns:r="http://schemas.openxmlformats.org/officeDocument/2006/relationships" xmlns:m="http://schemas.openxmlformats.org/officeDocument/2006/math" xmlns:v="urn:schemas-microsoft-com:vml" xmlns:wp14="http://schemas.microsoft.com/office/word/2010/wordprocessingDrawing" xmlns:wp="http://schemas.openxmlformats.org/drawingml/2006/wordprocessingDrawing" xmlns:w10="urn:schemas-microsoft-com:office:word" xmlns:w="http://schemas.openxmlformats.org/wordprocessingml/2006/main" xmlns:w14="http://schemas.microsoft.com/office/word/2010/wordml" xmlns:w15="http://schemas.microsoft.com/office/word/2012/wordml" xmlns:w16cex="http://schemas.microsoft.com/office/word/2018/wordml/cex" xmlns:w16cid="http://schemas.microsoft.com/office/word/2016/wordml/cid" xmlns:w16="http://schemas.microsoft.com/office/word/2018/wordml" xmlns:w16du="http://schemas.microsoft.com/office/word/2023/wordml/word16du" xmlns:w16sdtdh="http://schemas.microsoft.com/office/word/2020/wordml/sdtdatahash" xmlns:w16sdtfl="http://schemas.microsoft.com/office/word/2024/wordml/sdtformatlock" xmlns:w16se="http://schemas.microsoft.com/office/word/2015/wordml/symex" xmlns:wpg="http://schemas.microsoft.com/office/word/2010/wordprocessingGroup" xmlns:wpi="http://schemas.microsoft.com/office/word/2010/wordprocessingInk" xmlns:wne="http://schemas.microsoft.com/office/word/2006/wordml" xmlns:wps="http://schemas.microsoft.com/office/word/2010/wordprocessingShape" mc:Ignorable="w14 w15 w16se w16cid w16 w16cex w16sdtdh w16sdtfl w16du wp14">
   <w:body>
     <w:p>
       <w:r>
@@ -9,36 +9,21 @@
     </w:p>
     <w:tbl>
       <w:tblPr>
-        <w:tblStyle w:val="17"/>
+        <w:tblStyle w:val="TableGrid"/>
         <w:tblW w:w="9997" w:type="dxa"/>
-        <w:tblInd w:w="0" w:type="dxa"/>
-        <w:tblBorders>
-          <w:top w:val="single" w:color="auto" w:sz="4" w:space="0"/>
-          <w:left w:val="single" w:color="auto" w:sz="4" w:space="0"/>
-          <w:bottom w:val="single" w:color="auto" w:sz="4" w:space="0"/>
-          <w:right w:val="single" w:color="auto" w:sz="4" w:space="0"/>
-          <w:insideH w:val="single" w:color="auto" w:sz="4" w:space="0"/>
-          <w:insideV w:val="single" w:color="auto" w:sz="4" w:space="0"/>
-        </w:tblBorders>
-        <w:tblLayout w:type="autofit"/>
-        <w:tblCellMar>
-          <w:top w:w="0" w:type="dxa"/>
-          <w:left w:w="108" w:type="dxa"/>
-          <w:bottom w:w="0" w:type="dxa"/>
-          <w:right w:w="108" w:type="dxa"/>
-        </w:tblCellMar>
+        <w:tblLook w:val="04A0" w:firstRow="1" w:lastRow="0" w:firstColumn="1" w:lastColumn="0" w:noHBand="0" w:noVBand="1"/>
       </w:tblPr>
       <w:tblGrid>
-        <w:gridCol w:w="1526"/>
-        <w:gridCol w:w="1817"/>
-        <w:gridCol w:w="1995"/>
-        <w:gridCol w:w="1546"/>
-        <w:gridCol w:w="1517"/>
-        <w:gridCol w:w="1596"/>
+        <w:gridCol w:w="1550"/>
+        <w:gridCol w:w="1819"/>
+        <w:gridCol w:w="1900"/>
+        <w:gridCol w:w="1574"/>
+        <w:gridCol w:w="1548"/>
+        <w:gridCol w:w="1606"/>
       </w:tblGrid>
       <w:tr>
         <w:trPr>
-          <w:trHeight w:val="1196" w:hRule="atLeast"/>
+          <w:trHeight w:val="1196"/>
         </w:trPr>
         <w:tc>
           <w:tcPr>
@@ -119,9 +104,11 @@
               <w:spacing w:after="0" w:line="240" w:lineRule="auto"/>
               <w:jc w:val="center"/>
             </w:pPr>
+            <w:proofErr w:type="spellStart"/>
             <w:r>
               <w:t>Rvwd</w:t>
             </w:r>
+            <w:proofErr w:type="spellEnd"/>
           </w:p>
         </w:tc>
         <w:tc>
@@ -160,7 +147,7 @@
       </w:tr>
       <w:tr>
         <w:trPr>
-          <w:trHeight w:val="453" w:hRule="atLeast"/>
+          <w:trHeight w:val="453"/>
         </w:trPr>
         <w:tc>
           <w:tcPr>
@@ -169,45 +156,28 @@
           <w:p>
             <w:pPr>
               <w:spacing w:after="0" w:line="240" w:lineRule="auto"/>
+            </w:pPr>
+            <w:r>
+              <w:t>BS</w:t>
+            </w:r>
+            <w:r>
+              <w:t>2_1</w:t>
+            </w:r>
+          </w:p>
+        </w:tc>
+        <w:tc>
+          <w:tcPr>
+            <w:tcW w:w="1840" w:type="dxa"/>
+          </w:tcPr>
+          <w:p>
+            <w:pPr>
+              <w:spacing w:after="0" w:line="240" w:lineRule="auto"/>
+            </w:pPr>
+            <w:r>
               <w:rPr>
-                <w:rFonts w:hint="default"/>
-                <w:lang w:val="en-US"/>
-              </w:rPr>
-            </w:pPr>
-            <w:r>
-              <w:t>BS</w:t>
-            </w:r>
-            <w:r>
-              <w:rPr>
-                <w:rFonts w:hint="default"/>
-                <w:lang w:val="en-US"/>
-              </w:rPr>
-              <w:t>2_1</w:t>
-            </w:r>
-          </w:p>
-        </w:tc>
-        <w:tc>
-          <w:tcPr>
-            <w:tcW w:w="1840" w:type="dxa"/>
-          </w:tcPr>
-          <w:p>
-            <w:pPr>
-              <w:spacing w:after="0" w:line="240" w:lineRule="auto"/>
-              <w:rPr>
-                <w:rFonts w:hint="default"/>
-                <w:lang w:val="en-US"/>
-              </w:rPr>
-            </w:pPr>
-            <w:r>
-              <w:rPr>
-                <w:rFonts w:hint="default" w:eastAsia="SimSun" w:cs="SimSun" w:asciiTheme="minorAscii" w:hAnsiTheme="minorAscii"/>
-                <w:b w:val="0"/>
-                <w:bCs w:val="0"/>
+                <w:rFonts w:eastAsia="SimSun" w:cs="SimSun"/>
                 <w:kern w:val="0"/>
-                <w:sz w:val="24"/>
-                <w:szCs w:val="24"/>
-                <w:lang w:val="en-US" w:eastAsia="zh-CN" w:bidi="ar"/>
-                <w14:ligatures w14:val="standardContextual"/>
+                <w:lang w:eastAsia="zh-CN" w:bidi="ar"/>
               </w:rPr>
               <w:t>Facilities Manager shall monitor restricted area access via biometric scanners.</w:t>
             </w:r>
@@ -223,14 +193,9 @@
             </w:pPr>
             <w:r>
               <w:rPr>
-                <w:rFonts w:hint="default" w:eastAsia="SimSun" w:cs="SimSun" w:asciiTheme="minorAscii" w:hAnsiTheme="minorAscii"/>
-                <w:b w:val="0"/>
-                <w:bCs w:val="0"/>
+                <w:rFonts w:eastAsia="SimSun" w:cs="SimSun"/>
                 <w:kern w:val="0"/>
-                <w:sz w:val="24"/>
-                <w:szCs w:val="24"/>
-                <w:lang w:val="en-US" w:eastAsia="zh-CN" w:bidi="ar"/>
-                <w14:ligatures w14:val="standardContextual"/>
+                <w:lang w:eastAsia="zh-CN" w:bidi="ar"/>
               </w:rPr>
               <w:t>Covers vaults and server rooms.</w:t>
             </w:r>
@@ -243,16 +208,8 @@
           <w:p>
             <w:pPr>
               <w:spacing w:after="0" w:line="240" w:lineRule="auto"/>
-              <w:rPr>
-                <w:rFonts w:hint="default"/>
-                <w:lang w:val="en-US"/>
-              </w:rPr>
-            </w:pPr>
-            <w:r>
-              <w:rPr>
-                <w:rFonts w:hint="default"/>
-                <w:lang w:val="en-US"/>
-              </w:rPr>
+            </w:pPr>
+            <w:r>
               <w:t>1</w:t>
             </w:r>
           </w:p>
@@ -280,7 +237,7 @@
       </w:tr>
       <w:tr>
         <w:trPr>
-          <w:trHeight w:val="472" w:hRule="atLeast"/>
+          <w:trHeight w:val="472"/>
         </w:trPr>
         <w:tc>
           <w:tcPr>
@@ -294,41 +251,23 @@
               <w:t>BS</w:t>
             </w:r>
             <w:r>
+              <w:t>2_</w:t>
+            </w:r>
+            <w:r>
+              <w:t>2</w:t>
+            </w:r>
+          </w:p>
+        </w:tc>
+        <w:tc>
+          <w:tcPr>
+            <w:tcW w:w="1840" w:type="dxa"/>
+          </w:tcPr>
+          <w:p>
+            <w:r>
               <w:rPr>
-                <w:rFonts w:hint="default"/>
-                <w:lang w:val="en-US"/>
-              </w:rPr>
-              <w:t>2_1</w:t>
-            </w:r>
-          </w:p>
-        </w:tc>
-        <w:tc>
-          <w:tcPr>
-            <w:tcW w:w="1840" w:type="dxa"/>
-          </w:tcPr>
-          <w:p>
-            <w:pPr>
-              <w:keepNext w:val="0"/>
-              <w:keepLines w:val="0"/>
-              <w:widowControl/>
-              <w:suppressLineNumbers w:val="0"/>
-              <w:jc w:val="left"/>
-              <w:rPr>
-                <w:rFonts w:hint="default" w:asciiTheme="minorAscii" w:hAnsiTheme="minorAscii"/>
-                <w:b w:val="0"/>
-                <w:bCs w:val="0"/>
-              </w:rPr>
-            </w:pPr>
-            <w:r>
-              <w:rPr>
-                <w:rFonts w:hint="default" w:eastAsia="SimSun" w:cs="SimSun" w:asciiTheme="minorAscii" w:hAnsiTheme="minorAscii"/>
-                <w:b w:val="0"/>
-                <w:bCs w:val="0"/>
+                <w:rFonts w:eastAsia="SimSun" w:cs="SimSun"/>
                 <w:kern w:val="0"/>
-                <w:sz w:val="24"/>
-                <w:szCs w:val="24"/>
-                <w:lang w:val="en-US" w:eastAsia="zh-CN" w:bidi="ar"/>
-                <w14:ligatures w14:val="standardContextual"/>
+                <w:lang w:eastAsia="zh-CN" w:bidi="ar"/>
               </w:rPr>
               <w:t>Facilities &amp; Support Staff (Security) shall submit digital incident reports for suspicious activity.</w:t>
             </w:r>
@@ -344,28 +283,11 @@
             <w:tcW w:w="1651" w:type="dxa"/>
           </w:tcPr>
           <w:p>
-            <w:pPr>
-              <w:keepNext w:val="0"/>
-              <w:keepLines w:val="0"/>
-              <w:widowControl/>
-              <w:suppressLineNumbers w:val="0"/>
-              <w:jc w:val="left"/>
+            <w:r>
               <w:rPr>
-                <w:rFonts w:hint="default" w:asciiTheme="minorAscii" w:hAnsiTheme="minorAscii"/>
-                <w:b w:val="0"/>
-                <w:bCs w:val="0"/>
-              </w:rPr>
-            </w:pPr>
-            <w:r>
-              <w:rPr>
-                <w:rFonts w:hint="default" w:eastAsia="SimSun" w:cs="SimSun" w:asciiTheme="minorAscii" w:hAnsiTheme="minorAscii"/>
-                <w:b w:val="0"/>
-                <w:bCs w:val="0"/>
+                <w:rFonts w:eastAsia="SimSun" w:cs="SimSun"/>
                 <w:kern w:val="0"/>
-                <w:sz w:val="24"/>
-                <w:szCs w:val="24"/>
-                <w:lang w:val="en-US" w:eastAsia="zh-CN" w:bidi="ar"/>
-                <w14:ligatures w14:val="standardContextual"/>
+                <w:lang w:eastAsia="zh-CN" w:bidi="ar"/>
               </w:rPr>
               <w:t>Escalated to Branch Manager.</w:t>
             </w:r>
@@ -383,16 +305,8 @@
           <w:p>
             <w:pPr>
               <w:spacing w:after="0" w:line="240" w:lineRule="auto"/>
-              <w:rPr>
-                <w:rFonts w:hint="default"/>
-                <w:lang w:val="en-US"/>
-              </w:rPr>
-            </w:pPr>
-            <w:r>
-              <w:rPr>
-                <w:rFonts w:hint="default"/>
-                <w:lang w:val="en-US"/>
-              </w:rPr>
+            </w:pPr>
+            <w:r>
               <w:t>2</w:t>
             </w:r>
           </w:p>
@@ -420,7 +334,7 @@
       </w:tr>
       <w:tr>
         <w:trPr>
-          <w:trHeight w:val="453" w:hRule="atLeast"/>
+          <w:trHeight w:val="453"/>
         </w:trPr>
         <w:tc>
           <w:tcPr>
@@ -434,38 +348,27 @@
               <w:t>BS</w:t>
             </w:r>
             <w:r>
+              <w:t>2_</w:t>
+            </w:r>
+            <w:r>
+              <w:t>3</w:t>
+            </w:r>
+          </w:p>
+        </w:tc>
+        <w:tc>
+          <w:tcPr>
+            <w:tcW w:w="1840" w:type="dxa"/>
+          </w:tcPr>
+          <w:p>
+            <w:pPr>
+              <w:pStyle w:val="NormalWeb"/>
               <w:rPr>
-                <w:rFonts w:hint="default"/>
-                <w:lang w:val="en-US"/>
+                <w:rFonts w:asciiTheme="minorHAnsi" w:hAnsiTheme="minorHAnsi"/>
               </w:rPr>
-              <w:t>2_1</w:t>
-            </w:r>
-          </w:p>
-        </w:tc>
-        <w:tc>
-          <w:tcPr>
-            <w:tcW w:w="1840" w:type="dxa"/>
-            <w:shd w:val="clear"/>
-            <w:vAlign w:val="top"/>
-          </w:tcPr>
-          <w:p>
-            <w:pPr>
-              <w:pStyle w:val="15"/>
-              <w:keepNext w:val="0"/>
-              <w:keepLines w:val="0"/>
-              <w:widowControl/>
-              <w:suppressLineNumbers w:val="0"/>
+            </w:pPr>
+            <w:r>
               <w:rPr>
-                <w:rFonts w:hint="default" w:asciiTheme="minorAscii" w:hAnsiTheme="minorAscii"/>
-                <w:b w:val="0"/>
-                <w:bCs w:val="0"/>
-              </w:rPr>
-            </w:pPr>
-            <w:r>
-              <w:rPr>
-                <w:rFonts w:hint="default" w:asciiTheme="minorAscii" w:hAnsiTheme="minorAscii"/>
-                <w:b w:val="0"/>
-                <w:bCs w:val="0"/>
+                <w:rFonts w:asciiTheme="minorHAnsi" w:hAnsiTheme="minorHAnsi"/>
               </w:rPr>
               <w:t>Facilities Manager shall trigger emergency lockdown procedures during threats.</w:t>
             </w:r>
@@ -473,37 +376,22 @@
           <w:p>
             <w:pPr>
               <w:spacing w:after="0" w:line="240" w:lineRule="auto"/>
+            </w:pPr>
+          </w:p>
+        </w:tc>
+        <w:tc>
+          <w:tcPr>
+            <w:tcW w:w="1651" w:type="dxa"/>
+          </w:tcPr>
+          <w:p>
+            <w:pPr>
+              <w:spacing w:after="0" w:line="240" w:lineRule="auto"/>
+            </w:pPr>
+            <w:r>
               <w:rPr>
-                <w:rFonts w:hint="default" w:asciiTheme="minorAscii" w:hAnsiTheme="minorAscii" w:eastAsiaTheme="minorHAnsi" w:cstheme="minorBidi"/>
-                <w:b w:val="0"/>
-                <w:bCs w:val="0"/>
-                <w:kern w:val="2"/>
-                <w:sz w:val="24"/>
-                <w:szCs w:val="24"/>
-                <w:lang w:val="en-US" w:eastAsia="en-US" w:bidi="ar-SA"/>
-                <w14:ligatures w14:val="standardContextual"/>
-              </w:rPr>
-            </w:pPr>
-          </w:p>
-        </w:tc>
-        <w:tc>
-          <w:tcPr>
-            <w:tcW w:w="1651" w:type="dxa"/>
-          </w:tcPr>
-          <w:p>
-            <w:pPr>
-              <w:spacing w:after="0" w:line="240" w:lineRule="auto"/>
-            </w:pPr>
-            <w:r>
-              <w:rPr>
-                <w:rFonts w:hint="default" w:eastAsia="SimSun" w:cs="SimSun" w:asciiTheme="minorAscii" w:hAnsiTheme="minorAscii"/>
-                <w:b w:val="0"/>
-                <w:bCs w:val="0"/>
+                <w:rFonts w:eastAsia="SimSun" w:cs="SimSun"/>
                 <w:kern w:val="0"/>
-                <w:sz w:val="24"/>
-                <w:szCs w:val="24"/>
-                <w:lang w:val="en-US" w:eastAsia="zh-CN" w:bidi="ar"/>
-                <w14:ligatures w14:val="standardContextual"/>
+                <w:lang w:eastAsia="zh-CN" w:bidi="ar"/>
               </w:rPr>
               <w:t>Electronically locks all doors.</w:t>
             </w:r>
@@ -516,16 +404,8 @@
           <w:p>
             <w:pPr>
               <w:spacing w:after="0" w:line="240" w:lineRule="auto"/>
-              <w:rPr>
-                <w:rFonts w:hint="default"/>
-                <w:lang w:val="en-US"/>
-              </w:rPr>
-            </w:pPr>
-            <w:r>
-              <w:rPr>
-                <w:rFonts w:hint="default"/>
-                <w:lang w:val="en-US"/>
-              </w:rPr>
+            </w:pPr>
+            <w:r>
               <w:t>1</w:t>
             </w:r>
           </w:p>
@@ -553,7 +433,7 @@
       </w:tr>
       <w:tr>
         <w:trPr>
-          <w:trHeight w:val="453" w:hRule="atLeast"/>
+          <w:trHeight w:val="453"/>
         </w:trPr>
         <w:tc>
           <w:tcPr>
@@ -567,41 +447,23 @@
               <w:t>BS</w:t>
             </w:r>
             <w:r>
+              <w:t>2_</w:t>
+            </w:r>
+            <w:r>
+              <w:t>4</w:t>
+            </w:r>
+          </w:p>
+        </w:tc>
+        <w:tc>
+          <w:tcPr>
+            <w:tcW w:w="1840" w:type="dxa"/>
+          </w:tcPr>
+          <w:p>
+            <w:r>
               <w:rPr>
-                <w:rFonts w:hint="default"/>
-                <w:lang w:val="en-US"/>
-              </w:rPr>
-              <w:t>2_1</w:t>
-            </w:r>
-          </w:p>
-        </w:tc>
-        <w:tc>
-          <w:tcPr>
-            <w:tcW w:w="1840" w:type="dxa"/>
-          </w:tcPr>
-          <w:p>
-            <w:pPr>
-              <w:keepNext w:val="0"/>
-              <w:keepLines w:val="0"/>
-              <w:widowControl/>
-              <w:suppressLineNumbers w:val="0"/>
-              <w:jc w:val="left"/>
-              <w:rPr>
-                <w:rFonts w:hint="default" w:asciiTheme="minorAscii" w:hAnsiTheme="minorAscii"/>
-                <w:b w:val="0"/>
-                <w:bCs w:val="0"/>
-              </w:rPr>
-            </w:pPr>
-            <w:r>
-              <w:rPr>
-                <w:rFonts w:hint="default" w:eastAsia="SimSun" w:cs="SimSun" w:asciiTheme="minorAscii" w:hAnsiTheme="minorAscii"/>
-                <w:b w:val="0"/>
-                <w:bCs w:val="0"/>
+                <w:rFonts w:eastAsia="SimSun" w:cs="SimSun"/>
                 <w:kern w:val="0"/>
-                <w:sz w:val="24"/>
-                <w:szCs w:val="24"/>
-                <w:lang w:val="en-US" w:eastAsia="zh-CN" w:bidi="ar"/>
-                <w14:ligatures w14:val="standardContextual"/>
+                <w:lang w:eastAsia="zh-CN" w:bidi="ar"/>
               </w:rPr>
               <w:t>Facilities &amp; Support Staff (Guard) shall complete digital patrol logs during rounds.</w:t>
             </w:r>
@@ -617,28 +479,11 @@
             <w:tcW w:w="1651" w:type="dxa"/>
           </w:tcPr>
           <w:p>
-            <w:pPr>
-              <w:keepNext w:val="0"/>
-              <w:keepLines w:val="0"/>
-              <w:widowControl/>
-              <w:suppressLineNumbers w:val="0"/>
-              <w:jc w:val="left"/>
+            <w:r>
               <w:rPr>
-                <w:rFonts w:hint="default" w:asciiTheme="minorAscii" w:hAnsiTheme="minorAscii"/>
-                <w:b w:val="0"/>
-                <w:bCs w:val="0"/>
-              </w:rPr>
-            </w:pPr>
-            <w:r>
-              <w:rPr>
-                <w:rFonts w:hint="default" w:eastAsia="SimSun" w:cs="SimSun" w:asciiTheme="minorAscii" w:hAnsiTheme="minorAscii"/>
-                <w:b w:val="0"/>
-                <w:bCs w:val="0"/>
+                <w:rFonts w:eastAsia="SimSun" w:cs="SimSun"/>
                 <w:kern w:val="0"/>
-                <w:sz w:val="24"/>
-                <w:szCs w:val="24"/>
-                <w:lang w:val="en-US" w:eastAsia="zh-CN" w:bidi="ar"/>
-                <w14:ligatures w14:val="standardContextual"/>
+                <w:lang w:eastAsia="zh-CN" w:bidi="ar"/>
               </w:rPr>
               <w:t>Confirms area checks.</w:t>
             </w:r>
@@ -656,16 +501,8 @@
           <w:p>
             <w:pPr>
               <w:spacing w:after="0" w:line="240" w:lineRule="auto"/>
-              <w:rPr>
-                <w:rFonts w:hint="default"/>
-                <w:lang w:val="en-US"/>
-              </w:rPr>
-            </w:pPr>
-            <w:r>
-              <w:rPr>
-                <w:rFonts w:hint="default"/>
-                <w:lang w:val="en-US"/>
-              </w:rPr>
+            </w:pPr>
+            <w:r>
               <w:t>2</w:t>
             </w:r>
           </w:p>
@@ -693,7 +530,7 @@
       </w:tr>
       <w:tr>
         <w:trPr>
-          <w:trHeight w:val="453" w:hRule="atLeast"/>
+          <w:trHeight w:val="453"/>
         </w:trPr>
         <w:tc>
           <w:tcPr>
@@ -707,79 +544,54 @@
               <w:t>BS</w:t>
             </w:r>
             <w:r>
+              <w:t>2_</w:t>
+            </w:r>
+            <w:r>
+              <w:t>5</w:t>
+            </w:r>
+          </w:p>
+        </w:tc>
+        <w:tc>
+          <w:tcPr>
+            <w:tcW w:w="1840" w:type="dxa"/>
+          </w:tcPr>
+          <w:p>
+            <w:r>
               <w:rPr>
-                <w:rFonts w:hint="default"/>
-                <w:lang w:val="en-US"/>
+                <w:rFonts w:eastAsia="SimSun" w:cs="SimSun"/>
+                <w:kern w:val="0"/>
+                <w:lang w:eastAsia="zh-CN" w:bidi="ar"/>
               </w:rPr>
-              <w:t>2_1</w:t>
-            </w:r>
-          </w:p>
-        </w:tc>
-        <w:tc>
-          <w:tcPr>
-            <w:tcW w:w="1840" w:type="dxa"/>
-          </w:tcPr>
-          <w:p>
-            <w:pPr>
-              <w:keepNext w:val="0"/>
-              <w:keepLines w:val="0"/>
-              <w:widowControl/>
-              <w:suppressLineNumbers w:val="0"/>
-              <w:jc w:val="left"/>
+              <w:t xml:space="preserve">Bank Director shall evaluate branch </w:t>
+            </w:r>
+            <w:r>
               <w:rPr>
-                <w:rFonts w:hint="default" w:asciiTheme="minorAscii" w:hAnsiTheme="minorAscii"/>
-                <w:b w:val="0"/>
-                <w:bCs w:val="0"/>
+                <w:rFonts w:eastAsia="SimSun" w:cs="SimSun"/>
+                <w:kern w:val="0"/>
+                <w:lang w:eastAsia="zh-CN" w:bidi="ar"/>
               </w:rPr>
-            </w:pPr>
+              <w:lastRenderedPageBreak/>
+              <w:t>performance metrics across all locations.</w:t>
+            </w:r>
+          </w:p>
+          <w:p>
+            <w:pPr>
+              <w:spacing w:after="0" w:line="240" w:lineRule="auto"/>
+            </w:pPr>
+          </w:p>
+        </w:tc>
+        <w:tc>
+          <w:tcPr>
+            <w:tcW w:w="1651" w:type="dxa"/>
+          </w:tcPr>
+          <w:p>
             <w:r>
               <w:rPr>
-                <w:rFonts w:hint="default" w:eastAsia="SimSun" w:cs="SimSun" w:asciiTheme="minorAscii" w:hAnsiTheme="minorAscii"/>
-                <w:b w:val="0"/>
-                <w:bCs w:val="0"/>
+                <w:rFonts w:eastAsia="SimSun" w:cs="SimSun"/>
                 <w:kern w:val="0"/>
-                <w:sz w:val="24"/>
-                <w:szCs w:val="24"/>
-                <w:lang w:val="en-US" w:eastAsia="zh-CN" w:bidi="ar"/>
-                <w14:ligatures w14:val="standardContextual"/>
+                <w:lang w:eastAsia="zh-CN" w:bidi="ar"/>
               </w:rPr>
-              <w:t>Bank Director shall evaluate branch performance metrics across all locations.</w:t>
-            </w:r>
-          </w:p>
-          <w:p>
-            <w:pPr>
-              <w:spacing w:after="0" w:line="240" w:lineRule="auto"/>
-            </w:pPr>
-          </w:p>
-        </w:tc>
-        <w:tc>
-          <w:tcPr>
-            <w:tcW w:w="1651" w:type="dxa"/>
-          </w:tcPr>
-          <w:p>
-            <w:pPr>
-              <w:keepNext w:val="0"/>
-              <w:keepLines w:val="0"/>
-              <w:widowControl/>
-              <w:suppressLineNumbers w:val="0"/>
-              <w:jc w:val="left"/>
-              <w:rPr>
-                <w:rFonts w:hint="default" w:asciiTheme="minorAscii" w:hAnsiTheme="minorAscii"/>
-                <w:b w:val="0"/>
-                <w:bCs w:val="0"/>
-              </w:rPr>
-            </w:pPr>
-            <w:r>
-              <w:rPr>
-                <w:rFonts w:hint="default" w:eastAsia="SimSun" w:cs="SimSun" w:asciiTheme="minorAscii" w:hAnsiTheme="minorAscii"/>
-                <w:b w:val="0"/>
-                <w:bCs w:val="0"/>
-                <w:kern w:val="0"/>
-                <w:sz w:val="24"/>
-                <w:szCs w:val="24"/>
-                <w:lang w:val="en-US" w:eastAsia="zh-CN" w:bidi="ar"/>
-                <w14:ligatures w14:val="standardContextual"/>
-              </w:rPr>
+              <w:lastRenderedPageBreak/>
               <w:t>Comparison of revenue/volume.</w:t>
             </w:r>
           </w:p>
@@ -796,16 +608,8 @@
           <w:p>
             <w:pPr>
               <w:spacing w:after="0" w:line="240" w:lineRule="auto"/>
-              <w:rPr>
-                <w:rFonts w:hint="default"/>
-                <w:lang w:val="en-US"/>
-              </w:rPr>
-            </w:pPr>
-            <w:r>
-              <w:rPr>
-                <w:rFonts w:hint="default"/>
-                <w:lang w:val="en-US"/>
-              </w:rPr>
+            </w:pPr>
+            <w:r>
               <w:t>2</w:t>
             </w:r>
           </w:p>
@@ -833,7 +637,7 @@
       </w:tr>
       <w:tr>
         <w:trPr>
-          <w:trHeight w:val="453" w:hRule="atLeast"/>
+          <w:trHeight w:val="453"/>
         </w:trPr>
         <w:tc>
           <w:tcPr>
@@ -847,41 +651,23 @@
               <w:t>BS</w:t>
             </w:r>
             <w:r>
+              <w:t>2_</w:t>
+            </w:r>
+            <w:r>
+              <w:t>6</w:t>
+            </w:r>
+          </w:p>
+        </w:tc>
+        <w:tc>
+          <w:tcPr>
+            <w:tcW w:w="1840" w:type="dxa"/>
+          </w:tcPr>
+          <w:p>
+            <w:r>
               <w:rPr>
-                <w:rFonts w:hint="default"/>
-                <w:lang w:val="en-US"/>
-              </w:rPr>
-              <w:t>2_1</w:t>
-            </w:r>
-          </w:p>
-        </w:tc>
-        <w:tc>
-          <w:tcPr>
-            <w:tcW w:w="1840" w:type="dxa"/>
-          </w:tcPr>
-          <w:p>
-            <w:pPr>
-              <w:keepNext w:val="0"/>
-              <w:keepLines w:val="0"/>
-              <w:widowControl/>
-              <w:suppressLineNumbers w:val="0"/>
-              <w:jc w:val="left"/>
-              <w:rPr>
-                <w:rFonts w:hint="default" w:asciiTheme="minorAscii" w:hAnsiTheme="minorAscii"/>
-                <w:b w:val="0"/>
-                <w:bCs w:val="0"/>
-              </w:rPr>
-            </w:pPr>
-            <w:r>
-              <w:rPr>
-                <w:rFonts w:hint="default" w:eastAsia="SimSun" w:cs="SimSun" w:asciiTheme="minorAscii" w:hAnsiTheme="minorAscii"/>
-                <w:b w:val="0"/>
-                <w:bCs w:val="0"/>
+                <w:rFonts w:eastAsia="SimSun" w:cs="SimSun"/>
                 <w:kern w:val="0"/>
-                <w:sz w:val="24"/>
-                <w:szCs w:val="24"/>
-                <w:lang w:val="en-US" w:eastAsia="zh-CN" w:bidi="ar"/>
-                <w14:ligatures w14:val="standardContextual"/>
+                <w:lang w:eastAsia="zh-CN" w:bidi="ar"/>
               </w:rPr>
               <w:t>Facilities Manager shall track ATM cash levels via automated alerts.</w:t>
             </w:r>
@@ -897,28 +683,11 @@
             <w:tcW w:w="1651" w:type="dxa"/>
           </w:tcPr>
           <w:p>
-            <w:pPr>
-              <w:keepNext w:val="0"/>
-              <w:keepLines w:val="0"/>
-              <w:widowControl/>
-              <w:suppressLineNumbers w:val="0"/>
-              <w:jc w:val="left"/>
+            <w:r>
               <w:rPr>
-                <w:rFonts w:hint="default" w:asciiTheme="minorAscii" w:hAnsiTheme="minorAscii"/>
-                <w:b w:val="0"/>
-                <w:bCs w:val="0"/>
-              </w:rPr>
-            </w:pPr>
-            <w:r>
-              <w:rPr>
-                <w:rFonts w:hint="default" w:eastAsia="SimSun" w:cs="SimSun" w:asciiTheme="minorAscii" w:hAnsiTheme="minorAscii"/>
-                <w:b w:val="0"/>
-                <w:bCs w:val="0"/>
+                <w:rFonts w:eastAsia="SimSun" w:cs="SimSun"/>
                 <w:kern w:val="0"/>
-                <w:sz w:val="24"/>
-                <w:szCs w:val="24"/>
-                <w:lang w:val="en-US" w:eastAsia="zh-CN" w:bidi="ar"/>
-                <w14:ligatures w14:val="standardContextual"/>
+                <w:lang w:eastAsia="zh-CN" w:bidi="ar"/>
               </w:rPr>
               <w:t>Triggered at thresholds.</w:t>
             </w:r>
@@ -936,16 +705,8 @@
           <w:p>
             <w:pPr>
               <w:spacing w:after="0" w:line="240" w:lineRule="auto"/>
-              <w:rPr>
-                <w:rFonts w:hint="default"/>
-                <w:lang w:val="en-US"/>
-              </w:rPr>
-            </w:pPr>
-            <w:r>
-              <w:rPr>
-                <w:rFonts w:hint="default"/>
-                <w:lang w:val="en-US"/>
-              </w:rPr>
+            </w:pPr>
+            <w:r>
               <w:t>2</w:t>
             </w:r>
           </w:p>
@@ -973,7 +734,7 @@
       </w:tr>
       <w:tr>
         <w:trPr>
-          <w:trHeight w:val="453" w:hRule="atLeast"/>
+          <w:trHeight w:val="453"/>
         </w:trPr>
         <w:tc>
           <w:tcPr>
@@ -987,41 +748,23 @@
               <w:t>BS</w:t>
             </w:r>
             <w:r>
+              <w:t>2_</w:t>
+            </w:r>
+            <w:r>
+              <w:t>7</w:t>
+            </w:r>
+          </w:p>
+        </w:tc>
+        <w:tc>
+          <w:tcPr>
+            <w:tcW w:w="1840" w:type="dxa"/>
+          </w:tcPr>
+          <w:p>
+            <w:r>
               <w:rPr>
-                <w:rFonts w:hint="default"/>
-                <w:lang w:val="en-US"/>
-              </w:rPr>
-              <w:t>2_1</w:t>
-            </w:r>
-          </w:p>
-        </w:tc>
-        <w:tc>
-          <w:tcPr>
-            <w:tcW w:w="1840" w:type="dxa"/>
-          </w:tcPr>
-          <w:p>
-            <w:pPr>
-              <w:keepNext w:val="0"/>
-              <w:keepLines w:val="0"/>
-              <w:widowControl/>
-              <w:suppressLineNumbers w:val="0"/>
-              <w:jc w:val="left"/>
-              <w:rPr>
-                <w:rFonts w:hint="default" w:asciiTheme="minorAscii" w:hAnsiTheme="minorAscii"/>
-                <w:b w:val="0"/>
-                <w:bCs w:val="0"/>
-              </w:rPr>
-            </w:pPr>
-            <w:r>
-              <w:rPr>
-                <w:rFonts w:hint="default" w:eastAsia="SimSun" w:cs="SimSun" w:asciiTheme="minorAscii" w:hAnsiTheme="minorAscii"/>
-                <w:b w:val="0"/>
-                <w:bCs w:val="0"/>
+                <w:rFonts w:eastAsia="SimSun" w:cs="SimSun"/>
                 <w:kern w:val="0"/>
-                <w:sz w:val="24"/>
-                <w:szCs w:val="24"/>
-                <w:lang w:val="en-US" w:eastAsia="zh-CN" w:bidi="ar"/>
-                <w14:ligatures w14:val="standardContextual"/>
+                <w:lang w:eastAsia="zh-CN" w:bidi="ar"/>
               </w:rPr>
               <w:t>Administrator shall perform ATM transaction reconciliation against core data.</w:t>
             </w:r>
@@ -1042,14 +785,9 @@
             </w:pPr>
             <w:r>
               <w:rPr>
-                <w:rFonts w:hint="default" w:eastAsia="SimSun" w:cs="SimSun" w:asciiTheme="minorAscii" w:hAnsiTheme="minorAscii"/>
-                <w:b w:val="0"/>
-                <w:bCs w:val="0"/>
+                <w:rFonts w:eastAsia="SimSun" w:cs="SimSun"/>
                 <w:kern w:val="0"/>
-                <w:sz w:val="24"/>
-                <w:szCs w:val="24"/>
-                <w:lang w:val="en-US" w:eastAsia="zh-CN" w:bidi="ar"/>
-                <w14:ligatures w14:val="standardContextual"/>
+                <w:lang w:eastAsia="zh-CN" w:bidi="ar"/>
               </w:rPr>
               <w:t>To investigate discrepancies.</w:t>
             </w:r>
@@ -1062,16 +800,8 @@
           <w:p>
             <w:pPr>
               <w:spacing w:after="0" w:line="240" w:lineRule="auto"/>
-              <w:rPr>
-                <w:rFonts w:hint="default"/>
-                <w:lang w:val="en-US"/>
-              </w:rPr>
-            </w:pPr>
-            <w:r>
-              <w:rPr>
-                <w:rFonts w:hint="default"/>
-                <w:lang w:val="en-US"/>
-              </w:rPr>
+            </w:pPr>
+            <w:r>
               <w:t>1</w:t>
             </w:r>
           </w:p>
@@ -1099,7 +829,7 @@
       </w:tr>
       <w:tr>
         <w:trPr>
-          <w:trHeight w:val="453" w:hRule="atLeast"/>
+          <w:trHeight w:val="453"/>
         </w:trPr>
         <w:tc>
           <w:tcPr>
@@ -1113,43 +843,23 @@
               <w:t>BS</w:t>
             </w:r>
             <w:r>
+              <w:t>2_</w:t>
+            </w:r>
+            <w:r>
+              <w:t>8</w:t>
+            </w:r>
+          </w:p>
+        </w:tc>
+        <w:tc>
+          <w:tcPr>
+            <w:tcW w:w="1840" w:type="dxa"/>
+          </w:tcPr>
+          <w:p>
+            <w:r>
               <w:rPr>
-                <w:rFonts w:hint="default"/>
-                <w:lang w:val="en-US"/>
-              </w:rPr>
-              <w:t>2_1</w:t>
-            </w:r>
-            <w:bookmarkStart w:id="0" w:name="_GoBack"/>
-            <w:bookmarkEnd w:id="0"/>
-          </w:p>
-        </w:tc>
-        <w:tc>
-          <w:tcPr>
-            <w:tcW w:w="1840" w:type="dxa"/>
-          </w:tcPr>
-          <w:p>
-            <w:pPr>
-              <w:keepNext w:val="0"/>
-              <w:keepLines w:val="0"/>
-              <w:widowControl/>
-              <w:suppressLineNumbers w:val="0"/>
-              <w:jc w:val="left"/>
-              <w:rPr>
-                <w:rFonts w:hint="default" w:asciiTheme="minorAscii" w:hAnsiTheme="minorAscii"/>
-                <w:b w:val="0"/>
-                <w:bCs w:val="0"/>
-              </w:rPr>
-            </w:pPr>
-            <w:r>
-              <w:rPr>
-                <w:rFonts w:hint="default" w:eastAsia="SimSun" w:cs="SimSun" w:asciiTheme="minorAscii" w:hAnsiTheme="minorAscii"/>
-                <w:b w:val="0"/>
-                <w:bCs w:val="0"/>
+                <w:rFonts w:eastAsia="SimSun" w:cs="SimSun"/>
                 <w:kern w:val="0"/>
-                <w:sz w:val="24"/>
-                <w:szCs w:val="24"/>
-                <w:lang w:val="en-US" w:eastAsia="zh-CN" w:bidi="ar"/>
-                <w14:ligatures w14:val="standardContextual"/>
+                <w:lang w:eastAsia="zh-CN" w:bidi="ar"/>
               </w:rPr>
               <w:t>Facilities Manager triggers emergency lockdown procedures for all controlled doors.</w:t>
             </w:r>
@@ -1157,41 +867,19 @@
           <w:p>
             <w:pPr>
               <w:spacing w:after="0" w:line="240" w:lineRule="auto"/>
+            </w:pPr>
+          </w:p>
+        </w:tc>
+        <w:tc>
+          <w:tcPr>
+            <w:tcW w:w="1651" w:type="dxa"/>
+          </w:tcPr>
+          <w:p>
+            <w:r>
               <w:rPr>
-                <w:rFonts w:hint="default" w:asciiTheme="minorAscii" w:hAnsiTheme="minorAscii"/>
-                <w:b w:val="0"/>
-                <w:bCs w:val="0"/>
-              </w:rPr>
-            </w:pPr>
-          </w:p>
-        </w:tc>
-        <w:tc>
-          <w:tcPr>
-            <w:tcW w:w="1651" w:type="dxa"/>
-          </w:tcPr>
-          <w:p>
-            <w:pPr>
-              <w:keepNext w:val="0"/>
-              <w:keepLines w:val="0"/>
-              <w:widowControl/>
-              <w:suppressLineNumbers w:val="0"/>
-              <w:jc w:val="left"/>
-              <w:rPr>
-                <w:rFonts w:hint="default" w:asciiTheme="minorAscii" w:hAnsiTheme="minorAscii"/>
-                <w:b w:val="0"/>
-                <w:bCs w:val="0"/>
-              </w:rPr>
-            </w:pPr>
-            <w:r>
-              <w:rPr>
-                <w:rFonts w:hint="default" w:eastAsia="SimSun" w:cs="SimSun" w:asciiTheme="minorAscii" w:hAnsiTheme="minorAscii"/>
-                <w:b w:val="0"/>
-                <w:bCs w:val="0"/>
+                <w:rFonts w:eastAsia="SimSun" w:cs="SimSun"/>
                 <w:kern w:val="0"/>
-                <w:sz w:val="24"/>
-                <w:szCs w:val="24"/>
-                <w:lang w:val="en-US" w:eastAsia="zh-CN" w:bidi="ar"/>
-                <w14:ligatures w14:val="standardContextual"/>
+                <w:lang w:eastAsia="zh-CN" w:bidi="ar"/>
               </w:rPr>
               <w:t>Used during immediate threats.</w:t>
             </w:r>
@@ -1200,14 +888,9 @@
             <w:pPr>
               <w:spacing w:after="0" w:line="240" w:lineRule="auto"/>
               <w:rPr>
-                <w:rFonts w:hint="default" w:eastAsia="SimSun" w:cs="SimSun" w:asciiTheme="minorAscii" w:hAnsiTheme="minorAscii"/>
-                <w:b w:val="0"/>
-                <w:bCs w:val="0"/>
+                <w:rFonts w:eastAsia="SimSun" w:cs="SimSun"/>
                 <w:kern w:val="0"/>
-                <w:sz w:val="24"/>
-                <w:szCs w:val="24"/>
-                <w:lang w:val="en-US" w:eastAsia="zh-CN" w:bidi="ar"/>
-                <w14:ligatures w14:val="standardContextual"/>
+                <w:lang w:eastAsia="zh-CN" w:bidi="ar"/>
               </w:rPr>
             </w:pPr>
           </w:p>
@@ -1219,16 +902,8 @@
           <w:p>
             <w:pPr>
               <w:spacing w:after="0" w:line="240" w:lineRule="auto"/>
-              <w:rPr>
-                <w:rFonts w:hint="default"/>
-                <w:lang w:val="en-US"/>
-              </w:rPr>
-            </w:pPr>
-            <w:r>
-              <w:rPr>
-                <w:rFonts w:hint="default"/>
-                <w:lang w:val="en-US"/>
-              </w:rPr>
+            </w:pPr>
+            <w:r>
               <w:t>1</w:t>
             </w:r>
           </w:p>
@@ -1273,6 +948,20 @@
     <w:p/>
     <w:p/>
     <w:p/>
+    <w:p/>
+    <w:p/>
+    <w:p/>
+    <w:p/>
+    <w:p/>
+    <w:p/>
+    <w:p/>
+    <w:p/>
+    <w:p/>
+    <w:p/>
+    <w:p/>
+    <w:p/>
+    <w:p/>
+    <w:p/>
     <w:p>
       <w:pPr>
         <w:rPr>
@@ -1285,6 +974,7 @@
           <w:b/>
           <w:bCs/>
         </w:rPr>
+        <w:lastRenderedPageBreak/>
         <w:t>Non-Functional Requirements</w:t>
       </w:r>
     </w:p>
@@ -1342,7 +1032,7 @@
     </w:p>
     <w:p>
       <w:pPr>
-        <w:pStyle w:val="32"/>
+        <w:pStyle w:val="ListParagraph"/>
         <w:numPr>
           <w:ilvl w:val="0"/>
           <w:numId w:val="3"/>
@@ -1380,7 +1070,7 @@
     </w:p>
     <w:p>
       <w:pPr>
-        <w:pStyle w:val="32"/>
+        <w:pStyle w:val="ListParagraph"/>
         <w:numPr>
           <w:ilvl w:val="0"/>
           <w:numId w:val="5"/>
@@ -1485,6 +1175,7 @@
         <w:ind w:left="360"/>
       </w:pPr>
       <w:r>
+        <w:lastRenderedPageBreak/>
         <w:t>1. Intrusion detection and fraud detection mechanisms should monitor and alert suspicious activity.</w:t>
       </w:r>
     </w:p>
@@ -1560,16 +1251,16 @@
     <w:sectPr>
       <w:pgSz w:w="12240" w:h="15840"/>
       <w:pgMar w:top="1440" w:right="1440" w:bottom="1440" w:left="1440" w:header="720" w:footer="720" w:gutter="0"/>
-      <w:cols w:space="720" w:num="1"/>
-      <w:docGrid w:linePitch="360" w:charSpace="0"/>
+      <w:cols w:space="720"/>
+      <w:docGrid w:linePitch="360"/>
     </w:sectPr>
   </w:body>
 </w:document>
 </file>
 
 <file path=word/endnotes.xml><?xml version="1.0" encoding="utf-8"?>
-<w:endnotes xmlns:wpc="http://schemas.microsoft.com/office/word/2010/wordprocessingCanvas" xmlns:mc="http://schemas.openxmlformats.org/markup-compatibility/2006" xmlns:o="urn:schemas-microsoft-com:office:office" xmlns:r="http://schemas.openxmlformats.org/officeDocument/2006/relationships" xmlns:m="http://schemas.openxmlformats.org/officeDocument/2006/math" xmlns:v="urn:schemas-microsoft-com:vml" xmlns:wp14="http://schemas.microsoft.com/office/word/2010/wordprocessingDrawing" xmlns:wp="http://schemas.openxmlformats.org/drawingml/2006/wordprocessingDrawing" xmlns:w="http://schemas.openxmlformats.org/wordprocessingml/2006/main" xmlns:w14="http://schemas.microsoft.com/office/word/2010/wordml" xmlns:w15="http://schemas.microsoft.com/office/word/2012/wordml" xmlns:w10="urn:schemas-microsoft-com:office:word" xmlns:wpg="http://schemas.microsoft.com/office/word/2010/wordprocessingGroup" xmlns:wpi="http://schemas.microsoft.com/office/word/2010/wordprocessingInk" xmlns:wne="http://schemas.microsoft.com/office/word/2006/wordml" xmlns:wps="http://schemas.microsoft.com/office/word/2010/wordprocessingShape" xmlns:wpsCustomData="http://www.wps.cn/officeDocument/2013/wpsCustomData" mc:Ignorable="w14 w15 wp14">
-  <w:endnote w:type="separator" w:id="0">
+<w:endnotes xmlns:wpc="http://schemas.microsoft.com/office/word/2010/wordprocessingCanvas" xmlns:cx="http://schemas.microsoft.com/office/drawing/2014/chartex" xmlns:cx1="http://schemas.microsoft.com/office/drawing/2015/9/8/chartex" xmlns:cx2="http://schemas.microsoft.com/office/drawing/2015/10/21/chartex" xmlns:cx3="http://schemas.microsoft.com/office/drawing/2016/5/9/chartex" xmlns:cx4="http://schemas.microsoft.com/office/drawing/2016/5/10/chartex" xmlns:cx5="http://schemas.microsoft.com/office/drawing/2016/5/11/chartex" xmlns:cx6="http://schemas.microsoft.com/office/drawing/2016/5/12/chartex" xmlns:cx7="http://schemas.microsoft.com/office/drawing/2016/5/13/chartex" xmlns:cx8="http://schemas.microsoft.com/office/drawing/2016/5/14/chartex" xmlns:mc="http://schemas.openxmlformats.org/markup-compatibility/2006" xmlns:aink="http://schemas.microsoft.com/office/drawing/2016/ink" xmlns:am3d="http://schemas.microsoft.com/office/drawing/2017/model3d" xmlns:o="urn:schemas-microsoft-com:office:office" xmlns:oel="http://schemas.microsoft.com/office/2019/extlst" xmlns:r="http://schemas.openxmlformats.org/officeDocument/2006/relationships" xmlns:m="http://schemas.openxmlformats.org/officeDocument/2006/math" xmlns:v="urn:schemas-microsoft-com:vml" xmlns:wp14="http://schemas.microsoft.com/office/word/2010/wordprocessingDrawing" xmlns:wp="http://schemas.openxmlformats.org/drawingml/2006/wordprocessingDrawing" xmlns:w10="urn:schemas-microsoft-com:office:word" xmlns:w="http://schemas.openxmlformats.org/wordprocessingml/2006/main" xmlns:w14="http://schemas.microsoft.com/office/word/2010/wordml" xmlns:w15="http://schemas.microsoft.com/office/word/2012/wordml" xmlns:w16cex="http://schemas.microsoft.com/office/word/2018/wordml/cex" xmlns:w16cid="http://schemas.microsoft.com/office/word/2016/wordml/cid" xmlns:w16="http://schemas.microsoft.com/office/word/2018/wordml" xmlns:w16du="http://schemas.microsoft.com/office/word/2023/wordml/word16du" xmlns:w16sdtdh="http://schemas.microsoft.com/office/word/2020/wordml/sdtdatahash" xmlns:w16sdtfl="http://schemas.microsoft.com/office/word/2024/wordml/sdtformatlock" xmlns:w16se="http://schemas.microsoft.com/office/word/2015/wordml/symex" xmlns:wpg="http://schemas.microsoft.com/office/word/2010/wordprocessingGroup" xmlns:wpi="http://schemas.microsoft.com/office/word/2010/wordprocessingInk" xmlns:wne="http://schemas.microsoft.com/office/word/2006/wordml" xmlns:wps="http://schemas.microsoft.com/office/word/2010/wordprocessingShape" mc:Ignorable="w14 w15 w16se w16cid w16 w16cex w16sdtdh w16sdtfl w16du wp14">
+  <w:endnote w:type="separator" w:id="-1">
     <w:p>
       <w:pPr>
         <w:spacing w:line="240" w:lineRule="auto"/>
@@ -1579,7 +1270,7 @@
       </w:r>
     </w:p>
   </w:endnote>
-  <w:endnote w:type="continuationSeparator" w:id="1">
+  <w:endnote w:type="continuationSeparator" w:id="0">
     <w:p>
       <w:pPr>
         <w:spacing w:line="240" w:lineRule="auto"/>
@@ -1593,21 +1284,21 @@
 </file>
 
 <file path=word/footnotes.xml><?xml version="1.0" encoding="utf-8"?>
-<w:footnotes xmlns:wpc="http://schemas.microsoft.com/office/word/2010/wordprocessingCanvas" xmlns:mc="http://schemas.openxmlformats.org/markup-compatibility/2006" xmlns:o="urn:schemas-microsoft-com:office:office" xmlns:r="http://schemas.openxmlformats.org/officeDocument/2006/relationships" xmlns:m="http://schemas.openxmlformats.org/officeDocument/2006/math" xmlns:v="urn:schemas-microsoft-com:vml" xmlns:wp14="http://schemas.microsoft.com/office/word/2010/wordprocessingDrawing" xmlns:wp="http://schemas.openxmlformats.org/drawingml/2006/wordprocessingDrawing" xmlns:w="http://schemas.openxmlformats.org/wordprocessingml/2006/main" xmlns:w14="http://schemas.microsoft.com/office/word/2010/wordml" xmlns:w15="http://schemas.microsoft.com/office/word/2012/wordml" xmlns:w10="urn:schemas-microsoft-com:office:word" xmlns:wpg="http://schemas.microsoft.com/office/word/2010/wordprocessingGroup" xmlns:wpi="http://schemas.microsoft.com/office/word/2010/wordprocessingInk" xmlns:wne="http://schemas.microsoft.com/office/word/2006/wordml" xmlns:wps="http://schemas.microsoft.com/office/word/2010/wordprocessingShape" xmlns:wpsCustomData="http://www.wps.cn/officeDocument/2013/wpsCustomData" mc:Ignorable="w14 w15 wp14">
-  <w:footnote w:type="separator" w:id="0">
+<w:footnotes xmlns:wpc="http://schemas.microsoft.com/office/word/2010/wordprocessingCanvas" xmlns:cx="http://schemas.microsoft.com/office/drawing/2014/chartex" xmlns:cx1="http://schemas.microsoft.com/office/drawing/2015/9/8/chartex" xmlns:cx2="http://schemas.microsoft.com/office/drawing/2015/10/21/chartex" xmlns:cx3="http://schemas.microsoft.com/office/drawing/2016/5/9/chartex" xmlns:cx4="http://schemas.microsoft.com/office/drawing/2016/5/10/chartex" xmlns:cx5="http://schemas.microsoft.com/office/drawing/2016/5/11/chartex" xmlns:cx6="http://schemas.microsoft.com/office/drawing/2016/5/12/chartex" xmlns:cx7="http://schemas.microsoft.com/office/drawing/2016/5/13/chartex" xmlns:cx8="http://schemas.microsoft.com/office/drawing/2016/5/14/chartex" xmlns:mc="http://schemas.openxmlformats.org/markup-compatibility/2006" xmlns:aink="http://schemas.microsoft.com/office/drawing/2016/ink" xmlns:am3d="http://schemas.microsoft.com/office/drawing/2017/model3d" xmlns:o="urn:schemas-microsoft-com:office:office" xmlns:oel="http://schemas.microsoft.com/office/2019/extlst" xmlns:r="http://schemas.openxmlformats.org/officeDocument/2006/relationships" xmlns:m="http://schemas.openxmlformats.org/officeDocument/2006/math" xmlns:v="urn:schemas-microsoft-com:vml" xmlns:wp14="http://schemas.microsoft.com/office/word/2010/wordprocessingDrawing" xmlns:wp="http://schemas.openxmlformats.org/drawingml/2006/wordprocessingDrawing" xmlns:w10="urn:schemas-microsoft-com:office:word" xmlns:w="http://schemas.openxmlformats.org/wordprocessingml/2006/main" xmlns:w14="http://schemas.microsoft.com/office/word/2010/wordml" xmlns:w15="http://schemas.microsoft.com/office/word/2012/wordml" xmlns:w16cex="http://schemas.microsoft.com/office/word/2018/wordml/cex" xmlns:w16cid="http://schemas.microsoft.com/office/word/2016/wordml/cid" xmlns:w16="http://schemas.microsoft.com/office/word/2018/wordml" xmlns:w16du="http://schemas.microsoft.com/office/word/2023/wordml/word16du" xmlns:w16sdtdh="http://schemas.microsoft.com/office/word/2020/wordml/sdtdatahash" xmlns:w16sdtfl="http://schemas.microsoft.com/office/word/2024/wordml/sdtformatlock" xmlns:w16se="http://schemas.microsoft.com/office/word/2015/wordml/symex" xmlns:wpg="http://schemas.microsoft.com/office/word/2010/wordprocessingGroup" xmlns:wpi="http://schemas.microsoft.com/office/word/2010/wordprocessingInk" xmlns:wne="http://schemas.microsoft.com/office/word/2006/wordml" xmlns:wps="http://schemas.microsoft.com/office/word/2010/wordprocessingShape" mc:Ignorable="w14 w15 w16se w16cid w16 w16cex w16sdtdh w16sdtfl w16du wp14">
+  <w:footnote w:type="separator" w:id="-1">
     <w:p>
       <w:pPr>
-        <w:spacing w:before="0" w:after="0" w:line="278" w:lineRule="auto"/>
+        <w:spacing w:after="0"/>
       </w:pPr>
       <w:r>
         <w:separator/>
       </w:r>
     </w:p>
   </w:footnote>
-  <w:footnote w:type="continuationSeparator" w:id="1">
+  <w:footnote w:type="continuationSeparator" w:id="0">
     <w:p>
       <w:pPr>
-        <w:spacing w:before="0" w:after="0" w:line="278" w:lineRule="auto"/>
+        <w:spacing w:after="0"/>
       </w:pPr>
       <w:r>
         <w:continuationSeparator/>
@@ -1618,12 +1309,12 @@
 </file>
 
 <file path=word/numbering.xml><?xml version="1.0" encoding="utf-8"?>
-<w:numbering xmlns:wpc="http://schemas.microsoft.com/office/word/2010/wordprocessingCanvas" xmlns:mc="http://schemas.openxmlformats.org/markup-compatibility/2006" xmlns:o="urn:schemas-microsoft-com:office:office" xmlns:r="http://schemas.openxmlformats.org/officeDocument/2006/relationships" xmlns:m="http://schemas.openxmlformats.org/officeDocument/2006/math" xmlns:v="urn:schemas-microsoft-com:vml" xmlns:wp14="http://schemas.microsoft.com/office/word/2010/wordprocessingDrawing" xmlns:wp="http://schemas.openxmlformats.org/drawingml/2006/wordprocessingDrawing" xmlns:w10="urn:schemas-microsoft-com:office:word" xmlns:w="http://schemas.openxmlformats.org/wordprocessingml/2006/main" xmlns:w14="http://schemas.microsoft.com/office/word/2010/wordml" xmlns:wpg="http://schemas.microsoft.com/office/word/2010/wordprocessingGroup" xmlns:wpi="http://schemas.microsoft.com/office/word/2010/wordprocessingInk" xmlns:wne="http://schemas.microsoft.com/office/word/2006/wordml" xmlns:wps="http://schemas.microsoft.com/office/word/2010/wordprocessingShape" xmlns:wpsCustomData="http://www.wps.cn/officeDocument/2013/wpsCustomData" mc:Ignorable="w14 wp14">
-  <w:abstractNum w:abstractNumId="0">
+<w:numbering xmlns:wpc="http://schemas.microsoft.com/office/word/2010/wordprocessingCanvas" xmlns:cx="http://schemas.microsoft.com/office/drawing/2014/chartex" xmlns:cx1="http://schemas.microsoft.com/office/drawing/2015/9/8/chartex" xmlns:cx2="http://schemas.microsoft.com/office/drawing/2015/10/21/chartex" xmlns:cx3="http://schemas.microsoft.com/office/drawing/2016/5/9/chartex" xmlns:cx4="http://schemas.microsoft.com/office/drawing/2016/5/10/chartex" xmlns:cx5="http://schemas.microsoft.com/office/drawing/2016/5/11/chartex" xmlns:cx6="http://schemas.microsoft.com/office/drawing/2016/5/12/chartex" xmlns:cx7="http://schemas.microsoft.com/office/drawing/2016/5/13/chartex" xmlns:cx8="http://schemas.microsoft.com/office/drawing/2016/5/14/chartex" xmlns:mc="http://schemas.openxmlformats.org/markup-compatibility/2006" xmlns:aink="http://schemas.microsoft.com/office/drawing/2016/ink" xmlns:am3d="http://schemas.microsoft.com/office/drawing/2017/model3d" xmlns:o="urn:schemas-microsoft-com:office:office" xmlns:oel="http://schemas.microsoft.com/office/2019/extlst" xmlns:r="http://schemas.openxmlformats.org/officeDocument/2006/relationships" xmlns:m="http://schemas.openxmlformats.org/officeDocument/2006/math" xmlns:v="urn:schemas-microsoft-com:vml" xmlns:wp14="http://schemas.microsoft.com/office/word/2010/wordprocessingDrawing" xmlns:wp="http://schemas.openxmlformats.org/drawingml/2006/wordprocessingDrawing" xmlns:w10="urn:schemas-microsoft-com:office:word" xmlns:w="http://schemas.openxmlformats.org/wordprocessingml/2006/main" xmlns:w14="http://schemas.microsoft.com/office/word/2010/wordml" xmlns:w15="http://schemas.microsoft.com/office/word/2012/wordml" xmlns:w16cex="http://schemas.microsoft.com/office/word/2018/wordml/cex" xmlns:w16cid="http://schemas.microsoft.com/office/word/2016/wordml/cid" xmlns:w16="http://schemas.microsoft.com/office/word/2018/wordml" xmlns:w16du="http://schemas.microsoft.com/office/word/2023/wordml/word16du" xmlns:w16sdtdh="http://schemas.microsoft.com/office/word/2020/wordml/sdtdatahash" xmlns:w16sdtfl="http://schemas.microsoft.com/office/word/2024/wordml/sdtformatlock" xmlns:w16se="http://schemas.microsoft.com/office/word/2015/wordml/symex" xmlns:wpg="http://schemas.microsoft.com/office/word/2010/wordprocessingGroup" xmlns:wpi="http://schemas.microsoft.com/office/word/2010/wordprocessingInk" xmlns:wne="http://schemas.microsoft.com/office/word/2006/wordml" xmlns:wps="http://schemas.microsoft.com/office/word/2010/wordprocessingShape" mc:Ignorable="w14 w15 w16se w16cid w16 w16cex w16sdtdh w16sdtfl w16du wp14">
+  <w:abstractNum w:abstractNumId="0" w15:restartNumberingAfterBreak="0">
     <w:nsid w:val="1A7D5229"/>
     <w:multiLevelType w:val="multilevel"/>
     <w:tmpl w:val="1A7D5229"/>
-    <w:lvl w:ilvl="0" w:tentative="0">
+    <w:lvl w:ilvl="0">
       <w:start w:val="1"/>
       <w:numFmt w:val="decimal"/>
       <w:lvlText w:val="%1."/>
@@ -1635,7 +1326,7 @@
         <w:rFonts w:hint="default"/>
       </w:rPr>
     </w:lvl>
-    <w:lvl w:ilvl="1" w:tentative="0">
+    <w:lvl w:ilvl="1">
       <w:start w:val="1"/>
       <w:numFmt w:val="lowerLetter"/>
       <w:lvlText w:val="%2."/>
@@ -1644,7 +1335,7 @@
         <w:ind w:left="1440" w:hanging="360"/>
       </w:pPr>
     </w:lvl>
-    <w:lvl w:ilvl="2" w:tentative="0">
+    <w:lvl w:ilvl="2">
       <w:start w:val="1"/>
       <w:numFmt w:val="lowerRoman"/>
       <w:lvlText w:val="%3."/>
@@ -1653,7 +1344,7 @@
         <w:ind w:left="2160" w:hanging="180"/>
       </w:pPr>
     </w:lvl>
-    <w:lvl w:ilvl="3" w:tentative="0">
+    <w:lvl w:ilvl="3">
       <w:start w:val="1"/>
       <w:numFmt w:val="decimal"/>
       <w:lvlText w:val="%4."/>
@@ -1662,7 +1353,7 @@
         <w:ind w:left="2880" w:hanging="360"/>
       </w:pPr>
     </w:lvl>
-    <w:lvl w:ilvl="4" w:tentative="0">
+    <w:lvl w:ilvl="4">
       <w:start w:val="1"/>
       <w:numFmt w:val="lowerLetter"/>
       <w:lvlText w:val="%5."/>
@@ -1671,7 +1362,7 @@
         <w:ind w:left="3600" w:hanging="360"/>
       </w:pPr>
     </w:lvl>
-    <w:lvl w:ilvl="5" w:tentative="0">
+    <w:lvl w:ilvl="5">
       <w:start w:val="1"/>
       <w:numFmt w:val="lowerRoman"/>
       <w:lvlText w:val="%6."/>
@@ -1680,7 +1371,7 @@
         <w:ind w:left="4320" w:hanging="180"/>
       </w:pPr>
     </w:lvl>
-    <w:lvl w:ilvl="6" w:tentative="0">
+    <w:lvl w:ilvl="6">
       <w:start w:val="1"/>
       <w:numFmt w:val="decimal"/>
       <w:lvlText w:val="%7."/>
@@ -1689,7 +1380,7 @@
         <w:ind w:left="5040" w:hanging="360"/>
       </w:pPr>
     </w:lvl>
-    <w:lvl w:ilvl="7" w:tentative="0">
+    <w:lvl w:ilvl="7">
       <w:start w:val="1"/>
       <w:numFmt w:val="lowerLetter"/>
       <w:lvlText w:val="%8."/>
@@ -1698,7 +1389,7 @@
         <w:ind w:left="5760" w:hanging="360"/>
       </w:pPr>
     </w:lvl>
-    <w:lvl w:ilvl="8" w:tentative="0">
+    <w:lvl w:ilvl="8">
       <w:start w:val="1"/>
       <w:numFmt w:val="lowerRoman"/>
       <w:lvlText w:val="%9."/>
@@ -1708,11 +1399,11 @@
       </w:pPr>
     </w:lvl>
   </w:abstractNum>
-  <w:abstractNum w:abstractNumId="1">
+  <w:abstractNum w:abstractNumId="1" w15:restartNumberingAfterBreak="0">
     <w:nsid w:val="1FDB3A60"/>
     <w:multiLevelType w:val="multilevel"/>
     <w:tmpl w:val="1FDB3A60"/>
-    <w:lvl w:ilvl="0" w:tentative="0">
+    <w:lvl w:ilvl="0">
       <w:start w:val="1"/>
       <w:numFmt w:val="decimal"/>
       <w:lvlText w:val="%1."/>
@@ -1724,7 +1415,7 @@
         <w:ind w:left="720" w:hanging="360"/>
       </w:pPr>
     </w:lvl>
-    <w:lvl w:ilvl="1" w:tentative="0">
+    <w:lvl w:ilvl="1">
       <w:start w:val="1"/>
       <w:numFmt w:val="decimal"/>
       <w:lvlText w:val="%2."/>
@@ -1736,7 +1427,7 @@
         <w:ind w:left="1440" w:hanging="360"/>
       </w:pPr>
     </w:lvl>
-    <w:lvl w:ilvl="2" w:tentative="0">
+    <w:lvl w:ilvl="2">
       <w:start w:val="1"/>
       <w:numFmt w:val="decimal"/>
       <w:lvlText w:val="%3."/>
@@ -1748,7 +1439,7 @@
         <w:ind w:left="2160" w:hanging="360"/>
       </w:pPr>
     </w:lvl>
-    <w:lvl w:ilvl="3" w:tentative="0">
+    <w:lvl w:ilvl="3">
       <w:start w:val="1"/>
       <w:numFmt w:val="decimal"/>
       <w:lvlText w:val="%4."/>
@@ -1760,7 +1451,7 @@
         <w:ind w:left="2880" w:hanging="360"/>
       </w:pPr>
     </w:lvl>
-    <w:lvl w:ilvl="4" w:tentative="0">
+    <w:lvl w:ilvl="4">
       <w:start w:val="1"/>
       <w:numFmt w:val="decimal"/>
       <w:lvlText w:val="%5."/>
@@ -1772,7 +1463,7 @@
         <w:ind w:left="3600" w:hanging="360"/>
       </w:pPr>
     </w:lvl>
-    <w:lvl w:ilvl="5" w:tentative="0">
+    <w:lvl w:ilvl="5">
       <w:start w:val="1"/>
       <w:numFmt w:val="decimal"/>
       <w:lvlText w:val="%6."/>
@@ -1784,7 +1475,7 @@
         <w:ind w:left="4320" w:hanging="360"/>
       </w:pPr>
     </w:lvl>
-    <w:lvl w:ilvl="6" w:tentative="0">
+    <w:lvl w:ilvl="6">
       <w:start w:val="1"/>
       <w:numFmt w:val="decimal"/>
       <w:lvlText w:val="%7."/>
@@ -1796,7 +1487,7 @@
         <w:ind w:left="5040" w:hanging="360"/>
       </w:pPr>
     </w:lvl>
-    <w:lvl w:ilvl="7" w:tentative="0">
+    <w:lvl w:ilvl="7">
       <w:start w:val="1"/>
       <w:numFmt w:val="decimal"/>
       <w:lvlText w:val="%8."/>
@@ -1808,7 +1499,7 @@
         <w:ind w:left="5760" w:hanging="360"/>
       </w:pPr>
     </w:lvl>
-    <w:lvl w:ilvl="8" w:tentative="0">
+    <w:lvl w:ilvl="8">
       <w:start w:val="1"/>
       <w:numFmt w:val="decimal"/>
       <w:lvlText w:val="%9."/>
@@ -1821,11 +1512,11 @@
       </w:pPr>
     </w:lvl>
   </w:abstractNum>
-  <w:abstractNum w:abstractNumId="2">
+  <w:abstractNum w:abstractNumId="2" w15:restartNumberingAfterBreak="0">
     <w:nsid w:val="23F22D2B"/>
     <w:multiLevelType w:val="multilevel"/>
     <w:tmpl w:val="23F22D2B"/>
-    <w:lvl w:ilvl="0" w:tentative="0">
+    <w:lvl w:ilvl="0">
       <w:start w:val="1"/>
       <w:numFmt w:val="decimal"/>
       <w:lvlText w:val="%1."/>
@@ -1837,7 +1528,7 @@
         <w:ind w:left="720" w:hanging="360"/>
       </w:pPr>
     </w:lvl>
-    <w:lvl w:ilvl="1" w:tentative="0">
+    <w:lvl w:ilvl="1">
       <w:start w:val="1"/>
       <w:numFmt w:val="decimal"/>
       <w:lvlText w:val="%2."/>
@@ -1849,7 +1540,7 @@
         <w:ind w:left="1440" w:hanging="360"/>
       </w:pPr>
     </w:lvl>
-    <w:lvl w:ilvl="2" w:tentative="0">
+    <w:lvl w:ilvl="2">
       <w:start w:val="1"/>
       <w:numFmt w:val="decimal"/>
       <w:lvlText w:val="%3."/>
@@ -1861,7 +1552,7 @@
         <w:ind w:left="2160" w:hanging="360"/>
       </w:pPr>
     </w:lvl>
-    <w:lvl w:ilvl="3" w:tentative="0">
+    <w:lvl w:ilvl="3">
       <w:start w:val="1"/>
       <w:numFmt w:val="decimal"/>
       <w:lvlText w:val="%4."/>
@@ -1873,7 +1564,7 @@
         <w:ind w:left="2880" w:hanging="360"/>
       </w:pPr>
     </w:lvl>
-    <w:lvl w:ilvl="4" w:tentative="0">
+    <w:lvl w:ilvl="4">
       <w:start w:val="1"/>
       <w:numFmt w:val="decimal"/>
       <w:lvlText w:val="%5."/>
@@ -1885,7 +1576,7 @@
         <w:ind w:left="3600" w:hanging="360"/>
       </w:pPr>
     </w:lvl>
-    <w:lvl w:ilvl="5" w:tentative="0">
+    <w:lvl w:ilvl="5">
       <w:start w:val="1"/>
       <w:numFmt w:val="decimal"/>
       <w:lvlText w:val="%6."/>
@@ -1897,7 +1588,7 @@
         <w:ind w:left="4320" w:hanging="360"/>
       </w:pPr>
     </w:lvl>
-    <w:lvl w:ilvl="6" w:tentative="0">
+    <w:lvl w:ilvl="6">
       <w:start w:val="1"/>
       <w:numFmt w:val="decimal"/>
       <w:lvlText w:val="%7."/>
@@ -1909,7 +1600,7 @@
         <w:ind w:left="5040" w:hanging="360"/>
       </w:pPr>
     </w:lvl>
-    <w:lvl w:ilvl="7" w:tentative="0">
+    <w:lvl w:ilvl="7">
       <w:start w:val="1"/>
       <w:numFmt w:val="decimal"/>
       <w:lvlText w:val="%8."/>
@@ -1921,7 +1612,7 @@
         <w:ind w:left="5760" w:hanging="360"/>
       </w:pPr>
     </w:lvl>
-    <w:lvl w:ilvl="8" w:tentative="0">
+    <w:lvl w:ilvl="8">
       <w:start w:val="1"/>
       <w:numFmt w:val="decimal"/>
       <w:lvlText w:val="%9."/>
@@ -1934,11 +1625,11 @@
       </w:pPr>
     </w:lvl>
   </w:abstractNum>
-  <w:abstractNum w:abstractNumId="3">
+  <w:abstractNum w:abstractNumId="3" w15:restartNumberingAfterBreak="0">
     <w:nsid w:val="379459BE"/>
     <w:multiLevelType w:val="multilevel"/>
     <w:tmpl w:val="379459BE"/>
-    <w:lvl w:ilvl="0" w:tentative="0">
+    <w:lvl w:ilvl="0">
       <w:start w:val="1"/>
       <w:numFmt w:val="decimal"/>
       <w:lvlText w:val="%1."/>
@@ -1950,7 +1641,7 @@
         <w:ind w:left="720" w:hanging="360"/>
       </w:pPr>
     </w:lvl>
-    <w:lvl w:ilvl="1" w:tentative="0">
+    <w:lvl w:ilvl="1">
       <w:start w:val="1"/>
       <w:numFmt w:val="decimal"/>
       <w:lvlText w:val="%2."/>
@@ -1962,7 +1653,7 @@
         <w:ind w:left="1440" w:hanging="360"/>
       </w:pPr>
     </w:lvl>
-    <w:lvl w:ilvl="2" w:tentative="0">
+    <w:lvl w:ilvl="2">
       <w:start w:val="1"/>
       <w:numFmt w:val="decimal"/>
       <w:lvlText w:val="%3."/>
@@ -1974,7 +1665,7 @@
         <w:ind w:left="2160" w:hanging="360"/>
       </w:pPr>
     </w:lvl>
-    <w:lvl w:ilvl="3" w:tentative="0">
+    <w:lvl w:ilvl="3">
       <w:start w:val="1"/>
       <w:numFmt w:val="decimal"/>
       <w:lvlText w:val="%4."/>
@@ -1986,7 +1677,7 @@
         <w:ind w:left="2880" w:hanging="360"/>
       </w:pPr>
     </w:lvl>
-    <w:lvl w:ilvl="4" w:tentative="0">
+    <w:lvl w:ilvl="4">
       <w:start w:val="1"/>
       <w:numFmt w:val="decimal"/>
       <w:lvlText w:val="%5."/>
@@ -1998,7 +1689,7 @@
         <w:ind w:left="3600" w:hanging="360"/>
       </w:pPr>
     </w:lvl>
-    <w:lvl w:ilvl="5" w:tentative="0">
+    <w:lvl w:ilvl="5">
       <w:start w:val="1"/>
       <w:numFmt w:val="decimal"/>
       <w:lvlText w:val="%6."/>
@@ -2010,7 +1701,7 @@
         <w:ind w:left="4320" w:hanging="360"/>
       </w:pPr>
     </w:lvl>
-    <w:lvl w:ilvl="6" w:tentative="0">
+    <w:lvl w:ilvl="6">
       <w:start w:val="1"/>
       <w:numFmt w:val="decimal"/>
       <w:lvlText w:val="%7."/>
@@ -2022,7 +1713,7 @@
         <w:ind w:left="5040" w:hanging="360"/>
       </w:pPr>
     </w:lvl>
-    <w:lvl w:ilvl="7" w:tentative="0">
+    <w:lvl w:ilvl="7">
       <w:start w:val="1"/>
       <w:numFmt w:val="decimal"/>
       <w:lvlText w:val="%8."/>
@@ -2034,7 +1725,7 @@
         <w:ind w:left="5760" w:hanging="360"/>
       </w:pPr>
     </w:lvl>
-    <w:lvl w:ilvl="8" w:tentative="0">
+    <w:lvl w:ilvl="8">
       <w:start w:val="1"/>
       <w:numFmt w:val="decimal"/>
       <w:lvlText w:val="%9."/>
@@ -2047,11 +1738,11 @@
       </w:pPr>
     </w:lvl>
   </w:abstractNum>
-  <w:abstractNum w:abstractNumId="4">
+  <w:abstractNum w:abstractNumId="4" w15:restartNumberingAfterBreak="0">
     <w:nsid w:val="45E64B78"/>
     <w:multiLevelType w:val="multilevel"/>
     <w:tmpl w:val="45E64B78"/>
-    <w:lvl w:ilvl="0" w:tentative="0">
+    <w:lvl w:ilvl="0">
       <w:start w:val="1"/>
       <w:numFmt w:val="decimal"/>
       <w:lvlText w:val="%1."/>
@@ -2063,7 +1754,7 @@
         <w:ind w:left="720" w:hanging="360"/>
       </w:pPr>
     </w:lvl>
-    <w:lvl w:ilvl="1" w:tentative="0">
+    <w:lvl w:ilvl="1">
       <w:start w:val="1"/>
       <w:numFmt w:val="decimal"/>
       <w:lvlText w:val="%2."/>
@@ -2075,7 +1766,7 @@
         <w:ind w:left="1440" w:hanging="360"/>
       </w:pPr>
     </w:lvl>
-    <w:lvl w:ilvl="2" w:tentative="0">
+    <w:lvl w:ilvl="2">
       <w:start w:val="1"/>
       <w:numFmt w:val="decimal"/>
       <w:lvlText w:val="%3."/>
@@ -2087,7 +1778,7 @@
         <w:ind w:left="2160" w:hanging="360"/>
       </w:pPr>
     </w:lvl>
-    <w:lvl w:ilvl="3" w:tentative="0">
+    <w:lvl w:ilvl="3">
       <w:start w:val="1"/>
       <w:numFmt w:val="decimal"/>
       <w:lvlText w:val="%4."/>
@@ -2099,7 +1790,7 @@
         <w:ind w:left="2880" w:hanging="360"/>
       </w:pPr>
     </w:lvl>
-    <w:lvl w:ilvl="4" w:tentative="0">
+    <w:lvl w:ilvl="4">
       <w:start w:val="1"/>
       <w:numFmt w:val="decimal"/>
       <w:lvlText w:val="%5."/>
@@ -2111,7 +1802,7 @@
         <w:ind w:left="3600" w:hanging="360"/>
       </w:pPr>
     </w:lvl>
-    <w:lvl w:ilvl="5" w:tentative="0">
+    <w:lvl w:ilvl="5">
       <w:start w:val="1"/>
       <w:numFmt w:val="decimal"/>
       <w:lvlText w:val="%6."/>
@@ -2123,7 +1814,7 @@
         <w:ind w:left="4320" w:hanging="360"/>
       </w:pPr>
     </w:lvl>
-    <w:lvl w:ilvl="6" w:tentative="0">
+    <w:lvl w:ilvl="6">
       <w:start w:val="1"/>
       <w:numFmt w:val="decimal"/>
       <w:lvlText w:val="%7."/>
@@ -2135,7 +1826,7 @@
         <w:ind w:left="5040" w:hanging="360"/>
       </w:pPr>
     </w:lvl>
-    <w:lvl w:ilvl="7" w:tentative="0">
+    <w:lvl w:ilvl="7">
       <w:start w:val="1"/>
       <w:numFmt w:val="decimal"/>
       <w:lvlText w:val="%8."/>
@@ -2147,7 +1838,7 @@
         <w:ind w:left="5760" w:hanging="360"/>
       </w:pPr>
     </w:lvl>
-    <w:lvl w:ilvl="8" w:tentative="0">
+    <w:lvl w:ilvl="8">
       <w:start w:val="1"/>
       <w:numFmt w:val="decimal"/>
       <w:lvlText w:val="%9."/>
@@ -2160,11 +1851,11 @@
       </w:pPr>
     </w:lvl>
   </w:abstractNum>
-  <w:abstractNum w:abstractNumId="5">
+  <w:abstractNum w:abstractNumId="5" w15:restartNumberingAfterBreak="0">
     <w:nsid w:val="4FAF4038"/>
     <w:multiLevelType w:val="multilevel"/>
     <w:tmpl w:val="4FAF4038"/>
-    <w:lvl w:ilvl="0" w:tentative="0">
+    <w:lvl w:ilvl="0">
       <w:start w:val="1"/>
       <w:numFmt w:val="decimal"/>
       <w:lvlText w:val="%1."/>
@@ -2176,7 +1867,7 @@
         <w:ind w:left="720" w:hanging="360"/>
       </w:pPr>
     </w:lvl>
-    <w:lvl w:ilvl="1" w:tentative="0">
+    <w:lvl w:ilvl="1">
       <w:start w:val="1"/>
       <w:numFmt w:val="decimal"/>
       <w:lvlText w:val="%2."/>
@@ -2188,7 +1879,7 @@
         <w:ind w:left="1440" w:hanging="360"/>
       </w:pPr>
     </w:lvl>
-    <w:lvl w:ilvl="2" w:tentative="0">
+    <w:lvl w:ilvl="2">
       <w:start w:val="1"/>
       <w:numFmt w:val="decimal"/>
       <w:lvlText w:val="%3."/>
@@ -2200,7 +1891,7 @@
         <w:ind w:left="2160" w:hanging="360"/>
       </w:pPr>
     </w:lvl>
-    <w:lvl w:ilvl="3" w:tentative="0">
+    <w:lvl w:ilvl="3">
       <w:start w:val="1"/>
       <w:numFmt w:val="decimal"/>
       <w:lvlText w:val="%4."/>
@@ -2212,7 +1903,7 @@
         <w:ind w:left="2880" w:hanging="360"/>
       </w:pPr>
     </w:lvl>
-    <w:lvl w:ilvl="4" w:tentative="0">
+    <w:lvl w:ilvl="4">
       <w:start w:val="1"/>
       <w:numFmt w:val="decimal"/>
       <w:lvlText w:val="%5."/>
@@ -2224,7 +1915,7 @@
         <w:ind w:left="3600" w:hanging="360"/>
       </w:pPr>
     </w:lvl>
-    <w:lvl w:ilvl="5" w:tentative="0">
+    <w:lvl w:ilvl="5">
       <w:start w:val="1"/>
       <w:numFmt w:val="decimal"/>
       <w:lvlText w:val="%6."/>
@@ -2236,7 +1927,7 @@
         <w:ind w:left="4320" w:hanging="360"/>
       </w:pPr>
     </w:lvl>
-    <w:lvl w:ilvl="6" w:tentative="0">
+    <w:lvl w:ilvl="6">
       <w:start w:val="1"/>
       <w:numFmt w:val="decimal"/>
       <w:lvlText w:val="%7."/>
@@ -2248,7 +1939,7 @@
         <w:ind w:left="5040" w:hanging="360"/>
       </w:pPr>
     </w:lvl>
-    <w:lvl w:ilvl="7" w:tentative="0">
+    <w:lvl w:ilvl="7">
       <w:start w:val="1"/>
       <w:numFmt w:val="decimal"/>
       <w:lvlText w:val="%8."/>
@@ -2260,7 +1951,7 @@
         <w:ind w:left="5760" w:hanging="360"/>
       </w:pPr>
     </w:lvl>
-    <w:lvl w:ilvl="8" w:tentative="0">
+    <w:lvl w:ilvl="8">
       <w:start w:val="1"/>
       <w:numFmt w:val="decimal"/>
       <w:lvlText w:val="%9."/>
@@ -2273,11 +1964,11 @@
       </w:pPr>
     </w:lvl>
   </w:abstractNum>
-  <w:abstractNum w:abstractNumId="6">
+  <w:abstractNum w:abstractNumId="6" w15:restartNumberingAfterBreak="0">
     <w:nsid w:val="63EC1E69"/>
     <w:multiLevelType w:val="multilevel"/>
     <w:tmpl w:val="63EC1E69"/>
-    <w:lvl w:ilvl="0" w:tentative="0">
+    <w:lvl w:ilvl="0">
       <w:start w:val="1"/>
       <w:numFmt w:val="decimal"/>
       <w:lvlText w:val="%1."/>
@@ -2289,7 +1980,7 @@
         <w:rFonts w:hint="default"/>
       </w:rPr>
     </w:lvl>
-    <w:lvl w:ilvl="1" w:tentative="0">
+    <w:lvl w:ilvl="1">
       <w:start w:val="1"/>
       <w:numFmt w:val="lowerLetter"/>
       <w:lvlText w:val="%2."/>
@@ -2298,7 +1989,7 @@
         <w:ind w:left="1440" w:hanging="360"/>
       </w:pPr>
     </w:lvl>
-    <w:lvl w:ilvl="2" w:tentative="0">
+    <w:lvl w:ilvl="2">
       <w:start w:val="1"/>
       <w:numFmt w:val="lowerRoman"/>
       <w:lvlText w:val="%3."/>
@@ -2307,7 +1998,7 @@
         <w:ind w:left="2160" w:hanging="180"/>
       </w:pPr>
     </w:lvl>
-    <w:lvl w:ilvl="3" w:tentative="0">
+    <w:lvl w:ilvl="3">
       <w:start w:val="1"/>
       <w:numFmt w:val="decimal"/>
       <w:lvlText w:val="%4."/>
@@ -2316,7 +2007,7 @@
         <w:ind w:left="2880" w:hanging="360"/>
       </w:pPr>
     </w:lvl>
-    <w:lvl w:ilvl="4" w:tentative="0">
+    <w:lvl w:ilvl="4">
       <w:start w:val="1"/>
       <w:numFmt w:val="lowerLetter"/>
       <w:lvlText w:val="%5."/>
@@ -2325,7 +2016,7 @@
         <w:ind w:left="3600" w:hanging="360"/>
       </w:pPr>
     </w:lvl>
-    <w:lvl w:ilvl="5" w:tentative="0">
+    <w:lvl w:ilvl="5">
       <w:start w:val="1"/>
       <w:numFmt w:val="lowerRoman"/>
       <w:lvlText w:val="%6."/>
@@ -2334,7 +2025,7 @@
         <w:ind w:left="4320" w:hanging="180"/>
       </w:pPr>
     </w:lvl>
-    <w:lvl w:ilvl="6" w:tentative="0">
+    <w:lvl w:ilvl="6">
       <w:start w:val="1"/>
       <w:numFmt w:val="decimal"/>
       <w:lvlText w:val="%7."/>
@@ -2343,7 +2034,7 @@
         <w:ind w:left="5040" w:hanging="360"/>
       </w:pPr>
     </w:lvl>
-    <w:lvl w:ilvl="7" w:tentative="0">
+    <w:lvl w:ilvl="7">
       <w:start w:val="1"/>
       <w:numFmt w:val="lowerLetter"/>
       <w:lvlText w:val="%8."/>
@@ -2352,7 +2043,7 @@
         <w:ind w:left="5760" w:hanging="360"/>
       </w:pPr>
     </w:lvl>
-    <w:lvl w:ilvl="8" w:tentative="0">
+    <w:lvl w:ilvl="8">
       <w:start w:val="1"/>
       <w:numFmt w:val="lowerRoman"/>
       <w:lvlText w:val="%9."/>
@@ -2362,11 +2053,11 @@
       </w:pPr>
     </w:lvl>
   </w:abstractNum>
-  <w:abstractNum w:abstractNumId="7">
+  <w:abstractNum w:abstractNumId="7" w15:restartNumberingAfterBreak="0">
     <w:nsid w:val="67863FA6"/>
     <w:multiLevelType w:val="multilevel"/>
     <w:tmpl w:val="67863FA6"/>
-    <w:lvl w:ilvl="0" w:tentative="0">
+    <w:lvl w:ilvl="0">
       <w:start w:val="1"/>
       <w:numFmt w:val="decimal"/>
       <w:lvlText w:val="%1."/>
@@ -2378,7 +2069,7 @@
         <w:ind w:left="720" w:hanging="360"/>
       </w:pPr>
     </w:lvl>
-    <w:lvl w:ilvl="1" w:tentative="0">
+    <w:lvl w:ilvl="1">
       <w:start w:val="1"/>
       <w:numFmt w:val="decimal"/>
       <w:lvlText w:val="%2."/>
@@ -2390,7 +2081,7 @@
         <w:ind w:left="1440" w:hanging="360"/>
       </w:pPr>
     </w:lvl>
-    <w:lvl w:ilvl="2" w:tentative="0">
+    <w:lvl w:ilvl="2">
       <w:start w:val="1"/>
       <w:numFmt w:val="decimal"/>
       <w:lvlText w:val="%3."/>
@@ -2402,7 +2093,7 @@
         <w:ind w:left="2160" w:hanging="360"/>
       </w:pPr>
     </w:lvl>
-    <w:lvl w:ilvl="3" w:tentative="0">
+    <w:lvl w:ilvl="3">
       <w:start w:val="1"/>
       <w:numFmt w:val="decimal"/>
       <w:lvlText w:val="%4."/>
@@ -2414,7 +2105,7 @@
         <w:ind w:left="2880" w:hanging="360"/>
       </w:pPr>
     </w:lvl>
-    <w:lvl w:ilvl="4" w:tentative="0">
+    <w:lvl w:ilvl="4">
       <w:start w:val="1"/>
       <w:numFmt w:val="decimal"/>
       <w:lvlText w:val="%5."/>
@@ -2426,7 +2117,7 @@
         <w:ind w:left="3600" w:hanging="360"/>
       </w:pPr>
     </w:lvl>
-    <w:lvl w:ilvl="5" w:tentative="0">
+    <w:lvl w:ilvl="5">
       <w:start w:val="1"/>
       <w:numFmt w:val="decimal"/>
       <w:lvlText w:val="%6."/>
@@ -2438,7 +2129,7 @@
         <w:ind w:left="4320" w:hanging="360"/>
       </w:pPr>
     </w:lvl>
-    <w:lvl w:ilvl="6" w:tentative="0">
+    <w:lvl w:ilvl="6">
       <w:start w:val="1"/>
       <w:numFmt w:val="decimal"/>
       <w:lvlText w:val="%7."/>
@@ -2450,7 +2141,7 @@
         <w:ind w:left="5040" w:hanging="360"/>
       </w:pPr>
     </w:lvl>
-    <w:lvl w:ilvl="7" w:tentative="0">
+    <w:lvl w:ilvl="7">
       <w:start w:val="1"/>
       <w:numFmt w:val="decimal"/>
       <w:lvlText w:val="%8."/>
@@ -2462,7 +2153,7 @@
         <w:ind w:left="5760" w:hanging="360"/>
       </w:pPr>
     </w:lvl>
-    <w:lvl w:ilvl="8" w:tentative="0">
+    <w:lvl w:ilvl="8">
       <w:start w:val="1"/>
       <w:numFmt w:val="decimal"/>
       <w:lvlText w:val="%9."/>
@@ -2475,319 +2166,443 @@
       </w:pPr>
     </w:lvl>
   </w:abstractNum>
-  <w:num w:numId="1">
+  <w:num w:numId="1" w16cid:durableId="1738474130">
     <w:abstractNumId w:val="1"/>
   </w:num>
-  <w:num w:numId="2">
+  <w:num w:numId="2" w16cid:durableId="1104420983">
     <w:abstractNumId w:val="7"/>
   </w:num>
-  <w:num w:numId="3">
+  <w:num w:numId="3" w16cid:durableId="1625228118">
     <w:abstractNumId w:val="0"/>
   </w:num>
-  <w:num w:numId="4">
+  <w:num w:numId="4" w16cid:durableId="1357582117">
     <w:abstractNumId w:val="5"/>
   </w:num>
-  <w:num w:numId="5">
+  <w:num w:numId="5" w16cid:durableId="1999576172">
     <w:abstractNumId w:val="6"/>
   </w:num>
-  <w:num w:numId="6">
+  <w:num w:numId="6" w16cid:durableId="1465464785">
     <w:abstractNumId w:val="2"/>
   </w:num>
-  <w:num w:numId="7">
+  <w:num w:numId="7" w16cid:durableId="736048324">
     <w:abstractNumId w:val="4"/>
   </w:num>
-  <w:num w:numId="8">
+  <w:num w:numId="8" w16cid:durableId="845443215">
     <w:abstractNumId w:val="3"/>
   </w:num>
 </w:numbering>
 </file>
 
 <file path=word/styles.xml><?xml version="1.0" encoding="utf-8"?>
-<w:styles xmlns:mc="http://schemas.openxmlformats.org/markup-compatibility/2006" xmlns:o="urn:schemas-microsoft-com:office:office" xmlns:r="http://schemas.openxmlformats.org/officeDocument/2006/relationships" xmlns:m="http://schemas.openxmlformats.org/officeDocument/2006/math" xmlns:v="urn:schemas-microsoft-com:vml" xmlns:w="http://schemas.openxmlformats.org/wordprocessingml/2006/main" xmlns:w14="http://schemas.microsoft.com/office/word/2010/wordml" xmlns:w10="urn:schemas-microsoft-com:office:word" xmlns:sl="http://schemas.openxmlformats.org/schemaLibrary/2006/main" xmlns:wpsCustomData="http://www.wps.cn/officeDocument/2013/wpsCustomData" mc:Ignorable="w14">
+<w:styles xmlns:mc="http://schemas.openxmlformats.org/markup-compatibility/2006" xmlns:r="http://schemas.openxmlformats.org/officeDocument/2006/relationships" xmlns:w="http://schemas.openxmlformats.org/wordprocessingml/2006/main" xmlns:w14="http://schemas.microsoft.com/office/word/2010/wordml" xmlns:w15="http://schemas.microsoft.com/office/word/2012/wordml" xmlns:w16cex="http://schemas.microsoft.com/office/word/2018/wordml/cex" xmlns:w16cid="http://schemas.microsoft.com/office/word/2016/wordml/cid" xmlns:w16="http://schemas.microsoft.com/office/word/2018/wordml" xmlns:w16du="http://schemas.microsoft.com/office/word/2023/wordml/word16du" xmlns:w16sdtdh="http://schemas.microsoft.com/office/word/2020/wordml/sdtdatahash" xmlns:w16sdtfl="http://schemas.microsoft.com/office/word/2024/wordml/sdtformatlock" xmlns:w16se="http://schemas.microsoft.com/office/word/2015/wordml/symex" mc:Ignorable="w14 w15 w16se w16cid w16 w16cex w16sdtdh w16sdtfl w16du">
   <w:docDefaults>
     <w:rPrDefault>
       <w:rPr>
-        <w:rFonts w:ascii="Times New Roman" w:hAnsi="Times New Roman" w:eastAsia="SimSun" w:cs="Times New Roman"/>
+        <w:rFonts w:ascii="Times New Roman" w:eastAsia="SimSun" w:hAnsi="Times New Roman" w:cs="Times New Roman"/>
+        <w:lang w:val="en-US" w:eastAsia="en-US" w:bidi="ar-SA"/>
       </w:rPr>
     </w:rPrDefault>
     <w:pPrDefault/>
   </w:docDefaults>
-  <w:latentStyles w:count="260" w:defQFormat="0" w:defUnhideWhenUsed="1" w:defSemiHidden="1" w:defUIPriority="99" w:defLockedState="0">
-    <w:lsdException w:qFormat="1" w:unhideWhenUsed="0" w:uiPriority="0" w:semiHidden="0" w:name="Normal"/>
-    <w:lsdException w:qFormat="1" w:unhideWhenUsed="0" w:uiPriority="9" w:semiHidden="0" w:name="heading 1"/>
-    <w:lsdException w:qFormat="1" w:uiPriority="9" w:name="heading 2"/>
-    <w:lsdException w:qFormat="1" w:uiPriority="9" w:name="heading 3"/>
-    <w:lsdException w:qFormat="1" w:uiPriority="9" w:name="heading 4"/>
-    <w:lsdException w:qFormat="1" w:uiPriority="9" w:name="heading 5"/>
-    <w:lsdException w:qFormat="1" w:uiPriority="9" w:name="heading 6"/>
-    <w:lsdException w:qFormat="1" w:uiPriority="9" w:name="heading 7"/>
-    <w:lsdException w:qFormat="1" w:uiPriority="9" w:name="heading 8"/>
-    <w:lsdException w:qFormat="1" w:uiPriority="9" w:name="heading 9"/>
-    <w:lsdException w:uiPriority="99" w:name="index 1"/>
-    <w:lsdException w:uiPriority="99" w:name="index 2"/>
-    <w:lsdException w:uiPriority="99" w:name="index 3"/>
-    <w:lsdException w:uiPriority="99" w:name="index 4"/>
-    <w:lsdException w:uiPriority="99" w:name="index 5"/>
-    <w:lsdException w:uiPriority="99" w:name="index 6"/>
-    <w:lsdException w:uiPriority="99" w:name="index 7"/>
-    <w:lsdException w:uiPriority="99" w:name="index 8"/>
-    <w:lsdException w:uiPriority="99" w:name="index 9"/>
-    <w:lsdException w:uiPriority="39" w:name="toc 1"/>
-    <w:lsdException w:uiPriority="39" w:name="toc 2"/>
-    <w:lsdException w:uiPriority="39" w:name="toc 3"/>
-    <w:lsdException w:uiPriority="39" w:name="toc 4"/>
-    <w:lsdException w:uiPriority="39" w:name="toc 5"/>
-    <w:lsdException w:uiPriority="39" w:name="toc 6"/>
-    <w:lsdException w:uiPriority="39" w:name="toc 7"/>
-    <w:lsdException w:uiPriority="39" w:name="toc 8"/>
-    <w:lsdException w:uiPriority="39" w:name="toc 9"/>
-    <w:lsdException w:uiPriority="99" w:name="Normal Indent"/>
-    <w:lsdException w:uiPriority="99" w:name="footnote text"/>
-    <w:lsdException w:uiPriority="99" w:name="annotation text"/>
-    <w:lsdException w:uiPriority="99" w:semiHidden="0" w:name="header"/>
-    <w:lsdException w:uiPriority="99" w:semiHidden="0" w:name="footer"/>
-    <w:lsdException w:uiPriority="99" w:name="index heading"/>
-    <w:lsdException w:qFormat="1" w:uiPriority="35" w:name="caption"/>
-    <w:lsdException w:uiPriority="99" w:name="table of figures"/>
-    <w:lsdException w:uiPriority="99" w:name="envelope address"/>
-    <w:lsdException w:uiPriority="99" w:name="envelope return"/>
-    <w:lsdException w:uiPriority="99" w:name="footnote reference"/>
-    <w:lsdException w:uiPriority="99" w:name="annotation reference"/>
-    <w:lsdException w:uiPriority="99" w:name="line number"/>
-    <w:lsdException w:uiPriority="99" w:name="page number"/>
-    <w:lsdException w:uiPriority="99" w:name="endnote reference"/>
-    <w:lsdException w:uiPriority="99" w:name="endnote text"/>
-    <w:lsdException w:uiPriority="99" w:name="table of authorities"/>
-    <w:lsdException w:uiPriority="99" w:name="macro"/>
-    <w:lsdException w:uiPriority="99" w:name="toa heading"/>
-    <w:lsdException w:uiPriority="99" w:name="List"/>
-    <w:lsdException w:uiPriority="99" w:name="List Bullet"/>
-    <w:lsdException w:uiPriority="99" w:name="List Number"/>
-    <w:lsdException w:uiPriority="99" w:name="List 2"/>
-    <w:lsdException w:uiPriority="99" w:name="List 3"/>
-    <w:lsdException w:uiPriority="99" w:name="List 4"/>
-    <w:lsdException w:uiPriority="99" w:name="List 5"/>
-    <w:lsdException w:uiPriority="99" w:name="List Bullet 2"/>
-    <w:lsdException w:uiPriority="99" w:name="List Bullet 3"/>
-    <w:lsdException w:uiPriority="99" w:name="List Bullet 4"/>
-    <w:lsdException w:uiPriority="99" w:name="List Bullet 5"/>
-    <w:lsdException w:uiPriority="99" w:name="List Number 2"/>
-    <w:lsdException w:uiPriority="99" w:name="List Number 3"/>
-    <w:lsdException w:uiPriority="99" w:name="List Number 4"/>
-    <w:lsdException w:uiPriority="99" w:name="List Number 5"/>
-    <w:lsdException w:qFormat="1" w:unhideWhenUsed="0" w:uiPriority="10" w:semiHidden="0" w:name="Title"/>
-    <w:lsdException w:uiPriority="99" w:name="Closing"/>
-    <w:lsdException w:uiPriority="99" w:name="Signature"/>
-    <w:lsdException w:uiPriority="1" w:semiHidden="0" w:name="Default Paragraph Font"/>
-    <w:lsdException w:uiPriority="99" w:name="Body Text"/>
-    <w:lsdException w:uiPriority="99" w:name="Body Text Indent"/>
-    <w:lsdException w:uiPriority="99" w:name="List Continue"/>
-    <w:lsdException w:uiPriority="99" w:name="List Continue 2"/>
-    <w:lsdException w:uiPriority="99" w:name="List Continue 3"/>
-    <w:lsdException w:uiPriority="99" w:name="List Continue 4"/>
-    <w:lsdException w:uiPriority="99" w:name="List Continue 5"/>
-    <w:lsdException w:uiPriority="99" w:name="Message Header"/>
-    <w:lsdException w:qFormat="1" w:unhideWhenUsed="0" w:uiPriority="11" w:semiHidden="0" w:name="Subtitle"/>
-    <w:lsdException w:uiPriority="99" w:name="Salutation"/>
-    <w:lsdException w:uiPriority="99" w:name="Date"/>
-    <w:lsdException w:uiPriority="99" w:name="Body Text First Indent"/>
-    <w:lsdException w:uiPriority="99" w:name="Body Text First Indent 2"/>
-    <w:lsdException w:uiPriority="99" w:name="Note Heading"/>
-    <w:lsdException w:uiPriority="99" w:name="Body Text 2"/>
-    <w:lsdException w:uiPriority="99" w:name="Body Text 3"/>
-    <w:lsdException w:uiPriority="99" w:name="Body Text Indent 2"/>
-    <w:lsdException w:uiPriority="99" w:name="Body Text Indent 3"/>
-    <w:lsdException w:uiPriority="99" w:name="Block Text"/>
-    <w:lsdException w:uiPriority="99" w:name="Hyperlink"/>
-    <w:lsdException w:uiPriority="99" w:name="FollowedHyperlink"/>
-    <w:lsdException w:qFormat="1" w:unhideWhenUsed="0" w:uiPriority="22" w:semiHidden="0" w:name="Strong"/>
-    <w:lsdException w:qFormat="1" w:unhideWhenUsed="0" w:uiPriority="20" w:semiHidden="0" w:name="Emphasis"/>
-    <w:lsdException w:uiPriority="99" w:name="Document Map"/>
-    <w:lsdException w:uiPriority="99" w:name="Plain Text"/>
-    <w:lsdException w:uiPriority="99" w:name="E-mail Signature"/>
-    <w:lsdException w:uiPriority="99" w:name="Normal (Web)"/>
-    <w:lsdException w:uiPriority="99" w:name="HTML Acronym"/>
-    <w:lsdException w:uiPriority="99" w:name="HTML Address"/>
-    <w:lsdException w:uiPriority="99" w:name="HTML Cite"/>
-    <w:lsdException w:uiPriority="99" w:name="HTML Code"/>
-    <w:lsdException w:uiPriority="99" w:name="HTML Definition"/>
-    <w:lsdException w:uiPriority="99" w:name="HTML Keyboard"/>
-    <w:lsdException w:uiPriority="99" w:name="HTML Preformatted"/>
-    <w:lsdException w:uiPriority="99" w:name="HTML Sample"/>
-    <w:lsdException w:uiPriority="99" w:name="HTML Typewriter"/>
-    <w:lsdException w:uiPriority="99" w:name="HTML Variable"/>
-    <w:lsdException w:uiPriority="99" w:name="Normal Table"/>
-    <w:lsdException w:uiPriority="99" w:name="annotation subject"/>
-    <w:lsdException w:uiPriority="99" w:name="Table Simple 1"/>
-    <w:lsdException w:uiPriority="99" w:name="Table Simple 2"/>
-    <w:lsdException w:uiPriority="99" w:name="Table Simple 3"/>
-    <w:lsdException w:uiPriority="99" w:name="Table Classic 1"/>
-    <w:lsdException w:uiPriority="99" w:name="Table Classic 2"/>
-    <w:lsdException w:uiPriority="99" w:name="Table Classic 3"/>
-    <w:lsdException w:uiPriority="99" w:name="Table Classic 4"/>
-    <w:lsdException w:uiPriority="99" w:name="Table Colorful 1"/>
-    <w:lsdException w:uiPriority="99" w:name="Table Colorful 2"/>
-    <w:lsdException w:uiPriority="99" w:name="Table Colorful 3"/>
-    <w:lsdException w:uiPriority="99" w:name="Table Columns 1"/>
-    <w:lsdException w:uiPriority="99" w:name="Table Columns 2"/>
-    <w:lsdException w:uiPriority="99" w:name="Table Columns 3"/>
-    <w:lsdException w:uiPriority="99" w:name="Table Columns 4"/>
-    <w:lsdException w:uiPriority="99" w:name="Table Columns 5"/>
-    <w:lsdException w:uiPriority="99" w:name="Table Grid 1"/>
-    <w:lsdException w:uiPriority="99" w:name="Table Grid 2"/>
-    <w:lsdException w:uiPriority="99" w:name="Table Grid 3"/>
-    <w:lsdException w:uiPriority="99" w:name="Table Grid 4"/>
-    <w:lsdException w:uiPriority="99" w:name="Table Grid 5"/>
-    <w:lsdException w:uiPriority="99" w:name="Table Grid 6"/>
-    <w:lsdException w:uiPriority="99" w:name="Table Grid 7"/>
-    <w:lsdException w:uiPriority="99" w:name="Table Grid 8"/>
-    <w:lsdException w:uiPriority="99" w:name="Table List 1"/>
-    <w:lsdException w:uiPriority="99" w:name="Table List 2"/>
-    <w:lsdException w:uiPriority="99" w:name="Table List 3"/>
-    <w:lsdException w:uiPriority="99" w:name="Table List 4"/>
-    <w:lsdException w:uiPriority="99" w:name="Table List 5"/>
-    <w:lsdException w:uiPriority="99" w:name="Table List 6"/>
-    <w:lsdException w:uiPriority="99" w:name="Table List 7"/>
-    <w:lsdException w:uiPriority="99" w:name="Table List 8"/>
-    <w:lsdException w:uiPriority="99" w:name="Table 3D effects 1"/>
-    <w:lsdException w:uiPriority="99" w:name="Table 3D effects 2"/>
-    <w:lsdException w:uiPriority="99" w:name="Table 3D effects 3"/>
-    <w:lsdException w:uiPriority="99" w:name="Table Contemporary"/>
-    <w:lsdException w:uiPriority="99" w:name="Table Elegant"/>
-    <w:lsdException w:uiPriority="99" w:name="Table Professional"/>
-    <w:lsdException w:uiPriority="99" w:name="Table Subtle 1"/>
-    <w:lsdException w:uiPriority="99" w:name="Table Subtle 2"/>
-    <w:lsdException w:uiPriority="99" w:name="Table Web 1"/>
-    <w:lsdException w:uiPriority="99" w:name="Table Web 2"/>
-    <w:lsdException w:uiPriority="99" w:name="Table Web 3"/>
-    <w:lsdException w:uiPriority="99" w:name="Balloon Text"/>
-    <w:lsdException w:unhideWhenUsed="0" w:uiPriority="39" w:semiHidden="0" w:name="Table Grid"/>
-    <w:lsdException w:uiPriority="99" w:name="Table Theme"/>
-    <w:lsdException w:unhideWhenUsed="0" w:uiPriority="60" w:semiHidden="0" w:name="Light Shading"/>
-    <w:lsdException w:unhideWhenUsed="0" w:uiPriority="61" w:semiHidden="0" w:name="Light List"/>
-    <w:lsdException w:unhideWhenUsed="0" w:uiPriority="62" w:semiHidden="0" w:name="Light Grid"/>
-    <w:lsdException w:unhideWhenUsed="0" w:uiPriority="63" w:semiHidden="0" w:name="Medium Shading 1"/>
-    <w:lsdException w:unhideWhenUsed="0" w:uiPriority="64" w:semiHidden="0" w:name="Medium Shading 2"/>
-    <w:lsdException w:unhideWhenUsed="0" w:uiPriority="65" w:semiHidden="0" w:name="Medium List 1"/>
-    <w:lsdException w:unhideWhenUsed="0" w:uiPriority="66" w:semiHidden="0" w:name="Medium List 2"/>
-    <w:lsdException w:unhideWhenUsed="0" w:uiPriority="67" w:semiHidden="0" w:name="Medium Grid 1"/>
-    <w:lsdException w:unhideWhenUsed="0" w:uiPriority="68" w:semiHidden="0" w:name="Medium Grid 2"/>
-    <w:lsdException w:unhideWhenUsed="0" w:uiPriority="69" w:semiHidden="0" w:name="Medium Grid 3"/>
-    <w:lsdException w:unhideWhenUsed="0" w:uiPriority="70" w:semiHidden="0" w:name="Dark List"/>
-    <w:lsdException w:unhideWhenUsed="0" w:uiPriority="71" w:semiHidden="0" w:name="Colorful Shading"/>
-    <w:lsdException w:unhideWhenUsed="0" w:uiPriority="72" w:semiHidden="0" w:name="Colorful List"/>
-    <w:lsdException w:unhideWhenUsed="0" w:uiPriority="73" w:semiHidden="0" w:name="Colorful Grid"/>
-    <w:lsdException w:unhideWhenUsed="0" w:uiPriority="60" w:semiHidden="0" w:name="Light Shading Accent 1"/>
-    <w:lsdException w:unhideWhenUsed="0" w:uiPriority="61" w:semiHidden="0" w:name="Light List Accent 1"/>
-    <w:lsdException w:unhideWhenUsed="0" w:uiPriority="62" w:semiHidden="0" w:name="Light Grid Accent 1"/>
-    <w:lsdException w:unhideWhenUsed="0" w:uiPriority="63" w:semiHidden="0" w:name="Medium Shading 1 Accent 1"/>
-    <w:lsdException w:unhideWhenUsed="0" w:uiPriority="64" w:semiHidden="0" w:name="Medium Shading 2 Accent 1"/>
-    <w:lsdException w:unhideWhenUsed="0" w:uiPriority="65" w:semiHidden="0" w:name="Medium List 1 Accent 1"/>
-    <w:lsdException w:qFormat="1" w:unhideWhenUsed="0" w:uiPriority="34" w:semiHidden="0" w:name="List Paragraph"/>
-    <w:lsdException w:qFormat="1" w:unhideWhenUsed="0" w:uiPriority="29" w:semiHidden="0" w:name="Quote"/>
-    <w:lsdException w:qFormat="1" w:unhideWhenUsed="0" w:uiPriority="30" w:semiHidden="0" w:name="Intense Quote"/>
-    <w:lsdException w:unhideWhenUsed="0" w:uiPriority="66" w:semiHidden="0" w:name="Medium List 2 Accent 1"/>
-    <w:lsdException w:unhideWhenUsed="0" w:uiPriority="67" w:semiHidden="0" w:name="Medium Grid 1 Accent 1"/>
-    <w:lsdException w:unhideWhenUsed="0" w:uiPriority="68" w:semiHidden="0" w:name="Medium Grid 2 Accent 1"/>
-    <w:lsdException w:unhideWhenUsed="0" w:uiPriority="69" w:semiHidden="0" w:name="Medium Grid 3 Accent 1"/>
-    <w:lsdException w:unhideWhenUsed="0" w:uiPriority="70" w:semiHidden="0" w:name="Dark List Accent 1"/>
-    <w:lsdException w:unhideWhenUsed="0" w:uiPriority="71" w:semiHidden="0" w:name="Colorful Shading Accent 1"/>
-    <w:lsdException w:unhideWhenUsed="0" w:uiPriority="72" w:semiHidden="0" w:name="Colorful List Accent 1"/>
-    <w:lsdException w:unhideWhenUsed="0" w:uiPriority="73" w:semiHidden="0" w:name="Colorful Grid Accent 1"/>
-    <w:lsdException w:unhideWhenUsed="0" w:uiPriority="60" w:semiHidden="0" w:name="Light Shading Accent 2"/>
-    <w:lsdException w:unhideWhenUsed="0" w:uiPriority="61" w:semiHidden="0" w:name="Light List Accent 2"/>
-    <w:lsdException w:unhideWhenUsed="0" w:uiPriority="62" w:semiHidden="0" w:name="Light Grid Accent 2"/>
-    <w:lsdException w:unhideWhenUsed="0" w:uiPriority="63" w:semiHidden="0" w:name="Medium Shading 1 Accent 2"/>
-    <w:lsdException w:unhideWhenUsed="0" w:uiPriority="64" w:semiHidden="0" w:name="Medium Shading 2 Accent 2"/>
-    <w:lsdException w:unhideWhenUsed="0" w:uiPriority="65" w:semiHidden="0" w:name="Medium List 1 Accent 2"/>
-    <w:lsdException w:unhideWhenUsed="0" w:uiPriority="66" w:semiHidden="0" w:name="Medium List 2 Accent 2"/>
-    <w:lsdException w:unhideWhenUsed="0" w:uiPriority="67" w:semiHidden="0" w:name="Medium Grid 1 Accent 2"/>
-    <w:lsdException w:unhideWhenUsed="0" w:uiPriority="68" w:semiHidden="0" w:name="Medium Grid 2 Accent 2"/>
-    <w:lsdException w:unhideWhenUsed="0" w:uiPriority="69" w:semiHidden="0" w:name="Medium Grid 3 Accent 2"/>
-    <w:lsdException w:unhideWhenUsed="0" w:uiPriority="70" w:semiHidden="0" w:name="Dark List Accent 2"/>
-    <w:lsdException w:unhideWhenUsed="0" w:uiPriority="71" w:semiHidden="0" w:name="Colorful Shading Accent 2"/>
-    <w:lsdException w:unhideWhenUsed="0" w:uiPriority="72" w:semiHidden="0" w:name="Colorful List Accent 2"/>
-    <w:lsdException w:unhideWhenUsed="0" w:uiPriority="73" w:semiHidden="0" w:name="Colorful Grid Accent 2"/>
-    <w:lsdException w:unhideWhenUsed="0" w:uiPriority="60" w:semiHidden="0" w:name="Light Shading Accent 3"/>
-    <w:lsdException w:unhideWhenUsed="0" w:uiPriority="61" w:semiHidden="0" w:name="Light List Accent 3"/>
-    <w:lsdException w:unhideWhenUsed="0" w:uiPriority="62" w:semiHidden="0" w:name="Light Grid Accent 3"/>
-    <w:lsdException w:unhideWhenUsed="0" w:uiPriority="63" w:semiHidden="0" w:name="Medium Shading 1 Accent 3"/>
-    <w:lsdException w:unhideWhenUsed="0" w:uiPriority="64" w:semiHidden="0" w:name="Medium Shading 2 Accent 3"/>
-    <w:lsdException w:unhideWhenUsed="0" w:uiPriority="65" w:semiHidden="0" w:name="Medium List 1 Accent 3"/>
-    <w:lsdException w:unhideWhenUsed="0" w:uiPriority="66" w:semiHidden="0" w:name="Medium List 2 Accent 3"/>
-    <w:lsdException w:unhideWhenUsed="0" w:uiPriority="67" w:semiHidden="0" w:name="Medium Grid 1 Accent 3"/>
-    <w:lsdException w:unhideWhenUsed="0" w:uiPriority="68" w:semiHidden="0" w:name="Medium Grid 2 Accent 3"/>
-    <w:lsdException w:unhideWhenUsed="0" w:uiPriority="69" w:semiHidden="0" w:name="Medium Grid 3 Accent 3"/>
-    <w:lsdException w:unhideWhenUsed="0" w:uiPriority="70" w:semiHidden="0" w:name="Dark List Accent 3"/>
-    <w:lsdException w:unhideWhenUsed="0" w:uiPriority="71" w:semiHidden="0" w:name="Colorful Shading Accent 3"/>
-    <w:lsdException w:unhideWhenUsed="0" w:uiPriority="72" w:semiHidden="0" w:name="Colorful List Accent 3"/>
-    <w:lsdException w:unhideWhenUsed="0" w:uiPriority="73" w:semiHidden="0" w:name="Colorful Grid Accent 3"/>
-    <w:lsdException w:unhideWhenUsed="0" w:uiPriority="60" w:semiHidden="0" w:name="Light Shading Accent 4"/>
-    <w:lsdException w:unhideWhenUsed="0" w:uiPriority="61" w:semiHidden="0" w:name="Light List Accent 4"/>
-    <w:lsdException w:unhideWhenUsed="0" w:uiPriority="62" w:semiHidden="0" w:name="Light Grid Accent 4"/>
-    <w:lsdException w:unhideWhenUsed="0" w:uiPriority="63" w:semiHidden="0" w:name="Medium Shading 1 Accent 4"/>
-    <w:lsdException w:unhideWhenUsed="0" w:uiPriority="64" w:semiHidden="0" w:name="Medium Shading 2 Accent 4"/>
-    <w:lsdException w:unhideWhenUsed="0" w:uiPriority="65" w:semiHidden="0" w:name="Medium List 1 Accent 4"/>
-    <w:lsdException w:unhideWhenUsed="0" w:uiPriority="66" w:semiHidden="0" w:name="Medium List 2 Accent 4"/>
-    <w:lsdException w:unhideWhenUsed="0" w:uiPriority="67" w:semiHidden="0" w:name="Medium Grid 1 Accent 4"/>
-    <w:lsdException w:unhideWhenUsed="0" w:uiPriority="68" w:semiHidden="0" w:name="Medium Grid 2 Accent 4"/>
-    <w:lsdException w:unhideWhenUsed="0" w:uiPriority="69" w:semiHidden="0" w:name="Medium Grid 3 Accent 4"/>
-    <w:lsdException w:unhideWhenUsed="0" w:uiPriority="70" w:semiHidden="0" w:name="Dark List Accent 4"/>
-    <w:lsdException w:unhideWhenUsed="0" w:uiPriority="71" w:semiHidden="0" w:name="Colorful Shading Accent 4"/>
-    <w:lsdException w:unhideWhenUsed="0" w:uiPriority="72" w:semiHidden="0" w:name="Colorful List Accent 4"/>
-    <w:lsdException w:unhideWhenUsed="0" w:uiPriority="73" w:semiHidden="0" w:name="Colorful Grid Accent 4"/>
-    <w:lsdException w:unhideWhenUsed="0" w:uiPriority="60" w:semiHidden="0" w:name="Light Shading Accent 5"/>
-    <w:lsdException w:unhideWhenUsed="0" w:uiPriority="61" w:semiHidden="0" w:name="Light List Accent 5"/>
-    <w:lsdException w:unhideWhenUsed="0" w:uiPriority="62" w:semiHidden="0" w:name="Light Grid Accent 5"/>
-    <w:lsdException w:unhideWhenUsed="0" w:uiPriority="63" w:semiHidden="0" w:name="Medium Shading 1 Accent 5"/>
-    <w:lsdException w:unhideWhenUsed="0" w:uiPriority="64" w:semiHidden="0" w:name="Medium Shading 2 Accent 5"/>
-    <w:lsdException w:unhideWhenUsed="0" w:uiPriority="65" w:semiHidden="0" w:name="Medium List 1 Accent 5"/>
-    <w:lsdException w:unhideWhenUsed="0" w:uiPriority="66" w:semiHidden="0" w:name="Medium List 2 Accent 5"/>
-    <w:lsdException w:unhideWhenUsed="0" w:uiPriority="67" w:semiHidden="0" w:name="Medium Grid 1 Accent 5"/>
-    <w:lsdException w:unhideWhenUsed="0" w:uiPriority="68" w:semiHidden="0" w:name="Medium Grid 2 Accent 5"/>
-    <w:lsdException w:unhideWhenUsed="0" w:uiPriority="69" w:semiHidden="0" w:name="Medium Grid 3 Accent 5"/>
-    <w:lsdException w:unhideWhenUsed="0" w:uiPriority="70" w:semiHidden="0" w:name="Dark List Accent 5"/>
-    <w:lsdException w:unhideWhenUsed="0" w:uiPriority="71" w:semiHidden="0" w:name="Colorful Shading Accent 5"/>
-    <w:lsdException w:unhideWhenUsed="0" w:uiPriority="72" w:semiHidden="0" w:name="Colorful List Accent 5"/>
-    <w:lsdException w:unhideWhenUsed="0" w:uiPriority="73" w:semiHidden="0" w:name="Colorful Grid Accent 5"/>
-    <w:lsdException w:unhideWhenUsed="0" w:uiPriority="60" w:semiHidden="0" w:name="Light Shading Accent 6"/>
-    <w:lsdException w:unhideWhenUsed="0" w:uiPriority="61" w:semiHidden="0" w:name="Light List Accent 6"/>
-    <w:lsdException w:unhideWhenUsed="0" w:uiPriority="62" w:semiHidden="0" w:name="Light Grid Accent 6"/>
-    <w:lsdException w:unhideWhenUsed="0" w:uiPriority="63" w:semiHidden="0" w:name="Medium Shading 1 Accent 6"/>
-    <w:lsdException w:unhideWhenUsed="0" w:uiPriority="64" w:semiHidden="0" w:name="Medium Shading 2 Accent 6"/>
-    <w:lsdException w:unhideWhenUsed="0" w:uiPriority="65" w:semiHidden="0" w:name="Medium List 1 Accent 6"/>
-    <w:lsdException w:unhideWhenUsed="0" w:uiPriority="66" w:semiHidden="0" w:name="Medium List 2 Accent 6"/>
-    <w:lsdException w:unhideWhenUsed="0" w:uiPriority="67" w:semiHidden="0" w:name="Medium Grid 1 Accent 6"/>
-    <w:lsdException w:unhideWhenUsed="0" w:uiPriority="68" w:semiHidden="0" w:name="Medium Grid 2 Accent 6"/>
-    <w:lsdException w:unhideWhenUsed="0" w:uiPriority="69" w:semiHidden="0" w:name="Medium Grid 3 Accent 6"/>
-    <w:lsdException w:unhideWhenUsed="0" w:uiPriority="70" w:semiHidden="0" w:name="Dark List Accent 6"/>
-    <w:lsdException w:unhideWhenUsed="0" w:uiPriority="71" w:semiHidden="0" w:name="Colorful Shading Accent 6"/>
-    <w:lsdException w:unhideWhenUsed="0" w:uiPriority="72" w:semiHidden="0" w:name="Colorful List Accent 6"/>
-    <w:lsdException w:unhideWhenUsed="0" w:uiPriority="73" w:semiHidden="0" w:name="Colorful Grid Accent 6"/>
+  <w:latentStyles w:defLockedState="0" w:defUIPriority="99" w:defSemiHidden="0" w:defUnhideWhenUsed="0" w:defQFormat="0" w:count="376">
+    <w:lsdException w:name="Normal" w:uiPriority="0" w:qFormat="1"/>
+    <w:lsdException w:name="heading 1" w:uiPriority="9" w:qFormat="1"/>
+    <w:lsdException w:name="heading 2" w:semiHidden="1" w:uiPriority="9" w:unhideWhenUsed="1" w:qFormat="1"/>
+    <w:lsdException w:name="heading 3" w:semiHidden="1" w:uiPriority="9" w:unhideWhenUsed="1" w:qFormat="1"/>
+    <w:lsdException w:name="heading 4" w:semiHidden="1" w:uiPriority="9" w:unhideWhenUsed="1" w:qFormat="1"/>
+    <w:lsdException w:name="heading 5" w:semiHidden="1" w:uiPriority="9" w:unhideWhenUsed="1" w:qFormat="1"/>
+    <w:lsdException w:name="heading 6" w:semiHidden="1" w:uiPriority="9" w:unhideWhenUsed="1" w:qFormat="1"/>
+    <w:lsdException w:name="heading 7" w:semiHidden="1" w:uiPriority="9" w:unhideWhenUsed="1" w:qFormat="1"/>
+    <w:lsdException w:name="heading 8" w:semiHidden="1" w:uiPriority="9" w:unhideWhenUsed="1" w:qFormat="1"/>
+    <w:lsdException w:name="heading 9" w:semiHidden="1" w:uiPriority="9" w:unhideWhenUsed="1" w:qFormat="1"/>
+    <w:lsdException w:name="index 1" w:semiHidden="1" w:unhideWhenUsed="1"/>
+    <w:lsdException w:name="index 2" w:semiHidden="1" w:unhideWhenUsed="1"/>
+    <w:lsdException w:name="index 3" w:semiHidden="1" w:unhideWhenUsed="1"/>
+    <w:lsdException w:name="index 4" w:semiHidden="1" w:unhideWhenUsed="1"/>
+    <w:lsdException w:name="index 5" w:semiHidden="1" w:unhideWhenUsed="1"/>
+    <w:lsdException w:name="index 6" w:semiHidden="1" w:unhideWhenUsed="1"/>
+    <w:lsdException w:name="index 7" w:semiHidden="1" w:unhideWhenUsed="1"/>
+    <w:lsdException w:name="index 8" w:semiHidden="1" w:unhideWhenUsed="1"/>
+    <w:lsdException w:name="index 9" w:semiHidden="1" w:unhideWhenUsed="1"/>
+    <w:lsdException w:name="toc 1" w:semiHidden="1" w:uiPriority="39" w:unhideWhenUsed="1"/>
+    <w:lsdException w:name="toc 2" w:semiHidden="1" w:uiPriority="39" w:unhideWhenUsed="1"/>
+    <w:lsdException w:name="toc 3" w:semiHidden="1" w:uiPriority="39" w:unhideWhenUsed="1"/>
+    <w:lsdException w:name="toc 4" w:semiHidden="1" w:uiPriority="39" w:unhideWhenUsed="1"/>
+    <w:lsdException w:name="toc 5" w:semiHidden="1" w:uiPriority="39" w:unhideWhenUsed="1"/>
+    <w:lsdException w:name="toc 6" w:semiHidden="1" w:uiPriority="39" w:unhideWhenUsed="1"/>
+    <w:lsdException w:name="toc 7" w:semiHidden="1" w:uiPriority="39" w:unhideWhenUsed="1"/>
+    <w:lsdException w:name="toc 8" w:semiHidden="1" w:uiPriority="39" w:unhideWhenUsed="1"/>
+    <w:lsdException w:name="toc 9" w:semiHidden="1" w:uiPriority="39" w:unhideWhenUsed="1"/>
+    <w:lsdException w:name="Normal Indent" w:semiHidden="1" w:unhideWhenUsed="1"/>
+    <w:lsdException w:name="footnote text" w:semiHidden="1" w:unhideWhenUsed="1"/>
+    <w:lsdException w:name="annotation text" w:semiHidden="1" w:unhideWhenUsed="1"/>
+    <w:lsdException w:name="header" w:unhideWhenUsed="1"/>
+    <w:lsdException w:name="footer" w:unhideWhenUsed="1"/>
+    <w:lsdException w:name="index heading" w:semiHidden="1" w:unhideWhenUsed="1"/>
+    <w:lsdException w:name="caption" w:semiHidden="1" w:uiPriority="35" w:unhideWhenUsed="1" w:qFormat="1"/>
+    <w:lsdException w:name="table of figures" w:semiHidden="1" w:unhideWhenUsed="1"/>
+    <w:lsdException w:name="envelope address" w:semiHidden="1" w:unhideWhenUsed="1"/>
+    <w:lsdException w:name="envelope return" w:semiHidden="1" w:unhideWhenUsed="1"/>
+    <w:lsdException w:name="footnote reference" w:semiHidden="1" w:unhideWhenUsed="1"/>
+    <w:lsdException w:name="annotation reference" w:semiHidden="1" w:unhideWhenUsed="1"/>
+    <w:lsdException w:name="line number" w:semiHidden="1" w:unhideWhenUsed="1"/>
+    <w:lsdException w:name="page number" w:semiHidden="1" w:unhideWhenUsed="1"/>
+    <w:lsdException w:name="endnote reference" w:semiHidden="1" w:unhideWhenUsed="1"/>
+    <w:lsdException w:name="endnote text" w:semiHidden="1" w:unhideWhenUsed="1"/>
+    <w:lsdException w:name="table of authorities" w:semiHidden="1" w:unhideWhenUsed="1"/>
+    <w:lsdException w:name="macro" w:semiHidden="1" w:unhideWhenUsed="1"/>
+    <w:lsdException w:name="toa heading" w:semiHidden="1" w:unhideWhenUsed="1"/>
+    <w:lsdException w:name="List" w:semiHidden="1" w:unhideWhenUsed="1"/>
+    <w:lsdException w:name="List Bullet" w:semiHidden="1" w:unhideWhenUsed="1"/>
+    <w:lsdException w:name="List Number" w:semiHidden="1" w:unhideWhenUsed="1"/>
+    <w:lsdException w:name="List 2" w:semiHidden="1" w:unhideWhenUsed="1"/>
+    <w:lsdException w:name="List 3" w:semiHidden="1" w:unhideWhenUsed="1"/>
+    <w:lsdException w:name="List 4" w:semiHidden="1" w:unhideWhenUsed="1"/>
+    <w:lsdException w:name="List 5" w:semiHidden="1" w:unhideWhenUsed="1"/>
+    <w:lsdException w:name="List Bullet 2" w:semiHidden="1" w:unhideWhenUsed="1"/>
+    <w:lsdException w:name="List Bullet 3" w:semiHidden="1" w:unhideWhenUsed="1"/>
+    <w:lsdException w:name="List Bullet 4" w:semiHidden="1" w:unhideWhenUsed="1"/>
+    <w:lsdException w:name="List Bullet 5" w:semiHidden="1" w:unhideWhenUsed="1"/>
+    <w:lsdException w:name="List Number 2" w:semiHidden="1" w:unhideWhenUsed="1"/>
+    <w:lsdException w:name="List Number 3" w:semiHidden="1" w:unhideWhenUsed="1"/>
+    <w:lsdException w:name="List Number 4" w:semiHidden="1" w:unhideWhenUsed="1"/>
+    <w:lsdException w:name="List Number 5" w:semiHidden="1" w:unhideWhenUsed="1"/>
+    <w:lsdException w:name="Title" w:uiPriority="10" w:qFormat="1"/>
+    <w:lsdException w:name="Closing" w:semiHidden="1" w:unhideWhenUsed="1"/>
+    <w:lsdException w:name="Signature" w:semiHidden="1" w:unhideWhenUsed="1"/>
+    <w:lsdException w:name="Default Paragraph Font" w:uiPriority="1" w:unhideWhenUsed="1"/>
+    <w:lsdException w:name="Body Text" w:semiHidden="1" w:unhideWhenUsed="1"/>
+    <w:lsdException w:name="Body Text Indent" w:semiHidden="1" w:unhideWhenUsed="1"/>
+    <w:lsdException w:name="List Continue" w:semiHidden="1" w:unhideWhenUsed="1"/>
+    <w:lsdException w:name="List Continue 2" w:semiHidden="1" w:unhideWhenUsed="1"/>
+    <w:lsdException w:name="List Continue 3" w:semiHidden="1" w:unhideWhenUsed="1"/>
+    <w:lsdException w:name="List Continue 4" w:semiHidden="1" w:unhideWhenUsed="1"/>
+    <w:lsdException w:name="List Continue 5" w:semiHidden="1" w:unhideWhenUsed="1"/>
+    <w:lsdException w:name="Message Header" w:semiHidden="1" w:unhideWhenUsed="1"/>
+    <w:lsdException w:name="Subtitle" w:uiPriority="11" w:qFormat="1"/>
+    <w:lsdException w:name="Salutation" w:semiHidden="1" w:unhideWhenUsed="1"/>
+    <w:lsdException w:name="Date" w:semiHidden="1" w:unhideWhenUsed="1"/>
+    <w:lsdException w:name="Body Text First Indent" w:semiHidden="1" w:unhideWhenUsed="1"/>
+    <w:lsdException w:name="Body Text First Indent 2" w:semiHidden="1" w:unhideWhenUsed="1"/>
+    <w:lsdException w:name="Note Heading" w:semiHidden="1" w:unhideWhenUsed="1"/>
+    <w:lsdException w:name="Body Text 2" w:semiHidden="1" w:unhideWhenUsed="1"/>
+    <w:lsdException w:name="Body Text 3" w:semiHidden="1" w:unhideWhenUsed="1"/>
+    <w:lsdException w:name="Body Text Indent 2" w:semiHidden="1" w:unhideWhenUsed="1"/>
+    <w:lsdException w:name="Body Text Indent 3" w:semiHidden="1" w:unhideWhenUsed="1"/>
+    <w:lsdException w:name="Block Text" w:semiHidden="1" w:unhideWhenUsed="1"/>
+    <w:lsdException w:name="Hyperlink" w:semiHidden="1" w:unhideWhenUsed="1"/>
+    <w:lsdException w:name="FollowedHyperlink" w:semiHidden="1" w:unhideWhenUsed="1"/>
+    <w:lsdException w:name="Strong" w:uiPriority="22" w:qFormat="1"/>
+    <w:lsdException w:name="Emphasis" w:uiPriority="20" w:qFormat="1"/>
+    <w:lsdException w:name="Document Map" w:semiHidden="1" w:unhideWhenUsed="1"/>
+    <w:lsdException w:name="Plain Text" w:semiHidden="1" w:unhideWhenUsed="1"/>
+    <w:lsdException w:name="E-mail Signature" w:semiHidden="1" w:unhideWhenUsed="1"/>
+    <w:lsdException w:name="HTML Top of Form" w:semiHidden="1" w:unhideWhenUsed="1"/>
+    <w:lsdException w:name="HTML Bottom of Form" w:semiHidden="1" w:unhideWhenUsed="1"/>
+    <w:lsdException w:name="Normal (Web)" w:semiHidden="1" w:unhideWhenUsed="1"/>
+    <w:lsdException w:name="HTML Acronym" w:semiHidden="1" w:unhideWhenUsed="1"/>
+    <w:lsdException w:name="HTML Address" w:semiHidden="1" w:unhideWhenUsed="1"/>
+    <w:lsdException w:name="HTML Cite" w:semiHidden="1" w:unhideWhenUsed="1"/>
+    <w:lsdException w:name="HTML Code" w:semiHidden="1" w:unhideWhenUsed="1"/>
+    <w:lsdException w:name="HTML Definition" w:semiHidden="1" w:unhideWhenUsed="1"/>
+    <w:lsdException w:name="HTML Keyboard" w:semiHidden="1" w:unhideWhenUsed="1"/>
+    <w:lsdException w:name="HTML Preformatted" w:semiHidden="1" w:unhideWhenUsed="1"/>
+    <w:lsdException w:name="HTML Sample" w:semiHidden="1" w:unhideWhenUsed="1"/>
+    <w:lsdException w:name="HTML Typewriter" w:semiHidden="1" w:unhideWhenUsed="1"/>
+    <w:lsdException w:name="HTML Variable" w:semiHidden="1" w:unhideWhenUsed="1"/>
+    <w:lsdException w:name="Normal Table" w:semiHidden="1" w:unhideWhenUsed="1"/>
+    <w:lsdException w:name="annotation subject" w:semiHidden="1" w:unhideWhenUsed="1"/>
+    <w:lsdException w:name="No List" w:semiHidden="1" w:unhideWhenUsed="1"/>
+    <w:lsdException w:name="Outline List 1" w:semiHidden="1" w:unhideWhenUsed="1"/>
+    <w:lsdException w:name="Outline List 2" w:semiHidden="1" w:unhideWhenUsed="1"/>
+    <w:lsdException w:name="Outline List 3" w:semiHidden="1" w:unhideWhenUsed="1"/>
+    <w:lsdException w:name="Table Simple 1" w:semiHidden="1" w:unhideWhenUsed="1"/>
+    <w:lsdException w:name="Table Simple 2" w:semiHidden="1" w:unhideWhenUsed="1"/>
+    <w:lsdException w:name="Table Simple 3" w:semiHidden="1" w:unhideWhenUsed="1"/>
+    <w:lsdException w:name="Table Classic 1" w:semiHidden="1" w:unhideWhenUsed="1"/>
+    <w:lsdException w:name="Table Classic 2" w:semiHidden="1" w:unhideWhenUsed="1"/>
+    <w:lsdException w:name="Table Classic 3" w:semiHidden="1" w:unhideWhenUsed="1"/>
+    <w:lsdException w:name="Table Classic 4" w:semiHidden="1" w:unhideWhenUsed="1"/>
+    <w:lsdException w:name="Table Colorful 1" w:semiHidden="1" w:unhideWhenUsed="1"/>
+    <w:lsdException w:name="Table Colorful 2" w:semiHidden="1" w:unhideWhenUsed="1"/>
+    <w:lsdException w:name="Table Colorful 3" w:semiHidden="1" w:unhideWhenUsed="1"/>
+    <w:lsdException w:name="Table Columns 1" w:semiHidden="1" w:unhideWhenUsed="1"/>
+    <w:lsdException w:name="Table Columns 2" w:semiHidden="1" w:unhideWhenUsed="1"/>
+    <w:lsdException w:name="Table Columns 3" w:semiHidden="1" w:unhideWhenUsed="1"/>
+    <w:lsdException w:name="Table Columns 4" w:semiHidden="1" w:unhideWhenUsed="1"/>
+    <w:lsdException w:name="Table Columns 5" w:semiHidden="1" w:unhideWhenUsed="1"/>
+    <w:lsdException w:name="Table Grid 1" w:semiHidden="1" w:unhideWhenUsed="1"/>
+    <w:lsdException w:name="Table Grid 2" w:semiHidden="1" w:unhideWhenUsed="1"/>
+    <w:lsdException w:name="Table Grid 3" w:semiHidden="1" w:unhideWhenUsed="1"/>
+    <w:lsdException w:name="Table Grid 4" w:semiHidden="1" w:unhideWhenUsed="1"/>
+    <w:lsdException w:name="Table Grid 5" w:semiHidden="1" w:unhideWhenUsed="1"/>
+    <w:lsdException w:name="Table Grid 6" w:semiHidden="1" w:unhideWhenUsed="1"/>
+    <w:lsdException w:name="Table Grid 7" w:semiHidden="1" w:unhideWhenUsed="1"/>
+    <w:lsdException w:name="Table Grid 8" w:semiHidden="1" w:unhideWhenUsed="1"/>
+    <w:lsdException w:name="Table List 1" w:semiHidden="1" w:unhideWhenUsed="1"/>
+    <w:lsdException w:name="Table List 2" w:semiHidden="1" w:unhideWhenUsed="1"/>
+    <w:lsdException w:name="Table List 3" w:semiHidden="1" w:unhideWhenUsed="1"/>
+    <w:lsdException w:name="Table List 4" w:semiHidden="1" w:unhideWhenUsed="1"/>
+    <w:lsdException w:name="Table List 5" w:semiHidden="1" w:unhideWhenUsed="1"/>
+    <w:lsdException w:name="Table List 6" w:semiHidden="1" w:unhideWhenUsed="1"/>
+    <w:lsdException w:name="Table List 7" w:semiHidden="1" w:unhideWhenUsed="1"/>
+    <w:lsdException w:name="Table List 8" w:semiHidden="1" w:unhideWhenUsed="1"/>
+    <w:lsdException w:name="Table 3D effects 1" w:semiHidden="1" w:unhideWhenUsed="1"/>
+    <w:lsdException w:name="Table 3D effects 2" w:semiHidden="1" w:unhideWhenUsed="1"/>
+    <w:lsdException w:name="Table 3D effects 3" w:semiHidden="1" w:unhideWhenUsed="1"/>
+    <w:lsdException w:name="Table Contemporary" w:semiHidden="1" w:unhideWhenUsed="1"/>
+    <w:lsdException w:name="Table Elegant" w:semiHidden="1" w:unhideWhenUsed="1"/>
+    <w:lsdException w:name="Table Professional" w:semiHidden="1" w:unhideWhenUsed="1"/>
+    <w:lsdException w:name="Table Subtle 1" w:semiHidden="1" w:unhideWhenUsed="1"/>
+    <w:lsdException w:name="Table Subtle 2" w:semiHidden="1" w:unhideWhenUsed="1"/>
+    <w:lsdException w:name="Table Web 1" w:semiHidden="1" w:unhideWhenUsed="1"/>
+    <w:lsdException w:name="Table Web 2" w:semiHidden="1" w:unhideWhenUsed="1"/>
+    <w:lsdException w:name="Table Web 3" w:semiHidden="1" w:unhideWhenUsed="1"/>
+    <w:lsdException w:name="Balloon Text" w:semiHidden="1" w:unhideWhenUsed="1"/>
+    <w:lsdException w:name="Table Grid" w:uiPriority="39"/>
+    <w:lsdException w:name="Table Theme" w:semiHidden="1" w:unhideWhenUsed="1"/>
+    <w:lsdException w:name="Placeholder Text" w:semiHidden="1" w:unhideWhenUsed="1"/>
+    <w:lsdException w:name="No Spacing" w:semiHidden="1" w:unhideWhenUsed="1"/>
+    <w:lsdException w:name="Light Shading" w:uiPriority="60"/>
+    <w:lsdException w:name="Light List" w:uiPriority="61"/>
+    <w:lsdException w:name="Light Grid" w:uiPriority="62"/>
+    <w:lsdException w:name="Medium Shading 1" w:uiPriority="63"/>
+    <w:lsdException w:name="Medium Shading 2" w:uiPriority="64"/>
+    <w:lsdException w:name="Medium List 1" w:uiPriority="65"/>
+    <w:lsdException w:name="Medium List 2" w:uiPriority="66"/>
+    <w:lsdException w:name="Medium Grid 1" w:uiPriority="67"/>
+    <w:lsdException w:name="Medium Grid 2" w:uiPriority="68"/>
+    <w:lsdException w:name="Medium Grid 3" w:uiPriority="69"/>
+    <w:lsdException w:name="Dark List" w:uiPriority="70"/>
+    <w:lsdException w:name="Colorful Shading" w:uiPriority="71"/>
+    <w:lsdException w:name="Colorful List" w:uiPriority="72"/>
+    <w:lsdException w:name="Colorful Grid" w:uiPriority="73"/>
+    <w:lsdException w:name="Light Shading Accent 1" w:uiPriority="60"/>
+    <w:lsdException w:name="Light List Accent 1" w:uiPriority="61"/>
+    <w:lsdException w:name="Light Grid Accent 1" w:uiPriority="62"/>
+    <w:lsdException w:name="Medium Shading 1 Accent 1" w:uiPriority="63"/>
+    <w:lsdException w:name="Medium Shading 2 Accent 1" w:uiPriority="64"/>
+    <w:lsdException w:name="Medium List 1 Accent 1" w:uiPriority="65"/>
+    <w:lsdException w:name="Revision" w:semiHidden="1" w:unhideWhenUsed="1"/>
+    <w:lsdException w:name="List Paragraph" w:uiPriority="34" w:qFormat="1"/>
+    <w:lsdException w:name="Quote" w:uiPriority="29" w:qFormat="1"/>
+    <w:lsdException w:name="Intense Quote" w:uiPriority="30" w:qFormat="1"/>
+    <w:lsdException w:name="Medium List 2 Accent 1" w:uiPriority="66"/>
+    <w:lsdException w:name="Medium Grid 1 Accent 1" w:uiPriority="67"/>
+    <w:lsdException w:name="Medium Grid 2 Accent 1" w:uiPriority="68"/>
+    <w:lsdException w:name="Medium Grid 3 Accent 1" w:uiPriority="69"/>
+    <w:lsdException w:name="Dark List Accent 1" w:uiPriority="70"/>
+    <w:lsdException w:name="Colorful Shading Accent 1" w:uiPriority="71"/>
+    <w:lsdException w:name="Colorful List Accent 1" w:uiPriority="72"/>
+    <w:lsdException w:name="Colorful Grid Accent 1" w:uiPriority="73"/>
+    <w:lsdException w:name="Light Shading Accent 2" w:uiPriority="60"/>
+    <w:lsdException w:name="Light List Accent 2" w:uiPriority="61"/>
+    <w:lsdException w:name="Light Grid Accent 2" w:uiPriority="62"/>
+    <w:lsdException w:name="Medium Shading 1 Accent 2" w:uiPriority="63"/>
+    <w:lsdException w:name="Medium Shading 2 Accent 2" w:uiPriority="64"/>
+    <w:lsdException w:name="Medium List 1 Accent 2" w:uiPriority="65"/>
+    <w:lsdException w:name="Medium List 2 Accent 2" w:uiPriority="66"/>
+    <w:lsdException w:name="Medium Grid 1 Accent 2" w:uiPriority="67"/>
+    <w:lsdException w:name="Medium Grid 2 Accent 2" w:uiPriority="68"/>
+    <w:lsdException w:name="Medium Grid 3 Accent 2" w:uiPriority="69"/>
+    <w:lsdException w:name="Dark List Accent 2" w:uiPriority="70"/>
+    <w:lsdException w:name="Colorful Shading Accent 2" w:uiPriority="71"/>
+    <w:lsdException w:name="Colorful List Accent 2" w:uiPriority="72"/>
+    <w:lsdException w:name="Colorful Grid Accent 2" w:uiPriority="73"/>
+    <w:lsdException w:name="Light Shading Accent 3" w:uiPriority="60"/>
+    <w:lsdException w:name="Light List Accent 3" w:uiPriority="61"/>
+    <w:lsdException w:name="Light Grid Accent 3" w:uiPriority="62"/>
+    <w:lsdException w:name="Medium Shading 1 Accent 3" w:uiPriority="63"/>
+    <w:lsdException w:name="Medium Shading 2 Accent 3" w:uiPriority="64"/>
+    <w:lsdException w:name="Medium List 1 Accent 3" w:uiPriority="65"/>
+    <w:lsdException w:name="Medium List 2 Accent 3" w:uiPriority="66"/>
+    <w:lsdException w:name="Medium Grid 1 Accent 3" w:uiPriority="67"/>
+    <w:lsdException w:name="Medium Grid 2 Accent 3" w:uiPriority="68"/>
+    <w:lsdException w:name="Medium Grid 3 Accent 3" w:uiPriority="69"/>
+    <w:lsdException w:name="Dark List Accent 3" w:uiPriority="70"/>
+    <w:lsdException w:name="Colorful Shading Accent 3" w:uiPriority="71"/>
+    <w:lsdException w:name="Colorful List Accent 3" w:uiPriority="72"/>
+    <w:lsdException w:name="Colorful Grid Accent 3" w:uiPriority="73"/>
+    <w:lsdException w:name="Light Shading Accent 4" w:uiPriority="60"/>
+    <w:lsdException w:name="Light List Accent 4" w:uiPriority="61"/>
+    <w:lsdException w:name="Light Grid Accent 4" w:uiPriority="62"/>
+    <w:lsdException w:name="Medium Shading 1 Accent 4" w:uiPriority="63"/>
+    <w:lsdException w:name="Medium Shading 2 Accent 4" w:uiPriority="64"/>
+    <w:lsdException w:name="Medium List 1 Accent 4" w:uiPriority="65"/>
+    <w:lsdException w:name="Medium List 2 Accent 4" w:uiPriority="66"/>
+    <w:lsdException w:name="Medium Grid 1 Accent 4" w:uiPriority="67"/>
+    <w:lsdException w:name="Medium Grid 2 Accent 4" w:uiPriority="68"/>
+    <w:lsdException w:name="Medium Grid 3 Accent 4" w:uiPriority="69"/>
+    <w:lsdException w:name="Dark List Accent 4" w:uiPriority="70"/>
+    <w:lsdException w:name="Colorful Shading Accent 4" w:uiPriority="71"/>
+    <w:lsdException w:name="Colorful List Accent 4" w:uiPriority="72"/>
+    <w:lsdException w:name="Colorful Grid Accent 4" w:uiPriority="73"/>
+    <w:lsdException w:name="Light Shading Accent 5" w:uiPriority="60"/>
+    <w:lsdException w:name="Light List Accent 5" w:uiPriority="61"/>
+    <w:lsdException w:name="Light Grid Accent 5" w:uiPriority="62"/>
+    <w:lsdException w:name="Medium Shading 1 Accent 5" w:uiPriority="63"/>
+    <w:lsdException w:name="Medium Shading 2 Accent 5" w:uiPriority="64"/>
+    <w:lsdException w:name="Medium List 1 Accent 5" w:uiPriority="65"/>
+    <w:lsdException w:name="Medium List 2 Accent 5" w:uiPriority="66"/>
+    <w:lsdException w:name="Medium Grid 1 Accent 5" w:uiPriority="67"/>
+    <w:lsdException w:name="Medium Grid 2 Accent 5" w:uiPriority="68"/>
+    <w:lsdException w:name="Medium Grid 3 Accent 5" w:uiPriority="69"/>
+    <w:lsdException w:name="Dark List Accent 5" w:uiPriority="70"/>
+    <w:lsdException w:name="Colorful Shading Accent 5" w:uiPriority="71"/>
+    <w:lsdException w:name="Colorful List Accent 5" w:uiPriority="72"/>
+    <w:lsdException w:name="Colorful Grid Accent 5" w:uiPriority="73"/>
+    <w:lsdException w:name="Light Shading Accent 6" w:uiPriority="60"/>
+    <w:lsdException w:name="Light List Accent 6" w:uiPriority="61"/>
+    <w:lsdException w:name="Light Grid Accent 6" w:uiPriority="62"/>
+    <w:lsdException w:name="Medium Shading 1 Accent 6" w:uiPriority="63"/>
+    <w:lsdException w:name="Medium Shading 2 Accent 6" w:uiPriority="64"/>
+    <w:lsdException w:name="Medium List 1 Accent 6" w:uiPriority="65"/>
+    <w:lsdException w:name="Medium List 2 Accent 6" w:uiPriority="66"/>
+    <w:lsdException w:name="Medium Grid 1 Accent 6" w:uiPriority="67"/>
+    <w:lsdException w:name="Medium Grid 2 Accent 6" w:uiPriority="68"/>
+    <w:lsdException w:name="Medium Grid 3 Accent 6" w:uiPriority="69"/>
+    <w:lsdException w:name="Dark List Accent 6" w:uiPriority="70"/>
+    <w:lsdException w:name="Colorful Shading Accent 6" w:uiPriority="71"/>
+    <w:lsdException w:name="Colorful List Accent 6" w:uiPriority="72"/>
+    <w:lsdException w:name="Colorful Grid Accent 6" w:uiPriority="73"/>
+    <w:lsdException w:name="Subtle Emphasis" w:uiPriority="19" w:qFormat="1"/>
+    <w:lsdException w:name="Intense Emphasis" w:uiPriority="21" w:qFormat="1"/>
+    <w:lsdException w:name="Subtle Reference" w:uiPriority="31" w:qFormat="1"/>
+    <w:lsdException w:name="Intense Reference" w:uiPriority="32" w:qFormat="1"/>
+    <w:lsdException w:name="Book Title" w:uiPriority="33" w:qFormat="1"/>
+    <w:lsdException w:name="Bibliography" w:semiHidden="1" w:uiPriority="37" w:unhideWhenUsed="1"/>
+    <w:lsdException w:name="TOC Heading" w:semiHidden="1" w:uiPriority="39" w:unhideWhenUsed="1" w:qFormat="1"/>
+    <w:lsdException w:name="Plain Table 1" w:uiPriority="41"/>
+    <w:lsdException w:name="Plain Table 2" w:uiPriority="42"/>
+    <w:lsdException w:name="Plain Table 3" w:uiPriority="43"/>
+    <w:lsdException w:name="Plain Table 4" w:uiPriority="44"/>
+    <w:lsdException w:name="Plain Table 5" w:uiPriority="45"/>
+    <w:lsdException w:name="Grid Table Light" w:uiPriority="40"/>
+    <w:lsdException w:name="Grid Table 1 Light" w:uiPriority="46"/>
+    <w:lsdException w:name="Grid Table 2" w:uiPriority="47"/>
+    <w:lsdException w:name="Grid Table 3" w:uiPriority="48"/>
+    <w:lsdException w:name="Grid Table 4" w:uiPriority="49"/>
+    <w:lsdException w:name="Grid Table 5 Dark" w:uiPriority="50"/>
+    <w:lsdException w:name="Grid Table 6 Colorful" w:uiPriority="51"/>
+    <w:lsdException w:name="Grid Table 7 Colorful" w:uiPriority="52"/>
+    <w:lsdException w:name="Grid Table 1 Light Accent 1" w:uiPriority="46"/>
+    <w:lsdException w:name="Grid Table 2 Accent 1" w:uiPriority="47"/>
+    <w:lsdException w:name="Grid Table 3 Accent 1" w:uiPriority="48"/>
+    <w:lsdException w:name="Grid Table 4 Accent 1" w:uiPriority="49"/>
+    <w:lsdException w:name="Grid Table 5 Dark Accent 1" w:uiPriority="50"/>
+    <w:lsdException w:name="Grid Table 6 Colorful Accent 1" w:uiPriority="51"/>
+    <w:lsdException w:name="Grid Table 7 Colorful Accent 1" w:uiPriority="52"/>
+    <w:lsdException w:name="Grid Table 1 Light Accent 2" w:uiPriority="46"/>
+    <w:lsdException w:name="Grid Table 2 Accent 2" w:uiPriority="47"/>
+    <w:lsdException w:name="Grid Table 3 Accent 2" w:uiPriority="48"/>
+    <w:lsdException w:name="Grid Table 4 Accent 2" w:uiPriority="49"/>
+    <w:lsdException w:name="Grid Table 5 Dark Accent 2" w:uiPriority="50"/>
+    <w:lsdException w:name="Grid Table 6 Colorful Accent 2" w:uiPriority="51"/>
+    <w:lsdException w:name="Grid Table 7 Colorful Accent 2" w:uiPriority="52"/>
+    <w:lsdException w:name="Grid Table 1 Light Accent 3" w:uiPriority="46"/>
+    <w:lsdException w:name="Grid Table 2 Accent 3" w:uiPriority="47"/>
+    <w:lsdException w:name="Grid Table 3 Accent 3" w:uiPriority="48"/>
+    <w:lsdException w:name="Grid Table 4 Accent 3" w:uiPriority="49"/>
+    <w:lsdException w:name="Grid Table 5 Dark Accent 3" w:uiPriority="50"/>
+    <w:lsdException w:name="Grid Table 6 Colorful Accent 3" w:uiPriority="51"/>
+    <w:lsdException w:name="Grid Table 7 Colorful Accent 3" w:uiPriority="52"/>
+    <w:lsdException w:name="Grid Table 1 Light Accent 4" w:uiPriority="46"/>
+    <w:lsdException w:name="Grid Table 2 Accent 4" w:uiPriority="47"/>
+    <w:lsdException w:name="Grid Table 3 Accent 4" w:uiPriority="48"/>
+    <w:lsdException w:name="Grid Table 4 Accent 4" w:uiPriority="49"/>
+    <w:lsdException w:name="Grid Table 5 Dark Accent 4" w:uiPriority="50"/>
+    <w:lsdException w:name="Grid Table 6 Colorful Accent 4" w:uiPriority="51"/>
+    <w:lsdException w:name="Grid Table 7 Colorful Accent 4" w:uiPriority="52"/>
+    <w:lsdException w:name="Grid Table 1 Light Accent 5" w:uiPriority="46"/>
+    <w:lsdException w:name="Grid Table 2 Accent 5" w:uiPriority="47"/>
+    <w:lsdException w:name="Grid Table 3 Accent 5" w:uiPriority="48"/>
+    <w:lsdException w:name="Grid Table 4 Accent 5" w:uiPriority="49"/>
+    <w:lsdException w:name="Grid Table 5 Dark Accent 5" w:uiPriority="50"/>
+    <w:lsdException w:name="Grid Table 6 Colorful Accent 5" w:uiPriority="51"/>
+    <w:lsdException w:name="Grid Table 7 Colorful Accent 5" w:uiPriority="52"/>
+    <w:lsdException w:name="Grid Table 1 Light Accent 6" w:uiPriority="46"/>
+    <w:lsdException w:name="Grid Table 2 Accent 6" w:uiPriority="47"/>
+    <w:lsdException w:name="Grid Table 3 Accent 6" w:uiPriority="48"/>
+    <w:lsdException w:name="Grid Table 4 Accent 6" w:uiPriority="49"/>
+    <w:lsdException w:name="Grid Table 5 Dark Accent 6" w:uiPriority="50"/>
+    <w:lsdException w:name="Grid Table 6 Colorful Accent 6" w:uiPriority="51"/>
+    <w:lsdException w:name="Grid Table 7 Colorful Accent 6" w:uiPriority="52"/>
+    <w:lsdException w:name="List Table 1 Light" w:uiPriority="46"/>
+    <w:lsdException w:name="List Table 2" w:uiPriority="47"/>
+    <w:lsdException w:name="List Table 3" w:uiPriority="48"/>
+    <w:lsdException w:name="List Table 4" w:uiPriority="49"/>
+    <w:lsdException w:name="List Table 5 Dark" w:uiPriority="50"/>
+    <w:lsdException w:name="List Table 6 Colorful" w:uiPriority="51"/>
+    <w:lsdException w:name="List Table 7 Colorful" w:uiPriority="52"/>
+    <w:lsdException w:name="List Table 1 Light Accent 1" w:uiPriority="46"/>
+    <w:lsdException w:name="List Table 2 Accent 1" w:uiPriority="47"/>
+    <w:lsdException w:name="List Table 3 Accent 1" w:uiPriority="48"/>
+    <w:lsdException w:name="List Table 4 Accent 1" w:uiPriority="49"/>
+    <w:lsdException w:name="List Table 5 Dark Accent 1" w:uiPriority="50"/>
+    <w:lsdException w:name="List Table 6 Colorful Accent 1" w:uiPriority="51"/>
+    <w:lsdException w:name="List Table 7 Colorful Accent 1" w:uiPriority="52"/>
+    <w:lsdException w:name="List Table 1 Light Accent 2" w:uiPriority="46"/>
+    <w:lsdException w:name="List Table 2 Accent 2" w:uiPriority="47"/>
+    <w:lsdException w:name="List Table 3 Accent 2" w:uiPriority="48"/>
+    <w:lsdException w:name="List Table 4 Accent 2" w:uiPriority="49"/>
+    <w:lsdException w:name="List Table 5 Dark Accent 2" w:uiPriority="50"/>
+    <w:lsdException w:name="List Table 6 Colorful Accent 2" w:uiPriority="51"/>
+    <w:lsdException w:name="List Table 7 Colorful Accent 2" w:uiPriority="52"/>
+    <w:lsdException w:name="List Table 1 Light Accent 3" w:uiPriority="46"/>
+    <w:lsdException w:name="List Table 2 Accent 3" w:uiPriority="47"/>
+    <w:lsdException w:name="List Table 3 Accent 3" w:uiPriority="48"/>
+    <w:lsdException w:name="List Table 4 Accent 3" w:uiPriority="49"/>
+    <w:lsdException w:name="List Table 5 Dark Accent 3" w:uiPriority="50"/>
+    <w:lsdException w:name="List Table 6 Colorful Accent 3" w:uiPriority="51"/>
+    <w:lsdException w:name="List Table 7 Colorful Accent 3" w:uiPriority="52"/>
+    <w:lsdException w:name="List Table 1 Light Accent 4" w:uiPriority="46"/>
+    <w:lsdException w:name="List Table 2 Accent 4" w:uiPriority="47"/>
+    <w:lsdException w:name="List Table 3 Accent 4" w:uiPriority="48"/>
+    <w:lsdException w:name="List Table 4 Accent 4" w:uiPriority="49"/>
+    <w:lsdException w:name="List Table 5 Dark Accent 4" w:uiPriority="50"/>
+    <w:lsdException w:name="List Table 6 Colorful Accent 4" w:uiPriority="51"/>
+    <w:lsdException w:name="List Table 7 Colorful Accent 4" w:uiPriority="52"/>
+    <w:lsdException w:name="List Table 1 Light Accent 5" w:uiPriority="46"/>
+    <w:lsdException w:name="List Table 2 Accent 5" w:uiPriority="47"/>
+    <w:lsdException w:name="List Table 3 Accent 5" w:uiPriority="48"/>
+    <w:lsdException w:name="List Table 4 Accent 5" w:uiPriority="49"/>
+    <w:lsdException w:name="List Table 5 Dark Accent 5" w:uiPriority="50"/>
+    <w:lsdException w:name="List Table 6 Colorful Accent 5" w:uiPriority="51"/>
+    <w:lsdException w:name="List Table 7 Colorful Accent 5" w:uiPriority="52"/>
+    <w:lsdException w:name="List Table 1 Light Accent 6" w:uiPriority="46"/>
+    <w:lsdException w:name="List Table 2 Accent 6" w:uiPriority="47"/>
+    <w:lsdException w:name="List Table 3 Accent 6" w:uiPriority="48"/>
+    <w:lsdException w:name="List Table 4 Accent 6" w:uiPriority="49"/>
+    <w:lsdException w:name="List Table 5 Dark Accent 6" w:uiPriority="50"/>
+    <w:lsdException w:name="List Table 6 Colorful Accent 6" w:uiPriority="51"/>
+    <w:lsdException w:name="List Table 7 Colorful Accent 6" w:uiPriority="52"/>
+    <w:lsdException w:name="Mention" w:semiHidden="1" w:unhideWhenUsed="1"/>
+    <w:lsdException w:name="Smart Hyperlink" w:semiHidden="1" w:unhideWhenUsed="1"/>
+    <w:lsdException w:name="Hashtag" w:semiHidden="1" w:unhideWhenUsed="1"/>
+    <w:lsdException w:name="Unresolved Mention" w:semiHidden="1" w:unhideWhenUsed="1"/>
+    <w:lsdException w:name="Smart Link" w:semiHidden="1" w:unhideWhenUsed="1"/>
   </w:latentStyles>
-  <w:style w:type="paragraph" w:default="1" w:styleId="1">
+  <w:style w:type="paragraph" w:default="1" w:styleId="Normal">
     <w:name w:val="Normal"/>
     <w:qFormat/>
-    <w:uiPriority w:val="0"/>
     <w:pPr>
       <w:spacing w:after="160" w:line="278" w:lineRule="auto"/>
     </w:pPr>
     <w:rPr>
-      <w:rFonts w:asciiTheme="minorHAnsi" w:hAnsiTheme="minorHAnsi" w:eastAsiaTheme="minorHAnsi" w:cstheme="minorBidi"/>
+      <w:rFonts w:asciiTheme="minorHAnsi" w:eastAsiaTheme="minorHAnsi" w:hAnsiTheme="minorHAnsi" w:cstheme="minorBidi"/>
       <w:kern w:val="2"/>
       <w:sz w:val="24"/>
       <w:szCs w:val="24"/>
-      <w:lang w:val="en-US" w:eastAsia="en-US" w:bidi="ar-SA"/>
       <w14:ligatures w14:val="standardContextual"/>
     </w:rPr>
   </w:style>
-  <w:style w:type="paragraph" w:styleId="2">
+  <w:style w:type="paragraph" w:styleId="Heading1">
     <w:name w:val="heading 1"/>
-    <w:basedOn w:val="1"/>
-    <w:next w:val="1"/>
-    <w:link w:val="19"/>
+    <w:basedOn w:val="Normal"/>
+    <w:next w:val="Normal"/>
+    <w:link w:val="Heading1Char"/>
+    <w:uiPriority w:val="9"/>
     <w:qFormat/>
-    <w:uiPriority w:val="9"/>
     <w:pPr>
       <w:keepNext/>
       <w:keepLines/>
@@ -2795,21 +2610,21 @@
       <w:outlineLvl w:val="0"/>
     </w:pPr>
     <w:rPr>
-      <w:rFonts w:asciiTheme="majorHAnsi" w:hAnsiTheme="majorHAnsi" w:eastAsiaTheme="majorEastAsia" w:cstheme="majorBidi"/>
-      <w:color w:val="2F5597" w:themeColor="accent1" w:themeShade="BF"/>
+      <w:rFonts w:asciiTheme="majorHAnsi" w:eastAsiaTheme="majorEastAsia" w:hAnsiTheme="majorHAnsi" w:cstheme="majorBidi"/>
+      <w:color w:val="2F5496" w:themeColor="accent1" w:themeShade="BF"/>
       <w:sz w:val="40"/>
       <w:szCs w:val="40"/>
     </w:rPr>
   </w:style>
-  <w:style w:type="paragraph" w:styleId="3">
+  <w:style w:type="paragraph" w:styleId="Heading2">
     <w:name w:val="heading 2"/>
-    <w:basedOn w:val="1"/>
-    <w:next w:val="1"/>
-    <w:link w:val="20"/>
+    <w:basedOn w:val="Normal"/>
+    <w:next w:val="Normal"/>
+    <w:link w:val="Heading2Char"/>
+    <w:uiPriority w:val="9"/>
     <w:semiHidden/>
     <w:unhideWhenUsed/>
     <w:qFormat/>
-    <w:uiPriority w:val="9"/>
     <w:pPr>
       <w:keepNext/>
       <w:keepLines/>
@@ -2817,21 +2632,21 @@
       <w:outlineLvl w:val="1"/>
     </w:pPr>
     <w:rPr>
-      <w:rFonts w:asciiTheme="majorHAnsi" w:hAnsiTheme="majorHAnsi" w:eastAsiaTheme="majorEastAsia" w:cstheme="majorBidi"/>
-      <w:color w:val="2F5597" w:themeColor="accent1" w:themeShade="BF"/>
+      <w:rFonts w:asciiTheme="majorHAnsi" w:eastAsiaTheme="majorEastAsia" w:hAnsiTheme="majorHAnsi" w:cstheme="majorBidi"/>
+      <w:color w:val="2F5496" w:themeColor="accent1" w:themeShade="BF"/>
       <w:sz w:val="32"/>
       <w:szCs w:val="32"/>
     </w:rPr>
   </w:style>
-  <w:style w:type="paragraph" w:styleId="4">
+  <w:style w:type="paragraph" w:styleId="Heading3">
     <w:name w:val="heading 3"/>
-    <w:basedOn w:val="1"/>
-    <w:next w:val="1"/>
-    <w:link w:val="21"/>
+    <w:basedOn w:val="Normal"/>
+    <w:next w:val="Normal"/>
+    <w:link w:val="Heading3Char"/>
+    <w:uiPriority w:val="9"/>
     <w:semiHidden/>
     <w:unhideWhenUsed/>
     <w:qFormat/>
-    <w:uiPriority w:val="9"/>
     <w:pPr>
       <w:keepNext/>
       <w:keepLines/>
@@ -2840,20 +2655,20 @@
     </w:pPr>
     <w:rPr>
       <w:rFonts w:eastAsiaTheme="majorEastAsia" w:cstheme="majorBidi"/>
-      <w:color w:val="2F5597" w:themeColor="accent1" w:themeShade="BF"/>
+      <w:color w:val="2F5496" w:themeColor="accent1" w:themeShade="BF"/>
       <w:sz w:val="28"/>
       <w:szCs w:val="28"/>
     </w:rPr>
   </w:style>
-  <w:style w:type="paragraph" w:styleId="5">
+  <w:style w:type="paragraph" w:styleId="Heading4">
     <w:name w:val="heading 4"/>
-    <w:basedOn w:val="1"/>
-    <w:next w:val="1"/>
-    <w:link w:val="22"/>
+    <w:basedOn w:val="Normal"/>
+    <w:next w:val="Normal"/>
+    <w:link w:val="Heading4Char"/>
+    <w:uiPriority w:val="9"/>
     <w:semiHidden/>
     <w:unhideWhenUsed/>
     <w:qFormat/>
-    <w:uiPriority w:val="9"/>
     <w:pPr>
       <w:keepNext/>
       <w:keepLines/>
@@ -2864,18 +2679,18 @@
       <w:rFonts w:eastAsiaTheme="majorEastAsia" w:cstheme="majorBidi"/>
       <w:i/>
       <w:iCs/>
-      <w:color w:val="2F5597" w:themeColor="accent1" w:themeShade="BF"/>
+      <w:color w:val="2F5496" w:themeColor="accent1" w:themeShade="BF"/>
     </w:rPr>
   </w:style>
-  <w:style w:type="paragraph" w:styleId="6">
+  <w:style w:type="paragraph" w:styleId="Heading5">
     <w:name w:val="heading 5"/>
-    <w:basedOn w:val="1"/>
-    <w:next w:val="1"/>
-    <w:link w:val="23"/>
+    <w:basedOn w:val="Normal"/>
+    <w:next w:val="Normal"/>
+    <w:link w:val="Heading5Char"/>
+    <w:uiPriority w:val="9"/>
     <w:semiHidden/>
     <w:unhideWhenUsed/>
     <w:qFormat/>
-    <w:uiPriority w:val="9"/>
     <w:pPr>
       <w:keepNext/>
       <w:keepLines/>
@@ -2884,18 +2699,18 @@
     </w:pPr>
     <w:rPr>
       <w:rFonts w:eastAsiaTheme="majorEastAsia" w:cstheme="majorBidi"/>
-      <w:color w:val="2F5597" w:themeColor="accent1" w:themeShade="BF"/>
+      <w:color w:val="2F5496" w:themeColor="accent1" w:themeShade="BF"/>
     </w:rPr>
   </w:style>
-  <w:style w:type="paragraph" w:styleId="7">
+  <w:style w:type="paragraph" w:styleId="Heading6">
     <w:name w:val="heading 6"/>
-    <w:basedOn w:val="1"/>
-    <w:next w:val="1"/>
-    <w:link w:val="24"/>
+    <w:basedOn w:val="Normal"/>
+    <w:next w:val="Normal"/>
+    <w:link w:val="Heading6Char"/>
+    <w:uiPriority w:val="9"/>
     <w:semiHidden/>
     <w:unhideWhenUsed/>
     <w:qFormat/>
-    <w:uiPriority w:val="9"/>
     <w:pPr>
       <w:keepNext/>
       <w:keepLines/>
@@ -2907,25 +2722,17 @@
       <w:i/>
       <w:iCs/>
       <w:color w:val="595959" w:themeColor="text1" w:themeTint="A6"/>
-      <w14:textFill>
-        <w14:solidFill>
-          <w14:schemeClr w14:val="tx1">
-            <w14:lumMod w14:val="65000"/>
-            <w14:lumOff w14:val="35000"/>
-          </w14:schemeClr>
-        </w14:solidFill>
-      </w14:textFill>
     </w:rPr>
   </w:style>
-  <w:style w:type="paragraph" w:styleId="8">
+  <w:style w:type="paragraph" w:styleId="Heading7">
     <w:name w:val="heading 7"/>
-    <w:basedOn w:val="1"/>
-    <w:next w:val="1"/>
-    <w:link w:val="25"/>
+    <w:basedOn w:val="Normal"/>
+    <w:next w:val="Normal"/>
+    <w:link w:val="Heading7Char"/>
+    <w:uiPriority w:val="9"/>
     <w:semiHidden/>
     <w:unhideWhenUsed/>
     <w:qFormat/>
-    <w:uiPriority w:val="9"/>
     <w:pPr>
       <w:keepNext/>
       <w:keepLines/>
@@ -2935,25 +2742,17 @@
     <w:rPr>
       <w:rFonts w:eastAsiaTheme="majorEastAsia" w:cstheme="majorBidi"/>
       <w:color w:val="595959" w:themeColor="text1" w:themeTint="A6"/>
-      <w14:textFill>
-        <w14:solidFill>
-          <w14:schemeClr w14:val="tx1">
-            <w14:lumMod w14:val="65000"/>
-            <w14:lumOff w14:val="35000"/>
-          </w14:schemeClr>
-        </w14:solidFill>
-      </w14:textFill>
     </w:rPr>
   </w:style>
-  <w:style w:type="paragraph" w:styleId="9">
+  <w:style w:type="paragraph" w:styleId="Heading8">
     <w:name w:val="heading 8"/>
-    <w:basedOn w:val="1"/>
-    <w:next w:val="1"/>
-    <w:link w:val="26"/>
+    <w:basedOn w:val="Normal"/>
+    <w:next w:val="Normal"/>
+    <w:link w:val="Heading8Char"/>
+    <w:uiPriority w:val="9"/>
     <w:semiHidden/>
     <w:unhideWhenUsed/>
     <w:qFormat/>
-    <w:uiPriority w:val="9"/>
     <w:pPr>
       <w:keepNext/>
       <w:keepLines/>
@@ -2965,25 +2764,17 @@
       <w:i/>
       <w:iCs/>
       <w:color w:val="262626" w:themeColor="text1" w:themeTint="D9"/>
-      <w14:textFill>
-        <w14:solidFill>
-          <w14:schemeClr w14:val="tx1">
-            <w14:lumMod w14:val="85000"/>
-            <w14:lumOff w14:val="15000"/>
-          </w14:schemeClr>
-        </w14:solidFill>
-      </w14:textFill>
     </w:rPr>
   </w:style>
-  <w:style w:type="paragraph" w:styleId="10">
+  <w:style w:type="paragraph" w:styleId="Heading9">
     <w:name w:val="heading 9"/>
-    <w:basedOn w:val="1"/>
-    <w:next w:val="1"/>
-    <w:link w:val="27"/>
+    <w:basedOn w:val="Normal"/>
+    <w:next w:val="Normal"/>
+    <w:link w:val="Heading9Char"/>
+    <w:uiPriority w:val="9"/>
     <w:semiHidden/>
     <w:unhideWhenUsed/>
     <w:qFormat/>
-    <w:uiPriority w:val="9"/>
     <w:pPr>
       <w:keepNext/>
       <w:keepLines/>
@@ -2993,27 +2784,21 @@
     <w:rPr>
       <w:rFonts w:eastAsiaTheme="majorEastAsia" w:cstheme="majorBidi"/>
       <w:color w:val="262626" w:themeColor="text1" w:themeTint="D9"/>
-      <w14:textFill>
-        <w14:solidFill>
-          <w14:schemeClr w14:val="tx1">
-            <w14:lumMod w14:val="85000"/>
-            <w14:lumOff w14:val="15000"/>
-          </w14:schemeClr>
-        </w14:solidFill>
-      </w14:textFill>
     </w:rPr>
   </w:style>
-  <w:style w:type="character" w:default="1" w:styleId="11">
+  <w:style w:type="character" w:default="1" w:styleId="DefaultParagraphFont">
     <w:name w:val="Default Paragraph Font"/>
-    <w:unhideWhenUsed/>
     <w:uiPriority w:val="1"/>
-  </w:style>
-  <w:style w:type="table" w:default="1" w:styleId="12">
-    <w:name w:val="Normal Table"/>
     <w:semiHidden/>
     <w:unhideWhenUsed/>
+  </w:style>
+  <w:style w:type="table" w:default="1" w:styleId="TableNormal">
+    <w:name w:val="Normal Table"/>
     <w:uiPriority w:val="99"/>
+    <w:semiHidden/>
+    <w:unhideWhenUsed/>
     <w:tblPr>
+      <w:tblInd w:w="0" w:type="dxa"/>
       <w:tblCellMar>
         <w:top w:w="0" w:type="dxa"/>
         <w:left w:w="108" w:type="dxa"/>
@@ -3022,12 +2807,18 @@
       </w:tblCellMar>
     </w:tblPr>
   </w:style>
-  <w:style w:type="paragraph" w:styleId="13">
+  <w:style w:type="numbering" w:default="1" w:styleId="NoList">
+    <w:name w:val="No List"/>
+    <w:uiPriority w:val="99"/>
+    <w:semiHidden/>
+    <w:unhideWhenUsed/>
+  </w:style>
+  <w:style w:type="paragraph" w:styleId="Footer">
     <w:name w:val="footer"/>
-    <w:basedOn w:val="1"/>
-    <w:link w:val="38"/>
+    <w:basedOn w:val="Normal"/>
+    <w:link w:val="FooterChar"/>
+    <w:uiPriority w:val="99"/>
     <w:unhideWhenUsed/>
-    <w:uiPriority w:val="99"/>
     <w:pPr>
       <w:tabs>
         <w:tab w:val="center" w:pos="4680"/>
@@ -3036,12 +2827,12 @@
       <w:spacing w:after="0" w:line="240" w:lineRule="auto"/>
     </w:pPr>
   </w:style>
-  <w:style w:type="paragraph" w:styleId="14">
+  <w:style w:type="paragraph" w:styleId="Header">
     <w:name w:val="header"/>
-    <w:basedOn w:val="1"/>
-    <w:link w:val="37"/>
+    <w:basedOn w:val="Normal"/>
+    <w:link w:val="HeaderChar"/>
+    <w:uiPriority w:val="99"/>
     <w:unhideWhenUsed/>
-    <w:uiPriority w:val="99"/>
     <w:pPr>
       <w:tabs>
         <w:tab w:val="center" w:pos="4680"/>
@@ -3050,30 +2841,196 @@
       <w:spacing w:after="0" w:line="240" w:lineRule="auto"/>
     </w:pPr>
   </w:style>
-  <w:style w:type="paragraph" w:styleId="15">
+  <w:style w:type="paragraph" w:styleId="NormalWeb">
     <w:name w:val="Normal (Web)"/>
+    <w:uiPriority w:val="99"/>
     <w:semiHidden/>
     <w:unhideWhenUsed/>
-    <w:uiPriority w:val="99"/>
     <w:pPr>
-      <w:spacing w:before="0" w:beforeAutospacing="1" w:after="0" w:afterAutospacing="1"/>
-      <w:ind w:left="0" w:right="0"/>
-      <w:jc w:val="left"/>
+      <w:spacing w:beforeAutospacing="1" w:afterAutospacing="1"/>
     </w:pPr>
     <w:rPr>
-      <w:rFonts w:ascii="Times New Roman" w:hAnsi="Times New Roman" w:eastAsia="SimSun" w:cs="Times New Roman"/>
-      <w:kern w:val="0"/>
       <w:sz w:val="24"/>
       <w:szCs w:val="24"/>
-      <w:lang w:val="en-US" w:eastAsia="zh-CN" w:bidi="ar"/>
+      <w:lang w:eastAsia="zh-CN"/>
     </w:rPr>
   </w:style>
-  <w:style w:type="paragraph" w:styleId="16">
+  <w:style w:type="paragraph" w:styleId="Subtitle">
     <w:name w:val="Subtitle"/>
-    <w:basedOn w:val="1"/>
-    <w:next w:val="1"/>
-    <w:link w:val="29"/>
+    <w:basedOn w:val="Normal"/>
+    <w:next w:val="Normal"/>
+    <w:link w:val="SubtitleChar"/>
+    <w:uiPriority w:val="11"/>
     <w:qFormat/>
+    <w:rPr>
+      <w:rFonts w:eastAsiaTheme="majorEastAsia" w:cstheme="majorBidi"/>
+      <w:color w:val="595959" w:themeColor="text1" w:themeTint="A6"/>
+      <w:spacing w:val="15"/>
+      <w:sz w:val="28"/>
+      <w:szCs w:val="28"/>
+    </w:rPr>
+  </w:style>
+  <w:style w:type="table" w:styleId="TableGrid">
+    <w:name w:val="Table Grid"/>
+    <w:basedOn w:val="TableNormal"/>
+    <w:uiPriority w:val="39"/>
+    <w:tblPr>
+      <w:tblBorders>
+        <w:top w:val="single" w:sz="4" w:space="0" w:color="auto"/>
+        <w:left w:val="single" w:sz="4" w:space="0" w:color="auto"/>
+        <w:bottom w:val="single" w:sz="4" w:space="0" w:color="auto"/>
+        <w:right w:val="single" w:sz="4" w:space="0" w:color="auto"/>
+        <w:insideH w:val="single" w:sz="4" w:space="0" w:color="auto"/>
+        <w:insideV w:val="single" w:sz="4" w:space="0" w:color="auto"/>
+      </w:tblBorders>
+    </w:tblPr>
+  </w:style>
+  <w:style w:type="paragraph" w:styleId="Title">
+    <w:name w:val="Title"/>
+    <w:basedOn w:val="Normal"/>
+    <w:next w:val="Normal"/>
+    <w:link w:val="TitleChar"/>
+    <w:uiPriority w:val="10"/>
+    <w:qFormat/>
+    <w:pPr>
+      <w:spacing w:after="80" w:line="240" w:lineRule="auto"/>
+      <w:contextualSpacing/>
+    </w:pPr>
+    <w:rPr>
+      <w:rFonts w:asciiTheme="majorHAnsi" w:eastAsiaTheme="majorEastAsia" w:hAnsiTheme="majorHAnsi" w:cstheme="majorBidi"/>
+      <w:spacing w:val="-10"/>
+      <w:kern w:val="28"/>
+      <w:sz w:val="56"/>
+      <w:szCs w:val="56"/>
+    </w:rPr>
+  </w:style>
+  <w:style w:type="character" w:customStyle="1" w:styleId="Heading1Char">
+    <w:name w:val="Heading 1 Char"/>
+    <w:basedOn w:val="DefaultParagraphFont"/>
+    <w:link w:val="Heading1"/>
+    <w:uiPriority w:val="9"/>
+    <w:rPr>
+      <w:rFonts w:asciiTheme="majorHAnsi" w:eastAsiaTheme="majorEastAsia" w:hAnsiTheme="majorHAnsi" w:cstheme="majorBidi"/>
+      <w:color w:val="2F5496" w:themeColor="accent1" w:themeShade="BF"/>
+      <w:sz w:val="40"/>
+      <w:szCs w:val="40"/>
+    </w:rPr>
+  </w:style>
+  <w:style w:type="character" w:customStyle="1" w:styleId="Heading2Char">
+    <w:name w:val="Heading 2 Char"/>
+    <w:basedOn w:val="DefaultParagraphFont"/>
+    <w:link w:val="Heading2"/>
+    <w:uiPriority w:val="9"/>
+    <w:semiHidden/>
+    <w:rPr>
+      <w:rFonts w:asciiTheme="majorHAnsi" w:eastAsiaTheme="majorEastAsia" w:hAnsiTheme="majorHAnsi" w:cstheme="majorBidi"/>
+      <w:color w:val="2F5496" w:themeColor="accent1" w:themeShade="BF"/>
+      <w:sz w:val="32"/>
+      <w:szCs w:val="32"/>
+    </w:rPr>
+  </w:style>
+  <w:style w:type="character" w:customStyle="1" w:styleId="Heading3Char">
+    <w:name w:val="Heading 3 Char"/>
+    <w:basedOn w:val="DefaultParagraphFont"/>
+    <w:link w:val="Heading3"/>
+    <w:uiPriority w:val="9"/>
+    <w:semiHidden/>
+    <w:rPr>
+      <w:rFonts w:eastAsiaTheme="majorEastAsia" w:cstheme="majorBidi"/>
+      <w:color w:val="2F5496" w:themeColor="accent1" w:themeShade="BF"/>
+      <w:sz w:val="28"/>
+      <w:szCs w:val="28"/>
+    </w:rPr>
+  </w:style>
+  <w:style w:type="character" w:customStyle="1" w:styleId="Heading4Char">
+    <w:name w:val="Heading 4 Char"/>
+    <w:basedOn w:val="DefaultParagraphFont"/>
+    <w:link w:val="Heading4"/>
+    <w:uiPriority w:val="9"/>
+    <w:semiHidden/>
+    <w:rPr>
+      <w:rFonts w:eastAsiaTheme="majorEastAsia" w:cstheme="majorBidi"/>
+      <w:i/>
+      <w:iCs/>
+      <w:color w:val="2F5496" w:themeColor="accent1" w:themeShade="BF"/>
+    </w:rPr>
+  </w:style>
+  <w:style w:type="character" w:customStyle="1" w:styleId="Heading5Char">
+    <w:name w:val="Heading 5 Char"/>
+    <w:basedOn w:val="DefaultParagraphFont"/>
+    <w:link w:val="Heading5"/>
+    <w:uiPriority w:val="9"/>
+    <w:semiHidden/>
+    <w:rPr>
+      <w:rFonts w:eastAsiaTheme="majorEastAsia" w:cstheme="majorBidi"/>
+      <w:color w:val="2F5496" w:themeColor="accent1" w:themeShade="BF"/>
+    </w:rPr>
+  </w:style>
+  <w:style w:type="character" w:customStyle="1" w:styleId="Heading6Char">
+    <w:name w:val="Heading 6 Char"/>
+    <w:basedOn w:val="DefaultParagraphFont"/>
+    <w:link w:val="Heading6"/>
+    <w:uiPriority w:val="9"/>
+    <w:semiHidden/>
+    <w:rPr>
+      <w:rFonts w:eastAsiaTheme="majorEastAsia" w:cstheme="majorBidi"/>
+      <w:i/>
+      <w:iCs/>
+      <w:color w:val="595959" w:themeColor="text1" w:themeTint="A6"/>
+    </w:rPr>
+  </w:style>
+  <w:style w:type="character" w:customStyle="1" w:styleId="Heading7Char">
+    <w:name w:val="Heading 7 Char"/>
+    <w:basedOn w:val="DefaultParagraphFont"/>
+    <w:link w:val="Heading7"/>
+    <w:uiPriority w:val="9"/>
+    <w:semiHidden/>
+    <w:rPr>
+      <w:rFonts w:eastAsiaTheme="majorEastAsia" w:cstheme="majorBidi"/>
+      <w:color w:val="595959" w:themeColor="text1" w:themeTint="A6"/>
+    </w:rPr>
+  </w:style>
+  <w:style w:type="character" w:customStyle="1" w:styleId="Heading8Char">
+    <w:name w:val="Heading 8 Char"/>
+    <w:basedOn w:val="DefaultParagraphFont"/>
+    <w:link w:val="Heading8"/>
+    <w:uiPriority w:val="9"/>
+    <w:semiHidden/>
+    <w:rPr>
+      <w:rFonts w:eastAsiaTheme="majorEastAsia" w:cstheme="majorBidi"/>
+      <w:i/>
+      <w:iCs/>
+      <w:color w:val="262626" w:themeColor="text1" w:themeTint="D9"/>
+    </w:rPr>
+  </w:style>
+  <w:style w:type="character" w:customStyle="1" w:styleId="Heading9Char">
+    <w:name w:val="Heading 9 Char"/>
+    <w:basedOn w:val="DefaultParagraphFont"/>
+    <w:link w:val="Heading9"/>
+    <w:uiPriority w:val="9"/>
+    <w:semiHidden/>
+    <w:rPr>
+      <w:rFonts w:eastAsiaTheme="majorEastAsia" w:cstheme="majorBidi"/>
+      <w:color w:val="262626" w:themeColor="text1" w:themeTint="D9"/>
+    </w:rPr>
+  </w:style>
+  <w:style w:type="character" w:customStyle="1" w:styleId="TitleChar">
+    <w:name w:val="Title Char"/>
+    <w:basedOn w:val="DefaultParagraphFont"/>
+    <w:link w:val="Title"/>
+    <w:uiPriority w:val="10"/>
+    <w:rPr>
+      <w:rFonts w:asciiTheme="majorHAnsi" w:eastAsiaTheme="majorEastAsia" w:hAnsiTheme="majorHAnsi" w:cstheme="majorBidi"/>
+      <w:spacing w:val="-10"/>
+      <w:kern w:val="28"/>
+      <w:sz w:val="56"/>
+      <w:szCs w:val="56"/>
+    </w:rPr>
+  </w:style>
+  <w:style w:type="character" w:customStyle="1" w:styleId="SubtitleChar">
+    <w:name w:val="Subtitle Char"/>
+    <w:basedOn w:val="DefaultParagraphFont"/>
+    <w:link w:val="Subtitle"/>
     <w:uiPriority w:val="11"/>
     <w:rPr>
       <w:rFonts w:eastAsiaTheme="majorEastAsia" w:cstheme="majorBidi"/>
@@ -3081,236 +3038,15 @@
       <w:spacing w:val="15"/>
       <w:sz w:val="28"/>
       <w:szCs w:val="28"/>
-      <w14:textFill>
-        <w14:solidFill>
-          <w14:schemeClr w14:val="tx1">
-            <w14:lumMod w14:val="65000"/>
-            <w14:lumOff w14:val="35000"/>
-          </w14:schemeClr>
-        </w14:solidFill>
-      </w14:textFill>
     </w:rPr>
   </w:style>
-  <w:style w:type="table" w:styleId="17">
-    <w:name w:val="Table Grid"/>
-    <w:basedOn w:val="12"/>
-    <w:uiPriority w:val="39"/>
-    <w:pPr>
-      <w:spacing w:after="0" w:line="240" w:lineRule="auto"/>
-    </w:pPr>
-    <w:tblPr>
-      <w:tblBorders>
-        <w:top w:val="single" w:color="auto" w:sz="4" w:space="0"/>
-        <w:left w:val="single" w:color="auto" w:sz="4" w:space="0"/>
-        <w:bottom w:val="single" w:color="auto" w:sz="4" w:space="0"/>
-        <w:right w:val="single" w:color="auto" w:sz="4" w:space="0"/>
-        <w:insideH w:val="single" w:color="auto" w:sz="4" w:space="0"/>
-        <w:insideV w:val="single" w:color="auto" w:sz="4" w:space="0"/>
-      </w:tblBorders>
-    </w:tblPr>
-  </w:style>
-  <w:style w:type="paragraph" w:styleId="18">
-    <w:name w:val="Title"/>
-    <w:basedOn w:val="1"/>
-    <w:next w:val="1"/>
-    <w:link w:val="28"/>
+  <w:style w:type="paragraph" w:styleId="Quote">
+    <w:name w:val="Quote"/>
+    <w:basedOn w:val="Normal"/>
+    <w:next w:val="Normal"/>
+    <w:link w:val="QuoteChar"/>
+    <w:uiPriority w:val="29"/>
     <w:qFormat/>
-    <w:uiPriority w:val="10"/>
-    <w:pPr>
-      <w:spacing w:after="80" w:line="240" w:lineRule="auto"/>
-      <w:contextualSpacing/>
-    </w:pPr>
-    <w:rPr>
-      <w:rFonts w:asciiTheme="majorHAnsi" w:hAnsiTheme="majorHAnsi" w:eastAsiaTheme="majorEastAsia" w:cstheme="majorBidi"/>
-      <w:spacing w:val="-10"/>
-      <w:kern w:val="28"/>
-      <w:sz w:val="56"/>
-      <w:szCs w:val="56"/>
-    </w:rPr>
-  </w:style>
-  <w:style w:type="character" w:customStyle="1" w:styleId="19">
-    <w:name w:val="Heading 1 Char"/>
-    <w:basedOn w:val="11"/>
-    <w:link w:val="2"/>
-    <w:uiPriority w:val="9"/>
-    <w:rPr>
-      <w:rFonts w:asciiTheme="majorHAnsi" w:hAnsiTheme="majorHAnsi" w:eastAsiaTheme="majorEastAsia" w:cstheme="majorBidi"/>
-      <w:color w:val="2F5597" w:themeColor="accent1" w:themeShade="BF"/>
-      <w:sz w:val="40"/>
-      <w:szCs w:val="40"/>
-    </w:rPr>
-  </w:style>
-  <w:style w:type="character" w:customStyle="1" w:styleId="20">
-    <w:name w:val="Heading 2 Char"/>
-    <w:basedOn w:val="11"/>
-    <w:link w:val="3"/>
-    <w:semiHidden/>
-    <w:uiPriority w:val="9"/>
-    <w:rPr>
-      <w:rFonts w:asciiTheme="majorHAnsi" w:hAnsiTheme="majorHAnsi" w:eastAsiaTheme="majorEastAsia" w:cstheme="majorBidi"/>
-      <w:color w:val="2F5597" w:themeColor="accent1" w:themeShade="BF"/>
-      <w:sz w:val="32"/>
-      <w:szCs w:val="32"/>
-    </w:rPr>
-  </w:style>
-  <w:style w:type="character" w:customStyle="1" w:styleId="21">
-    <w:name w:val="Heading 3 Char"/>
-    <w:basedOn w:val="11"/>
-    <w:link w:val="4"/>
-    <w:semiHidden/>
-    <w:uiPriority w:val="9"/>
-    <w:rPr>
-      <w:rFonts w:eastAsiaTheme="majorEastAsia" w:cstheme="majorBidi"/>
-      <w:color w:val="2F5597" w:themeColor="accent1" w:themeShade="BF"/>
-      <w:sz w:val="28"/>
-      <w:szCs w:val="28"/>
-    </w:rPr>
-  </w:style>
-  <w:style w:type="character" w:customStyle="1" w:styleId="22">
-    <w:name w:val="Heading 4 Char"/>
-    <w:basedOn w:val="11"/>
-    <w:link w:val="5"/>
-    <w:semiHidden/>
-    <w:uiPriority w:val="9"/>
-    <w:rPr>
-      <w:rFonts w:eastAsiaTheme="majorEastAsia" w:cstheme="majorBidi"/>
-      <w:i/>
-      <w:iCs/>
-      <w:color w:val="2F5597" w:themeColor="accent1" w:themeShade="BF"/>
-    </w:rPr>
-  </w:style>
-  <w:style w:type="character" w:customStyle="1" w:styleId="23">
-    <w:name w:val="Heading 5 Char"/>
-    <w:basedOn w:val="11"/>
-    <w:link w:val="6"/>
-    <w:semiHidden/>
-    <w:uiPriority w:val="9"/>
-    <w:rPr>
-      <w:rFonts w:eastAsiaTheme="majorEastAsia" w:cstheme="majorBidi"/>
-      <w:color w:val="2F5597" w:themeColor="accent1" w:themeShade="BF"/>
-    </w:rPr>
-  </w:style>
-  <w:style w:type="character" w:customStyle="1" w:styleId="24">
-    <w:name w:val="Heading 6 Char"/>
-    <w:basedOn w:val="11"/>
-    <w:link w:val="7"/>
-    <w:semiHidden/>
-    <w:uiPriority w:val="9"/>
-    <w:rPr>
-      <w:rFonts w:eastAsiaTheme="majorEastAsia" w:cstheme="majorBidi"/>
-      <w:i/>
-      <w:iCs/>
-      <w:color w:val="595959" w:themeColor="text1" w:themeTint="A6"/>
-      <w14:textFill>
-        <w14:solidFill>
-          <w14:schemeClr w14:val="tx1">
-            <w14:lumMod w14:val="65000"/>
-            <w14:lumOff w14:val="35000"/>
-          </w14:schemeClr>
-        </w14:solidFill>
-      </w14:textFill>
-    </w:rPr>
-  </w:style>
-  <w:style w:type="character" w:customStyle="1" w:styleId="25">
-    <w:name w:val="Heading 7 Char"/>
-    <w:basedOn w:val="11"/>
-    <w:link w:val="8"/>
-    <w:semiHidden/>
-    <w:uiPriority w:val="9"/>
-    <w:rPr>
-      <w:rFonts w:eastAsiaTheme="majorEastAsia" w:cstheme="majorBidi"/>
-      <w:color w:val="595959" w:themeColor="text1" w:themeTint="A6"/>
-      <w14:textFill>
-        <w14:solidFill>
-          <w14:schemeClr w14:val="tx1">
-            <w14:lumMod w14:val="65000"/>
-            <w14:lumOff w14:val="35000"/>
-          </w14:schemeClr>
-        </w14:solidFill>
-      </w14:textFill>
-    </w:rPr>
-  </w:style>
-  <w:style w:type="character" w:customStyle="1" w:styleId="26">
-    <w:name w:val="Heading 8 Char"/>
-    <w:basedOn w:val="11"/>
-    <w:link w:val="9"/>
-    <w:semiHidden/>
-    <w:uiPriority w:val="9"/>
-    <w:rPr>
-      <w:rFonts w:eastAsiaTheme="majorEastAsia" w:cstheme="majorBidi"/>
-      <w:i/>
-      <w:iCs/>
-      <w:color w:val="262626" w:themeColor="text1" w:themeTint="D9"/>
-      <w14:textFill>
-        <w14:solidFill>
-          <w14:schemeClr w14:val="tx1">
-            <w14:lumMod w14:val="85000"/>
-            <w14:lumOff w14:val="15000"/>
-          </w14:schemeClr>
-        </w14:solidFill>
-      </w14:textFill>
-    </w:rPr>
-  </w:style>
-  <w:style w:type="character" w:customStyle="1" w:styleId="27">
-    <w:name w:val="Heading 9 Char"/>
-    <w:basedOn w:val="11"/>
-    <w:link w:val="10"/>
-    <w:semiHidden/>
-    <w:uiPriority w:val="9"/>
-    <w:rPr>
-      <w:rFonts w:eastAsiaTheme="majorEastAsia" w:cstheme="majorBidi"/>
-      <w:color w:val="262626" w:themeColor="text1" w:themeTint="D9"/>
-      <w14:textFill>
-        <w14:solidFill>
-          <w14:schemeClr w14:val="tx1">
-            <w14:lumMod w14:val="85000"/>
-            <w14:lumOff w14:val="15000"/>
-          </w14:schemeClr>
-        </w14:solidFill>
-      </w14:textFill>
-    </w:rPr>
-  </w:style>
-  <w:style w:type="character" w:customStyle="1" w:styleId="28">
-    <w:name w:val="Title Char"/>
-    <w:basedOn w:val="11"/>
-    <w:link w:val="18"/>
-    <w:uiPriority w:val="10"/>
-    <w:rPr>
-      <w:rFonts w:asciiTheme="majorHAnsi" w:hAnsiTheme="majorHAnsi" w:eastAsiaTheme="majorEastAsia" w:cstheme="majorBidi"/>
-      <w:spacing w:val="-10"/>
-      <w:kern w:val="28"/>
-      <w:sz w:val="56"/>
-      <w:szCs w:val="56"/>
-    </w:rPr>
-  </w:style>
-  <w:style w:type="character" w:customStyle="1" w:styleId="29">
-    <w:name w:val="Subtitle Char"/>
-    <w:basedOn w:val="11"/>
-    <w:link w:val="16"/>
-    <w:uiPriority w:val="11"/>
-    <w:rPr>
-      <w:rFonts w:eastAsiaTheme="majorEastAsia" w:cstheme="majorBidi"/>
-      <w:color w:val="595959" w:themeColor="text1" w:themeTint="A6"/>
-      <w:spacing w:val="15"/>
-      <w:sz w:val="28"/>
-      <w:szCs w:val="28"/>
-      <w14:textFill>
-        <w14:solidFill>
-          <w14:schemeClr w14:val="tx1">
-            <w14:lumMod w14:val="65000"/>
-            <w14:lumOff w14:val="35000"/>
-          </w14:schemeClr>
-        </w14:solidFill>
-      </w14:textFill>
-    </w:rPr>
-  </w:style>
-  <w:style w:type="paragraph" w:styleId="30">
-    <w:name w:val="Quote"/>
-    <w:basedOn w:val="1"/>
-    <w:next w:val="1"/>
-    <w:link w:val="31"/>
-    <w:qFormat/>
-    <w:uiPriority w:val="29"/>
     <w:pPr>
       <w:spacing w:before="160"/>
       <w:jc w:val="center"/>
@@ -3319,67 +3055,51 @@
       <w:i/>
       <w:iCs/>
       <w:color w:val="404040" w:themeColor="text1" w:themeTint="BF"/>
-      <w14:textFill>
-        <w14:solidFill>
-          <w14:schemeClr w14:val="tx1">
-            <w14:lumMod w14:val="75000"/>
-            <w14:lumOff w14:val="25000"/>
-          </w14:schemeClr>
-        </w14:solidFill>
-      </w14:textFill>
     </w:rPr>
   </w:style>
-  <w:style w:type="character" w:customStyle="1" w:styleId="31">
+  <w:style w:type="character" w:customStyle="1" w:styleId="QuoteChar">
     <w:name w:val="Quote Char"/>
-    <w:basedOn w:val="11"/>
-    <w:link w:val="30"/>
+    <w:basedOn w:val="DefaultParagraphFont"/>
+    <w:link w:val="Quote"/>
     <w:uiPriority w:val="29"/>
     <w:rPr>
       <w:i/>
       <w:iCs/>
       <w:color w:val="404040" w:themeColor="text1" w:themeTint="BF"/>
-      <w14:textFill>
-        <w14:solidFill>
-          <w14:schemeClr w14:val="tx1">
-            <w14:lumMod w14:val="75000"/>
-            <w14:lumOff w14:val="25000"/>
-          </w14:schemeClr>
-        </w14:solidFill>
-      </w14:textFill>
     </w:rPr>
   </w:style>
-  <w:style w:type="paragraph" w:styleId="32">
+  <w:style w:type="paragraph" w:styleId="ListParagraph">
     <w:name w:val="List Paragraph"/>
-    <w:basedOn w:val="1"/>
+    <w:basedOn w:val="Normal"/>
+    <w:uiPriority w:val="34"/>
     <w:qFormat/>
-    <w:uiPriority w:val="34"/>
     <w:pPr>
       <w:ind w:left="720"/>
       <w:contextualSpacing/>
     </w:pPr>
   </w:style>
-  <w:style w:type="character" w:customStyle="1" w:styleId="33">
-    <w:name w:val="Intense Emphasis"/>
-    <w:basedOn w:val="11"/>
+  <w:style w:type="character" w:customStyle="1" w:styleId="IntenseEmphasis1">
+    <w:name w:val="Intense Emphasis1"/>
+    <w:basedOn w:val="DefaultParagraphFont"/>
+    <w:uiPriority w:val="21"/>
     <w:qFormat/>
-    <w:uiPriority w:val="21"/>
     <w:rPr>
       <w:i/>
       <w:iCs/>
-      <w:color w:val="2F5597" w:themeColor="accent1" w:themeShade="BF"/>
+      <w:color w:val="2F5496" w:themeColor="accent1" w:themeShade="BF"/>
     </w:rPr>
   </w:style>
-  <w:style w:type="paragraph" w:styleId="34">
+  <w:style w:type="paragraph" w:styleId="IntenseQuote">
     <w:name w:val="Intense Quote"/>
-    <w:basedOn w:val="1"/>
-    <w:next w:val="1"/>
-    <w:link w:val="35"/>
+    <w:basedOn w:val="Normal"/>
+    <w:next w:val="Normal"/>
+    <w:link w:val="IntenseQuoteChar"/>
+    <w:uiPriority w:val="30"/>
     <w:qFormat/>
-    <w:uiPriority w:val="30"/>
     <w:pPr>
       <w:pBdr>
-        <w:top w:val="single" w:color="2F5496" w:themeColor="accent1" w:themeShade="BF" w:sz="4" w:space="10"/>
-        <w:bottom w:val="single" w:color="2F5496" w:themeColor="accent1" w:themeShade="BF" w:sz="4" w:space="10"/>
+        <w:top w:val="single" w:sz="4" w:space="10" w:color="2F5496" w:themeColor="accent1" w:themeShade="BF"/>
+        <w:bottom w:val="single" w:sz="4" w:space="10" w:color="2F5496" w:themeColor="accent1" w:themeShade="BF"/>
       </w:pBdr>
       <w:spacing w:before="360" w:after="360"/>
       <w:ind w:left="864" w:right="864"/>
@@ -3388,43 +3108,43 @@
     <w:rPr>
       <w:i/>
       <w:iCs/>
-      <w:color w:val="2F5597" w:themeColor="accent1" w:themeShade="BF"/>
+      <w:color w:val="2F5496" w:themeColor="accent1" w:themeShade="BF"/>
     </w:rPr>
   </w:style>
-  <w:style w:type="character" w:customStyle="1" w:styleId="35">
+  <w:style w:type="character" w:customStyle="1" w:styleId="IntenseQuoteChar">
     <w:name w:val="Intense Quote Char"/>
-    <w:basedOn w:val="11"/>
-    <w:link w:val="34"/>
+    <w:basedOn w:val="DefaultParagraphFont"/>
+    <w:link w:val="IntenseQuote"/>
     <w:uiPriority w:val="30"/>
     <w:rPr>
       <w:i/>
       <w:iCs/>
-      <w:color w:val="2F5597" w:themeColor="accent1" w:themeShade="BF"/>
+      <w:color w:val="2F5496" w:themeColor="accent1" w:themeShade="BF"/>
     </w:rPr>
   </w:style>
-  <w:style w:type="character" w:customStyle="1" w:styleId="36">
-    <w:name w:val="Intense Reference"/>
-    <w:basedOn w:val="11"/>
+  <w:style w:type="character" w:customStyle="1" w:styleId="IntenseReference1">
+    <w:name w:val="Intense Reference1"/>
+    <w:basedOn w:val="DefaultParagraphFont"/>
+    <w:uiPriority w:val="32"/>
     <w:qFormat/>
-    <w:uiPriority w:val="32"/>
     <w:rPr>
       <w:b/>
       <w:bCs/>
       <w:smallCaps/>
-      <w:color w:val="2F5597" w:themeColor="accent1" w:themeShade="BF"/>
+      <w:color w:val="2F5496" w:themeColor="accent1" w:themeShade="BF"/>
       <w:spacing w:val="5"/>
     </w:rPr>
   </w:style>
-  <w:style w:type="character" w:customStyle="1" w:styleId="37">
+  <w:style w:type="character" w:customStyle="1" w:styleId="HeaderChar">
     <w:name w:val="Header Char"/>
-    <w:basedOn w:val="11"/>
-    <w:link w:val="14"/>
+    <w:basedOn w:val="DefaultParagraphFont"/>
+    <w:link w:val="Header"/>
     <w:uiPriority w:val="99"/>
   </w:style>
-  <w:style w:type="character" w:customStyle="1" w:styleId="38">
+  <w:style w:type="character" w:customStyle="1" w:styleId="FooterChar">
     <w:name w:val="Footer Char"/>
-    <w:basedOn w:val="11"/>
-    <w:link w:val="13"/>
+    <w:basedOn w:val="DefaultParagraphFont"/>
+    <w:link w:val="Footer"/>
     <w:uiPriority w:val="99"/>
   </w:style>
 </w:styles>
@@ -3682,5 +3402,6 @@
     </a:fmtScheme>
   </a:themeElements>
   <a:objectDefaults/>
+  <a:extraClrSchemeLst/>
 </a:theme>
 </file>
--- a/Requirements.docx
+++ b/Requirements.docx
@@ -158,10 +158,7 @@
               <w:spacing w:after="0" w:line="240" w:lineRule="auto"/>
             </w:pPr>
             <w:r>
-              <w:t>BS</w:t>
-            </w:r>
-            <w:r>
-              <w:t>2_1</w:t>
+              <w:t>BS2_1</w:t>
             </w:r>
           </w:p>
         </w:tc>
@@ -248,10 +245,7 @@
               <w:spacing w:after="0" w:line="240" w:lineRule="auto"/>
             </w:pPr>
             <w:r>
-              <w:t>BS</w:t>
-            </w:r>
-            <w:r>
-              <w:t>2_</w:t>
+              <w:t>BS2_</w:t>
             </w:r>
             <w:r>
               <w:t>2</w:t>
@@ -345,10 +339,7 @@
               <w:spacing w:after="0" w:line="240" w:lineRule="auto"/>
             </w:pPr>
             <w:r>
-              <w:t>BS</w:t>
-            </w:r>
-            <w:r>
-              <w:t>2_</w:t>
+              <w:t>BS2_</w:t>
             </w:r>
             <w:r>
               <w:t>3</w:t>
@@ -444,10 +435,7 @@
               <w:spacing w:after="0" w:line="240" w:lineRule="auto"/>
             </w:pPr>
             <w:r>
-              <w:t>BS</w:t>
-            </w:r>
-            <w:r>
-              <w:t>2_</w:t>
+              <w:t>BS2_</w:t>
             </w:r>
             <w:r>
               <w:t>4</w:t>
@@ -541,10 +529,7 @@
               <w:spacing w:after="0" w:line="240" w:lineRule="auto"/>
             </w:pPr>
             <w:r>
-              <w:t>BS</w:t>
-            </w:r>
-            <w:r>
-              <w:t>2_</w:t>
+              <w:t>BS2_</w:t>
             </w:r>
             <w:r>
               <w:t>5</w:t>
@@ -648,10 +633,7 @@
               <w:spacing w:after="0" w:line="240" w:lineRule="auto"/>
             </w:pPr>
             <w:r>
-              <w:t>BS</w:t>
-            </w:r>
-            <w:r>
-              <w:t>2_</w:t>
+              <w:t>BS2_</w:t>
             </w:r>
             <w:r>
               <w:t>6</w:t>
@@ -745,10 +727,7 @@
               <w:spacing w:after="0" w:line="240" w:lineRule="auto"/>
             </w:pPr>
             <w:r>
-              <w:t>BS</w:t>
-            </w:r>
-            <w:r>
-              <w:t>2_</w:t>
+              <w:t>BS2_</w:t>
             </w:r>
             <w:r>
               <w:t>7</w:t>
@@ -840,10 +819,7 @@
               <w:spacing w:after="0" w:line="240" w:lineRule="auto"/>
             </w:pPr>
             <w:r>
-              <w:t>BS</w:t>
-            </w:r>
-            <w:r>
-              <w:t>2_</w:t>
+              <w:t>BS2_</w:t>
             </w:r>
             <w:r>
               <w:t>8</w:t>
@@ -962,6 +938,10 @@
     <w:p/>
     <w:p/>
     <w:p/>
+    <w:p/>
+    <w:p/>
+    <w:p/>
+    <w:p/>
     <w:p>
       <w:pPr>
         <w:rPr>
@@ -974,7 +954,6 @@
           <w:b/>
           <w:bCs/>
         </w:rPr>
-        <w:lastRenderedPageBreak/>
         <w:t>Non-Functional Requirements</w:t>
       </w:r>
     </w:p>
@@ -1151,6 +1130,7 @@
         <w:ind w:left="360"/>
       </w:pPr>
       <w:r>
+        <w:lastRenderedPageBreak/>
         <w:t>1. Secure token-based session management shall be implemented to prevent session hijacking.</w:t>
       </w:r>
     </w:p>
@@ -1175,7 +1155,6 @@
         <w:ind w:left="360"/>
       </w:pPr>
       <w:r>
-        <w:lastRenderedPageBreak/>
         <w:t>1. Intrusion detection and fraud detection mechanisms should monitor and alert suspicious activity.</w:t>
       </w:r>
     </w:p>

--- a/Requirements.docx
+++ b/Requirements.docx
@@ -1,6 +1,6 @@
 
 <file path=word/document.xml><?xml version="1.0" encoding="utf-8"?>
-<w:document xmlns:wpc="http://schemas.microsoft.com/office/word/2010/wordprocessingCanvas" xmlns:cx="http://schemas.microsoft.com/office/drawing/2014/chartex" xmlns:cx1="http://schemas.microsoft.com/office/drawing/2015/9/8/chartex" xmlns:cx2="http://schemas.microsoft.com/office/drawing/2015/10/21/chartex" xmlns:cx3="http://schemas.microsoft.com/office/drawing/2016/5/9/chartex" xmlns:cx4="http://schemas.microsoft.com/office/drawing/2016/5/10/chartex" xmlns:cx5="http://schemas.microsoft.com/office/drawing/2016/5/11/chartex" xmlns:cx6="http://schemas.microsoft.com/office/drawing/2016/5/12/chartex" xmlns:cx7="http://schemas.microsoft.com/office/drawing/2016/5/13/chartex" xmlns:cx8="http://schemas.microsoft.com/office/drawing/2016/5/14/chartex" xmlns:mc="http://schemas.openxmlformats.org/markup-compatibility/2006" xmlns:aink="http://schemas.microsoft.com/office/drawing/2016/ink" xmlns:am3d="http://schemas.microsoft.com/office/drawing/2017/model3d" xmlns:o="urn:schemas-microsoft-com:office:office" xmlns:oel="http://schemas.microsoft.com/office/2019/extlst" xmlns:r="http://schemas.openxmlformats.org/officeDocument/2006/relationships" xmlns:m="http://schemas.openxmlformats.org/officeDocument/2006/math" xmlns:v="urn:schemas-microsoft-com:vml" xmlns:wp14="http://schemas.microsoft.com/office/word/2010/wordprocessingDrawing" xmlns:wp="http://schemas.openxmlformats.org/drawingml/2006/wordprocessingDrawing" xmlns:w10="urn:schemas-microsoft-com:office:word" xmlns:w="http://schemas.openxmlformats.org/wordprocessingml/2006/main" xmlns:w14="http://schemas.microsoft.com/office/word/2010/wordml" xmlns:w15="http://schemas.microsoft.com/office/word/2012/wordml" xmlns:w16cex="http://schemas.microsoft.com/office/word/2018/wordml/cex" xmlns:w16cid="http://schemas.microsoft.com/office/word/2016/wordml/cid" xmlns:w16="http://schemas.microsoft.com/office/word/2018/wordml" xmlns:w16du="http://schemas.microsoft.com/office/word/2023/wordml/word16du" xmlns:w16sdtdh="http://schemas.microsoft.com/office/word/2020/wordml/sdtdatahash" xmlns:w16sdtfl="http://schemas.microsoft.com/office/word/2024/wordml/sdtformatlock" xmlns:w16se="http://schemas.microsoft.com/office/word/2015/wordml/symex" xmlns:wpg="http://schemas.microsoft.com/office/word/2010/wordprocessingGroup" xmlns:wpi="http://schemas.microsoft.com/office/word/2010/wordprocessingInk" xmlns:wne="http://schemas.microsoft.com/office/word/2006/wordml" xmlns:wps="http://schemas.microsoft.com/office/word/2010/wordprocessingShape" mc:Ignorable="w14 w15 w16se w16cid w16 w16cex w16sdtdh w16sdtfl w16du wp14">
+<w:document xmlns:wpc="http://schemas.microsoft.com/office/word/2010/wordprocessingCanvas" xmlns:cx="http://schemas.microsoft.com/office/drawing/2014/chartex" xmlns:cx1="http://schemas.microsoft.com/office/drawing/2015/9/8/chartex" xmlns:cx2="http://schemas.microsoft.com/office/drawing/2015/10/21/chartex" xmlns:cx3="http://schemas.microsoft.com/office/drawing/2016/5/9/chartex" xmlns:cx4="http://schemas.microsoft.com/office/drawing/2016/5/10/chartex" xmlns:cx5="http://schemas.microsoft.com/office/drawing/2016/5/11/chartex" xmlns:cx6="http://schemas.microsoft.com/office/drawing/2016/5/12/chartex" xmlns:cx7="http://schemas.microsoft.com/office/drawing/2016/5/13/chartex" xmlns:cx8="http://schemas.microsoft.com/office/drawing/2016/5/14/chartex" xmlns:mc="http://schemas.openxmlformats.org/markup-compatibility/2006" xmlns:aink="http://schemas.microsoft.com/office/drawing/2016/ink" xmlns:am3d="http://schemas.microsoft.com/office/drawing/2017/model3d" xmlns:o="urn:schemas-microsoft-com:office:office" xmlns:r="http://schemas.openxmlformats.org/officeDocument/2006/relationships" xmlns:m="http://schemas.openxmlformats.org/officeDocument/2006/math" xmlns:v="urn:schemas-microsoft-com:vml" xmlns:wp14="http://schemas.microsoft.com/office/word/2010/wordprocessingDrawing" xmlns:wp="http://schemas.openxmlformats.org/drawingml/2006/wordprocessingDrawing" xmlns:w10="urn:schemas-microsoft-com:office:word" xmlns:w="http://schemas.openxmlformats.org/wordprocessingml/2006/main" xmlns:w14="http://schemas.microsoft.com/office/word/2010/wordml" xmlns:w15="http://schemas.microsoft.com/office/word/2012/wordml" xmlns:w16cex="http://schemas.microsoft.com/office/word/2018/wordml/cex" xmlns:w16cid="http://schemas.microsoft.com/office/word/2016/wordml/cid" xmlns:w16="http://schemas.microsoft.com/office/word/2018/wordml" xmlns:w16sdtdh="http://schemas.microsoft.com/office/word/2020/wordml/sdtdatahash" xmlns:w16se="http://schemas.microsoft.com/office/word/2015/wordml/symex" xmlns:wpg="http://schemas.microsoft.com/office/word/2010/wordprocessingGroup" xmlns:wpi="http://schemas.microsoft.com/office/word/2010/wordprocessingInk" xmlns:wne="http://schemas.microsoft.com/office/word/2006/wordml" xmlns:wps="http://schemas.microsoft.com/office/word/2010/wordprocessingShape" mc:Ignorable="w14 w15 w16se w16cid w16 w16cex w16sdtdh wp14">
   <w:body>
     <w:p>
       <w:r>
@@ -14,12 +14,12 @@
         <w:tblLook w:val="04A0" w:firstRow="1" w:lastRow="0" w:firstColumn="1" w:lastColumn="0" w:noHBand="0" w:noVBand="1"/>
       </w:tblPr>
       <w:tblGrid>
-        <w:gridCol w:w="1550"/>
-        <w:gridCol w:w="1819"/>
+        <w:gridCol w:w="1474"/>
+        <w:gridCol w:w="2160"/>
         <w:gridCol w:w="1900"/>
-        <w:gridCol w:w="1574"/>
-        <w:gridCol w:w="1548"/>
-        <w:gridCol w:w="1606"/>
+        <w:gridCol w:w="1484"/>
+        <w:gridCol w:w="1436"/>
+        <w:gridCol w:w="1543"/>
       </w:tblGrid>
       <w:tr>
         <w:trPr>
@@ -104,11 +104,9 @@
               <w:spacing w:after="0" w:line="240" w:lineRule="auto"/>
               <w:jc w:val="center"/>
             </w:pPr>
-            <w:proofErr w:type="spellStart"/>
             <w:r>
               <w:t>Rvwd</w:t>
             </w:r>
-            <w:proofErr w:type="spellEnd"/>
           </w:p>
         </w:tc>
         <w:tc>
@@ -547,36 +545,26 @@
                 <w:kern w:val="0"/>
                 <w:lang w:eastAsia="zh-CN" w:bidi="ar"/>
               </w:rPr>
-              <w:t xml:space="preserve">Bank Director shall evaluate branch </w:t>
-            </w:r>
+              <w:t>Bank Director shall evaluate branch performance metrics across all locations.</w:t>
+            </w:r>
+          </w:p>
+          <w:p>
+            <w:pPr>
+              <w:spacing w:after="0" w:line="240" w:lineRule="auto"/>
+            </w:pPr>
+          </w:p>
+        </w:tc>
+        <w:tc>
+          <w:tcPr>
+            <w:tcW w:w="1651" w:type="dxa"/>
+          </w:tcPr>
+          <w:p>
             <w:r>
               <w:rPr>
                 <w:rFonts w:eastAsia="SimSun" w:cs="SimSun"/>
                 <w:kern w:val="0"/>
                 <w:lang w:eastAsia="zh-CN" w:bidi="ar"/>
               </w:rPr>
-              <w:lastRenderedPageBreak/>
-              <w:t>performance metrics across all locations.</w:t>
-            </w:r>
-          </w:p>
-          <w:p>
-            <w:pPr>
-              <w:spacing w:after="0" w:line="240" w:lineRule="auto"/>
-            </w:pPr>
-          </w:p>
-        </w:tc>
-        <w:tc>
-          <w:tcPr>
-            <w:tcW w:w="1651" w:type="dxa"/>
-          </w:tcPr>
-          <w:p>
-            <w:r>
-              <w:rPr>
-                <w:rFonts w:eastAsia="SimSun" w:cs="SimSun"/>
-                <w:kern w:val="0"/>
-                <w:lang w:eastAsia="zh-CN" w:bidi="ar"/>
-              </w:rPr>
-              <w:lastRenderedPageBreak/>
               <w:t>Comparison of revenue/volume.</w:t>
             </w:r>
           </w:p>
@@ -651,26 +639,36 @@
                 <w:kern w:val="0"/>
                 <w:lang w:eastAsia="zh-CN" w:bidi="ar"/>
               </w:rPr>
-              <w:t>Facilities Manager shall track ATM cash levels via automated alerts.</w:t>
-            </w:r>
-          </w:p>
-          <w:p>
-            <w:pPr>
-              <w:spacing w:after="0" w:line="240" w:lineRule="auto"/>
-            </w:pPr>
-          </w:p>
-        </w:tc>
-        <w:tc>
-          <w:tcPr>
-            <w:tcW w:w="1651" w:type="dxa"/>
-          </w:tcPr>
-          <w:p>
+              <w:t xml:space="preserve">Facilities Manager shall track ATM </w:t>
+            </w:r>
             <w:r>
               <w:rPr>
                 <w:rFonts w:eastAsia="SimSun" w:cs="SimSun"/>
                 <w:kern w:val="0"/>
                 <w:lang w:eastAsia="zh-CN" w:bidi="ar"/>
               </w:rPr>
+              <w:lastRenderedPageBreak/>
+              <w:t>cash levels via automated alerts.</w:t>
+            </w:r>
+          </w:p>
+          <w:p>
+            <w:pPr>
+              <w:spacing w:after="0" w:line="240" w:lineRule="auto"/>
+            </w:pPr>
+          </w:p>
+        </w:tc>
+        <w:tc>
+          <w:tcPr>
+            <w:tcW w:w="1651" w:type="dxa"/>
+          </w:tcPr>
+          <w:p>
+            <w:r>
+              <w:rPr>
+                <w:rFonts w:eastAsia="SimSun" w:cs="SimSun"/>
+                <w:kern w:val="0"/>
+                <w:lang w:eastAsia="zh-CN" w:bidi="ar"/>
+              </w:rPr>
+              <w:lastRenderedPageBreak/>
               <w:t>Triggered at thresholds.</w:t>
             </w:r>
           </w:p>
@@ -689,6 +687,7 @@
               <w:spacing w:after="0" w:line="240" w:lineRule="auto"/>
             </w:pPr>
             <w:r>
+              <w:lastRenderedPageBreak/>
               <w:t>2</w:t>
             </w:r>
           </w:p>
@@ -869,6 +868,948 @@
                 <w:lang w:eastAsia="zh-CN" w:bidi="ar"/>
               </w:rPr>
             </w:pPr>
+          </w:p>
+        </w:tc>
+        <w:tc>
+          <w:tcPr>
+            <w:tcW w:w="1630" w:type="dxa"/>
+          </w:tcPr>
+          <w:p>
+            <w:pPr>
+              <w:spacing w:after="0" w:line="240" w:lineRule="auto"/>
+            </w:pPr>
+            <w:r>
+              <w:t>1</w:t>
+            </w:r>
+          </w:p>
+        </w:tc>
+        <w:tc>
+          <w:tcPr>
+            <w:tcW w:w="1618" w:type="dxa"/>
+          </w:tcPr>
+          <w:p>
+            <w:pPr>
+              <w:spacing w:after="0" w:line="240" w:lineRule="auto"/>
+            </w:pPr>
+          </w:p>
+        </w:tc>
+        <w:tc>
+          <w:tcPr>
+            <w:tcW w:w="1644" w:type="dxa"/>
+          </w:tcPr>
+          <w:p>
+            <w:pPr>
+              <w:spacing w:after="0" w:line="240" w:lineRule="auto"/>
+            </w:pPr>
+          </w:p>
+        </w:tc>
+      </w:tr>
+      <w:tr>
+        <w:trPr>
+          <w:trHeight w:val="453"/>
+        </w:trPr>
+        <w:tc>
+          <w:tcPr>
+            <w:tcW w:w="1614" w:type="dxa"/>
+          </w:tcPr>
+          <w:p>
+            <w:pPr>
+              <w:spacing w:after="0" w:line="240" w:lineRule="auto"/>
+            </w:pPr>
+            <w:r>
+              <w:t>BS6_</w:t>
+            </w:r>
+            <w:r>
+              <w:t>9</w:t>
+            </w:r>
+          </w:p>
+        </w:tc>
+        <w:tc>
+          <w:tcPr>
+            <w:tcW w:w="1840" w:type="dxa"/>
+          </w:tcPr>
+          <w:p>
+            <w:pPr>
+              <w:rPr>
+                <w:rFonts w:eastAsia="SimSun" w:cs="SimSun"/>
+                <w:kern w:val="0"/>
+                <w:lang w:eastAsia="zh-CN" w:bidi="ar"/>
+              </w:rPr>
+            </w:pPr>
+            <w:r>
+              <w:rPr>
+                <w:rStyle w:val="Strong"/>
+              </w:rPr>
+              <w:t>Facilities Manager</w:t>
+            </w:r>
+            <w:r>
+              <w:t xml:space="preserve"> assigns and tracks repair/maintenance requests across branches.</w:t>
+            </w:r>
+          </w:p>
+        </w:tc>
+        <w:tc>
+          <w:tcPr>
+            <w:tcW w:w="1651" w:type="dxa"/>
+          </w:tcPr>
+          <w:p>
+            <w:pPr>
+              <w:rPr>
+                <w:rFonts w:eastAsia="SimSun" w:cs="SimSun"/>
+                <w:kern w:val="0"/>
+                <w:lang w:eastAsia="zh-CN" w:bidi="ar"/>
+              </w:rPr>
+            </w:pPr>
+            <w:r>
+              <w:t xml:space="preserve">Tracks request status; </w:t>
+            </w:r>
+          </w:p>
+        </w:tc>
+        <w:tc>
+          <w:tcPr>
+            <w:tcW w:w="1630" w:type="dxa"/>
+          </w:tcPr>
+          <w:p>
+            <w:pPr>
+              <w:spacing w:after="0" w:line="240" w:lineRule="auto"/>
+            </w:pPr>
+            <w:r>
+              <w:t>1</w:t>
+            </w:r>
+          </w:p>
+        </w:tc>
+        <w:tc>
+          <w:tcPr>
+            <w:tcW w:w="1618" w:type="dxa"/>
+          </w:tcPr>
+          <w:p>
+            <w:pPr>
+              <w:spacing w:after="0" w:line="240" w:lineRule="auto"/>
+            </w:pPr>
+          </w:p>
+        </w:tc>
+        <w:tc>
+          <w:tcPr>
+            <w:tcW w:w="1644" w:type="dxa"/>
+          </w:tcPr>
+          <w:p>
+            <w:pPr>
+              <w:spacing w:after="0" w:line="240" w:lineRule="auto"/>
+            </w:pPr>
+          </w:p>
+        </w:tc>
+      </w:tr>
+      <w:tr>
+        <w:trPr>
+          <w:trHeight w:val="453"/>
+        </w:trPr>
+        <w:tc>
+          <w:tcPr>
+            <w:tcW w:w="1614" w:type="dxa"/>
+          </w:tcPr>
+          <w:p>
+            <w:pPr>
+              <w:spacing w:after="0" w:line="240" w:lineRule="auto"/>
+            </w:pPr>
+            <w:r>
+              <w:t>BS6_10</w:t>
+            </w:r>
+          </w:p>
+        </w:tc>
+        <w:tc>
+          <w:tcPr>
+            <w:tcW w:w="1840" w:type="dxa"/>
+          </w:tcPr>
+          <w:p>
+            <w:pPr>
+              <w:rPr>
+                <w:rStyle w:val="Strong"/>
+              </w:rPr>
+            </w:pPr>
+            <w:r>
+              <w:rPr>
+                <w:rStyle w:val="Strong"/>
+              </w:rPr>
+              <w:t>Facilities Manager</w:t>
+            </w:r>
+            <w:r>
+              <w:t xml:space="preserve"> creates and manages duty </w:t>
+            </w:r>
+            <w:r>
+              <w:t>shifts</w:t>
+            </w:r>
+            <w:r>
+              <w:t xml:space="preserve"> for support staff.</w:t>
+            </w:r>
+          </w:p>
+        </w:tc>
+        <w:tc>
+          <w:tcPr>
+            <w:tcW w:w="1651" w:type="dxa"/>
+          </w:tcPr>
+          <w:p>
+            <w:pPr>
+              <w:rPr>
+                <w:rFonts w:eastAsia="SimSun" w:cs="SimSun"/>
+                <w:kern w:val="0"/>
+                <w:lang w:eastAsia="zh-CN" w:bidi="ar"/>
+              </w:rPr>
+            </w:pPr>
+            <w:r>
+              <w:t>Supports shift swaps and overtime tracking.</w:t>
+            </w:r>
+          </w:p>
+        </w:tc>
+        <w:tc>
+          <w:tcPr>
+            <w:tcW w:w="1630" w:type="dxa"/>
+          </w:tcPr>
+          <w:p>
+            <w:pPr>
+              <w:spacing w:after="0" w:line="240" w:lineRule="auto"/>
+            </w:pPr>
+            <w:r>
+              <w:t>1</w:t>
+            </w:r>
+          </w:p>
+        </w:tc>
+        <w:tc>
+          <w:tcPr>
+            <w:tcW w:w="1618" w:type="dxa"/>
+          </w:tcPr>
+          <w:p>
+            <w:pPr>
+              <w:spacing w:after="0" w:line="240" w:lineRule="auto"/>
+            </w:pPr>
+          </w:p>
+        </w:tc>
+        <w:tc>
+          <w:tcPr>
+            <w:tcW w:w="1644" w:type="dxa"/>
+          </w:tcPr>
+          <w:p>
+            <w:pPr>
+              <w:spacing w:after="0" w:line="240" w:lineRule="auto"/>
+            </w:pPr>
+          </w:p>
+        </w:tc>
+      </w:tr>
+      <w:tr>
+        <w:trPr>
+          <w:trHeight w:val="453"/>
+        </w:trPr>
+        <w:tc>
+          <w:tcPr>
+            <w:tcW w:w="1614" w:type="dxa"/>
+          </w:tcPr>
+          <w:p>
+            <w:pPr>
+              <w:spacing w:after="0" w:line="240" w:lineRule="auto"/>
+            </w:pPr>
+            <w:r>
+              <w:t>BS6_11</w:t>
+            </w:r>
+          </w:p>
+        </w:tc>
+        <w:tc>
+          <w:tcPr>
+            <w:tcW w:w="1840" w:type="dxa"/>
+          </w:tcPr>
+          <w:p>
+            <w:pPr>
+              <w:rPr>
+                <w:rStyle w:val="Strong"/>
+              </w:rPr>
+            </w:pPr>
+            <w:r>
+              <w:rPr>
+                <w:rStyle w:val="Strong"/>
+              </w:rPr>
+              <w:t>Security Guard</w:t>
+            </w:r>
+            <w:r>
+              <w:t xml:space="preserve"> submits incident reports for physical security events.</w:t>
+            </w:r>
+          </w:p>
+        </w:tc>
+        <w:tc>
+          <w:tcPr>
+            <w:tcW w:w="1651" w:type="dxa"/>
+          </w:tcPr>
+          <w:p>
+            <w:pPr>
+              <w:rPr>
+                <w:rFonts w:eastAsia="SimSun" w:cs="SimSun"/>
+                <w:kern w:val="0"/>
+                <w:lang w:eastAsia="zh-CN" w:bidi="ar"/>
+              </w:rPr>
+            </w:pPr>
+            <w:r>
+              <w:rPr>
+                <w:rFonts w:eastAsia="SimSun" w:cs="SimSun"/>
+                <w:kern w:val="0"/>
+                <w:lang w:eastAsia="zh-CN" w:bidi="ar"/>
+              </w:rPr>
+              <w:t>Increased transparency.</w:t>
+            </w:r>
+          </w:p>
+        </w:tc>
+        <w:tc>
+          <w:tcPr>
+            <w:tcW w:w="1630" w:type="dxa"/>
+          </w:tcPr>
+          <w:p>
+            <w:pPr>
+              <w:spacing w:after="0" w:line="240" w:lineRule="auto"/>
+            </w:pPr>
+            <w:r>
+              <w:t>1</w:t>
+            </w:r>
+          </w:p>
+        </w:tc>
+        <w:tc>
+          <w:tcPr>
+            <w:tcW w:w="1618" w:type="dxa"/>
+          </w:tcPr>
+          <w:p>
+            <w:pPr>
+              <w:spacing w:after="0" w:line="240" w:lineRule="auto"/>
+            </w:pPr>
+          </w:p>
+        </w:tc>
+        <w:tc>
+          <w:tcPr>
+            <w:tcW w:w="1644" w:type="dxa"/>
+          </w:tcPr>
+          <w:p>
+            <w:pPr>
+              <w:spacing w:after="0" w:line="240" w:lineRule="auto"/>
+            </w:pPr>
+          </w:p>
+        </w:tc>
+      </w:tr>
+      <w:tr>
+        <w:trPr>
+          <w:trHeight w:val="453"/>
+        </w:trPr>
+        <w:tc>
+          <w:tcPr>
+            <w:tcW w:w="1614" w:type="dxa"/>
+          </w:tcPr>
+          <w:p>
+            <w:pPr>
+              <w:spacing w:after="0" w:line="240" w:lineRule="auto"/>
+            </w:pPr>
+            <w:r>
+              <w:t>BS6_12</w:t>
+            </w:r>
+          </w:p>
+        </w:tc>
+        <w:tc>
+          <w:tcPr>
+            <w:tcW w:w="1840" w:type="dxa"/>
+          </w:tcPr>
+          <w:p>
+            <w:pPr>
+              <w:rPr>
+                <w:rStyle w:val="Strong"/>
+              </w:rPr>
+            </w:pPr>
+            <w:r>
+              <w:rPr>
+                <w:rStyle w:val="Strong"/>
+              </w:rPr>
+              <w:t>Cleaning Staff</w:t>
+            </w:r>
+            <w:r>
+              <w:t xml:space="preserve"> marks cleaning tasks as completed and submits supply requests.</w:t>
+            </w:r>
+          </w:p>
+        </w:tc>
+        <w:tc>
+          <w:tcPr>
+            <w:tcW w:w="1651" w:type="dxa"/>
+          </w:tcPr>
+          <w:p>
+            <w:pPr>
+              <w:rPr>
+                <w:rFonts w:eastAsia="SimSun" w:cs="SimSun"/>
+                <w:kern w:val="0"/>
+                <w:lang w:eastAsia="zh-CN" w:bidi="ar"/>
+              </w:rPr>
+            </w:pPr>
+            <w:r>
+              <w:t>Includes timestamp</w:t>
+            </w:r>
+            <w:r>
+              <w:t>.</w:t>
+            </w:r>
+          </w:p>
+        </w:tc>
+        <w:tc>
+          <w:tcPr>
+            <w:tcW w:w="1630" w:type="dxa"/>
+          </w:tcPr>
+          <w:p>
+            <w:pPr>
+              <w:spacing w:after="0" w:line="240" w:lineRule="auto"/>
+            </w:pPr>
+            <w:r>
+              <w:t>2</w:t>
+            </w:r>
+          </w:p>
+        </w:tc>
+        <w:tc>
+          <w:tcPr>
+            <w:tcW w:w="1618" w:type="dxa"/>
+          </w:tcPr>
+          <w:p>
+            <w:pPr>
+              <w:spacing w:after="0" w:line="240" w:lineRule="auto"/>
+            </w:pPr>
+          </w:p>
+        </w:tc>
+        <w:tc>
+          <w:tcPr>
+            <w:tcW w:w="1644" w:type="dxa"/>
+          </w:tcPr>
+          <w:p>
+            <w:pPr>
+              <w:spacing w:after="0" w:line="240" w:lineRule="auto"/>
+            </w:pPr>
+          </w:p>
+        </w:tc>
+      </w:tr>
+      <w:tr>
+        <w:trPr>
+          <w:trHeight w:val="453"/>
+        </w:trPr>
+        <w:tc>
+          <w:tcPr>
+            <w:tcW w:w="1614" w:type="dxa"/>
+          </w:tcPr>
+          <w:p>
+            <w:pPr>
+              <w:spacing w:after="0" w:line="240" w:lineRule="auto"/>
+            </w:pPr>
+            <w:r>
+              <w:lastRenderedPageBreak/>
+              <w:t>BS6_13</w:t>
+            </w:r>
+          </w:p>
+        </w:tc>
+        <w:tc>
+          <w:tcPr>
+            <w:tcW w:w="1840" w:type="dxa"/>
+          </w:tcPr>
+          <w:p>
+            <w:pPr>
+              <w:rPr>
+                <w:rStyle w:val="Strong"/>
+              </w:rPr>
+            </w:pPr>
+            <w:r>
+              <w:rPr>
+                <w:rStyle w:val="Strong"/>
+              </w:rPr>
+              <w:t>IT Technician</w:t>
+            </w:r>
+            <w:r>
+              <w:t xml:space="preserve"> views, updates, and closes IT support tickets.</w:t>
+            </w:r>
+          </w:p>
+        </w:tc>
+        <w:tc>
+          <w:tcPr>
+            <w:tcW w:w="1651" w:type="dxa"/>
+          </w:tcPr>
+          <w:p>
+            <w:pPr>
+              <w:rPr>
+                <w:rFonts w:eastAsia="SimSun" w:cs="SimSun"/>
+                <w:kern w:val="0"/>
+                <w:lang w:eastAsia="zh-CN" w:bidi="ar"/>
+              </w:rPr>
+            </w:pPr>
+            <w:r>
+              <w:rPr>
+                <w:rFonts w:eastAsia="SimSun" w:cs="SimSun"/>
+                <w:kern w:val="0"/>
+                <w:lang w:eastAsia="zh-CN" w:bidi="ar"/>
+              </w:rPr>
+              <w:t>Preventing system malfunctions.</w:t>
+            </w:r>
+          </w:p>
+        </w:tc>
+        <w:tc>
+          <w:tcPr>
+            <w:tcW w:w="1630" w:type="dxa"/>
+          </w:tcPr>
+          <w:p>
+            <w:pPr>
+              <w:spacing w:after="0" w:line="240" w:lineRule="auto"/>
+            </w:pPr>
+            <w:r>
+              <w:t>1</w:t>
+            </w:r>
+          </w:p>
+        </w:tc>
+        <w:tc>
+          <w:tcPr>
+            <w:tcW w:w="1618" w:type="dxa"/>
+          </w:tcPr>
+          <w:p>
+            <w:pPr>
+              <w:spacing w:after="0" w:line="240" w:lineRule="auto"/>
+            </w:pPr>
+          </w:p>
+        </w:tc>
+        <w:tc>
+          <w:tcPr>
+            <w:tcW w:w="1644" w:type="dxa"/>
+          </w:tcPr>
+          <w:p>
+            <w:pPr>
+              <w:spacing w:after="0" w:line="240" w:lineRule="auto"/>
+            </w:pPr>
+          </w:p>
+        </w:tc>
+      </w:tr>
+      <w:tr>
+        <w:trPr>
+          <w:trHeight w:val="453"/>
+        </w:trPr>
+        <w:tc>
+          <w:tcPr>
+            <w:tcW w:w="1614" w:type="dxa"/>
+          </w:tcPr>
+          <w:p>
+            <w:pPr>
+              <w:spacing w:after="0" w:line="240" w:lineRule="auto"/>
+            </w:pPr>
+            <w:r>
+              <w:t>BS6_14</w:t>
+            </w:r>
+          </w:p>
+        </w:tc>
+        <w:tc>
+          <w:tcPr>
+            <w:tcW w:w="1840" w:type="dxa"/>
+          </w:tcPr>
+          <w:p>
+            <w:pPr>
+              <w:rPr>
+                <w:rStyle w:val="Strong"/>
+              </w:rPr>
+            </w:pPr>
+            <w:r>
+              <w:rPr>
+                <w:rStyle w:val="Strong"/>
+              </w:rPr>
+              <w:t>Facilities Manager</w:t>
+            </w:r>
+            <w:r>
+              <w:t xml:space="preserve"> registers and monitors hardware assets throughout their lifecycle.</w:t>
+            </w:r>
+          </w:p>
+        </w:tc>
+        <w:tc>
+          <w:tcPr>
+            <w:tcW w:w="1651" w:type="dxa"/>
+          </w:tcPr>
+          <w:p>
+            <w:pPr>
+              <w:rPr>
+                <w:rFonts w:eastAsia="SimSun" w:cs="SimSun"/>
+                <w:kern w:val="0"/>
+                <w:lang w:eastAsia="zh-CN" w:bidi="ar"/>
+              </w:rPr>
+            </w:pPr>
+            <w:r>
+              <w:rPr>
+                <w:rFonts w:eastAsia="SimSun" w:cs="SimSun"/>
+                <w:kern w:val="0"/>
+                <w:lang w:eastAsia="zh-CN" w:bidi="ar"/>
+              </w:rPr>
+              <w:t>Keeping inventory.</w:t>
+            </w:r>
+          </w:p>
+        </w:tc>
+        <w:tc>
+          <w:tcPr>
+            <w:tcW w:w="1630" w:type="dxa"/>
+          </w:tcPr>
+          <w:p>
+            <w:pPr>
+              <w:spacing w:after="0" w:line="240" w:lineRule="auto"/>
+            </w:pPr>
+            <w:r>
+              <w:t>2</w:t>
+            </w:r>
+          </w:p>
+        </w:tc>
+        <w:tc>
+          <w:tcPr>
+            <w:tcW w:w="1618" w:type="dxa"/>
+          </w:tcPr>
+          <w:p>
+            <w:pPr>
+              <w:spacing w:after="0" w:line="240" w:lineRule="auto"/>
+            </w:pPr>
+          </w:p>
+        </w:tc>
+        <w:tc>
+          <w:tcPr>
+            <w:tcW w:w="1644" w:type="dxa"/>
+          </w:tcPr>
+          <w:p>
+            <w:pPr>
+              <w:spacing w:after="0" w:line="240" w:lineRule="auto"/>
+            </w:pPr>
+          </w:p>
+        </w:tc>
+      </w:tr>
+      <w:tr>
+        <w:trPr>
+          <w:trHeight w:val="453"/>
+        </w:trPr>
+        <w:tc>
+          <w:tcPr>
+            <w:tcW w:w="1614" w:type="dxa"/>
+          </w:tcPr>
+          <w:p>
+            <w:pPr>
+              <w:spacing w:after="0" w:line="240" w:lineRule="auto"/>
+            </w:pPr>
+            <w:r>
+              <w:t>BS6_15</w:t>
+            </w:r>
+          </w:p>
+        </w:tc>
+        <w:tc>
+          <w:tcPr>
+            <w:tcW w:w="1840" w:type="dxa"/>
+          </w:tcPr>
+          <w:p>
+            <w:pPr>
+              <w:rPr>
+                <w:rStyle w:val="Strong"/>
+              </w:rPr>
+            </w:pPr>
+            <w:r>
+              <w:rPr>
+                <w:rStyle w:val="Strong"/>
+              </w:rPr>
+              <w:t>Driver</w:t>
+            </w:r>
+            <w:r>
+              <w:t xml:space="preserve"> logs trip details, mileage, and fuel usage per journey.</w:t>
+            </w:r>
+          </w:p>
+        </w:tc>
+        <w:tc>
+          <w:tcPr>
+            <w:tcW w:w="1651" w:type="dxa"/>
+          </w:tcPr>
+          <w:p>
+            <w:pPr>
+              <w:rPr>
+                <w:rFonts w:eastAsia="SimSun" w:cs="SimSun"/>
+                <w:kern w:val="0"/>
+                <w:lang w:eastAsia="zh-CN" w:bidi="ar"/>
+              </w:rPr>
+            </w:pPr>
+            <w:r>
+              <w:t>GPS-enabled logging</w:t>
+            </w:r>
+            <w:r>
+              <w:t>.</w:t>
+            </w:r>
+          </w:p>
+        </w:tc>
+        <w:tc>
+          <w:tcPr>
+            <w:tcW w:w="1630" w:type="dxa"/>
+          </w:tcPr>
+          <w:p>
+            <w:pPr>
+              <w:spacing w:after="0" w:line="240" w:lineRule="auto"/>
+            </w:pPr>
+            <w:r>
+              <w:t>2</w:t>
+            </w:r>
+          </w:p>
+        </w:tc>
+        <w:tc>
+          <w:tcPr>
+            <w:tcW w:w="1618" w:type="dxa"/>
+          </w:tcPr>
+          <w:p>
+            <w:pPr>
+              <w:spacing w:after="0" w:line="240" w:lineRule="auto"/>
+            </w:pPr>
+          </w:p>
+        </w:tc>
+        <w:tc>
+          <w:tcPr>
+            <w:tcW w:w="1644" w:type="dxa"/>
+          </w:tcPr>
+          <w:p>
+            <w:pPr>
+              <w:spacing w:after="0" w:line="240" w:lineRule="auto"/>
+            </w:pPr>
+          </w:p>
+        </w:tc>
+      </w:tr>
+      <w:tr>
+        <w:trPr>
+          <w:trHeight w:val="453"/>
+        </w:trPr>
+        <w:tc>
+          <w:tcPr>
+            <w:tcW w:w="1614" w:type="dxa"/>
+          </w:tcPr>
+          <w:p>
+            <w:pPr>
+              <w:spacing w:after="0" w:line="240" w:lineRule="auto"/>
+            </w:pPr>
+            <w:r>
+              <w:t>BS6_16</w:t>
+            </w:r>
+          </w:p>
+        </w:tc>
+        <w:tc>
+          <w:tcPr>
+            <w:tcW w:w="1840" w:type="dxa"/>
+          </w:tcPr>
+          <w:p>
+            <w:pPr>
+              <w:rPr>
+                <w:rStyle w:val="Strong"/>
+              </w:rPr>
+            </w:pPr>
+            <w:r>
+              <w:rPr>
+                <w:rStyle w:val="Strong"/>
+              </w:rPr>
+              <w:t>Facilities Manager</w:t>
+            </w:r>
+            <w:r>
+              <w:t xml:space="preserve"> schedules and tracks preventive maintenance for</w:t>
+            </w:r>
+            <w:r>
+              <w:t xml:space="preserve"> </w:t>
+            </w:r>
+            <w:r>
+              <w:t>vehicles and equipment.</w:t>
+            </w:r>
+          </w:p>
+        </w:tc>
+        <w:tc>
+          <w:tcPr>
+            <w:tcW w:w="1651" w:type="dxa"/>
+          </w:tcPr>
+          <w:p>
+            <w:pPr>
+              <w:rPr>
+                <w:rFonts w:eastAsia="SimSun" w:cs="SimSun"/>
+                <w:kern w:val="0"/>
+                <w:lang w:eastAsia="zh-CN" w:bidi="ar"/>
+              </w:rPr>
+            </w:pPr>
+            <w:r>
+              <w:rPr>
+                <w:rFonts w:eastAsia="SimSun" w:cs="SimSun"/>
+                <w:kern w:val="0"/>
+                <w:lang w:eastAsia="zh-CN" w:bidi="ar"/>
+              </w:rPr>
+              <w:t>Avoids unexpected failures.</w:t>
+            </w:r>
+          </w:p>
+        </w:tc>
+        <w:tc>
+          <w:tcPr>
+            <w:tcW w:w="1630" w:type="dxa"/>
+          </w:tcPr>
+          <w:p>
+            <w:pPr>
+              <w:spacing w:after="0" w:line="240" w:lineRule="auto"/>
+            </w:pPr>
+            <w:r>
+              <w:t>1</w:t>
+            </w:r>
+          </w:p>
+        </w:tc>
+        <w:tc>
+          <w:tcPr>
+            <w:tcW w:w="1618" w:type="dxa"/>
+          </w:tcPr>
+          <w:p>
+            <w:pPr>
+              <w:spacing w:after="0" w:line="240" w:lineRule="auto"/>
+            </w:pPr>
+          </w:p>
+        </w:tc>
+        <w:tc>
+          <w:tcPr>
+            <w:tcW w:w="1644" w:type="dxa"/>
+          </w:tcPr>
+          <w:p>
+            <w:pPr>
+              <w:spacing w:after="0" w:line="240" w:lineRule="auto"/>
+            </w:pPr>
+          </w:p>
+        </w:tc>
+      </w:tr>
+      <w:tr>
+        <w:trPr>
+          <w:trHeight w:val="453"/>
+        </w:trPr>
+        <w:tc>
+          <w:tcPr>
+            <w:tcW w:w="1614" w:type="dxa"/>
+          </w:tcPr>
+          <w:p>
+            <w:pPr>
+              <w:spacing w:after="0" w:line="240" w:lineRule="auto"/>
+            </w:pPr>
+            <w:r>
+              <w:t>BS6_17</w:t>
+            </w:r>
+          </w:p>
+        </w:tc>
+        <w:tc>
+          <w:tcPr>
+            <w:tcW w:w="1840" w:type="dxa"/>
+          </w:tcPr>
+          <w:p>
+            <w:pPr>
+              <w:rPr>
+                <w:rStyle w:val="Strong"/>
+              </w:rPr>
+            </w:pPr>
+            <w:r>
+              <w:rPr>
+                <w:rStyle w:val="Strong"/>
+              </w:rPr>
+              <w:t>Facilities Manager</w:t>
+            </w:r>
+            <w:r>
+              <w:t xml:space="preserve"> monitors utility consumption per branch.</w:t>
+            </w:r>
+          </w:p>
+        </w:tc>
+        <w:tc>
+          <w:tcPr>
+            <w:tcW w:w="1651" w:type="dxa"/>
+          </w:tcPr>
+          <w:p>
+            <w:pPr>
+              <w:rPr>
+                <w:rFonts w:eastAsia="SimSun" w:cs="SimSun"/>
+                <w:kern w:val="0"/>
+                <w:lang w:eastAsia="zh-CN" w:bidi="ar"/>
+              </w:rPr>
+            </w:pPr>
+            <w:r>
+              <w:rPr>
+                <w:rFonts w:eastAsia="SimSun" w:cs="SimSun"/>
+                <w:kern w:val="0"/>
+                <w:lang w:eastAsia="zh-CN" w:bidi="ar"/>
+              </w:rPr>
+              <w:t>Helps inventory tracking.</w:t>
+            </w:r>
+          </w:p>
+        </w:tc>
+        <w:tc>
+          <w:tcPr>
+            <w:tcW w:w="1630" w:type="dxa"/>
+          </w:tcPr>
+          <w:p>
+            <w:pPr>
+              <w:spacing w:after="0" w:line="240" w:lineRule="auto"/>
+            </w:pPr>
+            <w:r>
+              <w:t>2</w:t>
+            </w:r>
+          </w:p>
+        </w:tc>
+        <w:tc>
+          <w:tcPr>
+            <w:tcW w:w="1618" w:type="dxa"/>
+          </w:tcPr>
+          <w:p>
+            <w:pPr>
+              <w:spacing w:after="0" w:line="240" w:lineRule="auto"/>
+            </w:pPr>
+          </w:p>
+        </w:tc>
+        <w:tc>
+          <w:tcPr>
+            <w:tcW w:w="1644" w:type="dxa"/>
+          </w:tcPr>
+          <w:p>
+            <w:pPr>
+              <w:spacing w:after="0" w:line="240" w:lineRule="auto"/>
+            </w:pPr>
+          </w:p>
+        </w:tc>
+      </w:tr>
+      <w:tr>
+        <w:trPr>
+          <w:trHeight w:val="453"/>
+        </w:trPr>
+        <w:tc>
+          <w:tcPr>
+            <w:tcW w:w="1614" w:type="dxa"/>
+          </w:tcPr>
+          <w:p>
+            <w:pPr>
+              <w:spacing w:after="0" w:line="240" w:lineRule="auto"/>
+            </w:pPr>
+            <w:r>
+              <w:t>BS6_18</w:t>
+            </w:r>
+          </w:p>
+        </w:tc>
+        <w:tc>
+          <w:tcPr>
+            <w:tcW w:w="1840" w:type="dxa"/>
+          </w:tcPr>
+          <w:p>
+            <w:pPr>
+              <w:rPr>
+                <w:rStyle w:val="Strong"/>
+              </w:rPr>
+            </w:pPr>
+            <w:r>
+              <w:rPr>
+                <w:rStyle w:val="Strong"/>
+              </w:rPr>
+              <w:t>Facilities Manager</w:t>
+            </w:r>
+            <w:r>
+              <w:t xml:space="preserve"> generates facilities reports for branch managers and the Bank Director.</w:t>
+            </w:r>
+          </w:p>
+        </w:tc>
+        <w:tc>
+          <w:tcPr>
+            <w:tcW w:w="1651" w:type="dxa"/>
+          </w:tcPr>
+          <w:p>
+            <w:pPr>
+              <w:rPr>
+                <w:rFonts w:eastAsia="SimSun" w:cs="SimSun"/>
+                <w:kern w:val="0"/>
+                <w:lang w:eastAsia="zh-CN" w:bidi="ar"/>
+              </w:rPr>
+            </w:pPr>
+            <w:r>
+              <w:t>Exportable reports</w:t>
+            </w:r>
+            <w:r>
+              <w:t>.</w:t>
+            </w:r>
           </w:p>
         </w:tc>
         <w:tc>
@@ -1238,7 +2179,7 @@
 </file>
 
 <file path=word/endnotes.xml><?xml version="1.0" encoding="utf-8"?>
-<w:endnotes xmlns:wpc="http://schemas.microsoft.com/office/word/2010/wordprocessingCanvas" xmlns:cx="http://schemas.microsoft.com/office/drawing/2014/chartex" xmlns:cx1="http://schemas.microsoft.com/office/drawing/2015/9/8/chartex" xmlns:cx2="http://schemas.microsoft.com/office/drawing/2015/10/21/chartex" xmlns:cx3="http://schemas.microsoft.com/office/drawing/2016/5/9/chartex" xmlns:cx4="http://schemas.microsoft.com/office/drawing/2016/5/10/chartex" xmlns:cx5="http://schemas.microsoft.com/office/drawing/2016/5/11/chartex" xmlns:cx6="http://schemas.microsoft.com/office/drawing/2016/5/12/chartex" xmlns:cx7="http://schemas.microsoft.com/office/drawing/2016/5/13/chartex" xmlns:cx8="http://schemas.microsoft.com/office/drawing/2016/5/14/chartex" xmlns:mc="http://schemas.openxmlformats.org/markup-compatibility/2006" xmlns:aink="http://schemas.microsoft.com/office/drawing/2016/ink" xmlns:am3d="http://schemas.microsoft.com/office/drawing/2017/model3d" xmlns:o="urn:schemas-microsoft-com:office:office" xmlns:oel="http://schemas.microsoft.com/office/2019/extlst" xmlns:r="http://schemas.openxmlformats.org/officeDocument/2006/relationships" xmlns:m="http://schemas.openxmlformats.org/officeDocument/2006/math" xmlns:v="urn:schemas-microsoft-com:vml" xmlns:wp14="http://schemas.microsoft.com/office/word/2010/wordprocessingDrawing" xmlns:wp="http://schemas.openxmlformats.org/drawingml/2006/wordprocessingDrawing" xmlns:w10="urn:schemas-microsoft-com:office:word" xmlns:w="http://schemas.openxmlformats.org/wordprocessingml/2006/main" xmlns:w14="http://schemas.microsoft.com/office/word/2010/wordml" xmlns:w15="http://schemas.microsoft.com/office/word/2012/wordml" xmlns:w16cex="http://schemas.microsoft.com/office/word/2018/wordml/cex" xmlns:w16cid="http://schemas.microsoft.com/office/word/2016/wordml/cid" xmlns:w16="http://schemas.microsoft.com/office/word/2018/wordml" xmlns:w16du="http://schemas.microsoft.com/office/word/2023/wordml/word16du" xmlns:w16sdtdh="http://schemas.microsoft.com/office/word/2020/wordml/sdtdatahash" xmlns:w16sdtfl="http://schemas.microsoft.com/office/word/2024/wordml/sdtformatlock" xmlns:w16se="http://schemas.microsoft.com/office/word/2015/wordml/symex" xmlns:wpg="http://schemas.microsoft.com/office/word/2010/wordprocessingGroup" xmlns:wpi="http://schemas.microsoft.com/office/word/2010/wordprocessingInk" xmlns:wne="http://schemas.microsoft.com/office/word/2006/wordml" xmlns:wps="http://schemas.microsoft.com/office/word/2010/wordprocessingShape" mc:Ignorable="w14 w15 w16se w16cid w16 w16cex w16sdtdh w16sdtfl w16du wp14">
+<w:endnotes xmlns:wpc="http://schemas.microsoft.com/office/word/2010/wordprocessingCanvas" xmlns:cx="http://schemas.microsoft.com/office/drawing/2014/chartex" xmlns:cx1="http://schemas.microsoft.com/office/drawing/2015/9/8/chartex" xmlns:cx2="http://schemas.microsoft.com/office/drawing/2015/10/21/chartex" xmlns:cx3="http://schemas.microsoft.com/office/drawing/2016/5/9/chartex" xmlns:cx4="http://schemas.microsoft.com/office/drawing/2016/5/10/chartex" xmlns:cx5="http://schemas.microsoft.com/office/drawing/2016/5/11/chartex" xmlns:cx6="http://schemas.microsoft.com/office/drawing/2016/5/12/chartex" xmlns:cx7="http://schemas.microsoft.com/office/drawing/2016/5/13/chartex" xmlns:cx8="http://schemas.microsoft.com/office/drawing/2016/5/14/chartex" xmlns:mc="http://schemas.openxmlformats.org/markup-compatibility/2006" xmlns:aink="http://schemas.microsoft.com/office/drawing/2016/ink" xmlns:am3d="http://schemas.microsoft.com/office/drawing/2017/model3d" xmlns:o="urn:schemas-microsoft-com:office:office" xmlns:r="http://schemas.openxmlformats.org/officeDocument/2006/relationships" xmlns:m="http://schemas.openxmlformats.org/officeDocument/2006/math" xmlns:v="urn:schemas-microsoft-com:vml" xmlns:wp14="http://schemas.microsoft.com/office/word/2010/wordprocessingDrawing" xmlns:wp="http://schemas.openxmlformats.org/drawingml/2006/wordprocessingDrawing" xmlns:w10="urn:schemas-microsoft-com:office:word" xmlns:w="http://schemas.openxmlformats.org/wordprocessingml/2006/main" xmlns:w14="http://schemas.microsoft.com/office/word/2010/wordml" xmlns:w15="http://schemas.microsoft.com/office/word/2012/wordml" xmlns:w16cex="http://schemas.microsoft.com/office/word/2018/wordml/cex" xmlns:w16cid="http://schemas.microsoft.com/office/word/2016/wordml/cid" xmlns:w16="http://schemas.microsoft.com/office/word/2018/wordml" xmlns:w16sdtdh="http://schemas.microsoft.com/office/word/2020/wordml/sdtdatahash" xmlns:w16se="http://schemas.microsoft.com/office/word/2015/wordml/symex" xmlns:wpg="http://schemas.microsoft.com/office/word/2010/wordprocessingGroup" xmlns:wpi="http://schemas.microsoft.com/office/word/2010/wordprocessingInk" xmlns:wne="http://schemas.microsoft.com/office/word/2006/wordml" xmlns:wps="http://schemas.microsoft.com/office/word/2010/wordprocessingShape" mc:Ignorable="w14 w15 w16se w16cid w16 w16cex w16sdtdh wp14">
   <w:endnote w:type="separator" w:id="-1">
     <w:p>
       <w:pPr>
@@ -1263,7 +2204,7 @@
 </file>
 
 <file path=word/footnotes.xml><?xml version="1.0" encoding="utf-8"?>
-<w:footnotes xmlns:wpc="http://schemas.microsoft.com/office/word/2010/wordprocessingCanvas" xmlns:cx="http://schemas.microsoft.com/office/drawing/2014/chartex" xmlns:cx1="http://schemas.microsoft.com/office/drawing/2015/9/8/chartex" xmlns:cx2="http://schemas.microsoft.com/office/drawing/2015/10/21/chartex" xmlns:cx3="http://schemas.microsoft.com/office/drawing/2016/5/9/chartex" xmlns:cx4="http://schemas.microsoft.com/office/drawing/2016/5/10/chartex" xmlns:cx5="http://schemas.microsoft.com/office/drawing/2016/5/11/chartex" xmlns:cx6="http://schemas.microsoft.com/office/drawing/2016/5/12/chartex" xmlns:cx7="http://schemas.microsoft.com/office/drawing/2016/5/13/chartex" xmlns:cx8="http://schemas.microsoft.com/office/drawing/2016/5/14/chartex" xmlns:mc="http://schemas.openxmlformats.org/markup-compatibility/2006" xmlns:aink="http://schemas.microsoft.com/office/drawing/2016/ink" xmlns:am3d="http://schemas.microsoft.com/office/drawing/2017/model3d" xmlns:o="urn:schemas-microsoft-com:office:office" xmlns:oel="http://schemas.microsoft.com/office/2019/extlst" xmlns:r="http://schemas.openxmlformats.org/officeDocument/2006/relationships" xmlns:m="http://schemas.openxmlformats.org/officeDocument/2006/math" xmlns:v="urn:schemas-microsoft-com:vml" xmlns:wp14="http://schemas.microsoft.com/office/word/2010/wordprocessingDrawing" xmlns:wp="http://schemas.openxmlformats.org/drawingml/2006/wordprocessingDrawing" xmlns:w10="urn:schemas-microsoft-com:office:word" xmlns:w="http://schemas.openxmlformats.org/wordprocessingml/2006/main" xmlns:w14="http://schemas.microsoft.com/office/word/2010/wordml" xmlns:w15="http://schemas.microsoft.com/office/word/2012/wordml" xmlns:w16cex="http://schemas.microsoft.com/office/word/2018/wordml/cex" xmlns:w16cid="http://schemas.microsoft.com/office/word/2016/wordml/cid" xmlns:w16="http://schemas.microsoft.com/office/word/2018/wordml" xmlns:w16du="http://schemas.microsoft.com/office/word/2023/wordml/word16du" xmlns:w16sdtdh="http://schemas.microsoft.com/office/word/2020/wordml/sdtdatahash" xmlns:w16sdtfl="http://schemas.microsoft.com/office/word/2024/wordml/sdtformatlock" xmlns:w16se="http://schemas.microsoft.com/office/word/2015/wordml/symex" xmlns:wpg="http://schemas.microsoft.com/office/word/2010/wordprocessingGroup" xmlns:wpi="http://schemas.microsoft.com/office/word/2010/wordprocessingInk" xmlns:wne="http://schemas.microsoft.com/office/word/2006/wordml" xmlns:wps="http://schemas.microsoft.com/office/word/2010/wordprocessingShape" mc:Ignorable="w14 w15 w16se w16cid w16 w16cex w16sdtdh w16sdtfl w16du wp14">
+<w:footnotes xmlns:wpc="http://schemas.microsoft.com/office/word/2010/wordprocessingCanvas" xmlns:cx="http://schemas.microsoft.com/office/drawing/2014/chartex" xmlns:cx1="http://schemas.microsoft.com/office/drawing/2015/9/8/chartex" xmlns:cx2="http://schemas.microsoft.com/office/drawing/2015/10/21/chartex" xmlns:cx3="http://schemas.microsoft.com/office/drawing/2016/5/9/chartex" xmlns:cx4="http://schemas.microsoft.com/office/drawing/2016/5/10/chartex" xmlns:cx5="http://schemas.microsoft.com/office/drawing/2016/5/11/chartex" xmlns:cx6="http://schemas.microsoft.com/office/drawing/2016/5/12/chartex" xmlns:cx7="http://schemas.microsoft.com/office/drawing/2016/5/13/chartex" xmlns:cx8="http://schemas.microsoft.com/office/drawing/2016/5/14/chartex" xmlns:mc="http://schemas.openxmlformats.org/markup-compatibility/2006" xmlns:aink="http://schemas.microsoft.com/office/drawing/2016/ink" xmlns:am3d="http://schemas.microsoft.com/office/drawing/2017/model3d" xmlns:o="urn:schemas-microsoft-com:office:office" xmlns:r="http://schemas.openxmlformats.org/officeDocument/2006/relationships" xmlns:m="http://schemas.openxmlformats.org/officeDocument/2006/math" xmlns:v="urn:schemas-microsoft-com:vml" xmlns:wp14="http://schemas.microsoft.com/office/word/2010/wordprocessingDrawing" xmlns:wp="http://schemas.openxmlformats.org/drawingml/2006/wordprocessingDrawing" xmlns:w10="urn:schemas-microsoft-com:office:word" xmlns:w="http://schemas.openxmlformats.org/wordprocessingml/2006/main" xmlns:w14="http://schemas.microsoft.com/office/word/2010/wordml" xmlns:w15="http://schemas.microsoft.com/office/word/2012/wordml" xmlns:w16cex="http://schemas.microsoft.com/office/word/2018/wordml/cex" xmlns:w16cid="http://schemas.microsoft.com/office/word/2016/wordml/cid" xmlns:w16="http://schemas.microsoft.com/office/word/2018/wordml" xmlns:w16sdtdh="http://schemas.microsoft.com/office/word/2020/wordml/sdtdatahash" xmlns:w16se="http://schemas.microsoft.com/office/word/2015/wordml/symex" xmlns:wpg="http://schemas.microsoft.com/office/word/2010/wordprocessingGroup" xmlns:wpi="http://schemas.microsoft.com/office/word/2010/wordprocessingInk" xmlns:wne="http://schemas.microsoft.com/office/word/2006/wordml" xmlns:wps="http://schemas.microsoft.com/office/word/2010/wordprocessingShape" mc:Ignorable="w14 w15 w16se w16cid w16 w16cex w16sdtdh wp14">
   <w:footnote w:type="separator" w:id="-1">
     <w:p>
       <w:pPr>
@@ -1288,7 +2229,7 @@
 </file>
 
 <file path=word/numbering.xml><?xml version="1.0" encoding="utf-8"?>
-<w:numbering xmlns:wpc="http://schemas.microsoft.com/office/word/2010/wordprocessingCanvas" xmlns:cx="http://schemas.microsoft.com/office/drawing/2014/chartex" xmlns:cx1="http://schemas.microsoft.com/office/drawing/2015/9/8/chartex" xmlns:cx2="http://schemas.microsoft.com/office/drawing/2015/10/21/chartex" xmlns:cx3="http://schemas.microsoft.com/office/drawing/2016/5/9/chartex" xmlns:cx4="http://schemas.microsoft.com/office/drawing/2016/5/10/chartex" xmlns:cx5="http://schemas.microsoft.com/office/drawing/2016/5/11/chartex" xmlns:cx6="http://schemas.microsoft.com/office/drawing/2016/5/12/chartex" xmlns:cx7="http://schemas.microsoft.com/office/drawing/2016/5/13/chartex" xmlns:cx8="http://schemas.microsoft.com/office/drawing/2016/5/14/chartex" xmlns:mc="http://schemas.openxmlformats.org/markup-compatibility/2006" xmlns:aink="http://schemas.microsoft.com/office/drawing/2016/ink" xmlns:am3d="http://schemas.microsoft.com/office/drawing/2017/model3d" xmlns:o="urn:schemas-microsoft-com:office:office" xmlns:oel="http://schemas.microsoft.com/office/2019/extlst" xmlns:r="http://schemas.openxmlformats.org/officeDocument/2006/relationships" xmlns:m="http://schemas.openxmlformats.org/officeDocument/2006/math" xmlns:v="urn:schemas-microsoft-com:vml" xmlns:wp14="http://schemas.microsoft.com/office/word/2010/wordprocessingDrawing" xmlns:wp="http://schemas.openxmlformats.org/drawingml/2006/wordprocessingDrawing" xmlns:w10="urn:schemas-microsoft-com:office:word" xmlns:w="http://schemas.openxmlformats.org/wordprocessingml/2006/main" xmlns:w14="http://schemas.microsoft.com/office/word/2010/wordml" xmlns:w15="http://schemas.microsoft.com/office/word/2012/wordml" xmlns:w16cex="http://schemas.microsoft.com/office/word/2018/wordml/cex" xmlns:w16cid="http://schemas.microsoft.com/office/word/2016/wordml/cid" xmlns:w16="http://schemas.microsoft.com/office/word/2018/wordml" xmlns:w16du="http://schemas.microsoft.com/office/word/2023/wordml/word16du" xmlns:w16sdtdh="http://schemas.microsoft.com/office/word/2020/wordml/sdtdatahash" xmlns:w16sdtfl="http://schemas.microsoft.com/office/word/2024/wordml/sdtformatlock" xmlns:w16se="http://schemas.microsoft.com/office/word/2015/wordml/symex" xmlns:wpg="http://schemas.microsoft.com/office/word/2010/wordprocessingGroup" xmlns:wpi="http://schemas.microsoft.com/office/word/2010/wordprocessingInk" xmlns:wne="http://schemas.microsoft.com/office/word/2006/wordml" xmlns:wps="http://schemas.microsoft.com/office/word/2010/wordprocessingShape" mc:Ignorable="w14 w15 w16se w16cid w16 w16cex w16sdtdh w16sdtfl w16du wp14">
+<w:numbering xmlns:wpc="http://schemas.microsoft.com/office/word/2010/wordprocessingCanvas" xmlns:cx="http://schemas.microsoft.com/office/drawing/2014/chartex" xmlns:cx1="http://schemas.microsoft.com/office/drawing/2015/9/8/chartex" xmlns:cx2="http://schemas.microsoft.com/office/drawing/2015/10/21/chartex" xmlns:cx3="http://schemas.microsoft.com/office/drawing/2016/5/9/chartex" xmlns:cx4="http://schemas.microsoft.com/office/drawing/2016/5/10/chartex" xmlns:cx5="http://schemas.microsoft.com/office/drawing/2016/5/11/chartex" xmlns:cx6="http://schemas.microsoft.com/office/drawing/2016/5/12/chartex" xmlns:cx7="http://schemas.microsoft.com/office/drawing/2016/5/13/chartex" xmlns:cx8="http://schemas.microsoft.com/office/drawing/2016/5/14/chartex" xmlns:mc="http://schemas.openxmlformats.org/markup-compatibility/2006" xmlns:aink="http://schemas.microsoft.com/office/drawing/2016/ink" xmlns:am3d="http://schemas.microsoft.com/office/drawing/2017/model3d" xmlns:o="urn:schemas-microsoft-com:office:office" xmlns:r="http://schemas.openxmlformats.org/officeDocument/2006/relationships" xmlns:m="http://schemas.openxmlformats.org/officeDocument/2006/math" xmlns:v="urn:schemas-microsoft-com:vml" xmlns:wp14="http://schemas.microsoft.com/office/word/2010/wordprocessingDrawing" xmlns:wp="http://schemas.openxmlformats.org/drawingml/2006/wordprocessingDrawing" xmlns:w10="urn:schemas-microsoft-com:office:word" xmlns:w="http://schemas.openxmlformats.org/wordprocessingml/2006/main" xmlns:w14="http://schemas.microsoft.com/office/word/2010/wordml" xmlns:w15="http://schemas.microsoft.com/office/word/2012/wordml" xmlns:w16cex="http://schemas.microsoft.com/office/word/2018/wordml/cex" xmlns:w16cid="http://schemas.microsoft.com/office/word/2016/wordml/cid" xmlns:w16="http://schemas.microsoft.com/office/word/2018/wordml" xmlns:w16sdtdh="http://schemas.microsoft.com/office/word/2020/wordml/sdtdatahash" xmlns:w16se="http://schemas.microsoft.com/office/word/2015/wordml/symex" xmlns:wpg="http://schemas.microsoft.com/office/word/2010/wordprocessingGroup" xmlns:wpi="http://schemas.microsoft.com/office/word/2010/wordprocessingInk" xmlns:wne="http://schemas.microsoft.com/office/word/2006/wordml" xmlns:wps="http://schemas.microsoft.com/office/word/2010/wordprocessingShape" mc:Ignorable="w14 w15 w16se w16cid w16 w16cex w16sdtdh wp14">
   <w:abstractNum w:abstractNumId="0" w15:restartNumberingAfterBreak="0">
     <w:nsid w:val="1A7D5229"/>
     <w:multiLevelType w:val="multilevel"/>
@@ -2145,35 +3086,35 @@
       </w:pPr>
     </w:lvl>
   </w:abstractNum>
-  <w:num w:numId="1" w16cid:durableId="1738474130">
+  <w:num w:numId="1">
     <w:abstractNumId w:val="1"/>
   </w:num>
-  <w:num w:numId="2" w16cid:durableId="1104420983">
+  <w:num w:numId="2">
     <w:abstractNumId w:val="7"/>
   </w:num>
-  <w:num w:numId="3" w16cid:durableId="1625228118">
+  <w:num w:numId="3">
     <w:abstractNumId w:val="0"/>
   </w:num>
-  <w:num w:numId="4" w16cid:durableId="1357582117">
+  <w:num w:numId="4">
     <w:abstractNumId w:val="5"/>
   </w:num>
-  <w:num w:numId="5" w16cid:durableId="1999576172">
+  <w:num w:numId="5">
     <w:abstractNumId w:val="6"/>
   </w:num>
-  <w:num w:numId="6" w16cid:durableId="1465464785">
+  <w:num w:numId="6">
     <w:abstractNumId w:val="2"/>
   </w:num>
-  <w:num w:numId="7" w16cid:durableId="736048324">
+  <w:num w:numId="7">
     <w:abstractNumId w:val="4"/>
   </w:num>
-  <w:num w:numId="8" w16cid:durableId="845443215">
+  <w:num w:numId="8">
     <w:abstractNumId w:val="3"/>
   </w:num>
 </w:numbering>
 </file>
 
 <file path=word/styles.xml><?xml version="1.0" encoding="utf-8"?>
-<w:styles xmlns:mc="http://schemas.openxmlformats.org/markup-compatibility/2006" xmlns:r="http://schemas.openxmlformats.org/officeDocument/2006/relationships" xmlns:w="http://schemas.openxmlformats.org/wordprocessingml/2006/main" xmlns:w14="http://schemas.microsoft.com/office/word/2010/wordml" xmlns:w15="http://schemas.microsoft.com/office/word/2012/wordml" xmlns:w16cex="http://schemas.microsoft.com/office/word/2018/wordml/cex" xmlns:w16cid="http://schemas.microsoft.com/office/word/2016/wordml/cid" xmlns:w16="http://schemas.microsoft.com/office/word/2018/wordml" xmlns:w16du="http://schemas.microsoft.com/office/word/2023/wordml/word16du" xmlns:w16sdtdh="http://schemas.microsoft.com/office/word/2020/wordml/sdtdatahash" xmlns:w16sdtfl="http://schemas.microsoft.com/office/word/2024/wordml/sdtformatlock" xmlns:w16se="http://schemas.microsoft.com/office/word/2015/wordml/symex" mc:Ignorable="w14 w15 w16se w16cid w16 w16cex w16sdtdh w16sdtfl w16du">
+<w:styles xmlns:mc="http://schemas.openxmlformats.org/markup-compatibility/2006" xmlns:r="http://schemas.openxmlformats.org/officeDocument/2006/relationships" xmlns:w="http://schemas.openxmlformats.org/wordprocessingml/2006/main" xmlns:w14="http://schemas.microsoft.com/office/word/2010/wordml" xmlns:w15="http://schemas.microsoft.com/office/word/2012/wordml" xmlns:w16cex="http://schemas.microsoft.com/office/word/2018/wordml/cex" xmlns:w16cid="http://schemas.microsoft.com/office/word/2016/wordml/cid" xmlns:w16="http://schemas.microsoft.com/office/word/2018/wordml" xmlns:w16sdtdh="http://schemas.microsoft.com/office/word/2020/wordml/sdtdatahash" xmlns:w16se="http://schemas.microsoft.com/office/word/2015/wordml/symex" mc:Ignorable="w14 w15 w16se w16cid w16 w16cex w16sdtdh">
   <w:docDefaults>
     <w:rPrDefault>
       <w:rPr>
@@ -3126,6 +4067,17 @@
     <w:link w:val="Footer"/>
     <w:uiPriority w:val="99"/>
   </w:style>
+  <w:style w:type="character" w:styleId="Strong">
+    <w:name w:val="Strong"/>
+    <w:basedOn w:val="DefaultParagraphFont"/>
+    <w:uiPriority w:val="22"/>
+    <w:qFormat/>
+    <w:rsid w:val="000C3727"/>
+    <w:rPr>
+      <w:b/>
+      <w:bCs/>
+    </w:rPr>
+  </w:style>
 </w:styles>
 </file>
 
